--- a/editable-files/DiagramStanow.docx
+++ b/editable-files/DiagramStanow.docx
@@ -1,6 +1,6 @@
 
 <file path=word/document.xml><?xml version="1.0" encoding="utf-8"?>
-<w:document xmlns:wpc="http://schemas.microsoft.com/office/word/2010/wordprocessingCanvas" xmlns:cx="http://schemas.microsoft.com/office/drawing/2014/chartex" xmlns:cx1="http://schemas.microsoft.com/office/drawing/2015/9/8/chartex" xmlns:cx2="http://schemas.microsoft.com/office/drawing/2015/10/21/chartex" xmlns:cx3="http://schemas.microsoft.com/office/drawing/2016/5/9/chartex" xmlns:cx4="http://schemas.microsoft.com/office/drawing/2016/5/10/chartex" xmlns:cx5="http://schemas.microsoft.com/office/drawing/2016/5/11/chartex" xmlns:cx6="http://schemas.microsoft.com/office/drawing/2016/5/12/chartex" xmlns:cx7="http://schemas.microsoft.com/office/drawing/2016/5/13/chartex" xmlns:cx8="http://schemas.microsoft.com/office/drawing/2016/5/14/chartex" xmlns:mc="http://schemas.openxmlformats.org/markup-compatibility/2006" xmlns:aink="http://schemas.microsoft.com/office/drawing/2016/ink" xmlns:am3d="http://schemas.microsoft.com/office/drawing/2017/model3d" xmlns:o="urn:schemas-microsoft-com:office:office" xmlns:oel="http://schemas.microsoft.com/office/2019/extlst" xmlns:r="http://schemas.openxmlformats.org/officeDocument/2006/relationships" xmlns:m="http://schemas.openxmlformats.org/officeDocument/2006/math" xmlns:v="urn:schemas-microsoft-com:vml" xmlns:wp14="http://schemas.microsoft.com/office/word/2010/wordprocessingDrawing" xmlns:wp="http://schemas.openxmlformats.org/drawingml/2006/wordprocessingDrawing" xmlns:w10="urn:schemas-microsoft-com:office:word" xmlns:w="http://schemas.openxmlformats.org/wordprocessingml/2006/main" xmlns:w14="http://schemas.microsoft.com/office/word/2010/wordml" xmlns:w15="http://schemas.microsoft.com/office/word/2012/wordml" xmlns:w16cex="http://schemas.microsoft.com/office/word/2018/wordml/cex" xmlns:w16cid="http://schemas.microsoft.com/office/word/2016/wordml/cid" xmlns:w16="http://schemas.microsoft.com/office/word/2018/wordml" xmlns:w16du="http://schemas.microsoft.com/office/word/2023/wordml/word16du" xmlns:w16sdtdh="http://schemas.microsoft.com/office/word/2020/wordml/sdtdatahash" xmlns:w16sdtfl="http://schemas.microsoft.com/office/word/2024/wordml/sdtformatlock" xmlns:w16se="http://schemas.microsoft.com/office/word/2015/wordml/symex" xmlns:wpg="http://schemas.microsoft.com/office/word/2010/wordprocessingGroup" xmlns:wpi="http://schemas.microsoft.com/office/word/2010/wordprocessingInk" xmlns:wne="http://schemas.microsoft.com/office/word/2006/wordml" xmlns:wps="http://schemas.microsoft.com/office/word/2010/wordprocessingShape" mc:Ignorable="w14 w15 w16se w16cid w16 w16cex w16sdtdh w16sdtfl w16du wp14">
+<w:document xmlns:wpc="http://schemas.microsoft.com/office/word/2010/wordprocessingCanvas" xmlns:cx="http://schemas.microsoft.com/office/drawing/2014/chartex" xmlns:cx1="http://schemas.microsoft.com/office/drawing/2015/9/8/chartex" xmlns:cx2="http://schemas.microsoft.com/office/drawing/2015/10/21/chartex" xmlns:cx3="http://schemas.microsoft.com/office/drawing/2016/5/9/chartex" xmlns:cx4="http://schemas.microsoft.com/office/drawing/2016/5/10/chartex" xmlns:cx5="http://schemas.microsoft.com/office/drawing/2016/5/11/chartex" xmlns:cx6="http://schemas.microsoft.com/office/drawing/2016/5/12/chartex" xmlns:cx7="http://schemas.microsoft.com/office/drawing/2016/5/13/chartex" xmlns:cx8="http://schemas.microsoft.com/office/drawing/2016/5/14/chartex" xmlns:mc="http://schemas.openxmlformats.org/markup-compatibility/2006" xmlns:aink="http://schemas.microsoft.com/office/drawing/2016/ink" xmlns:am3d="http://schemas.microsoft.com/office/drawing/2017/model3d" xmlns:o="urn:schemas-microsoft-com:office:office" xmlns:oel="http://schemas.microsoft.com/office/2019/extlst" xmlns:r="http://schemas.openxmlformats.org/officeDocument/2006/relationships" xmlns:m="http://schemas.openxmlformats.org/officeDocument/2006/math" xmlns:v="urn:schemas-microsoft-com:vml" xmlns:wp14="http://schemas.microsoft.com/office/word/2010/wordprocessingDrawing" xmlns:wp="http://schemas.openxmlformats.org/drawingml/2006/wordprocessingDrawing" xmlns:w10="urn:schemas-microsoft-com:office:word" xmlns:w="http://schemas.openxmlformats.org/wordprocessingml/2006/main" xmlns:w14="http://schemas.microsoft.com/office/word/2010/wordml" xmlns:w15="http://schemas.microsoft.com/office/word/2012/wordml" xmlns:w16cex="http://schemas.microsoft.com/office/word/2018/wordml/cex" xmlns:w16cid="http://schemas.microsoft.com/office/word/2016/wordml/cid" xmlns:w16="http://schemas.microsoft.com/office/word/2018/wordml" xmlns:w16du="http://schemas.microsoft.com/office/word/2023/wordml/word16du" xmlns:w16sdtdh="http://schemas.microsoft.com/office/word/2020/wordml/sdtdatahash" xmlns:w16sdtfl="http://schemas.microsoft.com/office/word/2024/wordml/sdtformatlock" xmlns:w16se="http://schemas.microsoft.com/office/word/2015/wordml/symex" xmlns:wpg="http://schemas.microsoft.com/office/word/2010/wordprocessingGroup" xmlns:wpi="http://schemas.microsoft.com/office/word/2010/wordprocessingInk" xmlns:wne="http://schemas.microsoft.com/office/word/2006/wordml" xmlns:wps="http://schemas.microsoft.com/office/word/2010/wordprocessingShape" xmlns:a="http://schemas.openxmlformats.org/drawingml/2006/main" xmlns:pic="http://schemas.openxmlformats.org/drawingml/2006/picture" xmlns:a14="http://schemas.microsoft.com/office/drawing/2010/main" mc:Ignorable="w14 w15 w16se w16cid w16 w16cex w16sdtdh w16sdtfl w16du wp14">
   <w:body>
     <w:p>
       <w:pPr>
@@ -511,7 +511,6 @@
           <w:bCs/>
           <w:lang w:val="pl-PL"/>
         </w:rPr>
-        <w:lastRenderedPageBreak/>
         <w:t>1. Treść zadania projektowego</w:t>
       </w:r>
     </w:p>
@@ -1055,7 +1054,6 @@
           <w:b/>
           <w:bCs/>
         </w:rPr>
-        <w:lastRenderedPageBreak/>
         <w:t xml:space="preserve">3. </w:t>
       </w:r>
       <w:proofErr w:type="spellStart"/>
@@ -1628,7 +1626,6 @@
           <w:szCs w:val="24"/>
           <w:lang w:val="pl-PL"/>
         </w:rPr>
-        <w:lastRenderedPageBreak/>
         <w:t>Rodzaje skoków</w:t>
       </w:r>
     </w:p>
@@ -2321,7 +2318,6 @@
           <w:szCs w:val="24"/>
           <w:lang w:val="pl-PL"/>
         </w:rPr>
-        <w:lastRenderedPageBreak/>
         <w:t>Parametry</w:t>
       </w:r>
     </w:p>
@@ -2576,7 +2572,7 @@
             </w:drawing>
           </mc:Choice>
           <mc:Fallback xmlns:a14="http://schemas.microsoft.com/office/drawing/2010/main" xmlns:pic="http://schemas.openxmlformats.org/drawingml/2006/picture" xmlns:a="http://schemas.openxmlformats.org/drawingml/2006/main">
-            <w:pict>
+            <w:pict w14:anchorId="4900F0E8">
               <v:shapetype id="_x0000_t32" coordsize="21600,21600" o:spt="32" path="m,l21600,21600nfe">
                 <v:stroke joinstyle="miter"/>
                 <v:path textboxrect="0,0,21600,21600" gradientshapeok="t" o:connecttype="rect"/>
@@ -2763,7 +2759,6 @@
           <w:bCs/>
           <w:lang w:val="pl-PL"/>
         </w:rPr>
-        <w:lastRenderedPageBreak/>
         <w:t>4.1.1 Opisy tekstowe wszystkich aktorów</w:t>
       </w:r>
     </w:p>
@@ -3320,7 +3315,7 @@
     <w:p>
       <w:pPr>
         <w:rPr>
-          <w:rFonts w:ascii="Aptos" w:eastAsia="Aptos" w:hAnsi="Aptos"/>
+          <w:rFonts w:ascii="Aptos" w:hAnsi="Aptos" w:eastAsia="Aptos"/>
           <w:b/>
           <w:bCs/>
           <w:lang w:val="pl-PL" w:eastAsia="en-US" w:bidi="ar-SA"/>
@@ -3328,12 +3323,11 @@
       </w:pPr>
       <w:r>
         <w:rPr>
-          <w:rFonts w:ascii="Aptos" w:eastAsia="Aptos" w:hAnsi="Aptos"/>
+          <w:rFonts w:ascii="Aptos" w:hAnsi="Aptos" w:eastAsia="Aptos"/>
           <w:b/>
           <w:bCs/>
           <w:lang w:val="pl-PL" w:eastAsia="en-US" w:bidi="ar-SA"/>
         </w:rPr>
-        <w:lastRenderedPageBreak/>
         <w:t>4.1.2 Opisy przypadków użycia</w:t>
       </w:r>
     </w:p>
@@ -4015,7 +4009,6 @@
           <w:szCs w:val="28"/>
           <w:lang w:val="pl-PL"/>
         </w:rPr>
-        <w:lastRenderedPageBreak/>
         <w:t>PLANOWANIE I TWORZENIE WYLOTÓW.</w:t>
       </w:r>
     </w:p>
@@ -4609,7 +4602,6 @@
           <w:szCs w:val="28"/>
           <w:lang w:val="pl-PL"/>
         </w:rPr>
-        <w:lastRenderedPageBreak/>
         <w:t>GEAR CHECK (KONTROLA SPADOCHRONU)</w:t>
       </w:r>
     </w:p>
@@ -5252,7 +5244,6 @@
           <w:bCs/>
           <w:lang w:val="pl-PL"/>
         </w:rPr>
-        <w:lastRenderedPageBreak/>
         <w:t>Przewidywane spiętrzenia:</w:t>
       </w:r>
       <w:r>
@@ -5650,7 +5641,6 @@
           <w:rFonts w:ascii="Aptos" w:hAnsi="Aptos"/>
           <w:noProof/>
         </w:rPr>
-        <w:lastRenderedPageBreak/>
         <mc:AlternateContent>
           <mc:Choice Requires="wps">
             <w:drawing>
@@ -5694,7 +5684,7 @@
             </w:drawing>
           </mc:Choice>
           <mc:Fallback xmlns:a14="http://schemas.microsoft.com/office/drawing/2010/main" xmlns:pic="http://schemas.openxmlformats.org/drawingml/2006/picture" xmlns:a="http://schemas.openxmlformats.org/drawingml/2006/main">
-            <w:pict>
+            <w:pict w14:anchorId="0697F7E2">
               <v:shape id="shape_0" style="position:absolute;margin-left:-36pt;margin-top:11.9pt;width:626.05pt;height:0pt" o:allowincell="f" stroked="t" type="_x0000_t32" ID="Łącznik prosty 2">
                 <v:stroke weight="19080" color="black" joinstyle="miter" endcap="flat"/>
                 <v:fill on="false" o:detectmouseclick="t"/>
@@ -6118,7 +6108,6 @@
           <w:bCs/>
           <w:lang w:val="pl-PL"/>
         </w:rPr>
-        <w:lastRenderedPageBreak/>
         <w:t xml:space="preserve">Grafik - </w:t>
       </w:r>
       <w:r>
@@ -7467,7 +7456,6 @@
           <w:b/>
           <w:bCs/>
         </w:rPr>
-        <w:lastRenderedPageBreak/>
         <w:t xml:space="preserve">Skoczek - </w:t>
       </w:r>
       <w:proofErr w:type="spellStart"/>
@@ -8773,7 +8761,6 @@
           <w:bCs/>
           <w:lang w:val="pl-PL"/>
         </w:rPr>
-        <w:lastRenderedPageBreak/>
         <w:t xml:space="preserve">Użytkownik - </w:t>
       </w:r>
       <w:r>
@@ -9587,7 +9574,6 @@
           <w:szCs w:val="30"/>
           <w:lang w:val="pl-PL"/>
         </w:rPr>
-        <w:lastRenderedPageBreak/>
         <w:t>DIAGRAMY CZYNNOŚCI</w:t>
       </w:r>
     </w:p>
@@ -9807,7 +9793,6 @@
           <w:bCs/>
           <w:lang w:val="pl-PL"/>
         </w:rPr>
-        <w:lastRenderedPageBreak/>
         <w:t xml:space="preserve">Gear Check – </w:t>
       </w:r>
       <w:r>
@@ -9966,7 +9951,6 @@
           <w:bCs/>
           <w:lang w:val="pl-PL"/>
         </w:rPr>
-        <w:lastRenderedPageBreak/>
         <w:t xml:space="preserve">Planowanie i tworzenie wylotów – </w:t>
       </w:r>
       <w:r>
@@ -10123,7 +10107,6 @@
           <w:szCs w:val="30"/>
           <w:lang w:val="pl-PL"/>
         </w:rPr>
-        <w:lastRenderedPageBreak/>
         <w:t>DIAGRAMY PRZEBIEGU</w:t>
       </w:r>
     </w:p>
@@ -10299,7 +10282,6 @@
           <w:bCs/>
           <w:lang w:val="pl-PL"/>
         </w:rPr>
-        <w:lastRenderedPageBreak/>
         <w:t xml:space="preserve">Gear </w:t>
       </w:r>
       <w:proofErr w:type="spellStart"/>
@@ -10425,7 +10407,6 @@
           <w:bCs/>
           <w:lang w:val="pl-PL"/>
         </w:rPr>
-        <w:lastRenderedPageBreak/>
         <w:t xml:space="preserve">Planowanie i tworzenie wylotów – </w:t>
       </w:r>
       <w:r>
@@ -10580,7 +10561,6 @@
           <w:szCs w:val="32"/>
           <w:lang w:val="pl-PL"/>
         </w:rPr>
-        <w:lastRenderedPageBreak/>
         <w:t>D</w:t>
       </w:r>
       <w:r>
@@ -11685,7 +11665,6 @@
           <w:bCs/>
           <w:lang w:val="pl-PL"/>
         </w:rPr>
-        <w:lastRenderedPageBreak/>
         <w:t xml:space="preserve">Gear </w:t>
       </w:r>
       <w:proofErr w:type="spellStart"/>
@@ -11819,6 +11798,385 @@
     </w:p>
     <w:p>
       <w:pPr>
+        <w:pStyle w:val="Normalny"/>
+        <w:tabs>
+          <w:tab w:val="left" w:leader="none" w:pos="0"/>
+        </w:tabs>
+      </w:pPr>
+      <w:r>
+        <w:rPr>
+          <w:b w:val="1"/>
+          <w:bCs w:val="1"/>
+          <w:lang w:val="pl-PL"/>
+        </w:rPr>
+        <w:t>Stany:</w:t>
+      </w:r>
+    </w:p>
+    <w:p>
+      <w:pPr>
+        <w:pStyle w:val="Akapitzlist"/>
+        <w:numPr>
+          <w:ilvl w:val="0"/>
+          <w:numId w:val="106"/>
+        </w:numPr>
+        <w:tabs>
+          <w:tab w:val="left" w:leader="none" w:pos="0"/>
+        </w:tabs>
+        <w:rPr>
+          <w:b w:val="0"/>
+          <w:bCs w:val="0"/>
+          <w:lang w:val="pl-PL"/>
+        </w:rPr>
+      </w:pPr>
+      <w:r>
+        <w:rPr>
+          <w:b w:val="1"/>
+          <w:bCs w:val="1"/>
+          <w:lang w:val="pl-PL"/>
+        </w:rPr>
+        <w:t xml:space="preserve">Utworzony – </w:t>
+      </w:r>
+      <w:r>
+        <w:rPr>
+          <w:b w:val="0"/>
+          <w:bCs w:val="0"/>
+          <w:lang w:val="pl-PL"/>
+        </w:rPr>
+        <w:t>pierwszy stan po inicjalizacji. Reprezentuje moment zarejestrowania zgłoszenia skoczka w systemie</w:t>
+      </w:r>
+    </w:p>
+    <w:p>
+      <w:pPr>
+        <w:pStyle w:val="Akapitzlist"/>
+        <w:numPr>
+          <w:ilvl w:val="0"/>
+          <w:numId w:val="106"/>
+        </w:numPr>
+        <w:tabs>
+          <w:tab w:val="left" w:leader="none" w:pos="0"/>
+        </w:tabs>
+        <w:rPr>
+          <w:b w:val="1"/>
+          <w:bCs w:val="1"/>
+          <w:lang w:val="pl-PL"/>
+        </w:rPr>
+      </w:pPr>
+      <w:r>
+        <w:rPr>
+          <w:b w:val="1"/>
+          <w:bCs w:val="1"/>
+          <w:lang w:val="pl-PL"/>
+        </w:rPr>
+        <w:t>WeryfikacjaSystemowa</w:t>
+      </w:r>
+    </w:p>
+    <w:p>
+      <w:pPr>
+        <w:pStyle w:val="Akapitzlist"/>
+        <w:numPr>
+          <w:ilvl w:val="1"/>
+          <w:numId w:val="106"/>
+        </w:numPr>
+        <w:tabs>
+          <w:tab w:val="left" w:leader="none" w:pos="0"/>
+        </w:tabs>
+        <w:rPr>
+          <w:b w:val="0"/>
+          <w:bCs w:val="0"/>
+          <w:lang w:val="pl-PL"/>
+        </w:rPr>
+      </w:pPr>
+      <w:r>
+        <w:rPr>
+          <w:b w:val="1"/>
+          <w:bCs w:val="1"/>
+          <w:lang w:val="pl-PL"/>
+        </w:rPr>
+        <w:t>PobieranieDanych</w:t>
+      </w:r>
+      <w:r>
+        <w:rPr>
+          <w:b w:val="0"/>
+          <w:bCs w:val="0"/>
+          <w:lang w:val="pl-PL"/>
+        </w:rPr>
+        <w:t xml:space="preserve"> – trwa pobieranie danych spadochronu z bazy danych</w:t>
+      </w:r>
+    </w:p>
+    <w:p>
+      <w:pPr>
+        <w:pStyle w:val="Akapitzlist"/>
+        <w:numPr>
+          <w:ilvl w:val="1"/>
+          <w:numId w:val="106"/>
+        </w:numPr>
+        <w:tabs>
+          <w:tab w:val="left" w:leader="none" w:pos="0"/>
+        </w:tabs>
+        <w:rPr>
+          <w:b w:val="0"/>
+          <w:bCs w:val="0"/>
+          <w:lang w:val="pl-PL"/>
+        </w:rPr>
+      </w:pPr>
+      <w:r>
+        <w:rPr>
+          <w:b w:val="1"/>
+          <w:bCs w:val="1"/>
+          <w:lang w:val="pl-PL"/>
+        </w:rPr>
+        <w:t>SprawdzenieWażności</w:t>
+      </w:r>
+      <w:r>
+        <w:rPr>
+          <w:b w:val="0"/>
+          <w:bCs w:val="0"/>
+          <w:lang w:val="pl-PL"/>
+        </w:rPr>
+        <w:t xml:space="preserve"> - system weryfikuje daty przeglądów oraz stan techniczny spadochronu</w:t>
+      </w:r>
+    </w:p>
+    <w:p>
+      <w:pPr>
+        <w:pStyle w:val="Akapitzlist"/>
+        <w:numPr>
+          <w:ilvl w:val="0"/>
+          <w:numId w:val="106"/>
+        </w:numPr>
+        <w:tabs>
+          <w:tab w:val="left" w:leader="none" w:pos="0"/>
+        </w:tabs>
+        <w:rPr>
+          <w:b w:val="1"/>
+          <w:bCs w:val="1"/>
+          <w:lang w:val="pl-PL"/>
+        </w:rPr>
+      </w:pPr>
+      <w:r>
+        <w:rPr>
+          <w:b w:val="1"/>
+          <w:bCs w:val="1"/>
+          <w:lang w:val="pl-PL"/>
+        </w:rPr>
+        <w:t>Kontrola Fizyczna</w:t>
+      </w:r>
+    </w:p>
+    <w:p>
+      <w:pPr>
+        <w:pStyle w:val="Akapitzlist"/>
+        <w:numPr>
+          <w:ilvl w:val="1"/>
+          <w:numId w:val="106"/>
+        </w:numPr>
+        <w:tabs>
+          <w:tab w:val="left" w:leader="none" w:pos="0"/>
+        </w:tabs>
+        <w:rPr>
+          <w:b w:val="0"/>
+          <w:bCs w:val="0"/>
+          <w:lang w:val="pl-PL"/>
+        </w:rPr>
+      </w:pPr>
+      <w:r>
+        <w:rPr>
+          <w:b w:val="1"/>
+          <w:bCs w:val="1"/>
+          <w:lang w:val="pl-PL"/>
+        </w:rPr>
+        <w:t>KontrolaWyposazenia</w:t>
+      </w:r>
+      <w:r>
+        <w:rPr>
+          <w:b w:val="0"/>
+          <w:bCs w:val="0"/>
+          <w:lang w:val="pl-PL"/>
+        </w:rPr>
+        <w:t xml:space="preserve"> – sprawdzenie kompletności wyposażenia skoczka</w:t>
+      </w:r>
+    </w:p>
+    <w:p>
+      <w:pPr>
+        <w:pStyle w:val="Akapitzlist"/>
+        <w:numPr>
+          <w:ilvl w:val="1"/>
+          <w:numId w:val="106"/>
+        </w:numPr>
+        <w:tabs>
+          <w:tab w:val="left" w:leader="none" w:pos="0"/>
+        </w:tabs>
+        <w:rPr>
+          <w:b w:val="0"/>
+          <w:bCs w:val="0"/>
+          <w:lang w:val="pl-PL"/>
+        </w:rPr>
+      </w:pPr>
+      <w:r>
+        <w:rPr>
+          <w:b w:val="1"/>
+          <w:bCs w:val="1"/>
+          <w:lang w:val="pl-PL"/>
+        </w:rPr>
+        <w:t>KontrolaAutomatu</w:t>
+      </w:r>
+      <w:r>
+        <w:rPr>
+          <w:b w:val="0"/>
+          <w:bCs w:val="0"/>
+          <w:lang w:val="pl-PL"/>
+        </w:rPr>
+        <w:t xml:space="preserve"> – weryfikacja AAD</w:t>
+      </w:r>
+    </w:p>
+    <w:p>
+      <w:pPr>
+        <w:pStyle w:val="Akapitzlist"/>
+        <w:numPr>
+          <w:ilvl w:val="1"/>
+          <w:numId w:val="106"/>
+        </w:numPr>
+        <w:tabs>
+          <w:tab w:val="left" w:leader="none" w:pos="0"/>
+        </w:tabs>
+        <w:rPr>
+          <w:b w:val="0"/>
+          <w:bCs w:val="0"/>
+          <w:lang w:val="pl-PL"/>
+        </w:rPr>
+      </w:pPr>
+      <w:r>
+        <w:rPr>
+          <w:b w:val="1"/>
+          <w:bCs w:val="1"/>
+          <w:lang w:val="pl-PL"/>
+        </w:rPr>
+        <w:t>KontrolaZapięcia</w:t>
+      </w:r>
+      <w:r>
+        <w:rPr>
+          <w:b w:val="0"/>
+          <w:bCs w:val="0"/>
+          <w:lang w:val="pl-PL"/>
+        </w:rPr>
+        <w:t xml:space="preserve"> - weryfikacja zapięć i regulacji uprzęży</w:t>
+      </w:r>
+    </w:p>
+    <w:p>
+      <w:pPr>
+        <w:pStyle w:val="Akapitzlist"/>
+        <w:numPr>
+          <w:ilvl w:val="0"/>
+          <w:numId w:val="106"/>
+        </w:numPr>
+        <w:tabs>
+          <w:tab w:val="left" w:leader="none" w:pos="0"/>
+        </w:tabs>
+        <w:rPr>
+          <w:b w:val="0"/>
+          <w:bCs w:val="0"/>
+          <w:lang w:val="pl-PL"/>
+        </w:rPr>
+      </w:pPr>
+      <w:r>
+        <w:rPr>
+          <w:b w:val="1"/>
+          <w:bCs w:val="1"/>
+          <w:lang w:val="pl-PL"/>
+        </w:rPr>
+        <w:t>ZakończonySukcesem</w:t>
+      </w:r>
+      <w:r>
+        <w:rPr>
+          <w:b w:val="0"/>
+          <w:bCs w:val="0"/>
+          <w:lang w:val="pl-PL"/>
+        </w:rPr>
+        <w:t xml:space="preserve"> - kontrola zakończona pomyślnie, skoczek otrzymuje dopuszczenie do skoku</w:t>
+      </w:r>
+    </w:p>
+    <w:p>
+      <w:pPr>
+        <w:pStyle w:val="Akapitzlist"/>
+        <w:numPr>
+          <w:ilvl w:val="0"/>
+          <w:numId w:val="106"/>
+        </w:numPr>
+        <w:tabs>
+          <w:tab w:val="left" w:leader="none" w:pos="0"/>
+        </w:tabs>
+        <w:rPr>
+          <w:b w:val="0"/>
+          <w:bCs w:val="0"/>
+          <w:lang w:val="pl-PL"/>
+        </w:rPr>
+      </w:pPr>
+      <w:r>
+        <w:rPr>
+          <w:b w:val="1"/>
+          <w:bCs w:val="1"/>
+          <w:lang w:val="pl-PL"/>
+        </w:rPr>
+        <w:t>Anulowany_Usterka</w:t>
+      </w:r>
+      <w:r>
+        <w:rPr>
+          <w:b w:val="1"/>
+          <w:bCs w:val="1"/>
+          <w:lang w:val="pl-PL"/>
+        </w:rPr>
+        <w:t xml:space="preserve"> – </w:t>
+      </w:r>
+      <w:r>
+        <w:rPr>
+          <w:b w:val="0"/>
+          <w:bCs w:val="0"/>
+          <w:lang w:val="pl-PL"/>
+        </w:rPr>
+        <w:t>kontrola zakończona negatywnie, skoczek nie otrzymuje dopuszczenia do skoku z powodu wykrycia usterki</w:t>
+      </w:r>
+    </w:p>
+    <w:p>
+      <w:pPr>
+        <w:pStyle w:val="Akapitzlist"/>
+        <w:numPr>
+          <w:ilvl w:val="0"/>
+          <w:numId w:val="106"/>
+        </w:numPr>
+        <w:tabs>
+          <w:tab w:val="left" w:leader="none" w:pos="0"/>
+        </w:tabs>
+        <w:rPr>
+          <w:b w:val="0"/>
+          <w:bCs w:val="0"/>
+          <w:lang w:val="pl-PL"/>
+        </w:rPr>
+      </w:pPr>
+      <w:r>
+        <w:rPr>
+          <w:b w:val="1"/>
+          <w:bCs w:val="1"/>
+          <w:lang w:val="pl-PL"/>
+        </w:rPr>
+        <w:t>Anulowany_BrakPrzegladu</w:t>
+      </w:r>
+      <w:r>
+        <w:rPr>
+          <w:b w:val="1"/>
+          <w:bCs w:val="1"/>
+          <w:lang w:val="pl-PL"/>
+        </w:rPr>
+        <w:t xml:space="preserve"> - </w:t>
+      </w:r>
+      <w:r>
+        <w:rPr>
+          <w:b w:val="0"/>
+          <w:bCs w:val="0"/>
+          <w:lang w:val="pl-PL"/>
+        </w:rPr>
+        <w:t>kontrola zakończona negatywnie, skoczek nie otrzymuje dopuszczenia do skoku z powodu braku ważnego przeglądu</w:t>
+      </w:r>
+    </w:p>
+    <w:p>
+      <w:pPr>
         <w:pStyle w:val="Textbody"/>
         <w:tabs>
           <w:tab w:val="left" w:pos="0"/>
@@ -11928,39 +12286,20 @@
     <w:p>
       <w:pPr>
         <w:pStyle w:val="Textbody"/>
-        <w:tabs>
-          <w:tab w:val="left" w:pos="0"/>
-        </w:tabs>
-        <w:spacing w:after="0"/>
-        <w:jc w:val="center"/>
+        <w:rPr>
+          <w:rFonts w:ascii="Aptos" w:hAnsi="Aptos"/>
+          <w:i/>
+          <w:iCs/>
+          <w:lang w:val="pl-PL"/>
+        </w:rPr>
+      </w:pPr>
+      <w:r>
         <w:rPr>
           <w:rFonts w:ascii="Aptos" w:hAnsi="Aptos"/>
           <w:b/>
           <w:bCs/>
-          <w:sz w:val="32"/>
-          <w:szCs w:val="32"/>
-          <w:lang w:val="pl-PL"/>
-        </w:rPr>
-      </w:pPr>
-    </w:p>
-    <w:p>
-      <w:pPr>
-        <w:pStyle w:val="Textbody"/>
-        <w:rPr>
-          <w:rFonts w:ascii="Aptos" w:hAnsi="Aptos"/>
-          <w:i/>
-          <w:iCs/>
-          <w:lang w:val="pl-PL"/>
-        </w:rPr>
-      </w:pPr>
-      <w:r>
-        <w:rPr>
-          <w:rFonts w:ascii="Aptos" w:hAnsi="Aptos"/>
-          <w:b/>
-          <w:bCs/>
-          <w:lang w:val="pl-PL"/>
-        </w:rPr>
-        <w:lastRenderedPageBreak/>
+          <w:lang w:val="pl-PL"/>
+        </w:rPr>
         <w:t xml:space="preserve">Planowanie i tworzenie wylotów – </w:t>
       </w:r>
       <w:r>
@@ -12412,7 +12751,7 @@
       </w:pPr>
     </w:p>
     <w:sectPr>
-      <w:pgSz w:w="11906" w:h="16838"/>
+      <w:pgSz w:w="11906" w:h="16838" w:orient="portrait"/>
       <w:pgMar w:top="720" w:right="720" w:bottom="720" w:left="720" w:header="0" w:footer="0" w:gutter="0"/>
       <w:cols w:space="708"/>
       <w:formProt w:val="0"/>
@@ -12424,6 +12763,118 @@
 
 <file path=word/numbering.xml><?xml version="1.0" encoding="utf-8"?>
 <w:numbering xmlns:wpc="http://schemas.microsoft.com/office/word/2010/wordprocessingCanvas" xmlns:cx="http://schemas.microsoft.com/office/drawing/2014/chartex" xmlns:cx1="http://schemas.microsoft.com/office/drawing/2015/9/8/chartex" xmlns:cx2="http://schemas.microsoft.com/office/drawing/2015/10/21/chartex" xmlns:cx3="http://schemas.microsoft.com/office/drawing/2016/5/9/chartex" xmlns:cx4="http://schemas.microsoft.com/office/drawing/2016/5/10/chartex" xmlns:cx5="http://schemas.microsoft.com/office/drawing/2016/5/11/chartex" xmlns:cx6="http://schemas.microsoft.com/office/drawing/2016/5/12/chartex" xmlns:cx7="http://schemas.microsoft.com/office/drawing/2016/5/13/chartex" xmlns:cx8="http://schemas.microsoft.com/office/drawing/2016/5/14/chartex" xmlns:mc="http://schemas.openxmlformats.org/markup-compatibility/2006" xmlns:aink="http://schemas.microsoft.com/office/drawing/2016/ink" xmlns:am3d="http://schemas.microsoft.com/office/drawing/2017/model3d" xmlns:o="urn:schemas-microsoft-com:office:office" xmlns:oel="http://schemas.microsoft.com/office/2019/extlst" xmlns:r="http://schemas.openxmlformats.org/officeDocument/2006/relationships" xmlns:m="http://schemas.openxmlformats.org/officeDocument/2006/math" xmlns:v="urn:schemas-microsoft-com:vml" xmlns:wp14="http://schemas.microsoft.com/office/word/2010/wordprocessingDrawing" xmlns:wp="http://schemas.openxmlformats.org/drawingml/2006/wordprocessingDrawing" xmlns:w10="urn:schemas-microsoft-com:office:word" xmlns:w="http://schemas.openxmlformats.org/wordprocessingml/2006/main" xmlns:w14="http://schemas.microsoft.com/office/word/2010/wordml" xmlns:w15="http://schemas.microsoft.com/office/word/2012/wordml" xmlns:w16cex="http://schemas.microsoft.com/office/word/2018/wordml/cex" xmlns:w16cid="http://schemas.microsoft.com/office/word/2016/wordml/cid" xmlns:w16="http://schemas.microsoft.com/office/word/2018/wordml" xmlns:w16du="http://schemas.microsoft.com/office/word/2023/wordml/word16du" xmlns:w16sdtdh="http://schemas.microsoft.com/office/word/2020/wordml/sdtdatahash" xmlns:w16sdtfl="http://schemas.microsoft.com/office/word/2024/wordml/sdtformatlock" xmlns:w16se="http://schemas.microsoft.com/office/word/2015/wordml/symex" xmlns:wpg="http://schemas.microsoft.com/office/word/2010/wordprocessingGroup" xmlns:wpi="http://schemas.microsoft.com/office/word/2010/wordprocessingInk" xmlns:wne="http://schemas.microsoft.com/office/word/2006/wordml" xmlns:wps="http://schemas.microsoft.com/office/word/2010/wordprocessingShape" mc:Ignorable="w14 w15 w16se w16cid w16 w16cex w16sdtdh w16sdtfl w16du wp14">
+  <w:abstractNum xmlns:w="http://schemas.openxmlformats.org/wordprocessingml/2006/main" w:abstractNumId="80">
+    <w:nsid w:val="523539ff"/>
+    <w:multiLevelType xmlns:w="http://schemas.openxmlformats.org/wordprocessingml/2006/main" w:val="hybridMultilevel"/>
+    <w:lvl xmlns:w="http://schemas.openxmlformats.org/wordprocessingml/2006/main" w:ilvl="0">
+      <w:start w:val="1"/>
+      <w:numFmt w:val="bullet"/>
+      <w:lvlText w:val=""/>
+      <w:lvlJc w:val="left"/>
+      <w:pPr>
+        <w:ind w:left="720" w:hanging="360"/>
+      </w:pPr>
+      <w:rPr>
+        <w:rFonts w:hint="default" w:ascii="Symbol" w:hAnsi="Symbol"/>
+      </w:rPr>
+    </w:lvl>
+    <w:lvl xmlns:w="http://schemas.openxmlformats.org/wordprocessingml/2006/main" w:ilvl="1">
+      <w:start w:val="1"/>
+      <w:numFmt w:val="bullet"/>
+      <w:lvlText w:val="o"/>
+      <w:lvlJc w:val="left"/>
+      <w:pPr>
+        <w:ind w:left="1440" w:hanging="360"/>
+      </w:pPr>
+      <w:rPr>
+        <w:rFonts w:hint="default" w:ascii="Courier New" w:hAnsi="Courier New"/>
+      </w:rPr>
+    </w:lvl>
+    <w:lvl xmlns:w="http://schemas.openxmlformats.org/wordprocessingml/2006/main" w:ilvl="2">
+      <w:start w:val="1"/>
+      <w:numFmt w:val="bullet"/>
+      <w:lvlText w:val=""/>
+      <w:lvlJc w:val="left"/>
+      <w:pPr>
+        <w:ind w:left="2160" w:hanging="360"/>
+      </w:pPr>
+      <w:rPr>
+        <w:rFonts w:hint="default" w:ascii="Wingdings" w:hAnsi="Wingdings"/>
+      </w:rPr>
+    </w:lvl>
+    <w:lvl xmlns:w="http://schemas.openxmlformats.org/wordprocessingml/2006/main" w:ilvl="3">
+      <w:start w:val="1"/>
+      <w:numFmt w:val="bullet"/>
+      <w:lvlText w:val=""/>
+      <w:lvlJc w:val="left"/>
+      <w:pPr>
+        <w:ind w:left="2880" w:hanging="360"/>
+      </w:pPr>
+      <w:rPr>
+        <w:rFonts w:hint="default" w:ascii="Symbol" w:hAnsi="Symbol"/>
+      </w:rPr>
+    </w:lvl>
+    <w:lvl xmlns:w="http://schemas.openxmlformats.org/wordprocessingml/2006/main" w:ilvl="4">
+      <w:start w:val="1"/>
+      <w:numFmt w:val="bullet"/>
+      <w:lvlText w:val="o"/>
+      <w:lvlJc w:val="left"/>
+      <w:pPr>
+        <w:ind w:left="3600" w:hanging="360"/>
+      </w:pPr>
+      <w:rPr>
+        <w:rFonts w:hint="default" w:ascii="Courier New" w:hAnsi="Courier New"/>
+      </w:rPr>
+    </w:lvl>
+    <w:lvl xmlns:w="http://schemas.openxmlformats.org/wordprocessingml/2006/main" w:ilvl="5">
+      <w:start w:val="1"/>
+      <w:numFmt w:val="bullet"/>
+      <w:lvlText w:val=""/>
+      <w:lvlJc w:val="left"/>
+      <w:pPr>
+        <w:ind w:left="4320" w:hanging="360"/>
+      </w:pPr>
+      <w:rPr>
+        <w:rFonts w:hint="default" w:ascii="Wingdings" w:hAnsi="Wingdings"/>
+      </w:rPr>
+    </w:lvl>
+    <w:lvl xmlns:w="http://schemas.openxmlformats.org/wordprocessingml/2006/main" w:ilvl="6">
+      <w:start w:val="1"/>
+      <w:numFmt w:val="bullet"/>
+      <w:lvlText w:val=""/>
+      <w:lvlJc w:val="left"/>
+      <w:pPr>
+        <w:ind w:left="5040" w:hanging="360"/>
+      </w:pPr>
+      <w:rPr>
+        <w:rFonts w:hint="default" w:ascii="Symbol" w:hAnsi="Symbol"/>
+      </w:rPr>
+    </w:lvl>
+    <w:lvl xmlns:w="http://schemas.openxmlformats.org/wordprocessingml/2006/main" w:ilvl="7">
+      <w:start w:val="1"/>
+      <w:numFmt w:val="bullet"/>
+      <w:lvlText w:val="o"/>
+      <w:lvlJc w:val="left"/>
+      <w:pPr>
+        <w:ind w:left="5760" w:hanging="360"/>
+      </w:pPr>
+      <w:rPr>
+        <w:rFonts w:hint="default" w:ascii="Courier New" w:hAnsi="Courier New"/>
+      </w:rPr>
+    </w:lvl>
+    <w:lvl xmlns:w="http://schemas.openxmlformats.org/wordprocessingml/2006/main" w:ilvl="8">
+      <w:start w:val="1"/>
+      <w:numFmt w:val="bullet"/>
+      <w:lvlText w:val=""/>
+      <w:lvlJc w:val="left"/>
+      <w:pPr>
+        <w:ind w:left="6480" w:hanging="360"/>
+      </w:pPr>
+      <w:rPr>
+        <w:rFonts w:hint="default" w:ascii="Wingdings" w:hAnsi="Wingdings"/>
+      </w:rPr>
+    </w:lvl>
+  </w:abstractNum>
   <w:abstractNum w:abstractNumId="0" w15:restartNumberingAfterBreak="0">
     <w:nsid w:val="018200FA"/>
     <w:multiLevelType w:val="multilevel"/>
@@ -12440,7 +12891,7 @@
         <w:ind w:left="720" w:hanging="360"/>
       </w:pPr>
       <w:rPr>
-        <w:rFonts w:ascii="Symbol" w:hAnsi="Symbol" w:cs="Symbol" w:hint="default"/>
+        <w:rFonts w:hint="default" w:ascii="Symbol" w:hAnsi="Symbol" w:cs="Symbol"/>
       </w:rPr>
     </w:lvl>
     <w:lvl w:ilvl="1">
@@ -12455,7 +12906,7 @@
         <w:ind w:left="1080" w:hanging="360"/>
       </w:pPr>
       <w:rPr>
-        <w:rFonts w:ascii="OpenSymbol" w:hAnsi="OpenSymbol" w:cs="OpenSymbol" w:hint="default"/>
+        <w:rFonts w:hint="default" w:ascii="OpenSymbol" w:hAnsi="OpenSymbol" w:cs="OpenSymbol"/>
       </w:rPr>
     </w:lvl>
     <w:lvl w:ilvl="2">
@@ -12470,7 +12921,7 @@
         <w:ind w:left="1440" w:hanging="360"/>
       </w:pPr>
       <w:rPr>
-        <w:rFonts w:ascii="OpenSymbol" w:hAnsi="OpenSymbol" w:cs="OpenSymbol" w:hint="default"/>
+        <w:rFonts w:hint="default" w:ascii="OpenSymbol" w:hAnsi="OpenSymbol" w:cs="OpenSymbol"/>
       </w:rPr>
     </w:lvl>
     <w:lvl w:ilvl="3">
@@ -12485,7 +12936,7 @@
         <w:ind w:left="1800" w:hanging="360"/>
       </w:pPr>
       <w:rPr>
-        <w:rFonts w:ascii="Symbol" w:hAnsi="Symbol" w:cs="Symbol" w:hint="default"/>
+        <w:rFonts w:hint="default" w:ascii="Symbol" w:hAnsi="Symbol" w:cs="Symbol"/>
       </w:rPr>
     </w:lvl>
     <w:lvl w:ilvl="4">
@@ -12500,7 +12951,7 @@
         <w:ind w:left="2160" w:hanging="360"/>
       </w:pPr>
       <w:rPr>
-        <w:rFonts w:ascii="OpenSymbol" w:hAnsi="OpenSymbol" w:cs="OpenSymbol" w:hint="default"/>
+        <w:rFonts w:hint="default" w:ascii="OpenSymbol" w:hAnsi="OpenSymbol" w:cs="OpenSymbol"/>
       </w:rPr>
     </w:lvl>
     <w:lvl w:ilvl="5">
@@ -12515,7 +12966,7 @@
         <w:ind w:left="2520" w:hanging="360"/>
       </w:pPr>
       <w:rPr>
-        <w:rFonts w:ascii="OpenSymbol" w:hAnsi="OpenSymbol" w:cs="OpenSymbol" w:hint="default"/>
+        <w:rFonts w:hint="default" w:ascii="OpenSymbol" w:hAnsi="OpenSymbol" w:cs="OpenSymbol"/>
       </w:rPr>
     </w:lvl>
     <w:lvl w:ilvl="6">
@@ -12530,7 +12981,7 @@
         <w:ind w:left="2880" w:hanging="360"/>
       </w:pPr>
       <w:rPr>
-        <w:rFonts w:ascii="Symbol" w:hAnsi="Symbol" w:cs="Symbol" w:hint="default"/>
+        <w:rFonts w:hint="default" w:ascii="Symbol" w:hAnsi="Symbol" w:cs="Symbol"/>
       </w:rPr>
     </w:lvl>
     <w:lvl w:ilvl="7">
@@ -12545,7 +12996,7 @@
         <w:ind w:left="3240" w:hanging="360"/>
       </w:pPr>
       <w:rPr>
-        <w:rFonts w:ascii="OpenSymbol" w:hAnsi="OpenSymbol" w:cs="OpenSymbol" w:hint="default"/>
+        <w:rFonts w:hint="default" w:ascii="OpenSymbol" w:hAnsi="OpenSymbol" w:cs="OpenSymbol"/>
       </w:rPr>
     </w:lvl>
     <w:lvl w:ilvl="8">
@@ -12560,7 +13011,7 @@
         <w:ind w:left="3600" w:hanging="360"/>
       </w:pPr>
       <w:rPr>
-        <w:rFonts w:ascii="OpenSymbol" w:hAnsi="OpenSymbol" w:cs="OpenSymbol" w:hint="default"/>
+        <w:rFonts w:hint="default" w:ascii="OpenSymbol" w:hAnsi="OpenSymbol" w:cs="OpenSymbol"/>
       </w:rPr>
     </w:lvl>
   </w:abstractNum>
@@ -12580,7 +13031,7 @@
         <w:ind w:left="720" w:hanging="360"/>
       </w:pPr>
       <w:rPr>
-        <w:rFonts w:ascii="Symbol" w:hAnsi="Symbol" w:cs="Symbol" w:hint="default"/>
+        <w:rFonts w:hint="default" w:ascii="Symbol" w:hAnsi="Symbol" w:cs="Symbol"/>
         <w:sz w:val="20"/>
       </w:rPr>
     </w:lvl>
@@ -12596,7 +13047,7 @@
         <w:ind w:left="1440" w:hanging="360"/>
       </w:pPr>
       <w:rPr>
-        <w:rFonts w:ascii="Courier New" w:hAnsi="Courier New" w:cs="Courier New" w:hint="default"/>
+        <w:rFonts w:hint="default" w:ascii="Courier New" w:hAnsi="Courier New" w:cs="Courier New"/>
         <w:sz w:val="20"/>
       </w:rPr>
     </w:lvl>
@@ -12612,7 +13063,7 @@
         <w:ind w:left="2160" w:hanging="360"/>
       </w:pPr>
       <w:rPr>
-        <w:rFonts w:ascii="Wingdings" w:hAnsi="Wingdings" w:cs="Wingdings" w:hint="default"/>
+        <w:rFonts w:hint="default" w:ascii="Wingdings" w:hAnsi="Wingdings" w:cs="Wingdings"/>
         <w:sz w:val="20"/>
       </w:rPr>
     </w:lvl>
@@ -12628,7 +13079,7 @@
         <w:ind w:left="2880" w:hanging="360"/>
       </w:pPr>
       <w:rPr>
-        <w:rFonts w:ascii="Wingdings" w:hAnsi="Wingdings" w:cs="Wingdings" w:hint="default"/>
+        <w:rFonts w:hint="default" w:ascii="Wingdings" w:hAnsi="Wingdings" w:cs="Wingdings"/>
         <w:sz w:val="20"/>
       </w:rPr>
     </w:lvl>
@@ -12644,7 +13095,7 @@
         <w:ind w:left="3600" w:hanging="360"/>
       </w:pPr>
       <w:rPr>
-        <w:rFonts w:ascii="Wingdings" w:hAnsi="Wingdings" w:cs="Wingdings" w:hint="default"/>
+        <w:rFonts w:hint="default" w:ascii="Wingdings" w:hAnsi="Wingdings" w:cs="Wingdings"/>
         <w:sz w:val="20"/>
       </w:rPr>
     </w:lvl>
@@ -12660,7 +13111,7 @@
         <w:ind w:left="4320" w:hanging="360"/>
       </w:pPr>
       <w:rPr>
-        <w:rFonts w:ascii="Wingdings" w:hAnsi="Wingdings" w:cs="Wingdings" w:hint="default"/>
+        <w:rFonts w:hint="default" w:ascii="Wingdings" w:hAnsi="Wingdings" w:cs="Wingdings"/>
         <w:sz w:val="20"/>
       </w:rPr>
     </w:lvl>
@@ -12676,7 +13127,7 @@
         <w:ind w:left="5040" w:hanging="360"/>
       </w:pPr>
       <w:rPr>
-        <w:rFonts w:ascii="Wingdings" w:hAnsi="Wingdings" w:cs="Wingdings" w:hint="default"/>
+        <w:rFonts w:hint="default" w:ascii="Wingdings" w:hAnsi="Wingdings" w:cs="Wingdings"/>
         <w:sz w:val="20"/>
       </w:rPr>
     </w:lvl>
@@ -12692,7 +13143,7 @@
         <w:ind w:left="5760" w:hanging="360"/>
       </w:pPr>
       <w:rPr>
-        <w:rFonts w:ascii="Wingdings" w:hAnsi="Wingdings" w:cs="Wingdings" w:hint="default"/>
+        <w:rFonts w:hint="default" w:ascii="Wingdings" w:hAnsi="Wingdings" w:cs="Wingdings"/>
         <w:sz w:val="20"/>
       </w:rPr>
     </w:lvl>
@@ -12708,7 +13159,7 @@
         <w:ind w:left="6480" w:hanging="360"/>
       </w:pPr>
       <w:rPr>
-        <w:rFonts w:ascii="Wingdings" w:hAnsi="Wingdings" w:cs="Wingdings" w:hint="default"/>
+        <w:rFonts w:hint="default" w:ascii="Wingdings" w:hAnsi="Wingdings" w:cs="Wingdings"/>
         <w:sz w:val="20"/>
       </w:rPr>
     </w:lvl>
@@ -12729,7 +13180,7 @@
         <w:ind w:left="720" w:hanging="360"/>
       </w:pPr>
       <w:rPr>
-        <w:rFonts w:ascii="Symbol" w:hAnsi="Symbol" w:cs="Symbol" w:hint="default"/>
+        <w:rFonts w:hint="default" w:ascii="Symbol" w:hAnsi="Symbol" w:cs="Symbol"/>
         <w:sz w:val="20"/>
       </w:rPr>
     </w:lvl>
@@ -12745,7 +13196,7 @@
         <w:ind w:left="1440" w:hanging="360"/>
       </w:pPr>
       <w:rPr>
-        <w:rFonts w:ascii="Courier New" w:hAnsi="Courier New" w:cs="Courier New" w:hint="default"/>
+        <w:rFonts w:hint="default" w:ascii="Courier New" w:hAnsi="Courier New" w:cs="Courier New"/>
         <w:sz w:val="20"/>
       </w:rPr>
     </w:lvl>
@@ -12761,7 +13212,7 @@
         <w:ind w:left="2160" w:hanging="360"/>
       </w:pPr>
       <w:rPr>
-        <w:rFonts w:ascii="Wingdings" w:hAnsi="Wingdings" w:cs="Wingdings" w:hint="default"/>
+        <w:rFonts w:hint="default" w:ascii="Wingdings" w:hAnsi="Wingdings" w:cs="Wingdings"/>
         <w:sz w:val="20"/>
       </w:rPr>
     </w:lvl>
@@ -12777,7 +13228,7 @@
         <w:ind w:left="2880" w:hanging="360"/>
       </w:pPr>
       <w:rPr>
-        <w:rFonts w:ascii="Wingdings" w:hAnsi="Wingdings" w:cs="Wingdings" w:hint="default"/>
+        <w:rFonts w:hint="default" w:ascii="Wingdings" w:hAnsi="Wingdings" w:cs="Wingdings"/>
         <w:sz w:val="20"/>
       </w:rPr>
     </w:lvl>
@@ -12793,7 +13244,7 @@
         <w:ind w:left="3600" w:hanging="360"/>
       </w:pPr>
       <w:rPr>
-        <w:rFonts w:ascii="Wingdings" w:hAnsi="Wingdings" w:cs="Wingdings" w:hint="default"/>
+        <w:rFonts w:hint="default" w:ascii="Wingdings" w:hAnsi="Wingdings" w:cs="Wingdings"/>
         <w:sz w:val="20"/>
       </w:rPr>
     </w:lvl>
@@ -12809,7 +13260,7 @@
         <w:ind w:left="4320" w:hanging="360"/>
       </w:pPr>
       <w:rPr>
-        <w:rFonts w:ascii="Wingdings" w:hAnsi="Wingdings" w:cs="Wingdings" w:hint="default"/>
+        <w:rFonts w:hint="default" w:ascii="Wingdings" w:hAnsi="Wingdings" w:cs="Wingdings"/>
         <w:sz w:val="20"/>
       </w:rPr>
     </w:lvl>
@@ -12825,7 +13276,7 @@
         <w:ind w:left="5040" w:hanging="360"/>
       </w:pPr>
       <w:rPr>
-        <w:rFonts w:ascii="Wingdings" w:hAnsi="Wingdings" w:cs="Wingdings" w:hint="default"/>
+        <w:rFonts w:hint="default" w:ascii="Wingdings" w:hAnsi="Wingdings" w:cs="Wingdings"/>
         <w:sz w:val="20"/>
       </w:rPr>
     </w:lvl>
@@ -12841,7 +13292,7 @@
         <w:ind w:left="5760" w:hanging="360"/>
       </w:pPr>
       <w:rPr>
-        <w:rFonts w:ascii="Wingdings" w:hAnsi="Wingdings" w:cs="Wingdings" w:hint="default"/>
+        <w:rFonts w:hint="default" w:ascii="Wingdings" w:hAnsi="Wingdings" w:cs="Wingdings"/>
         <w:sz w:val="20"/>
       </w:rPr>
     </w:lvl>
@@ -12857,7 +13308,7 @@
         <w:ind w:left="6480" w:hanging="360"/>
       </w:pPr>
       <w:rPr>
-        <w:rFonts w:ascii="Wingdings" w:hAnsi="Wingdings" w:cs="Wingdings" w:hint="default"/>
+        <w:rFonts w:hint="default" w:ascii="Wingdings" w:hAnsi="Wingdings" w:cs="Wingdings"/>
         <w:sz w:val="20"/>
       </w:rPr>
     </w:lvl>
@@ -12878,7 +13329,7 @@
         <w:ind w:left="720" w:hanging="360"/>
       </w:pPr>
       <w:rPr>
-        <w:rFonts w:ascii="Symbol" w:hAnsi="Symbol" w:cs="Symbol" w:hint="default"/>
+        <w:rFonts w:hint="default" w:ascii="Symbol" w:hAnsi="Symbol" w:cs="Symbol"/>
         <w:sz w:val="20"/>
       </w:rPr>
     </w:lvl>
@@ -12894,7 +13345,7 @@
         <w:ind w:left="1440" w:hanging="360"/>
       </w:pPr>
       <w:rPr>
-        <w:rFonts w:ascii="Courier New" w:hAnsi="Courier New" w:cs="Courier New" w:hint="default"/>
+        <w:rFonts w:hint="default" w:ascii="Courier New" w:hAnsi="Courier New" w:cs="Courier New"/>
         <w:sz w:val="20"/>
       </w:rPr>
     </w:lvl>
@@ -12910,7 +13361,7 @@
         <w:ind w:left="2160" w:hanging="360"/>
       </w:pPr>
       <w:rPr>
-        <w:rFonts w:ascii="Wingdings" w:hAnsi="Wingdings" w:cs="Wingdings" w:hint="default"/>
+        <w:rFonts w:hint="default" w:ascii="Wingdings" w:hAnsi="Wingdings" w:cs="Wingdings"/>
         <w:sz w:val="20"/>
       </w:rPr>
     </w:lvl>
@@ -12926,7 +13377,7 @@
         <w:ind w:left="2880" w:hanging="360"/>
       </w:pPr>
       <w:rPr>
-        <w:rFonts w:ascii="Wingdings" w:hAnsi="Wingdings" w:cs="Wingdings" w:hint="default"/>
+        <w:rFonts w:hint="default" w:ascii="Wingdings" w:hAnsi="Wingdings" w:cs="Wingdings"/>
         <w:sz w:val="20"/>
       </w:rPr>
     </w:lvl>
@@ -12942,7 +13393,7 @@
         <w:ind w:left="3600" w:hanging="360"/>
       </w:pPr>
       <w:rPr>
-        <w:rFonts w:ascii="Wingdings" w:hAnsi="Wingdings" w:cs="Wingdings" w:hint="default"/>
+        <w:rFonts w:hint="default" w:ascii="Wingdings" w:hAnsi="Wingdings" w:cs="Wingdings"/>
         <w:sz w:val="20"/>
       </w:rPr>
     </w:lvl>
@@ -12958,7 +13409,7 @@
         <w:ind w:left="4320" w:hanging="360"/>
       </w:pPr>
       <w:rPr>
-        <w:rFonts w:ascii="Wingdings" w:hAnsi="Wingdings" w:cs="Wingdings" w:hint="default"/>
+        <w:rFonts w:hint="default" w:ascii="Wingdings" w:hAnsi="Wingdings" w:cs="Wingdings"/>
         <w:sz w:val="20"/>
       </w:rPr>
     </w:lvl>
@@ -12974,7 +13425,7 @@
         <w:ind w:left="5040" w:hanging="360"/>
       </w:pPr>
       <w:rPr>
-        <w:rFonts w:ascii="Wingdings" w:hAnsi="Wingdings" w:cs="Wingdings" w:hint="default"/>
+        <w:rFonts w:hint="default" w:ascii="Wingdings" w:hAnsi="Wingdings" w:cs="Wingdings"/>
         <w:sz w:val="20"/>
       </w:rPr>
     </w:lvl>
@@ -12990,7 +13441,7 @@
         <w:ind w:left="5760" w:hanging="360"/>
       </w:pPr>
       <w:rPr>
-        <w:rFonts w:ascii="Wingdings" w:hAnsi="Wingdings" w:cs="Wingdings" w:hint="default"/>
+        <w:rFonts w:hint="default" w:ascii="Wingdings" w:hAnsi="Wingdings" w:cs="Wingdings"/>
         <w:sz w:val="20"/>
       </w:rPr>
     </w:lvl>
@@ -13006,7 +13457,7 @@
         <w:ind w:left="6480" w:hanging="360"/>
       </w:pPr>
       <w:rPr>
-        <w:rFonts w:ascii="Wingdings" w:hAnsi="Wingdings" w:cs="Wingdings" w:hint="default"/>
+        <w:rFonts w:hint="default" w:ascii="Wingdings" w:hAnsi="Wingdings" w:cs="Wingdings"/>
         <w:sz w:val="20"/>
       </w:rPr>
     </w:lvl>
@@ -13027,7 +13478,7 @@
         <w:ind w:left="720" w:hanging="360"/>
       </w:pPr>
       <w:rPr>
-        <w:rFonts w:ascii="Symbol" w:hAnsi="Symbol" w:cs="Symbol" w:hint="default"/>
+        <w:rFonts w:hint="default" w:ascii="Symbol" w:hAnsi="Symbol" w:cs="Symbol"/>
       </w:rPr>
     </w:lvl>
     <w:lvl w:ilvl="1">
@@ -13042,7 +13493,7 @@
         <w:ind w:left="1080" w:hanging="360"/>
       </w:pPr>
       <w:rPr>
-        <w:rFonts w:ascii="OpenSymbol" w:hAnsi="OpenSymbol" w:cs="OpenSymbol" w:hint="default"/>
+        <w:rFonts w:hint="default" w:ascii="OpenSymbol" w:hAnsi="OpenSymbol" w:cs="OpenSymbol"/>
       </w:rPr>
     </w:lvl>
     <w:lvl w:ilvl="2">
@@ -13057,7 +13508,7 @@
         <w:ind w:left="1440" w:hanging="360"/>
       </w:pPr>
       <w:rPr>
-        <w:rFonts w:ascii="OpenSymbol" w:hAnsi="OpenSymbol" w:cs="OpenSymbol" w:hint="default"/>
+        <w:rFonts w:hint="default" w:ascii="OpenSymbol" w:hAnsi="OpenSymbol" w:cs="OpenSymbol"/>
       </w:rPr>
     </w:lvl>
     <w:lvl w:ilvl="3">
@@ -13072,7 +13523,7 @@
         <w:ind w:left="1800" w:hanging="360"/>
       </w:pPr>
       <w:rPr>
-        <w:rFonts w:ascii="Symbol" w:hAnsi="Symbol" w:cs="Symbol" w:hint="default"/>
+        <w:rFonts w:hint="default" w:ascii="Symbol" w:hAnsi="Symbol" w:cs="Symbol"/>
       </w:rPr>
     </w:lvl>
     <w:lvl w:ilvl="4">
@@ -13087,7 +13538,7 @@
         <w:ind w:left="2160" w:hanging="360"/>
       </w:pPr>
       <w:rPr>
-        <w:rFonts w:ascii="OpenSymbol" w:hAnsi="OpenSymbol" w:cs="OpenSymbol" w:hint="default"/>
+        <w:rFonts w:hint="default" w:ascii="OpenSymbol" w:hAnsi="OpenSymbol" w:cs="OpenSymbol"/>
       </w:rPr>
     </w:lvl>
     <w:lvl w:ilvl="5">
@@ -13102,7 +13553,7 @@
         <w:ind w:left="2520" w:hanging="360"/>
       </w:pPr>
       <w:rPr>
-        <w:rFonts w:ascii="OpenSymbol" w:hAnsi="OpenSymbol" w:cs="OpenSymbol" w:hint="default"/>
+        <w:rFonts w:hint="default" w:ascii="OpenSymbol" w:hAnsi="OpenSymbol" w:cs="OpenSymbol"/>
       </w:rPr>
     </w:lvl>
     <w:lvl w:ilvl="6">
@@ -13117,7 +13568,7 @@
         <w:ind w:left="2880" w:hanging="360"/>
       </w:pPr>
       <w:rPr>
-        <w:rFonts w:ascii="Symbol" w:hAnsi="Symbol" w:cs="Symbol" w:hint="default"/>
+        <w:rFonts w:hint="default" w:ascii="Symbol" w:hAnsi="Symbol" w:cs="Symbol"/>
       </w:rPr>
     </w:lvl>
     <w:lvl w:ilvl="7">
@@ -13132,7 +13583,7 @@
         <w:ind w:left="3240" w:hanging="360"/>
       </w:pPr>
       <w:rPr>
-        <w:rFonts w:ascii="OpenSymbol" w:hAnsi="OpenSymbol" w:cs="OpenSymbol" w:hint="default"/>
+        <w:rFonts w:hint="default" w:ascii="OpenSymbol" w:hAnsi="OpenSymbol" w:cs="OpenSymbol"/>
       </w:rPr>
     </w:lvl>
     <w:lvl w:ilvl="8">
@@ -13147,7 +13598,7 @@
         <w:ind w:left="3600" w:hanging="360"/>
       </w:pPr>
       <w:rPr>
-        <w:rFonts w:ascii="OpenSymbol" w:hAnsi="OpenSymbol" w:cs="OpenSymbol" w:hint="default"/>
+        <w:rFonts w:hint="default" w:ascii="OpenSymbol" w:hAnsi="OpenSymbol" w:cs="OpenSymbol"/>
       </w:rPr>
     </w:lvl>
   </w:abstractNum>
@@ -13167,7 +13618,7 @@
         <w:ind w:left="720" w:hanging="360"/>
       </w:pPr>
       <w:rPr>
-        <w:rFonts w:ascii="Symbol" w:hAnsi="Symbol" w:cs="Symbol" w:hint="default"/>
+        <w:rFonts w:hint="default" w:ascii="Symbol" w:hAnsi="Symbol" w:cs="Symbol"/>
       </w:rPr>
     </w:lvl>
     <w:lvl w:ilvl="1">
@@ -13182,7 +13633,7 @@
         <w:ind w:left="1080" w:hanging="360"/>
       </w:pPr>
       <w:rPr>
-        <w:rFonts w:ascii="OpenSymbol" w:hAnsi="OpenSymbol" w:cs="OpenSymbol" w:hint="default"/>
+        <w:rFonts w:hint="default" w:ascii="OpenSymbol" w:hAnsi="OpenSymbol" w:cs="OpenSymbol"/>
       </w:rPr>
     </w:lvl>
     <w:lvl w:ilvl="2">
@@ -13197,7 +13648,7 @@
         <w:ind w:left="1440" w:hanging="360"/>
       </w:pPr>
       <w:rPr>
-        <w:rFonts w:ascii="OpenSymbol" w:hAnsi="OpenSymbol" w:cs="OpenSymbol" w:hint="default"/>
+        <w:rFonts w:hint="default" w:ascii="OpenSymbol" w:hAnsi="OpenSymbol" w:cs="OpenSymbol"/>
       </w:rPr>
     </w:lvl>
     <w:lvl w:ilvl="3">
@@ -13212,7 +13663,7 @@
         <w:ind w:left="1800" w:hanging="360"/>
       </w:pPr>
       <w:rPr>
-        <w:rFonts w:ascii="Symbol" w:hAnsi="Symbol" w:cs="Symbol" w:hint="default"/>
+        <w:rFonts w:hint="default" w:ascii="Symbol" w:hAnsi="Symbol" w:cs="Symbol"/>
       </w:rPr>
     </w:lvl>
     <w:lvl w:ilvl="4">
@@ -13227,7 +13678,7 @@
         <w:ind w:left="2160" w:hanging="360"/>
       </w:pPr>
       <w:rPr>
-        <w:rFonts w:ascii="OpenSymbol" w:hAnsi="OpenSymbol" w:cs="OpenSymbol" w:hint="default"/>
+        <w:rFonts w:hint="default" w:ascii="OpenSymbol" w:hAnsi="OpenSymbol" w:cs="OpenSymbol"/>
       </w:rPr>
     </w:lvl>
     <w:lvl w:ilvl="5">
@@ -13242,7 +13693,7 @@
         <w:ind w:left="2520" w:hanging="360"/>
       </w:pPr>
       <w:rPr>
-        <w:rFonts w:ascii="OpenSymbol" w:hAnsi="OpenSymbol" w:cs="OpenSymbol" w:hint="default"/>
+        <w:rFonts w:hint="default" w:ascii="OpenSymbol" w:hAnsi="OpenSymbol" w:cs="OpenSymbol"/>
       </w:rPr>
     </w:lvl>
     <w:lvl w:ilvl="6">
@@ -13257,7 +13708,7 @@
         <w:ind w:left="2880" w:hanging="360"/>
       </w:pPr>
       <w:rPr>
-        <w:rFonts w:ascii="Symbol" w:hAnsi="Symbol" w:cs="Symbol" w:hint="default"/>
+        <w:rFonts w:hint="default" w:ascii="Symbol" w:hAnsi="Symbol" w:cs="Symbol"/>
       </w:rPr>
     </w:lvl>
     <w:lvl w:ilvl="7">
@@ -13272,7 +13723,7 @@
         <w:ind w:left="3240" w:hanging="360"/>
       </w:pPr>
       <w:rPr>
-        <w:rFonts w:ascii="OpenSymbol" w:hAnsi="OpenSymbol" w:cs="OpenSymbol" w:hint="default"/>
+        <w:rFonts w:hint="default" w:ascii="OpenSymbol" w:hAnsi="OpenSymbol" w:cs="OpenSymbol"/>
       </w:rPr>
     </w:lvl>
     <w:lvl w:ilvl="8">
@@ -13287,7 +13738,7 @@
         <w:ind w:left="3600" w:hanging="360"/>
       </w:pPr>
       <w:rPr>
-        <w:rFonts w:ascii="OpenSymbol" w:hAnsi="OpenSymbol" w:cs="OpenSymbol" w:hint="default"/>
+        <w:rFonts w:hint="default" w:ascii="OpenSymbol" w:hAnsi="OpenSymbol" w:cs="OpenSymbol"/>
       </w:rPr>
     </w:lvl>
   </w:abstractNum>
@@ -13304,7 +13755,7 @@
         <w:ind w:left="720" w:hanging="360"/>
       </w:pPr>
       <w:rPr>
-        <w:rFonts w:ascii="Symbol" w:hAnsi="Symbol" w:hint="default"/>
+        <w:rFonts w:hint="default" w:ascii="Symbol" w:hAnsi="Symbol"/>
       </w:rPr>
     </w:lvl>
     <w:lvl w:ilvl="1" w:tplc="04150003" w:tentative="1">
@@ -13316,7 +13767,7 @@
         <w:ind w:left="1440" w:hanging="360"/>
       </w:pPr>
       <w:rPr>
-        <w:rFonts w:ascii="Courier New" w:hAnsi="Courier New" w:cs="Courier New" w:hint="default"/>
+        <w:rFonts w:hint="default" w:ascii="Courier New" w:hAnsi="Courier New" w:cs="Courier New"/>
       </w:rPr>
     </w:lvl>
     <w:lvl w:ilvl="2" w:tplc="04150005" w:tentative="1">
@@ -13328,7 +13779,7 @@
         <w:ind w:left="2160" w:hanging="360"/>
       </w:pPr>
       <w:rPr>
-        <w:rFonts w:ascii="Wingdings" w:hAnsi="Wingdings" w:hint="default"/>
+        <w:rFonts w:hint="default" w:ascii="Wingdings" w:hAnsi="Wingdings"/>
       </w:rPr>
     </w:lvl>
     <w:lvl w:ilvl="3" w:tplc="04150001" w:tentative="1">
@@ -13340,7 +13791,7 @@
         <w:ind w:left="2880" w:hanging="360"/>
       </w:pPr>
       <w:rPr>
-        <w:rFonts w:ascii="Symbol" w:hAnsi="Symbol" w:hint="default"/>
+        <w:rFonts w:hint="default" w:ascii="Symbol" w:hAnsi="Symbol"/>
       </w:rPr>
     </w:lvl>
     <w:lvl w:ilvl="4" w:tplc="04150003" w:tentative="1">
@@ -13352,7 +13803,7 @@
         <w:ind w:left="3600" w:hanging="360"/>
       </w:pPr>
       <w:rPr>
-        <w:rFonts w:ascii="Courier New" w:hAnsi="Courier New" w:cs="Courier New" w:hint="default"/>
+        <w:rFonts w:hint="default" w:ascii="Courier New" w:hAnsi="Courier New" w:cs="Courier New"/>
       </w:rPr>
     </w:lvl>
     <w:lvl w:ilvl="5" w:tplc="04150005" w:tentative="1">
@@ -13364,7 +13815,7 @@
         <w:ind w:left="4320" w:hanging="360"/>
       </w:pPr>
       <w:rPr>
-        <w:rFonts w:ascii="Wingdings" w:hAnsi="Wingdings" w:hint="default"/>
+        <w:rFonts w:hint="default" w:ascii="Wingdings" w:hAnsi="Wingdings"/>
       </w:rPr>
     </w:lvl>
     <w:lvl w:ilvl="6" w:tplc="04150001" w:tentative="1">
@@ -13376,7 +13827,7 @@
         <w:ind w:left="5040" w:hanging="360"/>
       </w:pPr>
       <w:rPr>
-        <w:rFonts w:ascii="Symbol" w:hAnsi="Symbol" w:hint="default"/>
+        <w:rFonts w:hint="default" w:ascii="Symbol" w:hAnsi="Symbol"/>
       </w:rPr>
     </w:lvl>
     <w:lvl w:ilvl="7" w:tplc="04150003" w:tentative="1">
@@ -13388,7 +13839,7 @@
         <w:ind w:left="5760" w:hanging="360"/>
       </w:pPr>
       <w:rPr>
-        <w:rFonts w:ascii="Courier New" w:hAnsi="Courier New" w:cs="Courier New" w:hint="default"/>
+        <w:rFonts w:hint="default" w:ascii="Courier New" w:hAnsi="Courier New" w:cs="Courier New"/>
       </w:rPr>
     </w:lvl>
     <w:lvl w:ilvl="8" w:tplc="04150005" w:tentative="1">
@@ -13400,7 +13851,7 @@
         <w:ind w:left="6480" w:hanging="360"/>
       </w:pPr>
       <w:rPr>
-        <w:rFonts w:ascii="Wingdings" w:hAnsi="Wingdings" w:hint="default"/>
+        <w:rFonts w:hint="default" w:ascii="Wingdings" w:hAnsi="Wingdings"/>
       </w:rPr>
     </w:lvl>
   </w:abstractNum>
@@ -13420,7 +13871,7 @@
         <w:ind w:left="720" w:hanging="360"/>
       </w:pPr>
       <w:rPr>
-        <w:rFonts w:ascii="Symbol" w:hAnsi="Symbol" w:hint="default"/>
+        <w:rFonts w:hint="default" w:ascii="Symbol" w:hAnsi="Symbol"/>
         <w:sz w:val="20"/>
       </w:rPr>
     </w:lvl>
@@ -13436,7 +13887,7 @@
         <w:ind w:left="1440" w:hanging="360"/>
       </w:pPr>
       <w:rPr>
-        <w:rFonts w:ascii="Courier New" w:hAnsi="Courier New" w:hint="default"/>
+        <w:rFonts w:hint="default" w:ascii="Courier New" w:hAnsi="Courier New"/>
         <w:sz w:val="20"/>
       </w:rPr>
     </w:lvl>
@@ -13452,7 +13903,7 @@
         <w:ind w:left="2160" w:hanging="360"/>
       </w:pPr>
       <w:rPr>
-        <w:rFonts w:ascii="Wingdings" w:hAnsi="Wingdings" w:hint="default"/>
+        <w:rFonts w:hint="default" w:ascii="Wingdings" w:hAnsi="Wingdings"/>
         <w:sz w:val="20"/>
       </w:rPr>
     </w:lvl>
@@ -13468,7 +13919,7 @@
         <w:ind w:left="2880" w:hanging="360"/>
       </w:pPr>
       <w:rPr>
-        <w:rFonts w:ascii="Wingdings" w:hAnsi="Wingdings" w:hint="default"/>
+        <w:rFonts w:hint="default" w:ascii="Wingdings" w:hAnsi="Wingdings"/>
         <w:sz w:val="20"/>
       </w:rPr>
     </w:lvl>
@@ -13484,7 +13935,7 @@
         <w:ind w:left="3600" w:hanging="360"/>
       </w:pPr>
       <w:rPr>
-        <w:rFonts w:ascii="Wingdings" w:hAnsi="Wingdings" w:hint="default"/>
+        <w:rFonts w:hint="default" w:ascii="Wingdings" w:hAnsi="Wingdings"/>
         <w:sz w:val="20"/>
       </w:rPr>
     </w:lvl>
@@ -13500,7 +13951,7 @@
         <w:ind w:left="4320" w:hanging="360"/>
       </w:pPr>
       <w:rPr>
-        <w:rFonts w:ascii="Wingdings" w:hAnsi="Wingdings" w:hint="default"/>
+        <w:rFonts w:hint="default" w:ascii="Wingdings" w:hAnsi="Wingdings"/>
         <w:sz w:val="20"/>
       </w:rPr>
     </w:lvl>
@@ -13516,7 +13967,7 @@
         <w:ind w:left="5040" w:hanging="360"/>
       </w:pPr>
       <w:rPr>
-        <w:rFonts w:ascii="Wingdings" w:hAnsi="Wingdings" w:hint="default"/>
+        <w:rFonts w:hint="default" w:ascii="Wingdings" w:hAnsi="Wingdings"/>
         <w:sz w:val="20"/>
       </w:rPr>
     </w:lvl>
@@ -13532,7 +13983,7 @@
         <w:ind w:left="5760" w:hanging="360"/>
       </w:pPr>
       <w:rPr>
-        <w:rFonts w:ascii="Wingdings" w:hAnsi="Wingdings" w:hint="default"/>
+        <w:rFonts w:hint="default" w:ascii="Wingdings" w:hAnsi="Wingdings"/>
         <w:sz w:val="20"/>
       </w:rPr>
     </w:lvl>
@@ -13548,7 +13999,7 @@
         <w:ind w:left="6480" w:hanging="360"/>
       </w:pPr>
       <w:rPr>
-        <w:rFonts w:ascii="Wingdings" w:hAnsi="Wingdings" w:hint="default"/>
+        <w:rFonts w:hint="default" w:ascii="Wingdings" w:hAnsi="Wingdings"/>
         <w:sz w:val="20"/>
       </w:rPr>
     </w:lvl>
@@ -13682,7 +14133,7 @@
         <w:ind w:left="720" w:hanging="360"/>
       </w:pPr>
       <w:rPr>
-        <w:rFonts w:ascii="Symbol" w:hAnsi="Symbol" w:cs="Symbol" w:hint="default"/>
+        <w:rFonts w:hint="default" w:ascii="Symbol" w:hAnsi="Symbol" w:cs="Symbol"/>
       </w:rPr>
     </w:lvl>
     <w:lvl w:ilvl="1">
@@ -13697,7 +14148,7 @@
         <w:ind w:left="1080" w:hanging="360"/>
       </w:pPr>
       <w:rPr>
-        <w:rFonts w:ascii="OpenSymbol" w:hAnsi="OpenSymbol" w:cs="OpenSymbol" w:hint="default"/>
+        <w:rFonts w:hint="default" w:ascii="OpenSymbol" w:hAnsi="OpenSymbol" w:cs="OpenSymbol"/>
       </w:rPr>
     </w:lvl>
     <w:lvl w:ilvl="2">
@@ -13712,7 +14163,7 @@
         <w:ind w:left="1440" w:hanging="360"/>
       </w:pPr>
       <w:rPr>
-        <w:rFonts w:ascii="OpenSymbol" w:hAnsi="OpenSymbol" w:cs="OpenSymbol" w:hint="default"/>
+        <w:rFonts w:hint="default" w:ascii="OpenSymbol" w:hAnsi="OpenSymbol" w:cs="OpenSymbol"/>
       </w:rPr>
     </w:lvl>
     <w:lvl w:ilvl="3">
@@ -13727,7 +14178,7 @@
         <w:ind w:left="1800" w:hanging="360"/>
       </w:pPr>
       <w:rPr>
-        <w:rFonts w:ascii="Symbol" w:hAnsi="Symbol" w:cs="Symbol" w:hint="default"/>
+        <w:rFonts w:hint="default" w:ascii="Symbol" w:hAnsi="Symbol" w:cs="Symbol"/>
       </w:rPr>
     </w:lvl>
     <w:lvl w:ilvl="4">
@@ -13742,7 +14193,7 @@
         <w:ind w:left="2160" w:hanging="360"/>
       </w:pPr>
       <w:rPr>
-        <w:rFonts w:ascii="OpenSymbol" w:hAnsi="OpenSymbol" w:cs="OpenSymbol" w:hint="default"/>
+        <w:rFonts w:hint="default" w:ascii="OpenSymbol" w:hAnsi="OpenSymbol" w:cs="OpenSymbol"/>
       </w:rPr>
     </w:lvl>
     <w:lvl w:ilvl="5">
@@ -13757,7 +14208,7 @@
         <w:ind w:left="2520" w:hanging="360"/>
       </w:pPr>
       <w:rPr>
-        <w:rFonts w:ascii="OpenSymbol" w:hAnsi="OpenSymbol" w:cs="OpenSymbol" w:hint="default"/>
+        <w:rFonts w:hint="default" w:ascii="OpenSymbol" w:hAnsi="OpenSymbol" w:cs="OpenSymbol"/>
       </w:rPr>
     </w:lvl>
     <w:lvl w:ilvl="6">
@@ -13772,7 +14223,7 @@
         <w:ind w:left="2880" w:hanging="360"/>
       </w:pPr>
       <w:rPr>
-        <w:rFonts w:ascii="Symbol" w:hAnsi="Symbol" w:cs="Symbol" w:hint="default"/>
+        <w:rFonts w:hint="default" w:ascii="Symbol" w:hAnsi="Symbol" w:cs="Symbol"/>
       </w:rPr>
     </w:lvl>
     <w:lvl w:ilvl="7">
@@ -13787,7 +14238,7 @@
         <w:ind w:left="3240" w:hanging="360"/>
       </w:pPr>
       <w:rPr>
-        <w:rFonts w:ascii="OpenSymbol" w:hAnsi="OpenSymbol" w:cs="OpenSymbol" w:hint="default"/>
+        <w:rFonts w:hint="default" w:ascii="OpenSymbol" w:hAnsi="OpenSymbol" w:cs="OpenSymbol"/>
       </w:rPr>
     </w:lvl>
     <w:lvl w:ilvl="8">
@@ -13802,7 +14253,7 @@
         <w:ind w:left="3600" w:hanging="360"/>
       </w:pPr>
       <w:rPr>
-        <w:rFonts w:ascii="OpenSymbol" w:hAnsi="OpenSymbol" w:cs="OpenSymbol" w:hint="default"/>
+        <w:rFonts w:hint="default" w:ascii="OpenSymbol" w:hAnsi="OpenSymbol" w:cs="OpenSymbol"/>
       </w:rPr>
     </w:lvl>
   </w:abstractNum>
@@ -13822,7 +14273,7 @@
         <w:ind w:left="720" w:hanging="360"/>
       </w:pPr>
       <w:rPr>
-        <w:rFonts w:ascii="Symbol" w:hAnsi="Symbol" w:cs="Symbol" w:hint="default"/>
+        <w:rFonts w:hint="default" w:ascii="Symbol" w:hAnsi="Symbol" w:cs="Symbol"/>
       </w:rPr>
     </w:lvl>
     <w:lvl w:ilvl="1">
@@ -13837,7 +14288,7 @@
         <w:ind w:left="1080" w:hanging="360"/>
       </w:pPr>
       <w:rPr>
-        <w:rFonts w:ascii="OpenSymbol" w:hAnsi="OpenSymbol" w:cs="OpenSymbol" w:hint="default"/>
+        <w:rFonts w:hint="default" w:ascii="OpenSymbol" w:hAnsi="OpenSymbol" w:cs="OpenSymbol"/>
       </w:rPr>
     </w:lvl>
     <w:lvl w:ilvl="2">
@@ -13852,7 +14303,7 @@
         <w:ind w:left="1440" w:hanging="360"/>
       </w:pPr>
       <w:rPr>
-        <w:rFonts w:ascii="OpenSymbol" w:hAnsi="OpenSymbol" w:cs="OpenSymbol" w:hint="default"/>
+        <w:rFonts w:hint="default" w:ascii="OpenSymbol" w:hAnsi="OpenSymbol" w:cs="OpenSymbol"/>
       </w:rPr>
     </w:lvl>
     <w:lvl w:ilvl="3">
@@ -13867,7 +14318,7 @@
         <w:ind w:left="1800" w:hanging="360"/>
       </w:pPr>
       <w:rPr>
-        <w:rFonts w:ascii="Symbol" w:hAnsi="Symbol" w:cs="Symbol" w:hint="default"/>
+        <w:rFonts w:hint="default" w:ascii="Symbol" w:hAnsi="Symbol" w:cs="Symbol"/>
       </w:rPr>
     </w:lvl>
     <w:lvl w:ilvl="4">
@@ -13882,7 +14333,7 @@
         <w:ind w:left="2160" w:hanging="360"/>
       </w:pPr>
       <w:rPr>
-        <w:rFonts w:ascii="OpenSymbol" w:hAnsi="OpenSymbol" w:cs="OpenSymbol" w:hint="default"/>
+        <w:rFonts w:hint="default" w:ascii="OpenSymbol" w:hAnsi="OpenSymbol" w:cs="OpenSymbol"/>
       </w:rPr>
     </w:lvl>
     <w:lvl w:ilvl="5">
@@ -13897,7 +14348,7 @@
         <w:ind w:left="2520" w:hanging="360"/>
       </w:pPr>
       <w:rPr>
-        <w:rFonts w:ascii="OpenSymbol" w:hAnsi="OpenSymbol" w:cs="OpenSymbol" w:hint="default"/>
+        <w:rFonts w:hint="default" w:ascii="OpenSymbol" w:hAnsi="OpenSymbol" w:cs="OpenSymbol"/>
       </w:rPr>
     </w:lvl>
     <w:lvl w:ilvl="6">
@@ -13912,7 +14363,7 @@
         <w:ind w:left="2880" w:hanging="360"/>
       </w:pPr>
       <w:rPr>
-        <w:rFonts w:ascii="Symbol" w:hAnsi="Symbol" w:cs="Symbol" w:hint="default"/>
+        <w:rFonts w:hint="default" w:ascii="Symbol" w:hAnsi="Symbol" w:cs="Symbol"/>
       </w:rPr>
     </w:lvl>
     <w:lvl w:ilvl="7">
@@ -13927,7 +14378,7 @@
         <w:ind w:left="3240" w:hanging="360"/>
       </w:pPr>
       <w:rPr>
-        <w:rFonts w:ascii="OpenSymbol" w:hAnsi="OpenSymbol" w:cs="OpenSymbol" w:hint="default"/>
+        <w:rFonts w:hint="default" w:ascii="OpenSymbol" w:hAnsi="OpenSymbol" w:cs="OpenSymbol"/>
       </w:rPr>
     </w:lvl>
     <w:lvl w:ilvl="8">
@@ -13942,7 +14393,7 @@
         <w:ind w:left="3600" w:hanging="360"/>
       </w:pPr>
       <w:rPr>
-        <w:rFonts w:ascii="OpenSymbol" w:hAnsi="OpenSymbol" w:cs="OpenSymbol" w:hint="default"/>
+        <w:rFonts w:hint="default" w:ascii="OpenSymbol" w:hAnsi="OpenSymbol" w:cs="OpenSymbol"/>
       </w:rPr>
     </w:lvl>
   </w:abstractNum>
@@ -13962,7 +14413,7 @@
         <w:ind w:left="720" w:hanging="360"/>
       </w:pPr>
       <w:rPr>
-        <w:rFonts w:ascii="Symbol" w:hAnsi="Symbol" w:cs="Symbol" w:hint="default"/>
+        <w:rFonts w:hint="default" w:ascii="Symbol" w:hAnsi="Symbol" w:cs="Symbol"/>
         <w:sz w:val="20"/>
       </w:rPr>
     </w:lvl>
@@ -13978,7 +14429,7 @@
         <w:ind w:left="1440" w:hanging="360"/>
       </w:pPr>
       <w:rPr>
-        <w:rFonts w:ascii="Courier New" w:hAnsi="Courier New" w:cs="Courier New" w:hint="default"/>
+        <w:rFonts w:hint="default" w:ascii="Courier New" w:hAnsi="Courier New" w:cs="Courier New"/>
         <w:sz w:val="20"/>
       </w:rPr>
     </w:lvl>
@@ -13994,7 +14445,7 @@
         <w:ind w:left="2160" w:hanging="360"/>
       </w:pPr>
       <w:rPr>
-        <w:rFonts w:ascii="Wingdings" w:hAnsi="Wingdings" w:cs="Wingdings" w:hint="default"/>
+        <w:rFonts w:hint="default" w:ascii="Wingdings" w:hAnsi="Wingdings" w:cs="Wingdings"/>
         <w:sz w:val="20"/>
       </w:rPr>
     </w:lvl>
@@ -14010,7 +14461,7 @@
         <w:ind w:left="2880" w:hanging="360"/>
       </w:pPr>
       <w:rPr>
-        <w:rFonts w:ascii="Wingdings" w:hAnsi="Wingdings" w:cs="Wingdings" w:hint="default"/>
+        <w:rFonts w:hint="default" w:ascii="Wingdings" w:hAnsi="Wingdings" w:cs="Wingdings"/>
         <w:sz w:val="20"/>
       </w:rPr>
     </w:lvl>
@@ -14026,7 +14477,7 @@
         <w:ind w:left="3600" w:hanging="360"/>
       </w:pPr>
       <w:rPr>
-        <w:rFonts w:ascii="Wingdings" w:hAnsi="Wingdings" w:cs="Wingdings" w:hint="default"/>
+        <w:rFonts w:hint="default" w:ascii="Wingdings" w:hAnsi="Wingdings" w:cs="Wingdings"/>
         <w:sz w:val="20"/>
       </w:rPr>
     </w:lvl>
@@ -14042,7 +14493,7 @@
         <w:ind w:left="4320" w:hanging="360"/>
       </w:pPr>
       <w:rPr>
-        <w:rFonts w:ascii="Wingdings" w:hAnsi="Wingdings" w:cs="Wingdings" w:hint="default"/>
+        <w:rFonts w:hint="default" w:ascii="Wingdings" w:hAnsi="Wingdings" w:cs="Wingdings"/>
         <w:sz w:val="20"/>
       </w:rPr>
     </w:lvl>
@@ -14058,7 +14509,7 @@
         <w:ind w:left="5040" w:hanging="360"/>
       </w:pPr>
       <w:rPr>
-        <w:rFonts w:ascii="Wingdings" w:hAnsi="Wingdings" w:cs="Wingdings" w:hint="default"/>
+        <w:rFonts w:hint="default" w:ascii="Wingdings" w:hAnsi="Wingdings" w:cs="Wingdings"/>
         <w:sz w:val="20"/>
       </w:rPr>
     </w:lvl>
@@ -14074,7 +14525,7 @@
         <w:ind w:left="5760" w:hanging="360"/>
       </w:pPr>
       <w:rPr>
-        <w:rFonts w:ascii="Wingdings" w:hAnsi="Wingdings" w:cs="Wingdings" w:hint="default"/>
+        <w:rFonts w:hint="default" w:ascii="Wingdings" w:hAnsi="Wingdings" w:cs="Wingdings"/>
         <w:sz w:val="20"/>
       </w:rPr>
     </w:lvl>
@@ -14090,7 +14541,7 @@
         <w:ind w:left="6480" w:hanging="360"/>
       </w:pPr>
       <w:rPr>
-        <w:rFonts w:ascii="Wingdings" w:hAnsi="Wingdings" w:cs="Wingdings" w:hint="default"/>
+        <w:rFonts w:hint="default" w:ascii="Wingdings" w:hAnsi="Wingdings" w:cs="Wingdings"/>
         <w:sz w:val="20"/>
       </w:rPr>
     </w:lvl>
@@ -14111,7 +14562,7 @@
         <w:ind w:left="720" w:hanging="360"/>
       </w:pPr>
       <w:rPr>
-        <w:rFonts w:ascii="Symbol" w:hAnsi="Symbol" w:cs="Symbol" w:hint="default"/>
+        <w:rFonts w:hint="default" w:ascii="Symbol" w:hAnsi="Symbol" w:cs="Symbol"/>
         <w:sz w:val="20"/>
       </w:rPr>
     </w:lvl>
@@ -14127,7 +14578,7 @@
         <w:ind w:left="1440" w:hanging="360"/>
       </w:pPr>
       <w:rPr>
-        <w:rFonts w:ascii="Times New Roman" w:hAnsi="Times New Roman" w:cs="Times New Roman" w:hint="default"/>
+        <w:rFonts w:hint="default" w:ascii="Times New Roman" w:hAnsi="Times New Roman" w:cs="Times New Roman"/>
         <w:sz w:val="20"/>
       </w:rPr>
     </w:lvl>
@@ -14143,7 +14594,7 @@
         <w:ind w:left="2160" w:hanging="360"/>
       </w:pPr>
       <w:rPr>
-        <w:rFonts w:ascii="Wingdings" w:hAnsi="Wingdings" w:cs="Wingdings" w:hint="default"/>
+        <w:rFonts w:hint="default" w:ascii="Wingdings" w:hAnsi="Wingdings" w:cs="Wingdings"/>
         <w:sz w:val="20"/>
       </w:rPr>
     </w:lvl>
@@ -14159,7 +14610,7 @@
         <w:ind w:left="2880" w:hanging="360"/>
       </w:pPr>
       <w:rPr>
-        <w:rFonts w:ascii="Wingdings" w:hAnsi="Wingdings" w:cs="Wingdings" w:hint="default"/>
+        <w:rFonts w:hint="default" w:ascii="Wingdings" w:hAnsi="Wingdings" w:cs="Wingdings"/>
         <w:sz w:val="20"/>
       </w:rPr>
     </w:lvl>
@@ -14175,7 +14626,7 @@
         <w:ind w:left="3600" w:hanging="360"/>
       </w:pPr>
       <w:rPr>
-        <w:rFonts w:ascii="Wingdings" w:hAnsi="Wingdings" w:cs="Wingdings" w:hint="default"/>
+        <w:rFonts w:hint="default" w:ascii="Wingdings" w:hAnsi="Wingdings" w:cs="Wingdings"/>
         <w:sz w:val="20"/>
       </w:rPr>
     </w:lvl>
@@ -14191,7 +14642,7 @@
         <w:ind w:left="4320" w:hanging="360"/>
       </w:pPr>
       <w:rPr>
-        <w:rFonts w:ascii="Wingdings" w:hAnsi="Wingdings" w:cs="Wingdings" w:hint="default"/>
+        <w:rFonts w:hint="default" w:ascii="Wingdings" w:hAnsi="Wingdings" w:cs="Wingdings"/>
         <w:sz w:val="20"/>
       </w:rPr>
     </w:lvl>
@@ -14207,7 +14658,7 @@
         <w:ind w:left="5040" w:hanging="360"/>
       </w:pPr>
       <w:rPr>
-        <w:rFonts w:ascii="Wingdings" w:hAnsi="Wingdings" w:cs="Wingdings" w:hint="default"/>
+        <w:rFonts w:hint="default" w:ascii="Wingdings" w:hAnsi="Wingdings" w:cs="Wingdings"/>
         <w:sz w:val="20"/>
       </w:rPr>
     </w:lvl>
@@ -14223,7 +14674,7 @@
         <w:ind w:left="5760" w:hanging="360"/>
       </w:pPr>
       <w:rPr>
-        <w:rFonts w:ascii="Wingdings" w:hAnsi="Wingdings" w:cs="Wingdings" w:hint="default"/>
+        <w:rFonts w:hint="default" w:ascii="Wingdings" w:hAnsi="Wingdings" w:cs="Wingdings"/>
         <w:sz w:val="20"/>
       </w:rPr>
     </w:lvl>
@@ -14239,7 +14690,7 @@
         <w:ind w:left="6480" w:hanging="360"/>
       </w:pPr>
       <w:rPr>
-        <w:rFonts w:ascii="Wingdings" w:hAnsi="Wingdings" w:cs="Wingdings" w:hint="default"/>
+        <w:rFonts w:hint="default" w:ascii="Wingdings" w:hAnsi="Wingdings" w:cs="Wingdings"/>
         <w:sz w:val="20"/>
       </w:rPr>
     </w:lvl>
@@ -14260,7 +14711,7 @@
         <w:ind w:left="720" w:hanging="360"/>
       </w:pPr>
       <w:rPr>
-        <w:rFonts w:ascii="Symbol" w:hAnsi="Symbol" w:cs="Symbol" w:hint="default"/>
+        <w:rFonts w:hint="default" w:ascii="Symbol" w:hAnsi="Symbol" w:cs="Symbol"/>
       </w:rPr>
     </w:lvl>
     <w:lvl w:ilvl="1">
@@ -14275,7 +14726,7 @@
         <w:ind w:left="1080" w:hanging="360"/>
       </w:pPr>
       <w:rPr>
-        <w:rFonts w:ascii="OpenSymbol" w:hAnsi="OpenSymbol" w:cs="OpenSymbol" w:hint="default"/>
+        <w:rFonts w:hint="default" w:ascii="OpenSymbol" w:hAnsi="OpenSymbol" w:cs="OpenSymbol"/>
       </w:rPr>
     </w:lvl>
     <w:lvl w:ilvl="2">
@@ -14290,7 +14741,7 @@
         <w:ind w:left="1440" w:hanging="360"/>
       </w:pPr>
       <w:rPr>
-        <w:rFonts w:ascii="OpenSymbol" w:hAnsi="OpenSymbol" w:cs="OpenSymbol" w:hint="default"/>
+        <w:rFonts w:hint="default" w:ascii="OpenSymbol" w:hAnsi="OpenSymbol" w:cs="OpenSymbol"/>
       </w:rPr>
     </w:lvl>
     <w:lvl w:ilvl="3">
@@ -14305,7 +14756,7 @@
         <w:ind w:left="1800" w:hanging="360"/>
       </w:pPr>
       <w:rPr>
-        <w:rFonts w:ascii="Symbol" w:hAnsi="Symbol" w:cs="Symbol" w:hint="default"/>
+        <w:rFonts w:hint="default" w:ascii="Symbol" w:hAnsi="Symbol" w:cs="Symbol"/>
       </w:rPr>
     </w:lvl>
     <w:lvl w:ilvl="4">
@@ -14320,7 +14771,7 @@
         <w:ind w:left="2160" w:hanging="360"/>
       </w:pPr>
       <w:rPr>
-        <w:rFonts w:ascii="OpenSymbol" w:hAnsi="OpenSymbol" w:cs="OpenSymbol" w:hint="default"/>
+        <w:rFonts w:hint="default" w:ascii="OpenSymbol" w:hAnsi="OpenSymbol" w:cs="OpenSymbol"/>
       </w:rPr>
     </w:lvl>
     <w:lvl w:ilvl="5">
@@ -14335,7 +14786,7 @@
         <w:ind w:left="2520" w:hanging="360"/>
       </w:pPr>
       <w:rPr>
-        <w:rFonts w:ascii="OpenSymbol" w:hAnsi="OpenSymbol" w:cs="OpenSymbol" w:hint="default"/>
+        <w:rFonts w:hint="default" w:ascii="OpenSymbol" w:hAnsi="OpenSymbol" w:cs="OpenSymbol"/>
       </w:rPr>
     </w:lvl>
     <w:lvl w:ilvl="6">
@@ -14350,7 +14801,7 @@
         <w:ind w:left="2880" w:hanging="360"/>
       </w:pPr>
       <w:rPr>
-        <w:rFonts w:ascii="Symbol" w:hAnsi="Symbol" w:cs="Symbol" w:hint="default"/>
+        <w:rFonts w:hint="default" w:ascii="Symbol" w:hAnsi="Symbol" w:cs="Symbol"/>
       </w:rPr>
     </w:lvl>
     <w:lvl w:ilvl="7">
@@ -14365,7 +14816,7 @@
         <w:ind w:left="3240" w:hanging="360"/>
       </w:pPr>
       <w:rPr>
-        <w:rFonts w:ascii="OpenSymbol" w:hAnsi="OpenSymbol" w:cs="OpenSymbol" w:hint="default"/>
+        <w:rFonts w:hint="default" w:ascii="OpenSymbol" w:hAnsi="OpenSymbol" w:cs="OpenSymbol"/>
       </w:rPr>
     </w:lvl>
     <w:lvl w:ilvl="8">
@@ -14380,7 +14831,7 @@
         <w:ind w:left="3600" w:hanging="360"/>
       </w:pPr>
       <w:rPr>
-        <w:rFonts w:ascii="OpenSymbol" w:hAnsi="OpenSymbol" w:cs="OpenSymbol" w:hint="default"/>
+        <w:rFonts w:hint="default" w:ascii="OpenSymbol" w:hAnsi="OpenSymbol" w:cs="OpenSymbol"/>
       </w:rPr>
     </w:lvl>
   </w:abstractNum>
@@ -14400,7 +14851,7 @@
         <w:ind w:left="720" w:hanging="360"/>
       </w:pPr>
       <w:rPr>
-        <w:rFonts w:ascii="Symbol" w:hAnsi="Symbol" w:cs="Symbol" w:hint="default"/>
+        <w:rFonts w:hint="default" w:ascii="Symbol" w:hAnsi="Symbol" w:cs="Symbol"/>
         <w:sz w:val="20"/>
       </w:rPr>
     </w:lvl>
@@ -14416,7 +14867,7 @@
         <w:ind w:left="1440" w:hanging="360"/>
       </w:pPr>
       <w:rPr>
-        <w:rFonts w:ascii="Courier New" w:hAnsi="Courier New" w:cs="Courier New" w:hint="default"/>
+        <w:rFonts w:hint="default" w:ascii="Courier New" w:hAnsi="Courier New" w:cs="Courier New"/>
         <w:sz w:val="20"/>
       </w:rPr>
     </w:lvl>
@@ -14432,7 +14883,7 @@
         <w:ind w:left="2160" w:hanging="360"/>
       </w:pPr>
       <w:rPr>
-        <w:rFonts w:ascii="Wingdings" w:hAnsi="Wingdings" w:cs="Wingdings" w:hint="default"/>
+        <w:rFonts w:hint="default" w:ascii="Wingdings" w:hAnsi="Wingdings" w:cs="Wingdings"/>
         <w:sz w:val="20"/>
       </w:rPr>
     </w:lvl>
@@ -14448,7 +14899,7 @@
         <w:ind w:left="2880" w:hanging="360"/>
       </w:pPr>
       <w:rPr>
-        <w:rFonts w:ascii="Wingdings" w:hAnsi="Wingdings" w:cs="Wingdings" w:hint="default"/>
+        <w:rFonts w:hint="default" w:ascii="Wingdings" w:hAnsi="Wingdings" w:cs="Wingdings"/>
         <w:sz w:val="20"/>
       </w:rPr>
     </w:lvl>
@@ -14464,7 +14915,7 @@
         <w:ind w:left="3600" w:hanging="360"/>
       </w:pPr>
       <w:rPr>
-        <w:rFonts w:ascii="Wingdings" w:hAnsi="Wingdings" w:cs="Wingdings" w:hint="default"/>
+        <w:rFonts w:hint="default" w:ascii="Wingdings" w:hAnsi="Wingdings" w:cs="Wingdings"/>
         <w:sz w:val="20"/>
       </w:rPr>
     </w:lvl>
@@ -14480,7 +14931,7 @@
         <w:ind w:left="4320" w:hanging="360"/>
       </w:pPr>
       <w:rPr>
-        <w:rFonts w:ascii="Wingdings" w:hAnsi="Wingdings" w:cs="Wingdings" w:hint="default"/>
+        <w:rFonts w:hint="default" w:ascii="Wingdings" w:hAnsi="Wingdings" w:cs="Wingdings"/>
         <w:sz w:val="20"/>
       </w:rPr>
     </w:lvl>
@@ -14496,7 +14947,7 @@
         <w:ind w:left="5040" w:hanging="360"/>
       </w:pPr>
       <w:rPr>
-        <w:rFonts w:ascii="Wingdings" w:hAnsi="Wingdings" w:cs="Wingdings" w:hint="default"/>
+        <w:rFonts w:hint="default" w:ascii="Wingdings" w:hAnsi="Wingdings" w:cs="Wingdings"/>
         <w:sz w:val="20"/>
       </w:rPr>
     </w:lvl>
@@ -14512,7 +14963,7 @@
         <w:ind w:left="5760" w:hanging="360"/>
       </w:pPr>
       <w:rPr>
-        <w:rFonts w:ascii="Wingdings" w:hAnsi="Wingdings" w:cs="Wingdings" w:hint="default"/>
+        <w:rFonts w:hint="default" w:ascii="Wingdings" w:hAnsi="Wingdings" w:cs="Wingdings"/>
         <w:sz w:val="20"/>
       </w:rPr>
     </w:lvl>
@@ -14528,7 +14979,7 @@
         <w:ind w:left="6480" w:hanging="360"/>
       </w:pPr>
       <w:rPr>
-        <w:rFonts w:ascii="Wingdings" w:hAnsi="Wingdings" w:cs="Wingdings" w:hint="default"/>
+        <w:rFonts w:hint="default" w:ascii="Wingdings" w:hAnsi="Wingdings" w:cs="Wingdings"/>
         <w:sz w:val="20"/>
       </w:rPr>
     </w:lvl>
@@ -14549,7 +15000,7 @@
         <w:ind w:left="720" w:hanging="360"/>
       </w:pPr>
       <w:rPr>
-        <w:rFonts w:ascii="Symbol" w:hAnsi="Symbol" w:cs="Symbol" w:hint="default"/>
+        <w:rFonts w:hint="default" w:ascii="Symbol" w:hAnsi="Symbol" w:cs="Symbol"/>
       </w:rPr>
     </w:lvl>
     <w:lvl w:ilvl="1">
@@ -14564,7 +15015,7 @@
         <w:ind w:left="1080" w:hanging="360"/>
       </w:pPr>
       <w:rPr>
-        <w:rFonts w:ascii="OpenSymbol" w:hAnsi="OpenSymbol" w:cs="OpenSymbol" w:hint="default"/>
+        <w:rFonts w:hint="default" w:ascii="OpenSymbol" w:hAnsi="OpenSymbol" w:cs="OpenSymbol"/>
       </w:rPr>
     </w:lvl>
     <w:lvl w:ilvl="2">
@@ -14579,7 +15030,7 @@
         <w:ind w:left="1440" w:hanging="360"/>
       </w:pPr>
       <w:rPr>
-        <w:rFonts w:ascii="OpenSymbol" w:hAnsi="OpenSymbol" w:cs="OpenSymbol" w:hint="default"/>
+        <w:rFonts w:hint="default" w:ascii="OpenSymbol" w:hAnsi="OpenSymbol" w:cs="OpenSymbol"/>
       </w:rPr>
     </w:lvl>
     <w:lvl w:ilvl="3">
@@ -14594,7 +15045,7 @@
         <w:ind w:left="1800" w:hanging="360"/>
       </w:pPr>
       <w:rPr>
-        <w:rFonts w:ascii="Symbol" w:hAnsi="Symbol" w:cs="Symbol" w:hint="default"/>
+        <w:rFonts w:hint="default" w:ascii="Symbol" w:hAnsi="Symbol" w:cs="Symbol"/>
       </w:rPr>
     </w:lvl>
     <w:lvl w:ilvl="4">
@@ -14609,7 +15060,7 @@
         <w:ind w:left="2160" w:hanging="360"/>
       </w:pPr>
       <w:rPr>
-        <w:rFonts w:ascii="OpenSymbol" w:hAnsi="OpenSymbol" w:cs="OpenSymbol" w:hint="default"/>
+        <w:rFonts w:hint="default" w:ascii="OpenSymbol" w:hAnsi="OpenSymbol" w:cs="OpenSymbol"/>
       </w:rPr>
     </w:lvl>
     <w:lvl w:ilvl="5">
@@ -14624,7 +15075,7 @@
         <w:ind w:left="2520" w:hanging="360"/>
       </w:pPr>
       <w:rPr>
-        <w:rFonts w:ascii="OpenSymbol" w:hAnsi="OpenSymbol" w:cs="OpenSymbol" w:hint="default"/>
+        <w:rFonts w:hint="default" w:ascii="OpenSymbol" w:hAnsi="OpenSymbol" w:cs="OpenSymbol"/>
       </w:rPr>
     </w:lvl>
     <w:lvl w:ilvl="6">
@@ -14639,7 +15090,7 @@
         <w:ind w:left="2880" w:hanging="360"/>
       </w:pPr>
       <w:rPr>
-        <w:rFonts w:ascii="Symbol" w:hAnsi="Symbol" w:cs="Symbol" w:hint="default"/>
+        <w:rFonts w:hint="default" w:ascii="Symbol" w:hAnsi="Symbol" w:cs="Symbol"/>
       </w:rPr>
     </w:lvl>
     <w:lvl w:ilvl="7">
@@ -14654,7 +15105,7 @@
         <w:ind w:left="3240" w:hanging="360"/>
       </w:pPr>
       <w:rPr>
-        <w:rFonts w:ascii="OpenSymbol" w:hAnsi="OpenSymbol" w:cs="OpenSymbol" w:hint="default"/>
+        <w:rFonts w:hint="default" w:ascii="OpenSymbol" w:hAnsi="OpenSymbol" w:cs="OpenSymbol"/>
       </w:rPr>
     </w:lvl>
     <w:lvl w:ilvl="8">
@@ -14669,7 +15120,7 @@
         <w:ind w:left="3600" w:hanging="360"/>
       </w:pPr>
       <w:rPr>
-        <w:rFonts w:ascii="OpenSymbol" w:hAnsi="OpenSymbol" w:cs="OpenSymbol" w:hint="default"/>
+        <w:rFonts w:hint="default" w:ascii="OpenSymbol" w:hAnsi="OpenSymbol" w:cs="OpenSymbol"/>
       </w:rPr>
     </w:lvl>
   </w:abstractNum>
@@ -14689,7 +15140,7 @@
         <w:ind w:left="720" w:hanging="360"/>
       </w:pPr>
       <w:rPr>
-        <w:rFonts w:ascii="Symbol" w:hAnsi="Symbol" w:cs="Symbol" w:hint="default"/>
+        <w:rFonts w:hint="default" w:ascii="Symbol" w:hAnsi="Symbol" w:cs="Symbol"/>
         <w:sz w:val="20"/>
       </w:rPr>
     </w:lvl>
@@ -14705,7 +15156,7 @@
         <w:ind w:left="1440" w:hanging="360"/>
       </w:pPr>
       <w:rPr>
-        <w:rFonts w:ascii="OpenSymbol" w:hAnsi="OpenSymbol" w:cs="OpenSymbol" w:hint="default"/>
+        <w:rFonts w:hint="default" w:ascii="OpenSymbol" w:hAnsi="OpenSymbol" w:cs="OpenSymbol"/>
         <w:sz w:val="20"/>
       </w:rPr>
     </w:lvl>
@@ -14721,7 +15172,7 @@
         <w:ind w:left="2160" w:hanging="360"/>
       </w:pPr>
       <w:rPr>
-        <w:rFonts w:ascii="Wingdings" w:hAnsi="Wingdings" w:cs="Wingdings" w:hint="default"/>
+        <w:rFonts w:hint="default" w:ascii="Wingdings" w:hAnsi="Wingdings" w:cs="Wingdings"/>
         <w:sz w:val="20"/>
       </w:rPr>
     </w:lvl>
@@ -14737,7 +15188,7 @@
         <w:ind w:left="2880" w:hanging="360"/>
       </w:pPr>
       <w:rPr>
-        <w:rFonts w:ascii="Wingdings" w:hAnsi="Wingdings" w:cs="Wingdings" w:hint="default"/>
+        <w:rFonts w:hint="default" w:ascii="Wingdings" w:hAnsi="Wingdings" w:cs="Wingdings"/>
         <w:sz w:val="20"/>
       </w:rPr>
     </w:lvl>
@@ -14753,7 +15204,7 @@
         <w:ind w:left="3600" w:hanging="360"/>
       </w:pPr>
       <w:rPr>
-        <w:rFonts w:ascii="Wingdings" w:hAnsi="Wingdings" w:cs="Wingdings" w:hint="default"/>
+        <w:rFonts w:hint="default" w:ascii="Wingdings" w:hAnsi="Wingdings" w:cs="Wingdings"/>
         <w:sz w:val="20"/>
       </w:rPr>
     </w:lvl>
@@ -14769,7 +15220,7 @@
         <w:ind w:left="4320" w:hanging="360"/>
       </w:pPr>
       <w:rPr>
-        <w:rFonts w:ascii="Wingdings" w:hAnsi="Wingdings" w:cs="Wingdings" w:hint="default"/>
+        <w:rFonts w:hint="default" w:ascii="Wingdings" w:hAnsi="Wingdings" w:cs="Wingdings"/>
         <w:sz w:val="20"/>
       </w:rPr>
     </w:lvl>
@@ -14785,7 +15236,7 @@
         <w:ind w:left="5040" w:hanging="360"/>
       </w:pPr>
       <w:rPr>
-        <w:rFonts w:ascii="Wingdings" w:hAnsi="Wingdings" w:cs="Wingdings" w:hint="default"/>
+        <w:rFonts w:hint="default" w:ascii="Wingdings" w:hAnsi="Wingdings" w:cs="Wingdings"/>
         <w:sz w:val="20"/>
       </w:rPr>
     </w:lvl>
@@ -14801,7 +15252,7 @@
         <w:ind w:left="5760" w:hanging="360"/>
       </w:pPr>
       <w:rPr>
-        <w:rFonts w:ascii="Wingdings" w:hAnsi="Wingdings" w:cs="Wingdings" w:hint="default"/>
+        <w:rFonts w:hint="default" w:ascii="Wingdings" w:hAnsi="Wingdings" w:cs="Wingdings"/>
         <w:sz w:val="20"/>
       </w:rPr>
     </w:lvl>
@@ -14817,7 +15268,7 @@
         <w:ind w:left="6480" w:hanging="360"/>
       </w:pPr>
       <w:rPr>
-        <w:rFonts w:ascii="Wingdings" w:hAnsi="Wingdings" w:cs="Wingdings" w:hint="default"/>
+        <w:rFonts w:hint="default" w:ascii="Wingdings" w:hAnsi="Wingdings" w:cs="Wingdings"/>
         <w:sz w:val="20"/>
       </w:rPr>
     </w:lvl>
@@ -14838,7 +15289,7 @@
         <w:ind w:left="720" w:hanging="360"/>
       </w:pPr>
       <w:rPr>
-        <w:rFonts w:ascii="Symbol" w:hAnsi="Symbol" w:cs="Symbol" w:hint="default"/>
+        <w:rFonts w:hint="default" w:ascii="Symbol" w:hAnsi="Symbol" w:cs="Symbol"/>
         <w:sz w:val="20"/>
       </w:rPr>
     </w:lvl>
@@ -14854,7 +15305,7 @@
         <w:ind w:left="1440" w:hanging="360"/>
       </w:pPr>
       <w:rPr>
-        <w:rFonts w:ascii="Courier New" w:hAnsi="Courier New" w:cs="Courier New" w:hint="default"/>
+        <w:rFonts w:hint="default" w:ascii="Courier New" w:hAnsi="Courier New" w:cs="Courier New"/>
         <w:sz w:val="20"/>
       </w:rPr>
     </w:lvl>
@@ -14870,7 +15321,7 @@
         <w:ind w:left="2160" w:hanging="360"/>
       </w:pPr>
       <w:rPr>
-        <w:rFonts w:ascii="Wingdings" w:hAnsi="Wingdings" w:cs="Wingdings" w:hint="default"/>
+        <w:rFonts w:hint="default" w:ascii="Wingdings" w:hAnsi="Wingdings" w:cs="Wingdings"/>
         <w:sz w:val="20"/>
       </w:rPr>
     </w:lvl>
@@ -14886,7 +15337,7 @@
         <w:ind w:left="2880" w:hanging="360"/>
       </w:pPr>
       <w:rPr>
-        <w:rFonts w:ascii="Wingdings" w:hAnsi="Wingdings" w:cs="Wingdings" w:hint="default"/>
+        <w:rFonts w:hint="default" w:ascii="Wingdings" w:hAnsi="Wingdings" w:cs="Wingdings"/>
         <w:sz w:val="20"/>
       </w:rPr>
     </w:lvl>
@@ -14902,7 +15353,7 @@
         <w:ind w:left="3600" w:hanging="360"/>
       </w:pPr>
       <w:rPr>
-        <w:rFonts w:ascii="Wingdings" w:hAnsi="Wingdings" w:cs="Wingdings" w:hint="default"/>
+        <w:rFonts w:hint="default" w:ascii="Wingdings" w:hAnsi="Wingdings" w:cs="Wingdings"/>
         <w:sz w:val="20"/>
       </w:rPr>
     </w:lvl>
@@ -14918,7 +15369,7 @@
         <w:ind w:left="4320" w:hanging="360"/>
       </w:pPr>
       <w:rPr>
-        <w:rFonts w:ascii="Wingdings" w:hAnsi="Wingdings" w:cs="Wingdings" w:hint="default"/>
+        <w:rFonts w:hint="default" w:ascii="Wingdings" w:hAnsi="Wingdings" w:cs="Wingdings"/>
         <w:sz w:val="20"/>
       </w:rPr>
     </w:lvl>
@@ -14934,7 +15385,7 @@
         <w:ind w:left="5040" w:hanging="360"/>
       </w:pPr>
       <w:rPr>
-        <w:rFonts w:ascii="Wingdings" w:hAnsi="Wingdings" w:cs="Wingdings" w:hint="default"/>
+        <w:rFonts w:hint="default" w:ascii="Wingdings" w:hAnsi="Wingdings" w:cs="Wingdings"/>
         <w:sz w:val="20"/>
       </w:rPr>
     </w:lvl>
@@ -14950,7 +15401,7 @@
         <w:ind w:left="5760" w:hanging="360"/>
       </w:pPr>
       <w:rPr>
-        <w:rFonts w:ascii="Wingdings" w:hAnsi="Wingdings" w:cs="Wingdings" w:hint="default"/>
+        <w:rFonts w:hint="default" w:ascii="Wingdings" w:hAnsi="Wingdings" w:cs="Wingdings"/>
         <w:sz w:val="20"/>
       </w:rPr>
     </w:lvl>
@@ -14966,7 +15417,7 @@
         <w:ind w:left="6480" w:hanging="360"/>
       </w:pPr>
       <w:rPr>
-        <w:rFonts w:ascii="Wingdings" w:hAnsi="Wingdings" w:cs="Wingdings" w:hint="default"/>
+        <w:rFonts w:hint="default" w:ascii="Wingdings" w:hAnsi="Wingdings" w:cs="Wingdings"/>
         <w:sz w:val="20"/>
       </w:rPr>
     </w:lvl>
@@ -15100,7 +15551,7 @@
         <w:ind w:left="720" w:hanging="360"/>
       </w:pPr>
       <w:rPr>
-        <w:rFonts w:ascii="Symbol" w:hAnsi="Symbol" w:cs="Symbol" w:hint="default"/>
+        <w:rFonts w:hint="default" w:ascii="Symbol" w:hAnsi="Symbol" w:cs="Symbol"/>
         <w:sz w:val="20"/>
       </w:rPr>
     </w:lvl>
@@ -15116,7 +15567,7 @@
         <w:ind w:left="1440" w:hanging="360"/>
       </w:pPr>
       <w:rPr>
-        <w:rFonts w:ascii="Courier New" w:hAnsi="Courier New" w:cs="Courier New" w:hint="default"/>
+        <w:rFonts w:hint="default" w:ascii="Courier New" w:hAnsi="Courier New" w:cs="Courier New"/>
         <w:sz w:val="20"/>
       </w:rPr>
     </w:lvl>
@@ -15132,7 +15583,7 @@
         <w:ind w:left="2160" w:hanging="360"/>
       </w:pPr>
       <w:rPr>
-        <w:rFonts w:ascii="Wingdings" w:hAnsi="Wingdings" w:cs="Wingdings" w:hint="default"/>
+        <w:rFonts w:hint="default" w:ascii="Wingdings" w:hAnsi="Wingdings" w:cs="Wingdings"/>
         <w:sz w:val="20"/>
       </w:rPr>
     </w:lvl>
@@ -15148,7 +15599,7 @@
         <w:ind w:left="2880" w:hanging="360"/>
       </w:pPr>
       <w:rPr>
-        <w:rFonts w:ascii="Wingdings" w:hAnsi="Wingdings" w:cs="Wingdings" w:hint="default"/>
+        <w:rFonts w:hint="default" w:ascii="Wingdings" w:hAnsi="Wingdings" w:cs="Wingdings"/>
         <w:sz w:val="20"/>
       </w:rPr>
     </w:lvl>
@@ -15164,7 +15615,7 @@
         <w:ind w:left="3600" w:hanging="360"/>
       </w:pPr>
       <w:rPr>
-        <w:rFonts w:ascii="Wingdings" w:hAnsi="Wingdings" w:cs="Wingdings" w:hint="default"/>
+        <w:rFonts w:hint="default" w:ascii="Wingdings" w:hAnsi="Wingdings" w:cs="Wingdings"/>
         <w:sz w:val="20"/>
       </w:rPr>
     </w:lvl>
@@ -15180,7 +15631,7 @@
         <w:ind w:left="4320" w:hanging="360"/>
       </w:pPr>
       <w:rPr>
-        <w:rFonts w:ascii="Wingdings" w:hAnsi="Wingdings" w:cs="Wingdings" w:hint="default"/>
+        <w:rFonts w:hint="default" w:ascii="Wingdings" w:hAnsi="Wingdings" w:cs="Wingdings"/>
         <w:sz w:val="20"/>
       </w:rPr>
     </w:lvl>
@@ -15196,7 +15647,7 @@
         <w:ind w:left="5040" w:hanging="360"/>
       </w:pPr>
       <w:rPr>
-        <w:rFonts w:ascii="Wingdings" w:hAnsi="Wingdings" w:cs="Wingdings" w:hint="default"/>
+        <w:rFonts w:hint="default" w:ascii="Wingdings" w:hAnsi="Wingdings" w:cs="Wingdings"/>
         <w:sz w:val="20"/>
       </w:rPr>
     </w:lvl>
@@ -15212,7 +15663,7 @@
         <w:ind w:left="5760" w:hanging="360"/>
       </w:pPr>
       <w:rPr>
-        <w:rFonts w:ascii="Wingdings" w:hAnsi="Wingdings" w:cs="Wingdings" w:hint="default"/>
+        <w:rFonts w:hint="default" w:ascii="Wingdings" w:hAnsi="Wingdings" w:cs="Wingdings"/>
         <w:sz w:val="20"/>
       </w:rPr>
     </w:lvl>
@@ -15228,7 +15679,7 @@
         <w:ind w:left="6480" w:hanging="360"/>
       </w:pPr>
       <w:rPr>
-        <w:rFonts w:ascii="Wingdings" w:hAnsi="Wingdings" w:cs="Wingdings" w:hint="default"/>
+        <w:rFonts w:hint="default" w:ascii="Wingdings" w:hAnsi="Wingdings" w:cs="Wingdings"/>
         <w:sz w:val="20"/>
       </w:rPr>
     </w:lvl>
@@ -15366,7 +15817,7 @@
         <w:ind w:left="720" w:hanging="360"/>
       </w:pPr>
       <w:rPr>
-        <w:rFonts w:ascii="Symbol" w:hAnsi="Symbol" w:cs="Symbol" w:hint="default"/>
+        <w:rFonts w:hint="default" w:ascii="Symbol" w:hAnsi="Symbol" w:cs="Symbol"/>
         <w:sz w:val="20"/>
       </w:rPr>
     </w:lvl>
@@ -15382,7 +15833,7 @@
         <w:ind w:left="1440" w:hanging="360"/>
       </w:pPr>
       <w:rPr>
-        <w:rFonts w:ascii="Courier New" w:hAnsi="Courier New" w:cs="Courier New" w:hint="default"/>
+        <w:rFonts w:hint="default" w:ascii="Courier New" w:hAnsi="Courier New" w:cs="Courier New"/>
         <w:sz w:val="20"/>
       </w:rPr>
     </w:lvl>
@@ -15398,7 +15849,7 @@
         <w:ind w:left="2160" w:hanging="360"/>
       </w:pPr>
       <w:rPr>
-        <w:rFonts w:ascii="Wingdings" w:hAnsi="Wingdings" w:cs="Wingdings" w:hint="default"/>
+        <w:rFonts w:hint="default" w:ascii="Wingdings" w:hAnsi="Wingdings" w:cs="Wingdings"/>
         <w:sz w:val="20"/>
       </w:rPr>
     </w:lvl>
@@ -15414,7 +15865,7 @@
         <w:ind w:left="2880" w:hanging="360"/>
       </w:pPr>
       <w:rPr>
-        <w:rFonts w:ascii="Wingdings" w:hAnsi="Wingdings" w:cs="Wingdings" w:hint="default"/>
+        <w:rFonts w:hint="default" w:ascii="Wingdings" w:hAnsi="Wingdings" w:cs="Wingdings"/>
         <w:sz w:val="20"/>
       </w:rPr>
     </w:lvl>
@@ -15430,7 +15881,7 @@
         <w:ind w:left="3600" w:hanging="360"/>
       </w:pPr>
       <w:rPr>
-        <w:rFonts w:ascii="Wingdings" w:hAnsi="Wingdings" w:cs="Wingdings" w:hint="default"/>
+        <w:rFonts w:hint="default" w:ascii="Wingdings" w:hAnsi="Wingdings" w:cs="Wingdings"/>
         <w:sz w:val="20"/>
       </w:rPr>
     </w:lvl>
@@ -15446,7 +15897,7 @@
         <w:ind w:left="4320" w:hanging="360"/>
       </w:pPr>
       <w:rPr>
-        <w:rFonts w:ascii="Wingdings" w:hAnsi="Wingdings" w:cs="Wingdings" w:hint="default"/>
+        <w:rFonts w:hint="default" w:ascii="Wingdings" w:hAnsi="Wingdings" w:cs="Wingdings"/>
         <w:sz w:val="20"/>
       </w:rPr>
     </w:lvl>
@@ -15462,7 +15913,7 @@
         <w:ind w:left="5040" w:hanging="360"/>
       </w:pPr>
       <w:rPr>
-        <w:rFonts w:ascii="Wingdings" w:hAnsi="Wingdings" w:cs="Wingdings" w:hint="default"/>
+        <w:rFonts w:hint="default" w:ascii="Wingdings" w:hAnsi="Wingdings" w:cs="Wingdings"/>
         <w:sz w:val="20"/>
       </w:rPr>
     </w:lvl>
@@ -15478,7 +15929,7 @@
         <w:ind w:left="5760" w:hanging="360"/>
       </w:pPr>
       <w:rPr>
-        <w:rFonts w:ascii="Wingdings" w:hAnsi="Wingdings" w:cs="Wingdings" w:hint="default"/>
+        <w:rFonts w:hint="default" w:ascii="Wingdings" w:hAnsi="Wingdings" w:cs="Wingdings"/>
         <w:sz w:val="20"/>
       </w:rPr>
     </w:lvl>
@@ -15494,7 +15945,7 @@
         <w:ind w:left="6480" w:hanging="360"/>
       </w:pPr>
       <w:rPr>
-        <w:rFonts w:ascii="Wingdings" w:hAnsi="Wingdings" w:cs="Wingdings" w:hint="default"/>
+        <w:rFonts w:hint="default" w:ascii="Wingdings" w:hAnsi="Wingdings" w:cs="Wingdings"/>
         <w:sz w:val="20"/>
       </w:rPr>
     </w:lvl>
@@ -15741,7 +16192,7 @@
         <w:ind w:left="720" w:hanging="360"/>
       </w:pPr>
       <w:rPr>
-        <w:rFonts w:ascii="Symbol" w:hAnsi="Symbol" w:cs="Symbol" w:hint="default"/>
+        <w:rFonts w:hint="default" w:ascii="Symbol" w:hAnsi="Symbol" w:cs="Symbol"/>
         <w:sz w:val="20"/>
       </w:rPr>
     </w:lvl>
@@ -15757,7 +16208,7 @@
         <w:ind w:left="1440" w:hanging="360"/>
       </w:pPr>
       <w:rPr>
-        <w:rFonts w:ascii="Times New Roman" w:hAnsi="Times New Roman" w:cs="Times New Roman" w:hint="default"/>
+        <w:rFonts w:hint="default" w:ascii="Times New Roman" w:hAnsi="Times New Roman" w:cs="Times New Roman"/>
         <w:sz w:val="20"/>
       </w:rPr>
     </w:lvl>
@@ -15773,7 +16224,7 @@
         <w:ind w:left="2160" w:hanging="360"/>
       </w:pPr>
       <w:rPr>
-        <w:rFonts w:ascii="Wingdings" w:hAnsi="Wingdings" w:cs="Wingdings" w:hint="default"/>
+        <w:rFonts w:hint="default" w:ascii="Wingdings" w:hAnsi="Wingdings" w:cs="Wingdings"/>
         <w:sz w:val="20"/>
       </w:rPr>
     </w:lvl>
@@ -15789,7 +16240,7 @@
         <w:ind w:left="2880" w:hanging="360"/>
       </w:pPr>
       <w:rPr>
-        <w:rFonts w:ascii="Wingdings" w:hAnsi="Wingdings" w:cs="Wingdings" w:hint="default"/>
+        <w:rFonts w:hint="default" w:ascii="Wingdings" w:hAnsi="Wingdings" w:cs="Wingdings"/>
         <w:sz w:val="20"/>
       </w:rPr>
     </w:lvl>
@@ -15805,7 +16256,7 @@
         <w:ind w:left="3600" w:hanging="360"/>
       </w:pPr>
       <w:rPr>
-        <w:rFonts w:ascii="Wingdings" w:hAnsi="Wingdings" w:cs="Wingdings" w:hint="default"/>
+        <w:rFonts w:hint="default" w:ascii="Wingdings" w:hAnsi="Wingdings" w:cs="Wingdings"/>
         <w:sz w:val="20"/>
       </w:rPr>
     </w:lvl>
@@ -15821,7 +16272,7 @@
         <w:ind w:left="4320" w:hanging="360"/>
       </w:pPr>
       <w:rPr>
-        <w:rFonts w:ascii="Wingdings" w:hAnsi="Wingdings" w:cs="Wingdings" w:hint="default"/>
+        <w:rFonts w:hint="default" w:ascii="Wingdings" w:hAnsi="Wingdings" w:cs="Wingdings"/>
         <w:sz w:val="20"/>
       </w:rPr>
     </w:lvl>
@@ -15837,7 +16288,7 @@
         <w:ind w:left="5040" w:hanging="360"/>
       </w:pPr>
       <w:rPr>
-        <w:rFonts w:ascii="Wingdings" w:hAnsi="Wingdings" w:cs="Wingdings" w:hint="default"/>
+        <w:rFonts w:hint="default" w:ascii="Wingdings" w:hAnsi="Wingdings" w:cs="Wingdings"/>
         <w:sz w:val="20"/>
       </w:rPr>
     </w:lvl>
@@ -15853,7 +16304,7 @@
         <w:ind w:left="5760" w:hanging="360"/>
       </w:pPr>
       <w:rPr>
-        <w:rFonts w:ascii="Wingdings" w:hAnsi="Wingdings" w:cs="Wingdings" w:hint="default"/>
+        <w:rFonts w:hint="default" w:ascii="Wingdings" w:hAnsi="Wingdings" w:cs="Wingdings"/>
         <w:sz w:val="20"/>
       </w:rPr>
     </w:lvl>
@@ -15869,7 +16320,7 @@
         <w:ind w:left="6480" w:hanging="360"/>
       </w:pPr>
       <w:rPr>
-        <w:rFonts w:ascii="Wingdings" w:hAnsi="Wingdings" w:cs="Wingdings" w:hint="default"/>
+        <w:rFonts w:hint="default" w:ascii="Wingdings" w:hAnsi="Wingdings" w:cs="Wingdings"/>
         <w:sz w:val="20"/>
       </w:rPr>
     </w:lvl>
@@ -15890,7 +16341,7 @@
         <w:ind w:left="720" w:hanging="360"/>
       </w:pPr>
       <w:rPr>
-        <w:rFonts w:ascii="Symbol" w:hAnsi="Symbol" w:cs="Symbol" w:hint="default"/>
+        <w:rFonts w:hint="default" w:ascii="Symbol" w:hAnsi="Symbol" w:cs="Symbol"/>
         <w:sz w:val="20"/>
       </w:rPr>
     </w:lvl>
@@ -15906,7 +16357,7 @@
         <w:ind w:left="1440" w:hanging="360"/>
       </w:pPr>
       <w:rPr>
-        <w:rFonts w:ascii="OpenSymbol" w:hAnsi="OpenSymbol" w:cs="OpenSymbol" w:hint="default"/>
+        <w:rFonts w:hint="default" w:ascii="OpenSymbol" w:hAnsi="OpenSymbol" w:cs="OpenSymbol"/>
         <w:sz w:val="20"/>
       </w:rPr>
     </w:lvl>
@@ -15922,7 +16373,7 @@
         <w:ind w:left="2160" w:hanging="360"/>
       </w:pPr>
       <w:rPr>
-        <w:rFonts w:ascii="Wingdings" w:hAnsi="Wingdings" w:cs="Wingdings" w:hint="default"/>
+        <w:rFonts w:hint="default" w:ascii="Wingdings" w:hAnsi="Wingdings" w:cs="Wingdings"/>
         <w:sz w:val="20"/>
       </w:rPr>
     </w:lvl>
@@ -15938,7 +16389,7 @@
         <w:ind w:left="2880" w:hanging="360"/>
       </w:pPr>
       <w:rPr>
-        <w:rFonts w:ascii="Wingdings" w:hAnsi="Wingdings" w:cs="Wingdings" w:hint="default"/>
+        <w:rFonts w:hint="default" w:ascii="Wingdings" w:hAnsi="Wingdings" w:cs="Wingdings"/>
         <w:sz w:val="20"/>
       </w:rPr>
     </w:lvl>
@@ -15954,7 +16405,7 @@
         <w:ind w:left="3600" w:hanging="360"/>
       </w:pPr>
       <w:rPr>
-        <w:rFonts w:ascii="Wingdings" w:hAnsi="Wingdings" w:cs="Wingdings" w:hint="default"/>
+        <w:rFonts w:hint="default" w:ascii="Wingdings" w:hAnsi="Wingdings" w:cs="Wingdings"/>
         <w:sz w:val="20"/>
       </w:rPr>
     </w:lvl>
@@ -15970,7 +16421,7 @@
         <w:ind w:left="4320" w:hanging="360"/>
       </w:pPr>
       <w:rPr>
-        <w:rFonts w:ascii="Wingdings" w:hAnsi="Wingdings" w:cs="Wingdings" w:hint="default"/>
+        <w:rFonts w:hint="default" w:ascii="Wingdings" w:hAnsi="Wingdings" w:cs="Wingdings"/>
         <w:sz w:val="20"/>
       </w:rPr>
     </w:lvl>
@@ -15986,7 +16437,7 @@
         <w:ind w:left="5040" w:hanging="360"/>
       </w:pPr>
       <w:rPr>
-        <w:rFonts w:ascii="Wingdings" w:hAnsi="Wingdings" w:cs="Wingdings" w:hint="default"/>
+        <w:rFonts w:hint="default" w:ascii="Wingdings" w:hAnsi="Wingdings" w:cs="Wingdings"/>
         <w:sz w:val="20"/>
       </w:rPr>
     </w:lvl>
@@ -16002,7 +16453,7 @@
         <w:ind w:left="5760" w:hanging="360"/>
       </w:pPr>
       <w:rPr>
-        <w:rFonts w:ascii="Wingdings" w:hAnsi="Wingdings" w:cs="Wingdings" w:hint="default"/>
+        <w:rFonts w:hint="default" w:ascii="Wingdings" w:hAnsi="Wingdings" w:cs="Wingdings"/>
         <w:sz w:val="20"/>
       </w:rPr>
     </w:lvl>
@@ -16018,7 +16469,7 @@
         <w:ind w:left="6480" w:hanging="360"/>
       </w:pPr>
       <w:rPr>
-        <w:rFonts w:ascii="Wingdings" w:hAnsi="Wingdings" w:cs="Wingdings" w:hint="default"/>
+        <w:rFonts w:hint="default" w:ascii="Wingdings" w:hAnsi="Wingdings" w:cs="Wingdings"/>
         <w:sz w:val="20"/>
       </w:rPr>
     </w:lvl>
@@ -16156,7 +16607,7 @@
         <w:ind w:left="720" w:hanging="360"/>
       </w:pPr>
       <w:rPr>
-        <w:rFonts w:ascii="Symbol" w:hAnsi="Symbol" w:cs="Symbol" w:hint="default"/>
+        <w:rFonts w:hint="default" w:ascii="Symbol" w:hAnsi="Symbol" w:cs="Symbol"/>
         <w:sz w:val="20"/>
       </w:rPr>
     </w:lvl>
@@ -16172,7 +16623,7 @@
         <w:ind w:left="1440" w:hanging="360"/>
       </w:pPr>
       <w:rPr>
-        <w:rFonts w:ascii="Courier New" w:hAnsi="Courier New" w:cs="Courier New" w:hint="default"/>
+        <w:rFonts w:hint="default" w:ascii="Courier New" w:hAnsi="Courier New" w:cs="Courier New"/>
         <w:sz w:val="20"/>
       </w:rPr>
     </w:lvl>
@@ -16188,7 +16639,7 @@
         <w:ind w:left="2160" w:hanging="360"/>
       </w:pPr>
       <w:rPr>
-        <w:rFonts w:ascii="Wingdings" w:hAnsi="Wingdings" w:cs="Wingdings" w:hint="default"/>
+        <w:rFonts w:hint="default" w:ascii="Wingdings" w:hAnsi="Wingdings" w:cs="Wingdings"/>
         <w:sz w:val="20"/>
       </w:rPr>
     </w:lvl>
@@ -16204,7 +16655,7 @@
         <w:ind w:left="2880" w:hanging="360"/>
       </w:pPr>
       <w:rPr>
-        <w:rFonts w:ascii="Wingdings" w:hAnsi="Wingdings" w:cs="Wingdings" w:hint="default"/>
+        <w:rFonts w:hint="default" w:ascii="Wingdings" w:hAnsi="Wingdings" w:cs="Wingdings"/>
         <w:sz w:val="20"/>
       </w:rPr>
     </w:lvl>
@@ -16220,7 +16671,7 @@
         <w:ind w:left="3600" w:hanging="360"/>
       </w:pPr>
       <w:rPr>
-        <w:rFonts w:ascii="Wingdings" w:hAnsi="Wingdings" w:cs="Wingdings" w:hint="default"/>
+        <w:rFonts w:hint="default" w:ascii="Wingdings" w:hAnsi="Wingdings" w:cs="Wingdings"/>
         <w:sz w:val="20"/>
       </w:rPr>
     </w:lvl>
@@ -16236,7 +16687,7 @@
         <w:ind w:left="4320" w:hanging="360"/>
       </w:pPr>
       <w:rPr>
-        <w:rFonts w:ascii="Wingdings" w:hAnsi="Wingdings" w:cs="Wingdings" w:hint="default"/>
+        <w:rFonts w:hint="default" w:ascii="Wingdings" w:hAnsi="Wingdings" w:cs="Wingdings"/>
         <w:sz w:val="20"/>
       </w:rPr>
     </w:lvl>
@@ -16252,7 +16703,7 @@
         <w:ind w:left="5040" w:hanging="360"/>
       </w:pPr>
       <w:rPr>
-        <w:rFonts w:ascii="Wingdings" w:hAnsi="Wingdings" w:cs="Wingdings" w:hint="default"/>
+        <w:rFonts w:hint="default" w:ascii="Wingdings" w:hAnsi="Wingdings" w:cs="Wingdings"/>
         <w:sz w:val="20"/>
       </w:rPr>
     </w:lvl>
@@ -16268,7 +16719,7 @@
         <w:ind w:left="5760" w:hanging="360"/>
       </w:pPr>
       <w:rPr>
-        <w:rFonts w:ascii="Wingdings" w:hAnsi="Wingdings" w:cs="Wingdings" w:hint="default"/>
+        <w:rFonts w:hint="default" w:ascii="Wingdings" w:hAnsi="Wingdings" w:cs="Wingdings"/>
         <w:sz w:val="20"/>
       </w:rPr>
     </w:lvl>
@@ -16284,7 +16735,7 @@
         <w:ind w:left="6480" w:hanging="360"/>
       </w:pPr>
       <w:rPr>
-        <w:rFonts w:ascii="Wingdings" w:hAnsi="Wingdings" w:cs="Wingdings" w:hint="default"/>
+        <w:rFonts w:hint="default" w:ascii="Wingdings" w:hAnsi="Wingdings" w:cs="Wingdings"/>
         <w:sz w:val="20"/>
       </w:rPr>
     </w:lvl>
@@ -16305,7 +16756,7 @@
         <w:ind w:left="720" w:hanging="360"/>
       </w:pPr>
       <w:rPr>
-        <w:rFonts w:ascii="Symbol" w:hAnsi="Symbol" w:cs="Symbol" w:hint="default"/>
+        <w:rFonts w:hint="default" w:ascii="Symbol" w:hAnsi="Symbol" w:cs="Symbol"/>
         <w:sz w:val="20"/>
       </w:rPr>
     </w:lvl>
@@ -16321,7 +16772,7 @@
         <w:ind w:left="1440" w:hanging="360"/>
       </w:pPr>
       <w:rPr>
-        <w:rFonts w:ascii="Courier New" w:hAnsi="Courier New" w:cs="Courier New" w:hint="default"/>
+        <w:rFonts w:hint="default" w:ascii="Courier New" w:hAnsi="Courier New" w:cs="Courier New"/>
         <w:sz w:val="20"/>
       </w:rPr>
     </w:lvl>
@@ -16337,7 +16788,7 @@
         <w:ind w:left="2160" w:hanging="360"/>
       </w:pPr>
       <w:rPr>
-        <w:rFonts w:ascii="Wingdings" w:hAnsi="Wingdings" w:cs="Wingdings" w:hint="default"/>
+        <w:rFonts w:hint="default" w:ascii="Wingdings" w:hAnsi="Wingdings" w:cs="Wingdings"/>
         <w:sz w:val="20"/>
       </w:rPr>
     </w:lvl>
@@ -16353,7 +16804,7 @@
         <w:ind w:left="2880" w:hanging="360"/>
       </w:pPr>
       <w:rPr>
-        <w:rFonts w:ascii="Wingdings" w:hAnsi="Wingdings" w:cs="Wingdings" w:hint="default"/>
+        <w:rFonts w:hint="default" w:ascii="Wingdings" w:hAnsi="Wingdings" w:cs="Wingdings"/>
         <w:sz w:val="20"/>
       </w:rPr>
     </w:lvl>
@@ -16369,7 +16820,7 @@
         <w:ind w:left="3600" w:hanging="360"/>
       </w:pPr>
       <w:rPr>
-        <w:rFonts w:ascii="Wingdings" w:hAnsi="Wingdings" w:cs="Wingdings" w:hint="default"/>
+        <w:rFonts w:hint="default" w:ascii="Wingdings" w:hAnsi="Wingdings" w:cs="Wingdings"/>
         <w:sz w:val="20"/>
       </w:rPr>
     </w:lvl>
@@ -16385,7 +16836,7 @@
         <w:ind w:left="4320" w:hanging="360"/>
       </w:pPr>
       <w:rPr>
-        <w:rFonts w:ascii="Wingdings" w:hAnsi="Wingdings" w:cs="Wingdings" w:hint="default"/>
+        <w:rFonts w:hint="default" w:ascii="Wingdings" w:hAnsi="Wingdings" w:cs="Wingdings"/>
         <w:sz w:val="20"/>
       </w:rPr>
     </w:lvl>
@@ -16401,7 +16852,7 @@
         <w:ind w:left="5040" w:hanging="360"/>
       </w:pPr>
       <w:rPr>
-        <w:rFonts w:ascii="Wingdings" w:hAnsi="Wingdings" w:cs="Wingdings" w:hint="default"/>
+        <w:rFonts w:hint="default" w:ascii="Wingdings" w:hAnsi="Wingdings" w:cs="Wingdings"/>
         <w:sz w:val="20"/>
       </w:rPr>
     </w:lvl>
@@ -16417,7 +16868,7 @@
         <w:ind w:left="5760" w:hanging="360"/>
       </w:pPr>
       <w:rPr>
-        <w:rFonts w:ascii="Wingdings" w:hAnsi="Wingdings" w:cs="Wingdings" w:hint="default"/>
+        <w:rFonts w:hint="default" w:ascii="Wingdings" w:hAnsi="Wingdings" w:cs="Wingdings"/>
         <w:sz w:val="20"/>
       </w:rPr>
     </w:lvl>
@@ -16433,7 +16884,7 @@
         <w:ind w:left="6480" w:hanging="360"/>
       </w:pPr>
       <w:rPr>
-        <w:rFonts w:ascii="Wingdings" w:hAnsi="Wingdings" w:cs="Wingdings" w:hint="default"/>
+        <w:rFonts w:hint="default" w:ascii="Wingdings" w:hAnsi="Wingdings" w:cs="Wingdings"/>
         <w:sz w:val="20"/>
       </w:rPr>
     </w:lvl>
@@ -16454,7 +16905,7 @@
         <w:ind w:left="720" w:hanging="360"/>
       </w:pPr>
       <w:rPr>
-        <w:rFonts w:ascii="Symbol" w:hAnsi="Symbol" w:cs="Symbol" w:hint="default"/>
+        <w:rFonts w:hint="default" w:ascii="Symbol" w:hAnsi="Symbol" w:cs="Symbol"/>
         <w:sz w:val="20"/>
       </w:rPr>
     </w:lvl>
@@ -16470,7 +16921,7 @@
         <w:ind w:left="1440" w:hanging="360"/>
       </w:pPr>
       <w:rPr>
-        <w:rFonts w:ascii="OpenSymbol" w:hAnsi="OpenSymbol" w:cs="OpenSymbol" w:hint="default"/>
+        <w:rFonts w:hint="default" w:ascii="OpenSymbol" w:hAnsi="OpenSymbol" w:cs="OpenSymbol"/>
         <w:sz w:val="20"/>
       </w:rPr>
     </w:lvl>
@@ -16486,7 +16937,7 @@
         <w:ind w:left="2160" w:hanging="360"/>
       </w:pPr>
       <w:rPr>
-        <w:rFonts w:ascii="Wingdings" w:hAnsi="Wingdings" w:cs="Wingdings" w:hint="default"/>
+        <w:rFonts w:hint="default" w:ascii="Wingdings" w:hAnsi="Wingdings" w:cs="Wingdings"/>
         <w:sz w:val="20"/>
       </w:rPr>
     </w:lvl>
@@ -16502,7 +16953,7 @@
         <w:ind w:left="2880" w:hanging="360"/>
       </w:pPr>
       <w:rPr>
-        <w:rFonts w:ascii="Wingdings" w:hAnsi="Wingdings" w:cs="Wingdings" w:hint="default"/>
+        <w:rFonts w:hint="default" w:ascii="Wingdings" w:hAnsi="Wingdings" w:cs="Wingdings"/>
         <w:sz w:val="20"/>
       </w:rPr>
     </w:lvl>
@@ -16518,7 +16969,7 @@
         <w:ind w:left="3600" w:hanging="360"/>
       </w:pPr>
       <w:rPr>
-        <w:rFonts w:ascii="Wingdings" w:hAnsi="Wingdings" w:cs="Wingdings" w:hint="default"/>
+        <w:rFonts w:hint="default" w:ascii="Wingdings" w:hAnsi="Wingdings" w:cs="Wingdings"/>
         <w:sz w:val="20"/>
       </w:rPr>
     </w:lvl>
@@ -16534,7 +16985,7 @@
         <w:ind w:left="4320" w:hanging="360"/>
       </w:pPr>
       <w:rPr>
-        <w:rFonts w:ascii="Wingdings" w:hAnsi="Wingdings" w:cs="Wingdings" w:hint="default"/>
+        <w:rFonts w:hint="default" w:ascii="Wingdings" w:hAnsi="Wingdings" w:cs="Wingdings"/>
         <w:sz w:val="20"/>
       </w:rPr>
     </w:lvl>
@@ -16550,7 +17001,7 @@
         <w:ind w:left="5040" w:hanging="360"/>
       </w:pPr>
       <w:rPr>
-        <w:rFonts w:ascii="Wingdings" w:hAnsi="Wingdings" w:cs="Wingdings" w:hint="default"/>
+        <w:rFonts w:hint="default" w:ascii="Wingdings" w:hAnsi="Wingdings" w:cs="Wingdings"/>
         <w:sz w:val="20"/>
       </w:rPr>
     </w:lvl>
@@ -16566,7 +17017,7 @@
         <w:ind w:left="5760" w:hanging="360"/>
       </w:pPr>
       <w:rPr>
-        <w:rFonts w:ascii="Wingdings" w:hAnsi="Wingdings" w:cs="Wingdings" w:hint="default"/>
+        <w:rFonts w:hint="default" w:ascii="Wingdings" w:hAnsi="Wingdings" w:cs="Wingdings"/>
         <w:sz w:val="20"/>
       </w:rPr>
     </w:lvl>
@@ -16582,7 +17033,7 @@
         <w:ind w:left="6480" w:hanging="360"/>
       </w:pPr>
       <w:rPr>
-        <w:rFonts w:ascii="Wingdings" w:hAnsi="Wingdings" w:cs="Wingdings" w:hint="default"/>
+        <w:rFonts w:hint="default" w:ascii="Wingdings" w:hAnsi="Wingdings" w:cs="Wingdings"/>
         <w:sz w:val="20"/>
       </w:rPr>
     </w:lvl>
@@ -16603,7 +17054,7 @@
         <w:ind w:left="720" w:hanging="360"/>
       </w:pPr>
       <w:rPr>
-        <w:rFonts w:ascii="Symbol" w:hAnsi="Symbol" w:hint="default"/>
+        <w:rFonts w:hint="default" w:ascii="Symbol" w:hAnsi="Symbol"/>
         <w:sz w:val="20"/>
       </w:rPr>
     </w:lvl>
@@ -16619,7 +17070,7 @@
         <w:ind w:left="1440" w:hanging="360"/>
       </w:pPr>
       <w:rPr>
-        <w:rFonts w:ascii="Courier New" w:hAnsi="Courier New" w:hint="default"/>
+        <w:rFonts w:hint="default" w:ascii="Courier New" w:hAnsi="Courier New"/>
         <w:sz w:val="20"/>
       </w:rPr>
     </w:lvl>
@@ -16635,7 +17086,7 @@
         <w:ind w:left="2160" w:hanging="360"/>
       </w:pPr>
       <w:rPr>
-        <w:rFonts w:ascii="Wingdings" w:hAnsi="Wingdings" w:hint="default"/>
+        <w:rFonts w:hint="default" w:ascii="Wingdings" w:hAnsi="Wingdings"/>
         <w:sz w:val="20"/>
       </w:rPr>
     </w:lvl>
@@ -16651,7 +17102,7 @@
         <w:ind w:left="2880" w:hanging="360"/>
       </w:pPr>
       <w:rPr>
-        <w:rFonts w:ascii="Wingdings" w:hAnsi="Wingdings" w:hint="default"/>
+        <w:rFonts w:hint="default" w:ascii="Wingdings" w:hAnsi="Wingdings"/>
         <w:sz w:val="20"/>
       </w:rPr>
     </w:lvl>
@@ -16667,7 +17118,7 @@
         <w:ind w:left="3600" w:hanging="360"/>
       </w:pPr>
       <w:rPr>
-        <w:rFonts w:ascii="Wingdings" w:hAnsi="Wingdings" w:hint="default"/>
+        <w:rFonts w:hint="default" w:ascii="Wingdings" w:hAnsi="Wingdings"/>
         <w:sz w:val="20"/>
       </w:rPr>
     </w:lvl>
@@ -16683,7 +17134,7 @@
         <w:ind w:left="4320" w:hanging="360"/>
       </w:pPr>
       <w:rPr>
-        <w:rFonts w:ascii="Wingdings" w:hAnsi="Wingdings" w:hint="default"/>
+        <w:rFonts w:hint="default" w:ascii="Wingdings" w:hAnsi="Wingdings"/>
         <w:sz w:val="20"/>
       </w:rPr>
     </w:lvl>
@@ -16699,7 +17150,7 @@
         <w:ind w:left="5040" w:hanging="360"/>
       </w:pPr>
       <w:rPr>
-        <w:rFonts w:ascii="Wingdings" w:hAnsi="Wingdings" w:hint="default"/>
+        <w:rFonts w:hint="default" w:ascii="Wingdings" w:hAnsi="Wingdings"/>
         <w:sz w:val="20"/>
       </w:rPr>
     </w:lvl>
@@ -16715,7 +17166,7 @@
         <w:ind w:left="5760" w:hanging="360"/>
       </w:pPr>
       <w:rPr>
-        <w:rFonts w:ascii="Wingdings" w:hAnsi="Wingdings" w:hint="default"/>
+        <w:rFonts w:hint="default" w:ascii="Wingdings" w:hAnsi="Wingdings"/>
         <w:sz w:val="20"/>
       </w:rPr>
     </w:lvl>
@@ -16731,7 +17182,7 @@
         <w:ind w:left="6480" w:hanging="360"/>
       </w:pPr>
       <w:rPr>
-        <w:rFonts w:ascii="Wingdings" w:hAnsi="Wingdings" w:hint="default"/>
+        <w:rFonts w:hint="default" w:ascii="Wingdings" w:hAnsi="Wingdings"/>
         <w:sz w:val="20"/>
       </w:rPr>
     </w:lvl>
@@ -16982,7 +17433,7 @@
         <w:ind w:left="720" w:hanging="360"/>
       </w:pPr>
       <w:rPr>
-        <w:rFonts w:ascii="Symbol" w:hAnsi="Symbol" w:cs="Symbol" w:hint="default"/>
+        <w:rFonts w:hint="default" w:ascii="Symbol" w:hAnsi="Symbol" w:cs="Symbol"/>
         <w:sz w:val="20"/>
       </w:rPr>
     </w:lvl>
@@ -16998,7 +17449,7 @@
         <w:ind w:left="1440" w:hanging="360"/>
       </w:pPr>
       <w:rPr>
-        <w:rFonts w:ascii="OpenSymbol" w:hAnsi="OpenSymbol" w:cs="OpenSymbol" w:hint="default"/>
+        <w:rFonts w:hint="default" w:ascii="OpenSymbol" w:hAnsi="OpenSymbol" w:cs="OpenSymbol"/>
         <w:sz w:val="20"/>
       </w:rPr>
     </w:lvl>
@@ -17014,7 +17465,7 @@
         <w:ind w:left="2160" w:hanging="360"/>
       </w:pPr>
       <w:rPr>
-        <w:rFonts w:ascii="Wingdings" w:hAnsi="Wingdings" w:cs="Wingdings" w:hint="default"/>
+        <w:rFonts w:hint="default" w:ascii="Wingdings" w:hAnsi="Wingdings" w:cs="Wingdings"/>
         <w:sz w:val="20"/>
       </w:rPr>
     </w:lvl>
@@ -17030,7 +17481,7 @@
         <w:ind w:left="2880" w:hanging="360"/>
       </w:pPr>
       <w:rPr>
-        <w:rFonts w:ascii="Wingdings" w:hAnsi="Wingdings" w:cs="Wingdings" w:hint="default"/>
+        <w:rFonts w:hint="default" w:ascii="Wingdings" w:hAnsi="Wingdings" w:cs="Wingdings"/>
         <w:sz w:val="20"/>
       </w:rPr>
     </w:lvl>
@@ -17046,7 +17497,7 @@
         <w:ind w:left="3600" w:hanging="360"/>
       </w:pPr>
       <w:rPr>
-        <w:rFonts w:ascii="Wingdings" w:hAnsi="Wingdings" w:cs="Wingdings" w:hint="default"/>
+        <w:rFonts w:hint="default" w:ascii="Wingdings" w:hAnsi="Wingdings" w:cs="Wingdings"/>
         <w:sz w:val="20"/>
       </w:rPr>
     </w:lvl>
@@ -17062,7 +17513,7 @@
         <w:ind w:left="4320" w:hanging="360"/>
       </w:pPr>
       <w:rPr>
-        <w:rFonts w:ascii="Wingdings" w:hAnsi="Wingdings" w:cs="Wingdings" w:hint="default"/>
+        <w:rFonts w:hint="default" w:ascii="Wingdings" w:hAnsi="Wingdings" w:cs="Wingdings"/>
         <w:sz w:val="20"/>
       </w:rPr>
     </w:lvl>
@@ -17078,7 +17529,7 @@
         <w:ind w:left="5040" w:hanging="360"/>
       </w:pPr>
       <w:rPr>
-        <w:rFonts w:ascii="Wingdings" w:hAnsi="Wingdings" w:cs="Wingdings" w:hint="default"/>
+        <w:rFonts w:hint="default" w:ascii="Wingdings" w:hAnsi="Wingdings" w:cs="Wingdings"/>
         <w:sz w:val="20"/>
       </w:rPr>
     </w:lvl>
@@ -17094,7 +17545,7 @@
         <w:ind w:left="5760" w:hanging="360"/>
       </w:pPr>
       <w:rPr>
-        <w:rFonts w:ascii="Wingdings" w:hAnsi="Wingdings" w:cs="Wingdings" w:hint="default"/>
+        <w:rFonts w:hint="default" w:ascii="Wingdings" w:hAnsi="Wingdings" w:cs="Wingdings"/>
         <w:sz w:val="20"/>
       </w:rPr>
     </w:lvl>
@@ -17110,7 +17561,7 @@
         <w:ind w:left="6480" w:hanging="360"/>
       </w:pPr>
       <w:rPr>
-        <w:rFonts w:ascii="Wingdings" w:hAnsi="Wingdings" w:cs="Wingdings" w:hint="default"/>
+        <w:rFonts w:hint="default" w:ascii="Wingdings" w:hAnsi="Wingdings" w:cs="Wingdings"/>
         <w:sz w:val="20"/>
       </w:rPr>
     </w:lvl>
@@ -17357,7 +17808,7 @@
         <w:ind w:left="720" w:hanging="360"/>
       </w:pPr>
       <w:rPr>
-        <w:rFonts w:ascii="Symbol" w:hAnsi="Symbol" w:cs="Symbol" w:hint="default"/>
+        <w:rFonts w:hint="default" w:ascii="Symbol" w:hAnsi="Symbol" w:cs="Symbol"/>
       </w:rPr>
     </w:lvl>
     <w:lvl w:ilvl="1">
@@ -17372,7 +17823,7 @@
         <w:ind w:left="1080" w:hanging="360"/>
       </w:pPr>
       <w:rPr>
-        <w:rFonts w:ascii="OpenSymbol" w:hAnsi="OpenSymbol" w:cs="OpenSymbol" w:hint="default"/>
+        <w:rFonts w:hint="default" w:ascii="OpenSymbol" w:hAnsi="OpenSymbol" w:cs="OpenSymbol"/>
       </w:rPr>
     </w:lvl>
     <w:lvl w:ilvl="2">
@@ -17387,7 +17838,7 @@
         <w:ind w:left="1440" w:hanging="360"/>
       </w:pPr>
       <w:rPr>
-        <w:rFonts w:ascii="OpenSymbol" w:hAnsi="OpenSymbol" w:cs="OpenSymbol" w:hint="default"/>
+        <w:rFonts w:hint="default" w:ascii="OpenSymbol" w:hAnsi="OpenSymbol" w:cs="OpenSymbol"/>
       </w:rPr>
     </w:lvl>
     <w:lvl w:ilvl="3">
@@ -17402,7 +17853,7 @@
         <w:ind w:left="1800" w:hanging="360"/>
       </w:pPr>
       <w:rPr>
-        <w:rFonts w:ascii="Symbol" w:hAnsi="Symbol" w:cs="Symbol" w:hint="default"/>
+        <w:rFonts w:hint="default" w:ascii="Symbol" w:hAnsi="Symbol" w:cs="Symbol"/>
       </w:rPr>
     </w:lvl>
     <w:lvl w:ilvl="4">
@@ -17417,7 +17868,7 @@
         <w:ind w:left="2160" w:hanging="360"/>
       </w:pPr>
       <w:rPr>
-        <w:rFonts w:ascii="OpenSymbol" w:hAnsi="OpenSymbol" w:cs="OpenSymbol" w:hint="default"/>
+        <w:rFonts w:hint="default" w:ascii="OpenSymbol" w:hAnsi="OpenSymbol" w:cs="OpenSymbol"/>
       </w:rPr>
     </w:lvl>
     <w:lvl w:ilvl="5">
@@ -17432,7 +17883,7 @@
         <w:ind w:left="2520" w:hanging="360"/>
       </w:pPr>
       <w:rPr>
-        <w:rFonts w:ascii="OpenSymbol" w:hAnsi="OpenSymbol" w:cs="OpenSymbol" w:hint="default"/>
+        <w:rFonts w:hint="default" w:ascii="OpenSymbol" w:hAnsi="OpenSymbol" w:cs="OpenSymbol"/>
       </w:rPr>
     </w:lvl>
     <w:lvl w:ilvl="6">
@@ -17447,7 +17898,7 @@
         <w:ind w:left="2880" w:hanging="360"/>
       </w:pPr>
       <w:rPr>
-        <w:rFonts w:ascii="Symbol" w:hAnsi="Symbol" w:cs="Symbol" w:hint="default"/>
+        <w:rFonts w:hint="default" w:ascii="Symbol" w:hAnsi="Symbol" w:cs="Symbol"/>
       </w:rPr>
     </w:lvl>
     <w:lvl w:ilvl="7">
@@ -17462,7 +17913,7 @@
         <w:ind w:left="3240" w:hanging="360"/>
       </w:pPr>
       <w:rPr>
-        <w:rFonts w:ascii="OpenSymbol" w:hAnsi="OpenSymbol" w:cs="OpenSymbol" w:hint="default"/>
+        <w:rFonts w:hint="default" w:ascii="OpenSymbol" w:hAnsi="OpenSymbol" w:cs="OpenSymbol"/>
       </w:rPr>
     </w:lvl>
     <w:lvl w:ilvl="8">
@@ -17477,7 +17928,7 @@
         <w:ind w:left="3600" w:hanging="360"/>
       </w:pPr>
       <w:rPr>
-        <w:rFonts w:ascii="OpenSymbol" w:hAnsi="OpenSymbol" w:cs="OpenSymbol" w:hint="default"/>
+        <w:rFonts w:hint="default" w:ascii="OpenSymbol" w:hAnsi="OpenSymbol" w:cs="OpenSymbol"/>
       </w:rPr>
     </w:lvl>
   </w:abstractNum>
@@ -17497,7 +17948,7 @@
         <w:ind w:left="720" w:hanging="360"/>
       </w:pPr>
       <w:rPr>
-        <w:rFonts w:ascii="Symbol" w:hAnsi="Symbol" w:cs="Symbol" w:hint="default"/>
+        <w:rFonts w:hint="default" w:ascii="Symbol" w:hAnsi="Symbol" w:cs="Symbol"/>
         <w:sz w:val="20"/>
       </w:rPr>
     </w:lvl>
@@ -17513,7 +17964,7 @@
         <w:ind w:left="1440" w:hanging="360"/>
       </w:pPr>
       <w:rPr>
-        <w:rFonts w:ascii="Courier New" w:hAnsi="Courier New" w:cs="Courier New" w:hint="default"/>
+        <w:rFonts w:hint="default" w:ascii="Courier New" w:hAnsi="Courier New" w:cs="Courier New"/>
         <w:sz w:val="20"/>
       </w:rPr>
     </w:lvl>
@@ -17529,7 +17980,7 @@
         <w:ind w:left="2160" w:hanging="360"/>
       </w:pPr>
       <w:rPr>
-        <w:rFonts w:ascii="Wingdings" w:hAnsi="Wingdings" w:cs="Wingdings" w:hint="default"/>
+        <w:rFonts w:hint="default" w:ascii="Wingdings" w:hAnsi="Wingdings" w:cs="Wingdings"/>
         <w:sz w:val="20"/>
       </w:rPr>
     </w:lvl>
@@ -17545,7 +17996,7 @@
         <w:ind w:left="2880" w:hanging="360"/>
       </w:pPr>
       <w:rPr>
-        <w:rFonts w:ascii="Wingdings" w:hAnsi="Wingdings" w:cs="Wingdings" w:hint="default"/>
+        <w:rFonts w:hint="default" w:ascii="Wingdings" w:hAnsi="Wingdings" w:cs="Wingdings"/>
         <w:sz w:val="20"/>
       </w:rPr>
     </w:lvl>
@@ -17561,7 +18012,7 @@
         <w:ind w:left="3600" w:hanging="360"/>
       </w:pPr>
       <w:rPr>
-        <w:rFonts w:ascii="Wingdings" w:hAnsi="Wingdings" w:cs="Wingdings" w:hint="default"/>
+        <w:rFonts w:hint="default" w:ascii="Wingdings" w:hAnsi="Wingdings" w:cs="Wingdings"/>
         <w:sz w:val="20"/>
       </w:rPr>
     </w:lvl>
@@ -17577,7 +18028,7 @@
         <w:ind w:left="4320" w:hanging="360"/>
       </w:pPr>
       <w:rPr>
-        <w:rFonts w:ascii="Wingdings" w:hAnsi="Wingdings" w:cs="Wingdings" w:hint="default"/>
+        <w:rFonts w:hint="default" w:ascii="Wingdings" w:hAnsi="Wingdings" w:cs="Wingdings"/>
         <w:sz w:val="20"/>
       </w:rPr>
     </w:lvl>
@@ -17593,7 +18044,7 @@
         <w:ind w:left="5040" w:hanging="360"/>
       </w:pPr>
       <w:rPr>
-        <w:rFonts w:ascii="Wingdings" w:hAnsi="Wingdings" w:cs="Wingdings" w:hint="default"/>
+        <w:rFonts w:hint="default" w:ascii="Wingdings" w:hAnsi="Wingdings" w:cs="Wingdings"/>
         <w:sz w:val="20"/>
       </w:rPr>
     </w:lvl>
@@ -17609,7 +18060,7 @@
         <w:ind w:left="5760" w:hanging="360"/>
       </w:pPr>
       <w:rPr>
-        <w:rFonts w:ascii="Wingdings" w:hAnsi="Wingdings" w:cs="Wingdings" w:hint="default"/>
+        <w:rFonts w:hint="default" w:ascii="Wingdings" w:hAnsi="Wingdings" w:cs="Wingdings"/>
         <w:sz w:val="20"/>
       </w:rPr>
     </w:lvl>
@@ -17625,7 +18076,7 @@
         <w:ind w:left="6480" w:hanging="360"/>
       </w:pPr>
       <w:rPr>
-        <w:rFonts w:ascii="Wingdings" w:hAnsi="Wingdings" w:cs="Wingdings" w:hint="default"/>
+        <w:rFonts w:hint="default" w:ascii="Wingdings" w:hAnsi="Wingdings" w:cs="Wingdings"/>
         <w:sz w:val="20"/>
       </w:rPr>
     </w:lvl>
@@ -17763,7 +18214,7 @@
         <w:ind w:left="720" w:hanging="360"/>
       </w:pPr>
       <w:rPr>
-        <w:rFonts w:ascii="Symbol" w:hAnsi="Symbol" w:cs="Symbol" w:hint="default"/>
+        <w:rFonts w:hint="default" w:ascii="Symbol" w:hAnsi="Symbol" w:cs="Symbol"/>
         <w:sz w:val="20"/>
       </w:rPr>
     </w:lvl>
@@ -17779,7 +18230,7 @@
         <w:ind w:left="1440" w:hanging="360"/>
       </w:pPr>
       <w:rPr>
-        <w:rFonts w:ascii="Courier New" w:hAnsi="Courier New" w:cs="Courier New" w:hint="default"/>
+        <w:rFonts w:hint="default" w:ascii="Courier New" w:hAnsi="Courier New" w:cs="Courier New"/>
         <w:sz w:val="20"/>
       </w:rPr>
     </w:lvl>
@@ -17795,7 +18246,7 @@
         <w:ind w:left="2160" w:hanging="360"/>
       </w:pPr>
       <w:rPr>
-        <w:rFonts w:ascii="Wingdings" w:hAnsi="Wingdings" w:cs="Wingdings" w:hint="default"/>
+        <w:rFonts w:hint="default" w:ascii="Wingdings" w:hAnsi="Wingdings" w:cs="Wingdings"/>
         <w:sz w:val="20"/>
       </w:rPr>
     </w:lvl>
@@ -17811,7 +18262,7 @@
         <w:ind w:left="2880" w:hanging="360"/>
       </w:pPr>
       <w:rPr>
-        <w:rFonts w:ascii="Wingdings" w:hAnsi="Wingdings" w:cs="Wingdings" w:hint="default"/>
+        <w:rFonts w:hint="default" w:ascii="Wingdings" w:hAnsi="Wingdings" w:cs="Wingdings"/>
         <w:sz w:val="20"/>
       </w:rPr>
     </w:lvl>
@@ -17827,7 +18278,7 @@
         <w:ind w:left="3600" w:hanging="360"/>
       </w:pPr>
       <w:rPr>
-        <w:rFonts w:ascii="Wingdings" w:hAnsi="Wingdings" w:cs="Wingdings" w:hint="default"/>
+        <w:rFonts w:hint="default" w:ascii="Wingdings" w:hAnsi="Wingdings" w:cs="Wingdings"/>
         <w:sz w:val="20"/>
       </w:rPr>
     </w:lvl>
@@ -17843,7 +18294,7 @@
         <w:ind w:left="4320" w:hanging="360"/>
       </w:pPr>
       <w:rPr>
-        <w:rFonts w:ascii="Wingdings" w:hAnsi="Wingdings" w:cs="Wingdings" w:hint="default"/>
+        <w:rFonts w:hint="default" w:ascii="Wingdings" w:hAnsi="Wingdings" w:cs="Wingdings"/>
         <w:sz w:val="20"/>
       </w:rPr>
     </w:lvl>
@@ -17859,7 +18310,7 @@
         <w:ind w:left="5040" w:hanging="360"/>
       </w:pPr>
       <w:rPr>
-        <w:rFonts w:ascii="Wingdings" w:hAnsi="Wingdings" w:cs="Wingdings" w:hint="default"/>
+        <w:rFonts w:hint="default" w:ascii="Wingdings" w:hAnsi="Wingdings" w:cs="Wingdings"/>
         <w:sz w:val="20"/>
       </w:rPr>
     </w:lvl>
@@ -17875,7 +18326,7 @@
         <w:ind w:left="5760" w:hanging="360"/>
       </w:pPr>
       <w:rPr>
-        <w:rFonts w:ascii="Wingdings" w:hAnsi="Wingdings" w:cs="Wingdings" w:hint="default"/>
+        <w:rFonts w:hint="default" w:ascii="Wingdings" w:hAnsi="Wingdings" w:cs="Wingdings"/>
         <w:sz w:val="20"/>
       </w:rPr>
     </w:lvl>
@@ -17891,7 +18342,7 @@
         <w:ind w:left="6480" w:hanging="360"/>
       </w:pPr>
       <w:rPr>
-        <w:rFonts w:ascii="Wingdings" w:hAnsi="Wingdings" w:cs="Wingdings" w:hint="default"/>
+        <w:rFonts w:hint="default" w:ascii="Wingdings" w:hAnsi="Wingdings" w:cs="Wingdings"/>
         <w:sz w:val="20"/>
       </w:rPr>
     </w:lvl>
@@ -17912,7 +18363,7 @@
         <w:ind w:left="720" w:hanging="360"/>
       </w:pPr>
       <w:rPr>
-        <w:rFonts w:ascii="Symbol" w:hAnsi="Symbol" w:cs="Symbol" w:hint="default"/>
+        <w:rFonts w:hint="default" w:ascii="Symbol" w:hAnsi="Symbol" w:cs="Symbol"/>
         <w:sz w:val="20"/>
       </w:rPr>
     </w:lvl>
@@ -17928,7 +18379,7 @@
         <w:ind w:left="1440" w:hanging="360"/>
       </w:pPr>
       <w:rPr>
-        <w:rFonts w:ascii="Courier New" w:hAnsi="Courier New" w:cs="Courier New" w:hint="default"/>
+        <w:rFonts w:hint="default" w:ascii="Courier New" w:hAnsi="Courier New" w:cs="Courier New"/>
         <w:sz w:val="20"/>
       </w:rPr>
     </w:lvl>
@@ -17944,7 +18395,7 @@
         <w:ind w:left="2160" w:hanging="360"/>
       </w:pPr>
       <w:rPr>
-        <w:rFonts w:ascii="Wingdings" w:hAnsi="Wingdings" w:cs="Wingdings" w:hint="default"/>
+        <w:rFonts w:hint="default" w:ascii="Wingdings" w:hAnsi="Wingdings" w:cs="Wingdings"/>
         <w:sz w:val="20"/>
       </w:rPr>
     </w:lvl>
@@ -17960,7 +18411,7 @@
         <w:ind w:left="2880" w:hanging="360"/>
       </w:pPr>
       <w:rPr>
-        <w:rFonts w:ascii="Wingdings" w:hAnsi="Wingdings" w:cs="Wingdings" w:hint="default"/>
+        <w:rFonts w:hint="default" w:ascii="Wingdings" w:hAnsi="Wingdings" w:cs="Wingdings"/>
         <w:sz w:val="20"/>
       </w:rPr>
     </w:lvl>
@@ -17976,7 +18427,7 @@
         <w:ind w:left="3600" w:hanging="360"/>
       </w:pPr>
       <w:rPr>
-        <w:rFonts w:ascii="Wingdings" w:hAnsi="Wingdings" w:cs="Wingdings" w:hint="default"/>
+        <w:rFonts w:hint="default" w:ascii="Wingdings" w:hAnsi="Wingdings" w:cs="Wingdings"/>
         <w:sz w:val="20"/>
       </w:rPr>
     </w:lvl>
@@ -17992,7 +18443,7 @@
         <w:ind w:left="4320" w:hanging="360"/>
       </w:pPr>
       <w:rPr>
-        <w:rFonts w:ascii="Wingdings" w:hAnsi="Wingdings" w:cs="Wingdings" w:hint="default"/>
+        <w:rFonts w:hint="default" w:ascii="Wingdings" w:hAnsi="Wingdings" w:cs="Wingdings"/>
         <w:sz w:val="20"/>
       </w:rPr>
     </w:lvl>
@@ -18008,7 +18459,7 @@
         <w:ind w:left="5040" w:hanging="360"/>
       </w:pPr>
       <w:rPr>
-        <w:rFonts w:ascii="Wingdings" w:hAnsi="Wingdings" w:cs="Wingdings" w:hint="default"/>
+        <w:rFonts w:hint="default" w:ascii="Wingdings" w:hAnsi="Wingdings" w:cs="Wingdings"/>
         <w:sz w:val="20"/>
       </w:rPr>
     </w:lvl>
@@ -18024,7 +18475,7 @@
         <w:ind w:left="5760" w:hanging="360"/>
       </w:pPr>
       <w:rPr>
-        <w:rFonts w:ascii="Wingdings" w:hAnsi="Wingdings" w:cs="Wingdings" w:hint="default"/>
+        <w:rFonts w:hint="default" w:ascii="Wingdings" w:hAnsi="Wingdings" w:cs="Wingdings"/>
         <w:sz w:val="20"/>
       </w:rPr>
     </w:lvl>
@@ -18040,7 +18491,7 @@
         <w:ind w:left="6480" w:hanging="360"/>
       </w:pPr>
       <w:rPr>
-        <w:rFonts w:ascii="Wingdings" w:hAnsi="Wingdings" w:cs="Wingdings" w:hint="default"/>
+        <w:rFonts w:hint="default" w:ascii="Wingdings" w:hAnsi="Wingdings" w:cs="Wingdings"/>
         <w:sz w:val="20"/>
       </w:rPr>
     </w:lvl>
@@ -18061,7 +18512,7 @@
         <w:ind w:left="720" w:hanging="360"/>
       </w:pPr>
       <w:rPr>
-        <w:rFonts w:ascii="Symbol" w:hAnsi="Symbol" w:cs="Symbol" w:hint="default"/>
+        <w:rFonts w:hint="default" w:ascii="Symbol" w:hAnsi="Symbol" w:cs="Symbol"/>
         <w:sz w:val="20"/>
       </w:rPr>
     </w:lvl>
@@ -18077,7 +18528,7 @@
         <w:ind w:left="1440" w:hanging="360"/>
       </w:pPr>
       <w:rPr>
-        <w:rFonts w:ascii="OpenSymbol" w:hAnsi="OpenSymbol" w:cs="OpenSymbol" w:hint="default"/>
+        <w:rFonts w:hint="default" w:ascii="OpenSymbol" w:hAnsi="OpenSymbol" w:cs="OpenSymbol"/>
         <w:sz w:val="20"/>
       </w:rPr>
     </w:lvl>
@@ -18093,7 +18544,7 @@
         <w:ind w:left="2160" w:hanging="360"/>
       </w:pPr>
       <w:rPr>
-        <w:rFonts w:ascii="Wingdings" w:hAnsi="Wingdings" w:cs="Wingdings" w:hint="default"/>
+        <w:rFonts w:hint="default" w:ascii="Wingdings" w:hAnsi="Wingdings" w:cs="Wingdings"/>
         <w:sz w:val="20"/>
       </w:rPr>
     </w:lvl>
@@ -18109,7 +18560,7 @@
         <w:ind w:left="2880" w:hanging="360"/>
       </w:pPr>
       <w:rPr>
-        <w:rFonts w:ascii="Wingdings" w:hAnsi="Wingdings" w:cs="Wingdings" w:hint="default"/>
+        <w:rFonts w:hint="default" w:ascii="Wingdings" w:hAnsi="Wingdings" w:cs="Wingdings"/>
         <w:sz w:val="20"/>
       </w:rPr>
     </w:lvl>
@@ -18125,7 +18576,7 @@
         <w:ind w:left="3600" w:hanging="360"/>
       </w:pPr>
       <w:rPr>
-        <w:rFonts w:ascii="Wingdings" w:hAnsi="Wingdings" w:cs="Wingdings" w:hint="default"/>
+        <w:rFonts w:hint="default" w:ascii="Wingdings" w:hAnsi="Wingdings" w:cs="Wingdings"/>
         <w:sz w:val="20"/>
       </w:rPr>
     </w:lvl>
@@ -18141,7 +18592,7 @@
         <w:ind w:left="4320" w:hanging="360"/>
       </w:pPr>
       <w:rPr>
-        <w:rFonts w:ascii="Wingdings" w:hAnsi="Wingdings" w:cs="Wingdings" w:hint="default"/>
+        <w:rFonts w:hint="default" w:ascii="Wingdings" w:hAnsi="Wingdings" w:cs="Wingdings"/>
         <w:sz w:val="20"/>
       </w:rPr>
     </w:lvl>
@@ -18157,7 +18608,7 @@
         <w:ind w:left="5040" w:hanging="360"/>
       </w:pPr>
       <w:rPr>
-        <w:rFonts w:ascii="Wingdings" w:hAnsi="Wingdings" w:cs="Wingdings" w:hint="default"/>
+        <w:rFonts w:hint="default" w:ascii="Wingdings" w:hAnsi="Wingdings" w:cs="Wingdings"/>
         <w:sz w:val="20"/>
       </w:rPr>
     </w:lvl>
@@ -18173,7 +18624,7 @@
         <w:ind w:left="5760" w:hanging="360"/>
       </w:pPr>
       <w:rPr>
-        <w:rFonts w:ascii="Wingdings" w:hAnsi="Wingdings" w:cs="Wingdings" w:hint="default"/>
+        <w:rFonts w:hint="default" w:ascii="Wingdings" w:hAnsi="Wingdings" w:cs="Wingdings"/>
         <w:sz w:val="20"/>
       </w:rPr>
     </w:lvl>
@@ -18189,7 +18640,7 @@
         <w:ind w:left="6480" w:hanging="360"/>
       </w:pPr>
       <w:rPr>
-        <w:rFonts w:ascii="Wingdings" w:hAnsi="Wingdings" w:cs="Wingdings" w:hint="default"/>
+        <w:rFonts w:hint="default" w:ascii="Wingdings" w:hAnsi="Wingdings" w:cs="Wingdings"/>
         <w:sz w:val="20"/>
       </w:rPr>
     </w:lvl>
@@ -18210,7 +18661,7 @@
         <w:ind w:left="720" w:hanging="360"/>
       </w:pPr>
       <w:rPr>
-        <w:rFonts w:ascii="Symbol" w:hAnsi="Symbol" w:cs="Symbol" w:hint="default"/>
+        <w:rFonts w:hint="default" w:ascii="Symbol" w:hAnsi="Symbol" w:cs="Symbol"/>
       </w:rPr>
     </w:lvl>
     <w:lvl w:ilvl="1">
@@ -18225,7 +18676,7 @@
         <w:ind w:left="1080" w:hanging="360"/>
       </w:pPr>
       <w:rPr>
-        <w:rFonts w:ascii="OpenSymbol" w:hAnsi="OpenSymbol" w:cs="OpenSymbol" w:hint="default"/>
+        <w:rFonts w:hint="default" w:ascii="OpenSymbol" w:hAnsi="OpenSymbol" w:cs="OpenSymbol"/>
       </w:rPr>
     </w:lvl>
     <w:lvl w:ilvl="2">
@@ -18240,7 +18691,7 @@
         <w:ind w:left="1440" w:hanging="360"/>
       </w:pPr>
       <w:rPr>
-        <w:rFonts w:ascii="OpenSymbol" w:hAnsi="OpenSymbol" w:cs="OpenSymbol" w:hint="default"/>
+        <w:rFonts w:hint="default" w:ascii="OpenSymbol" w:hAnsi="OpenSymbol" w:cs="OpenSymbol"/>
       </w:rPr>
     </w:lvl>
     <w:lvl w:ilvl="3">
@@ -18255,7 +18706,7 @@
         <w:ind w:left="1800" w:hanging="360"/>
       </w:pPr>
       <w:rPr>
-        <w:rFonts w:ascii="Symbol" w:hAnsi="Symbol" w:cs="Symbol" w:hint="default"/>
+        <w:rFonts w:hint="default" w:ascii="Symbol" w:hAnsi="Symbol" w:cs="Symbol"/>
       </w:rPr>
     </w:lvl>
     <w:lvl w:ilvl="4">
@@ -18270,7 +18721,7 @@
         <w:ind w:left="2160" w:hanging="360"/>
       </w:pPr>
       <w:rPr>
-        <w:rFonts w:ascii="OpenSymbol" w:hAnsi="OpenSymbol" w:cs="OpenSymbol" w:hint="default"/>
+        <w:rFonts w:hint="default" w:ascii="OpenSymbol" w:hAnsi="OpenSymbol" w:cs="OpenSymbol"/>
       </w:rPr>
     </w:lvl>
     <w:lvl w:ilvl="5">
@@ -18285,7 +18736,7 @@
         <w:ind w:left="2520" w:hanging="360"/>
       </w:pPr>
       <w:rPr>
-        <w:rFonts w:ascii="OpenSymbol" w:hAnsi="OpenSymbol" w:cs="OpenSymbol" w:hint="default"/>
+        <w:rFonts w:hint="default" w:ascii="OpenSymbol" w:hAnsi="OpenSymbol" w:cs="OpenSymbol"/>
       </w:rPr>
     </w:lvl>
     <w:lvl w:ilvl="6">
@@ -18300,7 +18751,7 @@
         <w:ind w:left="2880" w:hanging="360"/>
       </w:pPr>
       <w:rPr>
-        <w:rFonts w:ascii="Symbol" w:hAnsi="Symbol" w:cs="Symbol" w:hint="default"/>
+        <w:rFonts w:hint="default" w:ascii="Symbol" w:hAnsi="Symbol" w:cs="Symbol"/>
       </w:rPr>
     </w:lvl>
     <w:lvl w:ilvl="7">
@@ -18315,7 +18766,7 @@
         <w:ind w:left="3240" w:hanging="360"/>
       </w:pPr>
       <w:rPr>
-        <w:rFonts w:ascii="OpenSymbol" w:hAnsi="OpenSymbol" w:cs="OpenSymbol" w:hint="default"/>
+        <w:rFonts w:hint="default" w:ascii="OpenSymbol" w:hAnsi="OpenSymbol" w:cs="OpenSymbol"/>
       </w:rPr>
     </w:lvl>
     <w:lvl w:ilvl="8">
@@ -18330,7 +18781,7 @@
         <w:ind w:left="3600" w:hanging="360"/>
       </w:pPr>
       <w:rPr>
-        <w:rFonts w:ascii="OpenSymbol" w:hAnsi="OpenSymbol" w:cs="OpenSymbol" w:hint="default"/>
+        <w:rFonts w:hint="default" w:ascii="OpenSymbol" w:hAnsi="OpenSymbol" w:cs="OpenSymbol"/>
       </w:rPr>
     </w:lvl>
   </w:abstractNum>
@@ -18689,7 +19140,7 @@
         <w:ind w:left="720" w:hanging="360"/>
       </w:pPr>
       <w:rPr>
-        <w:rFonts w:ascii="Symbol" w:hAnsi="Symbol" w:cs="Symbol" w:hint="default"/>
+        <w:rFonts w:hint="default" w:ascii="Symbol" w:hAnsi="Symbol" w:cs="Symbol"/>
         <w:sz w:val="20"/>
       </w:rPr>
     </w:lvl>
@@ -18705,7 +19156,7 @@
         <w:ind w:left="1440" w:hanging="360"/>
       </w:pPr>
       <w:rPr>
-        <w:rFonts w:ascii="Courier New" w:hAnsi="Courier New" w:cs="Courier New" w:hint="default"/>
+        <w:rFonts w:hint="default" w:ascii="Courier New" w:hAnsi="Courier New" w:cs="Courier New"/>
         <w:sz w:val="20"/>
       </w:rPr>
     </w:lvl>
@@ -18721,7 +19172,7 @@
         <w:ind w:left="2160" w:hanging="360"/>
       </w:pPr>
       <w:rPr>
-        <w:rFonts w:ascii="Wingdings" w:hAnsi="Wingdings" w:cs="Wingdings" w:hint="default"/>
+        <w:rFonts w:hint="default" w:ascii="Wingdings" w:hAnsi="Wingdings" w:cs="Wingdings"/>
         <w:sz w:val="20"/>
       </w:rPr>
     </w:lvl>
@@ -18737,7 +19188,7 @@
         <w:ind w:left="2880" w:hanging="360"/>
       </w:pPr>
       <w:rPr>
-        <w:rFonts w:ascii="Wingdings" w:hAnsi="Wingdings" w:cs="Wingdings" w:hint="default"/>
+        <w:rFonts w:hint="default" w:ascii="Wingdings" w:hAnsi="Wingdings" w:cs="Wingdings"/>
         <w:sz w:val="20"/>
       </w:rPr>
     </w:lvl>
@@ -18753,7 +19204,7 @@
         <w:ind w:left="3600" w:hanging="360"/>
       </w:pPr>
       <w:rPr>
-        <w:rFonts w:ascii="Wingdings" w:hAnsi="Wingdings" w:cs="Wingdings" w:hint="default"/>
+        <w:rFonts w:hint="default" w:ascii="Wingdings" w:hAnsi="Wingdings" w:cs="Wingdings"/>
         <w:sz w:val="20"/>
       </w:rPr>
     </w:lvl>
@@ -18769,7 +19220,7 @@
         <w:ind w:left="4320" w:hanging="360"/>
       </w:pPr>
       <w:rPr>
-        <w:rFonts w:ascii="Wingdings" w:hAnsi="Wingdings" w:cs="Wingdings" w:hint="default"/>
+        <w:rFonts w:hint="default" w:ascii="Wingdings" w:hAnsi="Wingdings" w:cs="Wingdings"/>
         <w:sz w:val="20"/>
       </w:rPr>
     </w:lvl>
@@ -18785,7 +19236,7 @@
         <w:ind w:left="5040" w:hanging="360"/>
       </w:pPr>
       <w:rPr>
-        <w:rFonts w:ascii="Wingdings" w:hAnsi="Wingdings" w:cs="Wingdings" w:hint="default"/>
+        <w:rFonts w:hint="default" w:ascii="Wingdings" w:hAnsi="Wingdings" w:cs="Wingdings"/>
         <w:sz w:val="20"/>
       </w:rPr>
     </w:lvl>
@@ -18801,7 +19252,7 @@
         <w:ind w:left="5760" w:hanging="360"/>
       </w:pPr>
       <w:rPr>
-        <w:rFonts w:ascii="Wingdings" w:hAnsi="Wingdings" w:cs="Wingdings" w:hint="default"/>
+        <w:rFonts w:hint="default" w:ascii="Wingdings" w:hAnsi="Wingdings" w:cs="Wingdings"/>
         <w:sz w:val="20"/>
       </w:rPr>
     </w:lvl>
@@ -18817,7 +19268,7 @@
         <w:ind w:left="6480" w:hanging="360"/>
       </w:pPr>
       <w:rPr>
-        <w:rFonts w:ascii="Wingdings" w:hAnsi="Wingdings" w:cs="Wingdings" w:hint="default"/>
+        <w:rFonts w:hint="default" w:ascii="Wingdings" w:hAnsi="Wingdings" w:cs="Wingdings"/>
         <w:sz w:val="20"/>
       </w:rPr>
     </w:lvl>
@@ -19064,7 +19515,7 @@
         <w:ind w:left="720" w:hanging="360"/>
       </w:pPr>
       <w:rPr>
-        <w:rFonts w:ascii="Symbol" w:hAnsi="Symbol" w:cs="Symbol" w:hint="default"/>
+        <w:rFonts w:hint="default" w:ascii="Symbol" w:hAnsi="Symbol" w:cs="Symbol"/>
       </w:rPr>
     </w:lvl>
     <w:lvl w:ilvl="1">
@@ -19079,7 +19530,7 @@
         <w:ind w:left="1080" w:hanging="360"/>
       </w:pPr>
       <w:rPr>
-        <w:rFonts w:ascii="OpenSymbol" w:hAnsi="OpenSymbol" w:cs="OpenSymbol" w:hint="default"/>
+        <w:rFonts w:hint="default" w:ascii="OpenSymbol" w:hAnsi="OpenSymbol" w:cs="OpenSymbol"/>
       </w:rPr>
     </w:lvl>
     <w:lvl w:ilvl="2">
@@ -19094,7 +19545,7 @@
         <w:ind w:left="1440" w:hanging="360"/>
       </w:pPr>
       <w:rPr>
-        <w:rFonts w:ascii="OpenSymbol" w:hAnsi="OpenSymbol" w:cs="OpenSymbol" w:hint="default"/>
+        <w:rFonts w:hint="default" w:ascii="OpenSymbol" w:hAnsi="OpenSymbol" w:cs="OpenSymbol"/>
       </w:rPr>
     </w:lvl>
     <w:lvl w:ilvl="3">
@@ -19109,7 +19560,7 @@
         <w:ind w:left="1800" w:hanging="360"/>
       </w:pPr>
       <w:rPr>
-        <w:rFonts w:ascii="Symbol" w:hAnsi="Symbol" w:cs="Symbol" w:hint="default"/>
+        <w:rFonts w:hint="default" w:ascii="Symbol" w:hAnsi="Symbol" w:cs="Symbol"/>
       </w:rPr>
     </w:lvl>
     <w:lvl w:ilvl="4">
@@ -19124,7 +19575,7 @@
         <w:ind w:left="2160" w:hanging="360"/>
       </w:pPr>
       <w:rPr>
-        <w:rFonts w:ascii="OpenSymbol" w:hAnsi="OpenSymbol" w:cs="OpenSymbol" w:hint="default"/>
+        <w:rFonts w:hint="default" w:ascii="OpenSymbol" w:hAnsi="OpenSymbol" w:cs="OpenSymbol"/>
       </w:rPr>
     </w:lvl>
     <w:lvl w:ilvl="5">
@@ -19139,7 +19590,7 @@
         <w:ind w:left="2520" w:hanging="360"/>
       </w:pPr>
       <w:rPr>
-        <w:rFonts w:ascii="OpenSymbol" w:hAnsi="OpenSymbol" w:cs="OpenSymbol" w:hint="default"/>
+        <w:rFonts w:hint="default" w:ascii="OpenSymbol" w:hAnsi="OpenSymbol" w:cs="OpenSymbol"/>
       </w:rPr>
     </w:lvl>
     <w:lvl w:ilvl="6">
@@ -19154,7 +19605,7 @@
         <w:ind w:left="2880" w:hanging="360"/>
       </w:pPr>
       <w:rPr>
-        <w:rFonts w:ascii="Symbol" w:hAnsi="Symbol" w:cs="Symbol" w:hint="default"/>
+        <w:rFonts w:hint="default" w:ascii="Symbol" w:hAnsi="Symbol" w:cs="Symbol"/>
       </w:rPr>
     </w:lvl>
     <w:lvl w:ilvl="7">
@@ -19169,7 +19620,7 @@
         <w:ind w:left="3240" w:hanging="360"/>
       </w:pPr>
       <w:rPr>
-        <w:rFonts w:ascii="OpenSymbol" w:hAnsi="OpenSymbol" w:cs="OpenSymbol" w:hint="default"/>
+        <w:rFonts w:hint="default" w:ascii="OpenSymbol" w:hAnsi="OpenSymbol" w:cs="OpenSymbol"/>
       </w:rPr>
     </w:lvl>
     <w:lvl w:ilvl="8">
@@ -19184,7 +19635,7 @@
         <w:ind w:left="3600" w:hanging="360"/>
       </w:pPr>
       <w:rPr>
-        <w:rFonts w:ascii="OpenSymbol" w:hAnsi="OpenSymbol" w:cs="OpenSymbol" w:hint="default"/>
+        <w:rFonts w:hint="default" w:ascii="OpenSymbol" w:hAnsi="OpenSymbol" w:cs="OpenSymbol"/>
       </w:rPr>
     </w:lvl>
   </w:abstractNum>
@@ -19204,7 +19655,7 @@
         <w:ind w:left="720" w:hanging="360"/>
       </w:pPr>
       <w:rPr>
-        <w:rFonts w:ascii="Symbol" w:hAnsi="Symbol" w:cs="Symbol" w:hint="default"/>
+        <w:rFonts w:hint="default" w:ascii="Symbol" w:hAnsi="Symbol" w:cs="Symbol"/>
         <w:sz w:val="20"/>
       </w:rPr>
     </w:lvl>
@@ -19220,7 +19671,7 @@
         <w:ind w:left="1440" w:hanging="360"/>
       </w:pPr>
       <w:rPr>
-        <w:rFonts w:ascii="Courier New" w:hAnsi="Courier New" w:cs="Courier New" w:hint="default"/>
+        <w:rFonts w:hint="default" w:ascii="Courier New" w:hAnsi="Courier New" w:cs="Courier New"/>
         <w:sz w:val="20"/>
       </w:rPr>
     </w:lvl>
@@ -19236,7 +19687,7 @@
         <w:ind w:left="2160" w:hanging="360"/>
       </w:pPr>
       <w:rPr>
-        <w:rFonts w:ascii="Wingdings" w:hAnsi="Wingdings" w:cs="Wingdings" w:hint="default"/>
+        <w:rFonts w:hint="default" w:ascii="Wingdings" w:hAnsi="Wingdings" w:cs="Wingdings"/>
         <w:sz w:val="20"/>
       </w:rPr>
     </w:lvl>
@@ -19252,7 +19703,7 @@
         <w:ind w:left="2880" w:hanging="360"/>
       </w:pPr>
       <w:rPr>
-        <w:rFonts w:ascii="Wingdings" w:hAnsi="Wingdings" w:cs="Wingdings" w:hint="default"/>
+        <w:rFonts w:hint="default" w:ascii="Wingdings" w:hAnsi="Wingdings" w:cs="Wingdings"/>
         <w:sz w:val="20"/>
       </w:rPr>
     </w:lvl>
@@ -19268,7 +19719,7 @@
         <w:ind w:left="3600" w:hanging="360"/>
       </w:pPr>
       <w:rPr>
-        <w:rFonts w:ascii="Wingdings" w:hAnsi="Wingdings" w:cs="Wingdings" w:hint="default"/>
+        <w:rFonts w:hint="default" w:ascii="Wingdings" w:hAnsi="Wingdings" w:cs="Wingdings"/>
         <w:sz w:val="20"/>
       </w:rPr>
     </w:lvl>
@@ -19284,7 +19735,7 @@
         <w:ind w:left="4320" w:hanging="360"/>
       </w:pPr>
       <w:rPr>
-        <w:rFonts w:ascii="Wingdings" w:hAnsi="Wingdings" w:cs="Wingdings" w:hint="default"/>
+        <w:rFonts w:hint="default" w:ascii="Wingdings" w:hAnsi="Wingdings" w:cs="Wingdings"/>
         <w:sz w:val="20"/>
       </w:rPr>
     </w:lvl>
@@ -19300,7 +19751,7 @@
         <w:ind w:left="5040" w:hanging="360"/>
       </w:pPr>
       <w:rPr>
-        <w:rFonts w:ascii="Wingdings" w:hAnsi="Wingdings" w:cs="Wingdings" w:hint="default"/>
+        <w:rFonts w:hint="default" w:ascii="Wingdings" w:hAnsi="Wingdings" w:cs="Wingdings"/>
         <w:sz w:val="20"/>
       </w:rPr>
     </w:lvl>
@@ -19316,7 +19767,7 @@
         <w:ind w:left="5760" w:hanging="360"/>
       </w:pPr>
       <w:rPr>
-        <w:rFonts w:ascii="Wingdings" w:hAnsi="Wingdings" w:cs="Wingdings" w:hint="default"/>
+        <w:rFonts w:hint="default" w:ascii="Wingdings" w:hAnsi="Wingdings" w:cs="Wingdings"/>
         <w:sz w:val="20"/>
       </w:rPr>
     </w:lvl>
@@ -19332,7 +19783,7 @@
         <w:ind w:left="6480" w:hanging="360"/>
       </w:pPr>
       <w:rPr>
-        <w:rFonts w:ascii="Wingdings" w:hAnsi="Wingdings" w:cs="Wingdings" w:hint="default"/>
+        <w:rFonts w:hint="default" w:ascii="Wingdings" w:hAnsi="Wingdings" w:cs="Wingdings"/>
         <w:sz w:val="20"/>
       </w:rPr>
     </w:lvl>
@@ -19579,7 +20030,7 @@
         <w:ind w:left="720" w:hanging="360"/>
       </w:pPr>
       <w:rPr>
-        <w:rFonts w:ascii="Symbol" w:hAnsi="Symbol" w:cs="Symbol" w:hint="default"/>
+        <w:rFonts w:hint="default" w:ascii="Symbol" w:hAnsi="Symbol" w:cs="Symbol"/>
         <w:sz w:val="20"/>
       </w:rPr>
     </w:lvl>
@@ -19595,7 +20046,7 @@
         <w:ind w:left="1440" w:hanging="360"/>
       </w:pPr>
       <w:rPr>
-        <w:rFonts w:ascii="Courier New" w:hAnsi="Courier New" w:cs="Courier New" w:hint="default"/>
+        <w:rFonts w:hint="default" w:ascii="Courier New" w:hAnsi="Courier New" w:cs="Courier New"/>
         <w:sz w:val="20"/>
       </w:rPr>
     </w:lvl>
@@ -19611,7 +20062,7 @@
         <w:ind w:left="2160" w:hanging="360"/>
       </w:pPr>
       <w:rPr>
-        <w:rFonts w:ascii="Wingdings" w:hAnsi="Wingdings" w:cs="Wingdings" w:hint="default"/>
+        <w:rFonts w:hint="default" w:ascii="Wingdings" w:hAnsi="Wingdings" w:cs="Wingdings"/>
         <w:sz w:val="20"/>
       </w:rPr>
     </w:lvl>
@@ -19627,7 +20078,7 @@
         <w:ind w:left="2880" w:hanging="360"/>
       </w:pPr>
       <w:rPr>
-        <w:rFonts w:ascii="Wingdings" w:hAnsi="Wingdings" w:cs="Wingdings" w:hint="default"/>
+        <w:rFonts w:hint="default" w:ascii="Wingdings" w:hAnsi="Wingdings" w:cs="Wingdings"/>
         <w:sz w:val="20"/>
       </w:rPr>
     </w:lvl>
@@ -19643,7 +20094,7 @@
         <w:ind w:left="3600" w:hanging="360"/>
       </w:pPr>
       <w:rPr>
-        <w:rFonts w:ascii="Wingdings" w:hAnsi="Wingdings" w:cs="Wingdings" w:hint="default"/>
+        <w:rFonts w:hint="default" w:ascii="Wingdings" w:hAnsi="Wingdings" w:cs="Wingdings"/>
         <w:sz w:val="20"/>
       </w:rPr>
     </w:lvl>
@@ -19659,7 +20110,7 @@
         <w:ind w:left="4320" w:hanging="360"/>
       </w:pPr>
       <w:rPr>
-        <w:rFonts w:ascii="Wingdings" w:hAnsi="Wingdings" w:cs="Wingdings" w:hint="default"/>
+        <w:rFonts w:hint="default" w:ascii="Wingdings" w:hAnsi="Wingdings" w:cs="Wingdings"/>
         <w:sz w:val="20"/>
       </w:rPr>
     </w:lvl>
@@ -19675,7 +20126,7 @@
         <w:ind w:left="5040" w:hanging="360"/>
       </w:pPr>
       <w:rPr>
-        <w:rFonts w:ascii="Wingdings" w:hAnsi="Wingdings" w:cs="Wingdings" w:hint="default"/>
+        <w:rFonts w:hint="default" w:ascii="Wingdings" w:hAnsi="Wingdings" w:cs="Wingdings"/>
         <w:sz w:val="20"/>
       </w:rPr>
     </w:lvl>
@@ -19691,7 +20142,7 @@
         <w:ind w:left="5760" w:hanging="360"/>
       </w:pPr>
       <w:rPr>
-        <w:rFonts w:ascii="Wingdings" w:hAnsi="Wingdings" w:cs="Wingdings" w:hint="default"/>
+        <w:rFonts w:hint="default" w:ascii="Wingdings" w:hAnsi="Wingdings" w:cs="Wingdings"/>
         <w:sz w:val="20"/>
       </w:rPr>
     </w:lvl>
@@ -19707,7 +20158,7 @@
         <w:ind w:left="6480" w:hanging="360"/>
       </w:pPr>
       <w:rPr>
-        <w:rFonts w:ascii="Wingdings" w:hAnsi="Wingdings" w:cs="Wingdings" w:hint="default"/>
+        <w:rFonts w:hint="default" w:ascii="Wingdings" w:hAnsi="Wingdings" w:cs="Wingdings"/>
         <w:sz w:val="20"/>
       </w:rPr>
     </w:lvl>
@@ -19970,7 +20421,7 @@
         <w:ind w:left="720" w:hanging="360"/>
       </w:pPr>
       <w:rPr>
-        <w:rFonts w:ascii="Symbol" w:hAnsi="Symbol" w:cs="Symbol" w:hint="default"/>
+        <w:rFonts w:hint="default" w:ascii="Symbol" w:hAnsi="Symbol" w:cs="Symbol"/>
       </w:rPr>
     </w:lvl>
     <w:lvl w:ilvl="1">
@@ -19985,7 +20436,7 @@
         <w:ind w:left="1080" w:hanging="360"/>
       </w:pPr>
       <w:rPr>
-        <w:rFonts w:ascii="OpenSymbol" w:hAnsi="OpenSymbol" w:cs="OpenSymbol" w:hint="default"/>
+        <w:rFonts w:hint="default" w:ascii="OpenSymbol" w:hAnsi="OpenSymbol" w:cs="OpenSymbol"/>
       </w:rPr>
     </w:lvl>
     <w:lvl w:ilvl="2">
@@ -20000,7 +20451,7 @@
         <w:ind w:left="1440" w:hanging="360"/>
       </w:pPr>
       <w:rPr>
-        <w:rFonts w:ascii="OpenSymbol" w:hAnsi="OpenSymbol" w:cs="OpenSymbol" w:hint="default"/>
+        <w:rFonts w:hint="default" w:ascii="OpenSymbol" w:hAnsi="OpenSymbol" w:cs="OpenSymbol"/>
       </w:rPr>
     </w:lvl>
     <w:lvl w:ilvl="3">
@@ -20015,7 +20466,7 @@
         <w:ind w:left="1800" w:hanging="360"/>
       </w:pPr>
       <w:rPr>
-        <w:rFonts w:ascii="Symbol" w:hAnsi="Symbol" w:cs="Symbol" w:hint="default"/>
+        <w:rFonts w:hint="default" w:ascii="Symbol" w:hAnsi="Symbol" w:cs="Symbol"/>
       </w:rPr>
     </w:lvl>
     <w:lvl w:ilvl="4">
@@ -20030,7 +20481,7 @@
         <w:ind w:left="2160" w:hanging="360"/>
       </w:pPr>
       <w:rPr>
-        <w:rFonts w:ascii="OpenSymbol" w:hAnsi="OpenSymbol" w:cs="OpenSymbol" w:hint="default"/>
+        <w:rFonts w:hint="default" w:ascii="OpenSymbol" w:hAnsi="OpenSymbol" w:cs="OpenSymbol"/>
       </w:rPr>
     </w:lvl>
     <w:lvl w:ilvl="5">
@@ -20045,7 +20496,7 @@
         <w:ind w:left="2520" w:hanging="360"/>
       </w:pPr>
       <w:rPr>
-        <w:rFonts w:ascii="OpenSymbol" w:hAnsi="OpenSymbol" w:cs="OpenSymbol" w:hint="default"/>
+        <w:rFonts w:hint="default" w:ascii="OpenSymbol" w:hAnsi="OpenSymbol" w:cs="OpenSymbol"/>
       </w:rPr>
     </w:lvl>
     <w:lvl w:ilvl="6">
@@ -20060,7 +20511,7 @@
         <w:ind w:left="2880" w:hanging="360"/>
       </w:pPr>
       <w:rPr>
-        <w:rFonts w:ascii="Symbol" w:hAnsi="Symbol" w:cs="Symbol" w:hint="default"/>
+        <w:rFonts w:hint="default" w:ascii="Symbol" w:hAnsi="Symbol" w:cs="Symbol"/>
       </w:rPr>
     </w:lvl>
     <w:lvl w:ilvl="7">
@@ -20075,7 +20526,7 @@
         <w:ind w:left="3240" w:hanging="360"/>
       </w:pPr>
       <w:rPr>
-        <w:rFonts w:ascii="OpenSymbol" w:hAnsi="OpenSymbol" w:cs="OpenSymbol" w:hint="default"/>
+        <w:rFonts w:hint="default" w:ascii="OpenSymbol" w:hAnsi="OpenSymbol" w:cs="OpenSymbol"/>
       </w:rPr>
     </w:lvl>
     <w:lvl w:ilvl="8">
@@ -20090,7 +20541,7 @@
         <w:ind w:left="3600" w:hanging="360"/>
       </w:pPr>
       <w:rPr>
-        <w:rFonts w:ascii="OpenSymbol" w:hAnsi="OpenSymbol" w:cs="OpenSymbol" w:hint="default"/>
+        <w:rFonts w:hint="default" w:ascii="OpenSymbol" w:hAnsi="OpenSymbol" w:cs="OpenSymbol"/>
       </w:rPr>
     </w:lvl>
   </w:abstractNum>
@@ -20110,7 +20561,7 @@
         <w:ind w:left="720" w:hanging="360"/>
       </w:pPr>
       <w:rPr>
-        <w:rFonts w:ascii="Symbol" w:hAnsi="Symbol" w:cs="Symbol" w:hint="default"/>
+        <w:rFonts w:hint="default" w:ascii="Symbol" w:hAnsi="Symbol" w:cs="Symbol"/>
         <w:sz w:val="20"/>
       </w:rPr>
     </w:lvl>
@@ -20126,7 +20577,7 @@
         <w:ind w:left="1440" w:hanging="360"/>
       </w:pPr>
       <w:rPr>
-        <w:rFonts w:ascii="Times New Roman" w:hAnsi="Times New Roman" w:cs="Times New Roman" w:hint="default"/>
+        <w:rFonts w:hint="default" w:ascii="Times New Roman" w:hAnsi="Times New Roman" w:cs="Times New Roman"/>
         <w:sz w:val="20"/>
       </w:rPr>
     </w:lvl>
@@ -20142,7 +20593,7 @@
         <w:ind w:left="2160" w:hanging="360"/>
       </w:pPr>
       <w:rPr>
-        <w:rFonts w:ascii="Wingdings" w:hAnsi="Wingdings" w:cs="Wingdings" w:hint="default"/>
+        <w:rFonts w:hint="default" w:ascii="Wingdings" w:hAnsi="Wingdings" w:cs="Wingdings"/>
         <w:sz w:val="20"/>
       </w:rPr>
     </w:lvl>
@@ -20158,7 +20609,7 @@
         <w:ind w:left="2880" w:hanging="360"/>
       </w:pPr>
       <w:rPr>
-        <w:rFonts w:ascii="Wingdings" w:hAnsi="Wingdings" w:cs="Wingdings" w:hint="default"/>
+        <w:rFonts w:hint="default" w:ascii="Wingdings" w:hAnsi="Wingdings" w:cs="Wingdings"/>
         <w:sz w:val="20"/>
       </w:rPr>
     </w:lvl>
@@ -20174,7 +20625,7 @@
         <w:ind w:left="3600" w:hanging="360"/>
       </w:pPr>
       <w:rPr>
-        <w:rFonts w:ascii="Wingdings" w:hAnsi="Wingdings" w:cs="Wingdings" w:hint="default"/>
+        <w:rFonts w:hint="default" w:ascii="Wingdings" w:hAnsi="Wingdings" w:cs="Wingdings"/>
         <w:sz w:val="20"/>
       </w:rPr>
     </w:lvl>
@@ -20190,7 +20641,7 @@
         <w:ind w:left="4320" w:hanging="360"/>
       </w:pPr>
       <w:rPr>
-        <w:rFonts w:ascii="Wingdings" w:hAnsi="Wingdings" w:cs="Wingdings" w:hint="default"/>
+        <w:rFonts w:hint="default" w:ascii="Wingdings" w:hAnsi="Wingdings" w:cs="Wingdings"/>
         <w:sz w:val="20"/>
       </w:rPr>
     </w:lvl>
@@ -20206,7 +20657,7 @@
         <w:ind w:left="5040" w:hanging="360"/>
       </w:pPr>
       <w:rPr>
-        <w:rFonts w:ascii="Wingdings" w:hAnsi="Wingdings" w:cs="Wingdings" w:hint="default"/>
+        <w:rFonts w:hint="default" w:ascii="Wingdings" w:hAnsi="Wingdings" w:cs="Wingdings"/>
         <w:sz w:val="20"/>
       </w:rPr>
     </w:lvl>
@@ -20222,7 +20673,7 @@
         <w:ind w:left="5760" w:hanging="360"/>
       </w:pPr>
       <w:rPr>
-        <w:rFonts w:ascii="Wingdings" w:hAnsi="Wingdings" w:cs="Wingdings" w:hint="default"/>
+        <w:rFonts w:hint="default" w:ascii="Wingdings" w:hAnsi="Wingdings" w:cs="Wingdings"/>
         <w:sz w:val="20"/>
       </w:rPr>
     </w:lvl>
@@ -20238,7 +20689,7 @@
         <w:ind w:left="6480" w:hanging="360"/>
       </w:pPr>
       <w:rPr>
-        <w:rFonts w:ascii="Wingdings" w:hAnsi="Wingdings" w:cs="Wingdings" w:hint="default"/>
+        <w:rFonts w:hint="default" w:ascii="Wingdings" w:hAnsi="Wingdings" w:cs="Wingdings"/>
         <w:sz w:val="20"/>
       </w:rPr>
     </w:lvl>
@@ -20259,7 +20710,7 @@
         <w:ind w:left="720" w:hanging="360"/>
       </w:pPr>
       <w:rPr>
-        <w:rFonts w:ascii="Symbol" w:hAnsi="Symbol" w:cs="Symbol" w:hint="default"/>
+        <w:rFonts w:hint="default" w:ascii="Symbol" w:hAnsi="Symbol" w:cs="Symbol"/>
         <w:sz w:val="20"/>
       </w:rPr>
     </w:lvl>
@@ -20275,7 +20726,7 @@
         <w:ind w:left="1440" w:hanging="360"/>
       </w:pPr>
       <w:rPr>
-        <w:rFonts w:ascii="Courier New" w:hAnsi="Courier New" w:cs="Courier New" w:hint="default"/>
+        <w:rFonts w:hint="default" w:ascii="Courier New" w:hAnsi="Courier New" w:cs="Courier New"/>
         <w:sz w:val="20"/>
       </w:rPr>
     </w:lvl>
@@ -20291,7 +20742,7 @@
         <w:ind w:left="2160" w:hanging="360"/>
       </w:pPr>
       <w:rPr>
-        <w:rFonts w:ascii="Wingdings" w:hAnsi="Wingdings" w:cs="Wingdings" w:hint="default"/>
+        <w:rFonts w:hint="default" w:ascii="Wingdings" w:hAnsi="Wingdings" w:cs="Wingdings"/>
         <w:sz w:val="20"/>
       </w:rPr>
     </w:lvl>
@@ -20307,7 +20758,7 @@
         <w:ind w:left="2880" w:hanging="360"/>
       </w:pPr>
       <w:rPr>
-        <w:rFonts w:ascii="Wingdings" w:hAnsi="Wingdings" w:cs="Wingdings" w:hint="default"/>
+        <w:rFonts w:hint="default" w:ascii="Wingdings" w:hAnsi="Wingdings" w:cs="Wingdings"/>
         <w:sz w:val="20"/>
       </w:rPr>
     </w:lvl>
@@ -20323,7 +20774,7 @@
         <w:ind w:left="3600" w:hanging="360"/>
       </w:pPr>
       <w:rPr>
-        <w:rFonts w:ascii="Wingdings" w:hAnsi="Wingdings" w:cs="Wingdings" w:hint="default"/>
+        <w:rFonts w:hint="default" w:ascii="Wingdings" w:hAnsi="Wingdings" w:cs="Wingdings"/>
         <w:sz w:val="20"/>
       </w:rPr>
     </w:lvl>
@@ -20339,7 +20790,7 @@
         <w:ind w:left="4320" w:hanging="360"/>
       </w:pPr>
       <w:rPr>
-        <w:rFonts w:ascii="Wingdings" w:hAnsi="Wingdings" w:cs="Wingdings" w:hint="default"/>
+        <w:rFonts w:hint="default" w:ascii="Wingdings" w:hAnsi="Wingdings" w:cs="Wingdings"/>
         <w:sz w:val="20"/>
       </w:rPr>
     </w:lvl>
@@ -20355,7 +20806,7 @@
         <w:ind w:left="5040" w:hanging="360"/>
       </w:pPr>
       <w:rPr>
-        <w:rFonts w:ascii="Wingdings" w:hAnsi="Wingdings" w:cs="Wingdings" w:hint="default"/>
+        <w:rFonts w:hint="default" w:ascii="Wingdings" w:hAnsi="Wingdings" w:cs="Wingdings"/>
         <w:sz w:val="20"/>
       </w:rPr>
     </w:lvl>
@@ -20371,7 +20822,7 @@
         <w:ind w:left="5760" w:hanging="360"/>
       </w:pPr>
       <w:rPr>
-        <w:rFonts w:ascii="Wingdings" w:hAnsi="Wingdings" w:cs="Wingdings" w:hint="default"/>
+        <w:rFonts w:hint="default" w:ascii="Wingdings" w:hAnsi="Wingdings" w:cs="Wingdings"/>
         <w:sz w:val="20"/>
       </w:rPr>
     </w:lvl>
@@ -20387,7 +20838,7 @@
         <w:ind w:left="6480" w:hanging="360"/>
       </w:pPr>
       <w:rPr>
-        <w:rFonts w:ascii="Wingdings" w:hAnsi="Wingdings" w:cs="Wingdings" w:hint="default"/>
+        <w:rFonts w:hint="default" w:ascii="Wingdings" w:hAnsi="Wingdings" w:cs="Wingdings"/>
         <w:sz w:val="20"/>
       </w:rPr>
     </w:lvl>
@@ -20525,7 +20976,7 @@
         <w:ind w:left="720" w:hanging="360"/>
       </w:pPr>
       <w:rPr>
-        <w:rFonts w:ascii="Symbol" w:hAnsi="Symbol" w:cs="Symbol" w:hint="default"/>
+        <w:rFonts w:hint="default" w:ascii="Symbol" w:hAnsi="Symbol" w:cs="Symbol"/>
         <w:sz w:val="20"/>
       </w:rPr>
     </w:lvl>
@@ -20541,7 +20992,7 @@
         <w:ind w:left="1440" w:hanging="360"/>
       </w:pPr>
       <w:rPr>
-        <w:rFonts w:ascii="OpenSymbol" w:hAnsi="OpenSymbol" w:cs="OpenSymbol" w:hint="default"/>
+        <w:rFonts w:hint="default" w:ascii="OpenSymbol" w:hAnsi="OpenSymbol" w:cs="OpenSymbol"/>
         <w:sz w:val="20"/>
       </w:rPr>
     </w:lvl>
@@ -20557,7 +21008,7 @@
         <w:ind w:left="2160" w:hanging="360"/>
       </w:pPr>
       <w:rPr>
-        <w:rFonts w:ascii="Wingdings" w:hAnsi="Wingdings" w:cs="Wingdings" w:hint="default"/>
+        <w:rFonts w:hint="default" w:ascii="Wingdings" w:hAnsi="Wingdings" w:cs="Wingdings"/>
         <w:sz w:val="20"/>
       </w:rPr>
     </w:lvl>
@@ -20573,7 +21024,7 @@
         <w:ind w:left="2880" w:hanging="360"/>
       </w:pPr>
       <w:rPr>
-        <w:rFonts w:ascii="Wingdings" w:hAnsi="Wingdings" w:cs="Wingdings" w:hint="default"/>
+        <w:rFonts w:hint="default" w:ascii="Wingdings" w:hAnsi="Wingdings" w:cs="Wingdings"/>
         <w:sz w:val="20"/>
       </w:rPr>
     </w:lvl>
@@ -20589,7 +21040,7 @@
         <w:ind w:left="3600" w:hanging="360"/>
       </w:pPr>
       <w:rPr>
-        <w:rFonts w:ascii="Wingdings" w:hAnsi="Wingdings" w:cs="Wingdings" w:hint="default"/>
+        <w:rFonts w:hint="default" w:ascii="Wingdings" w:hAnsi="Wingdings" w:cs="Wingdings"/>
         <w:sz w:val="20"/>
       </w:rPr>
     </w:lvl>
@@ -20605,7 +21056,7 @@
         <w:ind w:left="4320" w:hanging="360"/>
       </w:pPr>
       <w:rPr>
-        <w:rFonts w:ascii="Wingdings" w:hAnsi="Wingdings" w:cs="Wingdings" w:hint="default"/>
+        <w:rFonts w:hint="default" w:ascii="Wingdings" w:hAnsi="Wingdings" w:cs="Wingdings"/>
         <w:sz w:val="20"/>
       </w:rPr>
     </w:lvl>
@@ -20621,7 +21072,7 @@
         <w:ind w:left="5040" w:hanging="360"/>
       </w:pPr>
       <w:rPr>
-        <w:rFonts w:ascii="Wingdings" w:hAnsi="Wingdings" w:cs="Wingdings" w:hint="default"/>
+        <w:rFonts w:hint="default" w:ascii="Wingdings" w:hAnsi="Wingdings" w:cs="Wingdings"/>
         <w:sz w:val="20"/>
       </w:rPr>
     </w:lvl>
@@ -20637,7 +21088,7 @@
         <w:ind w:left="5760" w:hanging="360"/>
       </w:pPr>
       <w:rPr>
-        <w:rFonts w:ascii="Wingdings" w:hAnsi="Wingdings" w:cs="Wingdings" w:hint="default"/>
+        <w:rFonts w:hint="default" w:ascii="Wingdings" w:hAnsi="Wingdings" w:cs="Wingdings"/>
         <w:sz w:val="20"/>
       </w:rPr>
     </w:lvl>
@@ -20653,7 +21104,7 @@
         <w:ind w:left="6480" w:hanging="360"/>
       </w:pPr>
       <w:rPr>
-        <w:rFonts w:ascii="Wingdings" w:hAnsi="Wingdings" w:cs="Wingdings" w:hint="default"/>
+        <w:rFonts w:hint="default" w:ascii="Wingdings" w:hAnsi="Wingdings" w:cs="Wingdings"/>
         <w:sz w:val="20"/>
       </w:rPr>
     </w:lvl>
@@ -20674,7 +21125,7 @@
         <w:ind w:left="720" w:hanging="360"/>
       </w:pPr>
       <w:rPr>
-        <w:rFonts w:ascii="Symbol" w:hAnsi="Symbol" w:cs="Symbol" w:hint="default"/>
+        <w:rFonts w:hint="default" w:ascii="Symbol" w:hAnsi="Symbol" w:cs="Symbol"/>
         <w:sz w:val="20"/>
       </w:rPr>
     </w:lvl>
@@ -20690,7 +21141,7 @@
         <w:ind w:left="1440" w:hanging="360"/>
       </w:pPr>
       <w:rPr>
-        <w:rFonts w:ascii="Courier New" w:hAnsi="Courier New" w:cs="Courier New" w:hint="default"/>
+        <w:rFonts w:hint="default" w:ascii="Courier New" w:hAnsi="Courier New" w:cs="Courier New"/>
         <w:sz w:val="20"/>
       </w:rPr>
     </w:lvl>
@@ -20706,7 +21157,7 @@
         <w:ind w:left="2160" w:hanging="360"/>
       </w:pPr>
       <w:rPr>
-        <w:rFonts w:ascii="Wingdings" w:hAnsi="Wingdings" w:cs="Wingdings" w:hint="default"/>
+        <w:rFonts w:hint="default" w:ascii="Wingdings" w:hAnsi="Wingdings" w:cs="Wingdings"/>
         <w:sz w:val="20"/>
       </w:rPr>
     </w:lvl>
@@ -20722,7 +21173,7 @@
         <w:ind w:left="2880" w:hanging="360"/>
       </w:pPr>
       <w:rPr>
-        <w:rFonts w:ascii="Wingdings" w:hAnsi="Wingdings" w:cs="Wingdings" w:hint="default"/>
+        <w:rFonts w:hint="default" w:ascii="Wingdings" w:hAnsi="Wingdings" w:cs="Wingdings"/>
         <w:sz w:val="20"/>
       </w:rPr>
     </w:lvl>
@@ -20738,7 +21189,7 @@
         <w:ind w:left="3600" w:hanging="360"/>
       </w:pPr>
       <w:rPr>
-        <w:rFonts w:ascii="Wingdings" w:hAnsi="Wingdings" w:cs="Wingdings" w:hint="default"/>
+        <w:rFonts w:hint="default" w:ascii="Wingdings" w:hAnsi="Wingdings" w:cs="Wingdings"/>
         <w:sz w:val="20"/>
       </w:rPr>
     </w:lvl>
@@ -20754,7 +21205,7 @@
         <w:ind w:left="4320" w:hanging="360"/>
       </w:pPr>
       <w:rPr>
-        <w:rFonts w:ascii="Wingdings" w:hAnsi="Wingdings" w:cs="Wingdings" w:hint="default"/>
+        <w:rFonts w:hint="default" w:ascii="Wingdings" w:hAnsi="Wingdings" w:cs="Wingdings"/>
         <w:sz w:val="20"/>
       </w:rPr>
     </w:lvl>
@@ -20770,7 +21221,7 @@
         <w:ind w:left="5040" w:hanging="360"/>
       </w:pPr>
       <w:rPr>
-        <w:rFonts w:ascii="Wingdings" w:hAnsi="Wingdings" w:cs="Wingdings" w:hint="default"/>
+        <w:rFonts w:hint="default" w:ascii="Wingdings" w:hAnsi="Wingdings" w:cs="Wingdings"/>
         <w:sz w:val="20"/>
       </w:rPr>
     </w:lvl>
@@ -20786,7 +21237,7 @@
         <w:ind w:left="5760" w:hanging="360"/>
       </w:pPr>
       <w:rPr>
-        <w:rFonts w:ascii="Wingdings" w:hAnsi="Wingdings" w:cs="Wingdings" w:hint="default"/>
+        <w:rFonts w:hint="default" w:ascii="Wingdings" w:hAnsi="Wingdings" w:cs="Wingdings"/>
         <w:sz w:val="20"/>
       </w:rPr>
     </w:lvl>
@@ -20802,7 +21253,7 @@
         <w:ind w:left="6480" w:hanging="360"/>
       </w:pPr>
       <w:rPr>
-        <w:rFonts w:ascii="Wingdings" w:hAnsi="Wingdings" w:cs="Wingdings" w:hint="default"/>
+        <w:rFonts w:hint="default" w:ascii="Wingdings" w:hAnsi="Wingdings" w:cs="Wingdings"/>
         <w:sz w:val="20"/>
       </w:rPr>
     </w:lvl>
@@ -20823,7 +21274,7 @@
         <w:ind w:left="720" w:hanging="360"/>
       </w:pPr>
       <w:rPr>
-        <w:rFonts w:ascii="Symbol" w:hAnsi="Symbol" w:cs="Symbol" w:hint="default"/>
+        <w:rFonts w:hint="default" w:ascii="Symbol" w:hAnsi="Symbol" w:cs="Symbol"/>
         <w:sz w:val="20"/>
       </w:rPr>
     </w:lvl>
@@ -20839,7 +21290,7 @@
         <w:ind w:left="1440" w:hanging="360"/>
       </w:pPr>
       <w:rPr>
-        <w:rFonts w:ascii="Courier New" w:hAnsi="Courier New" w:cs="Courier New" w:hint="default"/>
+        <w:rFonts w:hint="default" w:ascii="Courier New" w:hAnsi="Courier New" w:cs="Courier New"/>
         <w:sz w:val="20"/>
       </w:rPr>
     </w:lvl>
@@ -20855,7 +21306,7 @@
         <w:ind w:left="2160" w:hanging="360"/>
       </w:pPr>
       <w:rPr>
-        <w:rFonts w:ascii="Wingdings" w:hAnsi="Wingdings" w:cs="Wingdings" w:hint="default"/>
+        <w:rFonts w:hint="default" w:ascii="Wingdings" w:hAnsi="Wingdings" w:cs="Wingdings"/>
         <w:sz w:val="20"/>
       </w:rPr>
     </w:lvl>
@@ -20871,7 +21322,7 @@
         <w:ind w:left="2880" w:hanging="360"/>
       </w:pPr>
       <w:rPr>
-        <w:rFonts w:ascii="Wingdings" w:hAnsi="Wingdings" w:cs="Wingdings" w:hint="default"/>
+        <w:rFonts w:hint="default" w:ascii="Wingdings" w:hAnsi="Wingdings" w:cs="Wingdings"/>
         <w:sz w:val="20"/>
       </w:rPr>
     </w:lvl>
@@ -20887,7 +21338,7 @@
         <w:ind w:left="3600" w:hanging="360"/>
       </w:pPr>
       <w:rPr>
-        <w:rFonts w:ascii="Wingdings" w:hAnsi="Wingdings" w:cs="Wingdings" w:hint="default"/>
+        <w:rFonts w:hint="default" w:ascii="Wingdings" w:hAnsi="Wingdings" w:cs="Wingdings"/>
         <w:sz w:val="20"/>
       </w:rPr>
     </w:lvl>
@@ -20903,7 +21354,7 @@
         <w:ind w:left="4320" w:hanging="360"/>
       </w:pPr>
       <w:rPr>
-        <w:rFonts w:ascii="Wingdings" w:hAnsi="Wingdings" w:cs="Wingdings" w:hint="default"/>
+        <w:rFonts w:hint="default" w:ascii="Wingdings" w:hAnsi="Wingdings" w:cs="Wingdings"/>
         <w:sz w:val="20"/>
       </w:rPr>
     </w:lvl>
@@ -20919,7 +21370,7 @@
         <w:ind w:left="5040" w:hanging="360"/>
       </w:pPr>
       <w:rPr>
-        <w:rFonts w:ascii="Wingdings" w:hAnsi="Wingdings" w:cs="Wingdings" w:hint="default"/>
+        <w:rFonts w:hint="default" w:ascii="Wingdings" w:hAnsi="Wingdings" w:cs="Wingdings"/>
         <w:sz w:val="20"/>
       </w:rPr>
     </w:lvl>
@@ -20935,7 +21386,7 @@
         <w:ind w:left="5760" w:hanging="360"/>
       </w:pPr>
       <w:rPr>
-        <w:rFonts w:ascii="Wingdings" w:hAnsi="Wingdings" w:cs="Wingdings" w:hint="default"/>
+        <w:rFonts w:hint="default" w:ascii="Wingdings" w:hAnsi="Wingdings" w:cs="Wingdings"/>
         <w:sz w:val="20"/>
       </w:rPr>
     </w:lvl>
@@ -20951,7 +21402,7 @@
         <w:ind w:left="6480" w:hanging="360"/>
       </w:pPr>
       <w:rPr>
-        <w:rFonts w:ascii="Wingdings" w:hAnsi="Wingdings" w:cs="Wingdings" w:hint="default"/>
+        <w:rFonts w:hint="default" w:ascii="Wingdings" w:hAnsi="Wingdings" w:cs="Wingdings"/>
         <w:sz w:val="20"/>
       </w:rPr>
     </w:lvl>
@@ -20972,7 +21423,7 @@
         <w:ind w:left="720" w:hanging="360"/>
       </w:pPr>
       <w:rPr>
-        <w:rFonts w:ascii="Symbol" w:hAnsi="Symbol" w:cs="Symbol" w:hint="default"/>
+        <w:rFonts w:hint="default" w:ascii="Symbol" w:hAnsi="Symbol" w:cs="Symbol"/>
         <w:sz w:val="20"/>
       </w:rPr>
     </w:lvl>
@@ -20988,7 +21439,7 @@
         <w:ind w:left="1440" w:hanging="360"/>
       </w:pPr>
       <w:rPr>
-        <w:rFonts w:ascii="Courier New" w:hAnsi="Courier New" w:cs="Courier New" w:hint="default"/>
+        <w:rFonts w:hint="default" w:ascii="Courier New" w:hAnsi="Courier New" w:cs="Courier New"/>
         <w:sz w:val="20"/>
       </w:rPr>
     </w:lvl>
@@ -21004,7 +21455,7 @@
         <w:ind w:left="2160" w:hanging="360"/>
       </w:pPr>
       <w:rPr>
-        <w:rFonts w:ascii="Wingdings" w:hAnsi="Wingdings" w:cs="Wingdings" w:hint="default"/>
+        <w:rFonts w:hint="default" w:ascii="Wingdings" w:hAnsi="Wingdings" w:cs="Wingdings"/>
         <w:sz w:val="20"/>
       </w:rPr>
     </w:lvl>
@@ -21020,7 +21471,7 @@
         <w:ind w:left="2880" w:hanging="360"/>
       </w:pPr>
       <w:rPr>
-        <w:rFonts w:ascii="Wingdings" w:hAnsi="Wingdings" w:cs="Wingdings" w:hint="default"/>
+        <w:rFonts w:hint="default" w:ascii="Wingdings" w:hAnsi="Wingdings" w:cs="Wingdings"/>
         <w:sz w:val="20"/>
       </w:rPr>
     </w:lvl>
@@ -21036,7 +21487,7 @@
         <w:ind w:left="3600" w:hanging="360"/>
       </w:pPr>
       <w:rPr>
-        <w:rFonts w:ascii="Wingdings" w:hAnsi="Wingdings" w:cs="Wingdings" w:hint="default"/>
+        <w:rFonts w:hint="default" w:ascii="Wingdings" w:hAnsi="Wingdings" w:cs="Wingdings"/>
         <w:sz w:val="20"/>
       </w:rPr>
     </w:lvl>
@@ -21052,7 +21503,7 @@
         <w:ind w:left="4320" w:hanging="360"/>
       </w:pPr>
       <w:rPr>
-        <w:rFonts w:ascii="Wingdings" w:hAnsi="Wingdings" w:cs="Wingdings" w:hint="default"/>
+        <w:rFonts w:hint="default" w:ascii="Wingdings" w:hAnsi="Wingdings" w:cs="Wingdings"/>
         <w:sz w:val="20"/>
       </w:rPr>
     </w:lvl>
@@ -21068,7 +21519,7 @@
         <w:ind w:left="5040" w:hanging="360"/>
       </w:pPr>
       <w:rPr>
-        <w:rFonts w:ascii="Wingdings" w:hAnsi="Wingdings" w:cs="Wingdings" w:hint="default"/>
+        <w:rFonts w:hint="default" w:ascii="Wingdings" w:hAnsi="Wingdings" w:cs="Wingdings"/>
         <w:sz w:val="20"/>
       </w:rPr>
     </w:lvl>
@@ -21084,7 +21535,7 @@
         <w:ind w:left="5760" w:hanging="360"/>
       </w:pPr>
       <w:rPr>
-        <w:rFonts w:ascii="Wingdings" w:hAnsi="Wingdings" w:cs="Wingdings" w:hint="default"/>
+        <w:rFonts w:hint="default" w:ascii="Wingdings" w:hAnsi="Wingdings" w:cs="Wingdings"/>
         <w:sz w:val="20"/>
       </w:rPr>
     </w:lvl>
@@ -21100,7 +21551,7 @@
         <w:ind w:left="6480" w:hanging="360"/>
       </w:pPr>
       <w:rPr>
-        <w:rFonts w:ascii="Wingdings" w:hAnsi="Wingdings" w:cs="Wingdings" w:hint="default"/>
+        <w:rFonts w:hint="default" w:ascii="Wingdings" w:hAnsi="Wingdings" w:cs="Wingdings"/>
         <w:sz w:val="20"/>
       </w:rPr>
     </w:lvl>
@@ -21121,7 +21572,7 @@
         <w:ind w:left="720" w:hanging="360"/>
       </w:pPr>
       <w:rPr>
-        <w:rFonts w:ascii="Symbol" w:hAnsi="Symbol" w:cs="Symbol" w:hint="default"/>
+        <w:rFonts w:hint="default" w:ascii="Symbol" w:hAnsi="Symbol" w:cs="Symbol"/>
         <w:sz w:val="20"/>
       </w:rPr>
     </w:lvl>
@@ -21137,7 +21588,7 @@
         <w:ind w:left="1440" w:hanging="360"/>
       </w:pPr>
       <w:rPr>
-        <w:rFonts w:ascii="Times New Roman" w:hAnsi="Times New Roman" w:cs="Times New Roman" w:hint="default"/>
+        <w:rFonts w:hint="default" w:ascii="Times New Roman" w:hAnsi="Times New Roman" w:cs="Times New Roman"/>
         <w:sz w:val="20"/>
       </w:rPr>
     </w:lvl>
@@ -21153,7 +21604,7 @@
         <w:ind w:left="2160" w:hanging="360"/>
       </w:pPr>
       <w:rPr>
-        <w:rFonts w:ascii="Wingdings" w:hAnsi="Wingdings" w:cs="Wingdings" w:hint="default"/>
+        <w:rFonts w:hint="default" w:ascii="Wingdings" w:hAnsi="Wingdings" w:cs="Wingdings"/>
         <w:sz w:val="20"/>
       </w:rPr>
     </w:lvl>
@@ -21169,7 +21620,7 @@
         <w:ind w:left="2880" w:hanging="360"/>
       </w:pPr>
       <w:rPr>
-        <w:rFonts w:ascii="Wingdings" w:hAnsi="Wingdings" w:cs="Wingdings" w:hint="default"/>
+        <w:rFonts w:hint="default" w:ascii="Wingdings" w:hAnsi="Wingdings" w:cs="Wingdings"/>
         <w:sz w:val="20"/>
       </w:rPr>
     </w:lvl>
@@ -21185,7 +21636,7 @@
         <w:ind w:left="3600" w:hanging="360"/>
       </w:pPr>
       <w:rPr>
-        <w:rFonts w:ascii="Wingdings" w:hAnsi="Wingdings" w:cs="Wingdings" w:hint="default"/>
+        <w:rFonts w:hint="default" w:ascii="Wingdings" w:hAnsi="Wingdings" w:cs="Wingdings"/>
         <w:sz w:val="20"/>
       </w:rPr>
     </w:lvl>
@@ -21201,7 +21652,7 @@
         <w:ind w:left="4320" w:hanging="360"/>
       </w:pPr>
       <w:rPr>
-        <w:rFonts w:ascii="Wingdings" w:hAnsi="Wingdings" w:cs="Wingdings" w:hint="default"/>
+        <w:rFonts w:hint="default" w:ascii="Wingdings" w:hAnsi="Wingdings" w:cs="Wingdings"/>
         <w:sz w:val="20"/>
       </w:rPr>
     </w:lvl>
@@ -21217,7 +21668,7 @@
         <w:ind w:left="5040" w:hanging="360"/>
       </w:pPr>
       <w:rPr>
-        <w:rFonts w:ascii="Wingdings" w:hAnsi="Wingdings" w:cs="Wingdings" w:hint="default"/>
+        <w:rFonts w:hint="default" w:ascii="Wingdings" w:hAnsi="Wingdings" w:cs="Wingdings"/>
         <w:sz w:val="20"/>
       </w:rPr>
     </w:lvl>
@@ -21233,7 +21684,7 @@
         <w:ind w:left="5760" w:hanging="360"/>
       </w:pPr>
       <w:rPr>
-        <w:rFonts w:ascii="Wingdings" w:hAnsi="Wingdings" w:cs="Wingdings" w:hint="default"/>
+        <w:rFonts w:hint="default" w:ascii="Wingdings" w:hAnsi="Wingdings" w:cs="Wingdings"/>
         <w:sz w:val="20"/>
       </w:rPr>
     </w:lvl>
@@ -21249,7 +21700,7 @@
         <w:ind w:left="6480" w:hanging="360"/>
       </w:pPr>
       <w:rPr>
-        <w:rFonts w:ascii="Wingdings" w:hAnsi="Wingdings" w:cs="Wingdings" w:hint="default"/>
+        <w:rFonts w:hint="default" w:ascii="Wingdings" w:hAnsi="Wingdings" w:cs="Wingdings"/>
         <w:sz w:val="20"/>
       </w:rPr>
     </w:lvl>
@@ -21270,7 +21721,7 @@
         <w:ind w:left="720" w:hanging="360"/>
       </w:pPr>
       <w:rPr>
-        <w:rFonts w:ascii="Symbol" w:hAnsi="Symbol" w:cs="Symbol" w:hint="default"/>
+        <w:rFonts w:hint="default" w:ascii="Symbol" w:hAnsi="Symbol" w:cs="Symbol"/>
       </w:rPr>
     </w:lvl>
     <w:lvl w:ilvl="1">
@@ -21285,7 +21736,7 @@
         <w:ind w:left="1080" w:hanging="360"/>
       </w:pPr>
       <w:rPr>
-        <w:rFonts w:ascii="OpenSymbol" w:hAnsi="OpenSymbol" w:cs="OpenSymbol" w:hint="default"/>
+        <w:rFonts w:hint="default" w:ascii="OpenSymbol" w:hAnsi="OpenSymbol" w:cs="OpenSymbol"/>
       </w:rPr>
     </w:lvl>
     <w:lvl w:ilvl="2">
@@ -21300,7 +21751,7 @@
         <w:ind w:left="1440" w:hanging="360"/>
       </w:pPr>
       <w:rPr>
-        <w:rFonts w:ascii="OpenSymbol" w:hAnsi="OpenSymbol" w:cs="OpenSymbol" w:hint="default"/>
+        <w:rFonts w:hint="default" w:ascii="OpenSymbol" w:hAnsi="OpenSymbol" w:cs="OpenSymbol"/>
       </w:rPr>
     </w:lvl>
     <w:lvl w:ilvl="3">
@@ -21315,7 +21766,7 @@
         <w:ind w:left="1800" w:hanging="360"/>
       </w:pPr>
       <w:rPr>
-        <w:rFonts w:ascii="Symbol" w:hAnsi="Symbol" w:cs="Symbol" w:hint="default"/>
+        <w:rFonts w:hint="default" w:ascii="Symbol" w:hAnsi="Symbol" w:cs="Symbol"/>
       </w:rPr>
     </w:lvl>
     <w:lvl w:ilvl="4">
@@ -21330,7 +21781,7 @@
         <w:ind w:left="2160" w:hanging="360"/>
       </w:pPr>
       <w:rPr>
-        <w:rFonts w:ascii="OpenSymbol" w:hAnsi="OpenSymbol" w:cs="OpenSymbol" w:hint="default"/>
+        <w:rFonts w:hint="default" w:ascii="OpenSymbol" w:hAnsi="OpenSymbol" w:cs="OpenSymbol"/>
       </w:rPr>
     </w:lvl>
     <w:lvl w:ilvl="5">
@@ -21345,7 +21796,7 @@
         <w:ind w:left="2520" w:hanging="360"/>
       </w:pPr>
       <w:rPr>
-        <w:rFonts w:ascii="OpenSymbol" w:hAnsi="OpenSymbol" w:cs="OpenSymbol" w:hint="default"/>
+        <w:rFonts w:hint="default" w:ascii="OpenSymbol" w:hAnsi="OpenSymbol" w:cs="OpenSymbol"/>
       </w:rPr>
     </w:lvl>
     <w:lvl w:ilvl="6">
@@ -21360,7 +21811,7 @@
         <w:ind w:left="2880" w:hanging="360"/>
       </w:pPr>
       <w:rPr>
-        <w:rFonts w:ascii="Symbol" w:hAnsi="Symbol" w:cs="Symbol" w:hint="default"/>
+        <w:rFonts w:hint="default" w:ascii="Symbol" w:hAnsi="Symbol" w:cs="Symbol"/>
       </w:rPr>
     </w:lvl>
     <w:lvl w:ilvl="7">
@@ -21375,7 +21826,7 @@
         <w:ind w:left="3240" w:hanging="360"/>
       </w:pPr>
       <w:rPr>
-        <w:rFonts w:ascii="OpenSymbol" w:hAnsi="OpenSymbol" w:cs="OpenSymbol" w:hint="default"/>
+        <w:rFonts w:hint="default" w:ascii="OpenSymbol" w:hAnsi="OpenSymbol" w:cs="OpenSymbol"/>
       </w:rPr>
     </w:lvl>
     <w:lvl w:ilvl="8">
@@ -21390,7 +21841,7 @@
         <w:ind w:left="3600" w:hanging="360"/>
       </w:pPr>
       <w:rPr>
-        <w:rFonts w:ascii="OpenSymbol" w:hAnsi="OpenSymbol" w:cs="OpenSymbol" w:hint="default"/>
+        <w:rFonts w:hint="default" w:ascii="OpenSymbol" w:hAnsi="OpenSymbol" w:cs="OpenSymbol"/>
       </w:rPr>
     </w:lvl>
   </w:abstractNum>
@@ -21410,7 +21861,7 @@
         <w:ind w:left="720" w:hanging="360"/>
       </w:pPr>
       <w:rPr>
-        <w:rFonts w:ascii="Symbol" w:hAnsi="Symbol" w:cs="Symbol" w:hint="default"/>
+        <w:rFonts w:hint="default" w:ascii="Symbol" w:hAnsi="Symbol" w:cs="Symbol"/>
         <w:sz w:val="20"/>
       </w:rPr>
     </w:lvl>
@@ -21426,7 +21877,7 @@
         <w:ind w:left="1440" w:hanging="360"/>
       </w:pPr>
       <w:rPr>
-        <w:rFonts w:ascii="Courier New" w:hAnsi="Courier New" w:cs="Courier New" w:hint="default"/>
+        <w:rFonts w:hint="default" w:ascii="Courier New" w:hAnsi="Courier New" w:cs="Courier New"/>
         <w:sz w:val="20"/>
       </w:rPr>
     </w:lvl>
@@ -21442,7 +21893,7 @@
         <w:ind w:left="2160" w:hanging="360"/>
       </w:pPr>
       <w:rPr>
-        <w:rFonts w:ascii="Wingdings" w:hAnsi="Wingdings" w:cs="Wingdings" w:hint="default"/>
+        <w:rFonts w:hint="default" w:ascii="Wingdings" w:hAnsi="Wingdings" w:cs="Wingdings"/>
         <w:sz w:val="20"/>
       </w:rPr>
     </w:lvl>
@@ -21458,7 +21909,7 @@
         <w:ind w:left="2880" w:hanging="360"/>
       </w:pPr>
       <w:rPr>
-        <w:rFonts w:ascii="Wingdings" w:hAnsi="Wingdings" w:cs="Wingdings" w:hint="default"/>
+        <w:rFonts w:hint="default" w:ascii="Wingdings" w:hAnsi="Wingdings" w:cs="Wingdings"/>
         <w:sz w:val="20"/>
       </w:rPr>
     </w:lvl>
@@ -21474,7 +21925,7 @@
         <w:ind w:left="3600" w:hanging="360"/>
       </w:pPr>
       <w:rPr>
-        <w:rFonts w:ascii="Wingdings" w:hAnsi="Wingdings" w:cs="Wingdings" w:hint="default"/>
+        <w:rFonts w:hint="default" w:ascii="Wingdings" w:hAnsi="Wingdings" w:cs="Wingdings"/>
         <w:sz w:val="20"/>
       </w:rPr>
     </w:lvl>
@@ -21490,7 +21941,7 @@
         <w:ind w:left="4320" w:hanging="360"/>
       </w:pPr>
       <w:rPr>
-        <w:rFonts w:ascii="Wingdings" w:hAnsi="Wingdings" w:cs="Wingdings" w:hint="default"/>
+        <w:rFonts w:hint="default" w:ascii="Wingdings" w:hAnsi="Wingdings" w:cs="Wingdings"/>
         <w:sz w:val="20"/>
       </w:rPr>
     </w:lvl>
@@ -21506,7 +21957,7 @@
         <w:ind w:left="5040" w:hanging="360"/>
       </w:pPr>
       <w:rPr>
-        <w:rFonts w:ascii="Wingdings" w:hAnsi="Wingdings" w:cs="Wingdings" w:hint="default"/>
+        <w:rFonts w:hint="default" w:ascii="Wingdings" w:hAnsi="Wingdings" w:cs="Wingdings"/>
         <w:sz w:val="20"/>
       </w:rPr>
     </w:lvl>
@@ -21522,7 +21973,7 @@
         <w:ind w:left="5760" w:hanging="360"/>
       </w:pPr>
       <w:rPr>
-        <w:rFonts w:ascii="Wingdings" w:hAnsi="Wingdings" w:cs="Wingdings" w:hint="default"/>
+        <w:rFonts w:hint="default" w:ascii="Wingdings" w:hAnsi="Wingdings" w:cs="Wingdings"/>
         <w:sz w:val="20"/>
       </w:rPr>
     </w:lvl>
@@ -21538,7 +21989,7 @@
         <w:ind w:left="6480" w:hanging="360"/>
       </w:pPr>
       <w:rPr>
-        <w:rFonts w:ascii="Wingdings" w:hAnsi="Wingdings" w:cs="Wingdings" w:hint="default"/>
+        <w:rFonts w:hint="default" w:ascii="Wingdings" w:hAnsi="Wingdings" w:cs="Wingdings"/>
         <w:sz w:val="20"/>
       </w:rPr>
     </w:lvl>
@@ -21559,7 +22010,7 @@
         <w:ind w:left="720" w:hanging="360"/>
       </w:pPr>
       <w:rPr>
-        <w:rFonts w:ascii="Symbol" w:hAnsi="Symbol" w:cs="Symbol" w:hint="default"/>
+        <w:rFonts w:hint="default" w:ascii="Symbol" w:hAnsi="Symbol" w:cs="Symbol"/>
         <w:sz w:val="20"/>
       </w:rPr>
     </w:lvl>
@@ -21575,7 +22026,7 @@
         <w:ind w:left="1440" w:hanging="360"/>
       </w:pPr>
       <w:rPr>
-        <w:rFonts w:ascii="Courier New" w:hAnsi="Courier New" w:cs="Courier New" w:hint="default"/>
+        <w:rFonts w:hint="default" w:ascii="Courier New" w:hAnsi="Courier New" w:cs="Courier New"/>
         <w:sz w:val="20"/>
       </w:rPr>
     </w:lvl>
@@ -21591,7 +22042,7 @@
         <w:ind w:left="2160" w:hanging="360"/>
       </w:pPr>
       <w:rPr>
-        <w:rFonts w:ascii="Wingdings" w:hAnsi="Wingdings" w:cs="Wingdings" w:hint="default"/>
+        <w:rFonts w:hint="default" w:ascii="Wingdings" w:hAnsi="Wingdings" w:cs="Wingdings"/>
         <w:sz w:val="20"/>
       </w:rPr>
     </w:lvl>
@@ -21607,7 +22058,7 @@
         <w:ind w:left="2880" w:hanging="360"/>
       </w:pPr>
       <w:rPr>
-        <w:rFonts w:ascii="Wingdings" w:hAnsi="Wingdings" w:cs="Wingdings" w:hint="default"/>
+        <w:rFonts w:hint="default" w:ascii="Wingdings" w:hAnsi="Wingdings" w:cs="Wingdings"/>
         <w:sz w:val="20"/>
       </w:rPr>
     </w:lvl>
@@ -21623,7 +22074,7 @@
         <w:ind w:left="3600" w:hanging="360"/>
       </w:pPr>
       <w:rPr>
-        <w:rFonts w:ascii="Wingdings" w:hAnsi="Wingdings" w:cs="Wingdings" w:hint="default"/>
+        <w:rFonts w:hint="default" w:ascii="Wingdings" w:hAnsi="Wingdings" w:cs="Wingdings"/>
         <w:sz w:val="20"/>
       </w:rPr>
     </w:lvl>
@@ -21639,7 +22090,7 @@
         <w:ind w:left="4320" w:hanging="360"/>
       </w:pPr>
       <w:rPr>
-        <w:rFonts w:ascii="Wingdings" w:hAnsi="Wingdings" w:cs="Wingdings" w:hint="default"/>
+        <w:rFonts w:hint="default" w:ascii="Wingdings" w:hAnsi="Wingdings" w:cs="Wingdings"/>
         <w:sz w:val="20"/>
       </w:rPr>
     </w:lvl>
@@ -21655,7 +22106,7 @@
         <w:ind w:left="5040" w:hanging="360"/>
       </w:pPr>
       <w:rPr>
-        <w:rFonts w:ascii="Wingdings" w:hAnsi="Wingdings" w:cs="Wingdings" w:hint="default"/>
+        <w:rFonts w:hint="default" w:ascii="Wingdings" w:hAnsi="Wingdings" w:cs="Wingdings"/>
         <w:sz w:val="20"/>
       </w:rPr>
     </w:lvl>
@@ -21671,7 +22122,7 @@
         <w:ind w:left="5760" w:hanging="360"/>
       </w:pPr>
       <w:rPr>
-        <w:rFonts w:ascii="Wingdings" w:hAnsi="Wingdings" w:cs="Wingdings" w:hint="default"/>
+        <w:rFonts w:hint="default" w:ascii="Wingdings" w:hAnsi="Wingdings" w:cs="Wingdings"/>
         <w:sz w:val="20"/>
       </w:rPr>
     </w:lvl>
@@ -21687,7 +22138,7 @@
         <w:ind w:left="6480" w:hanging="360"/>
       </w:pPr>
       <w:rPr>
-        <w:rFonts w:ascii="Wingdings" w:hAnsi="Wingdings" w:cs="Wingdings" w:hint="default"/>
+        <w:rFonts w:hint="default" w:ascii="Wingdings" w:hAnsi="Wingdings" w:cs="Wingdings"/>
         <w:sz w:val="20"/>
       </w:rPr>
     </w:lvl>
@@ -21708,7 +22159,7 @@
         <w:ind w:left="720" w:hanging="360"/>
       </w:pPr>
       <w:rPr>
-        <w:rFonts w:ascii="Symbol" w:hAnsi="Symbol" w:cs="Symbol" w:hint="default"/>
+        <w:rFonts w:hint="default" w:ascii="Symbol" w:hAnsi="Symbol" w:cs="Symbol"/>
         <w:sz w:val="20"/>
       </w:rPr>
     </w:lvl>
@@ -21724,7 +22175,7 @@
         <w:ind w:left="1440" w:hanging="360"/>
       </w:pPr>
       <w:rPr>
-        <w:rFonts w:ascii="Courier New" w:hAnsi="Courier New" w:cs="Courier New" w:hint="default"/>
+        <w:rFonts w:hint="default" w:ascii="Courier New" w:hAnsi="Courier New" w:cs="Courier New"/>
         <w:sz w:val="20"/>
       </w:rPr>
     </w:lvl>
@@ -21740,7 +22191,7 @@
         <w:ind w:left="2160" w:hanging="360"/>
       </w:pPr>
       <w:rPr>
-        <w:rFonts w:ascii="Wingdings" w:hAnsi="Wingdings" w:cs="Wingdings" w:hint="default"/>
+        <w:rFonts w:hint="default" w:ascii="Wingdings" w:hAnsi="Wingdings" w:cs="Wingdings"/>
         <w:sz w:val="20"/>
       </w:rPr>
     </w:lvl>
@@ -21756,7 +22207,7 @@
         <w:ind w:left="2880" w:hanging="360"/>
       </w:pPr>
       <w:rPr>
-        <w:rFonts w:ascii="Wingdings" w:hAnsi="Wingdings" w:cs="Wingdings" w:hint="default"/>
+        <w:rFonts w:hint="default" w:ascii="Wingdings" w:hAnsi="Wingdings" w:cs="Wingdings"/>
         <w:sz w:val="20"/>
       </w:rPr>
     </w:lvl>
@@ -21772,7 +22223,7 @@
         <w:ind w:left="3600" w:hanging="360"/>
       </w:pPr>
       <w:rPr>
-        <w:rFonts w:ascii="Wingdings" w:hAnsi="Wingdings" w:cs="Wingdings" w:hint="default"/>
+        <w:rFonts w:hint="default" w:ascii="Wingdings" w:hAnsi="Wingdings" w:cs="Wingdings"/>
         <w:sz w:val="20"/>
       </w:rPr>
     </w:lvl>
@@ -21788,7 +22239,7 @@
         <w:ind w:left="4320" w:hanging="360"/>
       </w:pPr>
       <w:rPr>
-        <w:rFonts w:ascii="Wingdings" w:hAnsi="Wingdings" w:cs="Wingdings" w:hint="default"/>
+        <w:rFonts w:hint="default" w:ascii="Wingdings" w:hAnsi="Wingdings" w:cs="Wingdings"/>
         <w:sz w:val="20"/>
       </w:rPr>
     </w:lvl>
@@ -21804,7 +22255,7 @@
         <w:ind w:left="5040" w:hanging="360"/>
       </w:pPr>
       <w:rPr>
-        <w:rFonts w:ascii="Wingdings" w:hAnsi="Wingdings" w:cs="Wingdings" w:hint="default"/>
+        <w:rFonts w:hint="default" w:ascii="Wingdings" w:hAnsi="Wingdings" w:cs="Wingdings"/>
         <w:sz w:val="20"/>
       </w:rPr>
     </w:lvl>
@@ -21820,7 +22271,7 @@
         <w:ind w:left="5760" w:hanging="360"/>
       </w:pPr>
       <w:rPr>
-        <w:rFonts w:ascii="Wingdings" w:hAnsi="Wingdings" w:cs="Wingdings" w:hint="default"/>
+        <w:rFonts w:hint="default" w:ascii="Wingdings" w:hAnsi="Wingdings" w:cs="Wingdings"/>
         <w:sz w:val="20"/>
       </w:rPr>
     </w:lvl>
@@ -21836,7 +22287,7 @@
         <w:ind w:left="6480" w:hanging="360"/>
       </w:pPr>
       <w:rPr>
-        <w:rFonts w:ascii="Wingdings" w:hAnsi="Wingdings" w:cs="Wingdings" w:hint="default"/>
+        <w:rFonts w:hint="default" w:ascii="Wingdings" w:hAnsi="Wingdings" w:cs="Wingdings"/>
         <w:sz w:val="20"/>
       </w:rPr>
     </w:lvl>
@@ -21970,7 +22421,7 @@
         <w:ind w:left="720" w:hanging="360"/>
       </w:pPr>
       <w:rPr>
-        <w:rFonts w:ascii="Symbol" w:hAnsi="Symbol" w:cs="Symbol" w:hint="default"/>
+        <w:rFonts w:hint="default" w:ascii="Symbol" w:hAnsi="Symbol" w:cs="Symbol"/>
         <w:sz w:val="20"/>
       </w:rPr>
     </w:lvl>
@@ -21986,7 +22437,7 @@
         <w:ind w:left="1440" w:hanging="360"/>
       </w:pPr>
       <w:rPr>
-        <w:rFonts w:ascii="OpenSymbol" w:hAnsi="OpenSymbol" w:cs="OpenSymbol" w:hint="default"/>
+        <w:rFonts w:hint="default" w:ascii="OpenSymbol" w:hAnsi="OpenSymbol" w:cs="OpenSymbol"/>
         <w:sz w:val="20"/>
       </w:rPr>
     </w:lvl>
@@ -22002,7 +22453,7 @@
         <w:ind w:left="2160" w:hanging="360"/>
       </w:pPr>
       <w:rPr>
-        <w:rFonts w:ascii="Wingdings" w:hAnsi="Wingdings" w:cs="Wingdings" w:hint="default"/>
+        <w:rFonts w:hint="default" w:ascii="Wingdings" w:hAnsi="Wingdings" w:cs="Wingdings"/>
         <w:sz w:val="20"/>
       </w:rPr>
     </w:lvl>
@@ -22018,7 +22469,7 @@
         <w:ind w:left="2880" w:hanging="360"/>
       </w:pPr>
       <w:rPr>
-        <w:rFonts w:ascii="Wingdings" w:hAnsi="Wingdings" w:cs="Wingdings" w:hint="default"/>
+        <w:rFonts w:hint="default" w:ascii="Wingdings" w:hAnsi="Wingdings" w:cs="Wingdings"/>
         <w:sz w:val="20"/>
       </w:rPr>
     </w:lvl>
@@ -22034,7 +22485,7 @@
         <w:ind w:left="3600" w:hanging="360"/>
       </w:pPr>
       <w:rPr>
-        <w:rFonts w:ascii="Wingdings" w:hAnsi="Wingdings" w:cs="Wingdings" w:hint="default"/>
+        <w:rFonts w:hint="default" w:ascii="Wingdings" w:hAnsi="Wingdings" w:cs="Wingdings"/>
         <w:sz w:val="20"/>
       </w:rPr>
     </w:lvl>
@@ -22050,7 +22501,7 @@
         <w:ind w:left="4320" w:hanging="360"/>
       </w:pPr>
       <w:rPr>
-        <w:rFonts w:ascii="Wingdings" w:hAnsi="Wingdings" w:cs="Wingdings" w:hint="default"/>
+        <w:rFonts w:hint="default" w:ascii="Wingdings" w:hAnsi="Wingdings" w:cs="Wingdings"/>
         <w:sz w:val="20"/>
       </w:rPr>
     </w:lvl>
@@ -22066,7 +22517,7 @@
         <w:ind w:left="5040" w:hanging="360"/>
       </w:pPr>
       <w:rPr>
-        <w:rFonts w:ascii="Wingdings" w:hAnsi="Wingdings" w:cs="Wingdings" w:hint="default"/>
+        <w:rFonts w:hint="default" w:ascii="Wingdings" w:hAnsi="Wingdings" w:cs="Wingdings"/>
         <w:sz w:val="20"/>
       </w:rPr>
     </w:lvl>
@@ -22082,7 +22533,7 @@
         <w:ind w:left="5760" w:hanging="360"/>
       </w:pPr>
       <w:rPr>
-        <w:rFonts w:ascii="Wingdings" w:hAnsi="Wingdings" w:cs="Wingdings" w:hint="default"/>
+        <w:rFonts w:hint="default" w:ascii="Wingdings" w:hAnsi="Wingdings" w:cs="Wingdings"/>
         <w:sz w:val="20"/>
       </w:rPr>
     </w:lvl>
@@ -22098,7 +22549,7 @@
         <w:ind w:left="6480" w:hanging="360"/>
       </w:pPr>
       <w:rPr>
-        <w:rFonts w:ascii="Wingdings" w:hAnsi="Wingdings" w:cs="Wingdings" w:hint="default"/>
+        <w:rFonts w:hint="default" w:ascii="Wingdings" w:hAnsi="Wingdings" w:cs="Wingdings"/>
         <w:sz w:val="20"/>
       </w:rPr>
     </w:lvl>
@@ -22119,7 +22570,7 @@
         <w:ind w:left="720" w:hanging="360"/>
       </w:pPr>
       <w:rPr>
-        <w:rFonts w:ascii="Symbol" w:hAnsi="Symbol" w:cs="Symbol" w:hint="default"/>
+        <w:rFonts w:hint="default" w:ascii="Symbol" w:hAnsi="Symbol" w:cs="Symbol"/>
       </w:rPr>
     </w:lvl>
     <w:lvl w:ilvl="1">
@@ -22134,7 +22585,7 @@
         <w:ind w:left="1080" w:hanging="360"/>
       </w:pPr>
       <w:rPr>
-        <w:rFonts w:ascii="OpenSymbol" w:hAnsi="OpenSymbol" w:cs="OpenSymbol" w:hint="default"/>
+        <w:rFonts w:hint="default" w:ascii="OpenSymbol" w:hAnsi="OpenSymbol" w:cs="OpenSymbol"/>
       </w:rPr>
     </w:lvl>
     <w:lvl w:ilvl="2">
@@ -22149,7 +22600,7 @@
         <w:ind w:left="1440" w:hanging="360"/>
       </w:pPr>
       <w:rPr>
-        <w:rFonts w:ascii="OpenSymbol" w:hAnsi="OpenSymbol" w:cs="OpenSymbol" w:hint="default"/>
+        <w:rFonts w:hint="default" w:ascii="OpenSymbol" w:hAnsi="OpenSymbol" w:cs="OpenSymbol"/>
       </w:rPr>
     </w:lvl>
     <w:lvl w:ilvl="3">
@@ -22164,7 +22615,7 @@
         <w:ind w:left="1800" w:hanging="360"/>
       </w:pPr>
       <w:rPr>
-        <w:rFonts w:ascii="Symbol" w:hAnsi="Symbol" w:cs="Symbol" w:hint="default"/>
+        <w:rFonts w:hint="default" w:ascii="Symbol" w:hAnsi="Symbol" w:cs="Symbol"/>
       </w:rPr>
     </w:lvl>
     <w:lvl w:ilvl="4">
@@ -22179,7 +22630,7 @@
         <w:ind w:left="2160" w:hanging="360"/>
       </w:pPr>
       <w:rPr>
-        <w:rFonts w:ascii="OpenSymbol" w:hAnsi="OpenSymbol" w:cs="OpenSymbol" w:hint="default"/>
+        <w:rFonts w:hint="default" w:ascii="OpenSymbol" w:hAnsi="OpenSymbol" w:cs="OpenSymbol"/>
       </w:rPr>
     </w:lvl>
     <w:lvl w:ilvl="5">
@@ -22194,7 +22645,7 @@
         <w:ind w:left="2520" w:hanging="360"/>
       </w:pPr>
       <w:rPr>
-        <w:rFonts w:ascii="OpenSymbol" w:hAnsi="OpenSymbol" w:cs="OpenSymbol" w:hint="default"/>
+        <w:rFonts w:hint="default" w:ascii="OpenSymbol" w:hAnsi="OpenSymbol" w:cs="OpenSymbol"/>
       </w:rPr>
     </w:lvl>
     <w:lvl w:ilvl="6">
@@ -22209,7 +22660,7 @@
         <w:ind w:left="2880" w:hanging="360"/>
       </w:pPr>
       <w:rPr>
-        <w:rFonts w:ascii="Symbol" w:hAnsi="Symbol" w:cs="Symbol" w:hint="default"/>
+        <w:rFonts w:hint="default" w:ascii="Symbol" w:hAnsi="Symbol" w:cs="Symbol"/>
       </w:rPr>
     </w:lvl>
     <w:lvl w:ilvl="7">
@@ -22224,7 +22675,7 @@
         <w:ind w:left="3240" w:hanging="360"/>
       </w:pPr>
       <w:rPr>
-        <w:rFonts w:ascii="OpenSymbol" w:hAnsi="OpenSymbol" w:cs="OpenSymbol" w:hint="default"/>
+        <w:rFonts w:hint="default" w:ascii="OpenSymbol" w:hAnsi="OpenSymbol" w:cs="OpenSymbol"/>
       </w:rPr>
     </w:lvl>
     <w:lvl w:ilvl="8">
@@ -22239,7 +22690,7 @@
         <w:ind w:left="3600" w:hanging="360"/>
       </w:pPr>
       <w:rPr>
-        <w:rFonts w:ascii="OpenSymbol" w:hAnsi="OpenSymbol" w:cs="OpenSymbol" w:hint="default"/>
+        <w:rFonts w:hint="default" w:ascii="OpenSymbol" w:hAnsi="OpenSymbol" w:cs="OpenSymbol"/>
       </w:rPr>
     </w:lvl>
   </w:abstractNum>
@@ -22259,7 +22710,7 @@
         <w:ind w:left="720" w:hanging="360"/>
       </w:pPr>
       <w:rPr>
-        <w:rFonts w:ascii="Symbol" w:hAnsi="Symbol" w:cs="Symbol" w:hint="default"/>
+        <w:rFonts w:hint="default" w:ascii="Symbol" w:hAnsi="Symbol" w:cs="Symbol"/>
         <w:sz w:val="20"/>
       </w:rPr>
     </w:lvl>
@@ -22275,7 +22726,7 @@
         <w:ind w:left="1440" w:hanging="360"/>
       </w:pPr>
       <w:rPr>
-        <w:rFonts w:ascii="OpenSymbol" w:hAnsi="OpenSymbol" w:cs="OpenSymbol" w:hint="default"/>
+        <w:rFonts w:hint="default" w:ascii="OpenSymbol" w:hAnsi="OpenSymbol" w:cs="OpenSymbol"/>
         <w:sz w:val="20"/>
       </w:rPr>
     </w:lvl>
@@ -22291,7 +22742,7 @@
         <w:ind w:left="2160" w:hanging="360"/>
       </w:pPr>
       <w:rPr>
-        <w:rFonts w:ascii="Wingdings" w:hAnsi="Wingdings" w:cs="Wingdings" w:hint="default"/>
+        <w:rFonts w:hint="default" w:ascii="Wingdings" w:hAnsi="Wingdings" w:cs="Wingdings"/>
         <w:sz w:val="20"/>
       </w:rPr>
     </w:lvl>
@@ -22307,7 +22758,7 @@
         <w:ind w:left="2880" w:hanging="360"/>
       </w:pPr>
       <w:rPr>
-        <w:rFonts w:ascii="Wingdings" w:hAnsi="Wingdings" w:cs="Wingdings" w:hint="default"/>
+        <w:rFonts w:hint="default" w:ascii="Wingdings" w:hAnsi="Wingdings" w:cs="Wingdings"/>
         <w:sz w:val="20"/>
       </w:rPr>
     </w:lvl>
@@ -22323,7 +22774,7 @@
         <w:ind w:left="3600" w:hanging="360"/>
       </w:pPr>
       <w:rPr>
-        <w:rFonts w:ascii="Wingdings" w:hAnsi="Wingdings" w:cs="Wingdings" w:hint="default"/>
+        <w:rFonts w:hint="default" w:ascii="Wingdings" w:hAnsi="Wingdings" w:cs="Wingdings"/>
         <w:sz w:val="20"/>
       </w:rPr>
     </w:lvl>
@@ -22339,7 +22790,7 @@
         <w:ind w:left="4320" w:hanging="360"/>
       </w:pPr>
       <w:rPr>
-        <w:rFonts w:ascii="Wingdings" w:hAnsi="Wingdings" w:cs="Wingdings" w:hint="default"/>
+        <w:rFonts w:hint="default" w:ascii="Wingdings" w:hAnsi="Wingdings" w:cs="Wingdings"/>
         <w:sz w:val="20"/>
       </w:rPr>
     </w:lvl>
@@ -22355,7 +22806,7 @@
         <w:ind w:left="5040" w:hanging="360"/>
       </w:pPr>
       <w:rPr>
-        <w:rFonts w:ascii="Wingdings" w:hAnsi="Wingdings" w:cs="Wingdings" w:hint="default"/>
+        <w:rFonts w:hint="default" w:ascii="Wingdings" w:hAnsi="Wingdings" w:cs="Wingdings"/>
         <w:sz w:val="20"/>
       </w:rPr>
     </w:lvl>
@@ -22371,7 +22822,7 @@
         <w:ind w:left="5760" w:hanging="360"/>
       </w:pPr>
       <w:rPr>
-        <w:rFonts w:ascii="Wingdings" w:hAnsi="Wingdings" w:cs="Wingdings" w:hint="default"/>
+        <w:rFonts w:hint="default" w:ascii="Wingdings" w:hAnsi="Wingdings" w:cs="Wingdings"/>
         <w:sz w:val="20"/>
       </w:rPr>
     </w:lvl>
@@ -22387,7 +22838,7 @@
         <w:ind w:left="6480" w:hanging="360"/>
       </w:pPr>
       <w:rPr>
-        <w:rFonts w:ascii="Wingdings" w:hAnsi="Wingdings" w:cs="Wingdings" w:hint="default"/>
+        <w:rFonts w:hint="default" w:ascii="Wingdings" w:hAnsi="Wingdings" w:cs="Wingdings"/>
         <w:sz w:val="20"/>
       </w:rPr>
     </w:lvl>
@@ -22408,7 +22859,7 @@
         <w:ind w:left="720" w:hanging="360"/>
       </w:pPr>
       <w:rPr>
-        <w:rFonts w:ascii="Symbol" w:hAnsi="Symbol" w:cs="Symbol" w:hint="default"/>
+        <w:rFonts w:hint="default" w:ascii="Symbol" w:hAnsi="Symbol" w:cs="Symbol"/>
         <w:sz w:val="20"/>
       </w:rPr>
     </w:lvl>
@@ -22424,7 +22875,7 @@
         <w:ind w:left="1440" w:hanging="360"/>
       </w:pPr>
       <w:rPr>
-        <w:rFonts w:ascii="Courier New" w:hAnsi="Courier New" w:cs="Courier New" w:hint="default"/>
+        <w:rFonts w:hint="default" w:ascii="Courier New" w:hAnsi="Courier New" w:cs="Courier New"/>
         <w:sz w:val="20"/>
       </w:rPr>
     </w:lvl>
@@ -22440,7 +22891,7 @@
         <w:ind w:left="2160" w:hanging="360"/>
       </w:pPr>
       <w:rPr>
-        <w:rFonts w:ascii="Wingdings" w:hAnsi="Wingdings" w:cs="Wingdings" w:hint="default"/>
+        <w:rFonts w:hint="default" w:ascii="Wingdings" w:hAnsi="Wingdings" w:cs="Wingdings"/>
         <w:sz w:val="20"/>
       </w:rPr>
     </w:lvl>
@@ -22456,7 +22907,7 @@
         <w:ind w:left="2880" w:hanging="360"/>
       </w:pPr>
       <w:rPr>
-        <w:rFonts w:ascii="Wingdings" w:hAnsi="Wingdings" w:cs="Wingdings" w:hint="default"/>
+        <w:rFonts w:hint="default" w:ascii="Wingdings" w:hAnsi="Wingdings" w:cs="Wingdings"/>
         <w:sz w:val="20"/>
       </w:rPr>
     </w:lvl>
@@ -22472,7 +22923,7 @@
         <w:ind w:left="3600" w:hanging="360"/>
       </w:pPr>
       <w:rPr>
-        <w:rFonts w:ascii="Wingdings" w:hAnsi="Wingdings" w:cs="Wingdings" w:hint="default"/>
+        <w:rFonts w:hint="default" w:ascii="Wingdings" w:hAnsi="Wingdings" w:cs="Wingdings"/>
         <w:sz w:val="20"/>
       </w:rPr>
     </w:lvl>
@@ -22488,7 +22939,7 @@
         <w:ind w:left="4320" w:hanging="360"/>
       </w:pPr>
       <w:rPr>
-        <w:rFonts w:ascii="Wingdings" w:hAnsi="Wingdings" w:cs="Wingdings" w:hint="default"/>
+        <w:rFonts w:hint="default" w:ascii="Wingdings" w:hAnsi="Wingdings" w:cs="Wingdings"/>
         <w:sz w:val="20"/>
       </w:rPr>
     </w:lvl>
@@ -22504,7 +22955,7 @@
         <w:ind w:left="5040" w:hanging="360"/>
       </w:pPr>
       <w:rPr>
-        <w:rFonts w:ascii="Wingdings" w:hAnsi="Wingdings" w:cs="Wingdings" w:hint="default"/>
+        <w:rFonts w:hint="default" w:ascii="Wingdings" w:hAnsi="Wingdings" w:cs="Wingdings"/>
         <w:sz w:val="20"/>
       </w:rPr>
     </w:lvl>
@@ -22520,7 +22971,7 @@
         <w:ind w:left="5760" w:hanging="360"/>
       </w:pPr>
       <w:rPr>
-        <w:rFonts w:ascii="Wingdings" w:hAnsi="Wingdings" w:cs="Wingdings" w:hint="default"/>
+        <w:rFonts w:hint="default" w:ascii="Wingdings" w:hAnsi="Wingdings" w:cs="Wingdings"/>
         <w:sz w:val="20"/>
       </w:rPr>
     </w:lvl>
@@ -22536,7 +22987,7 @@
         <w:ind w:left="6480" w:hanging="360"/>
       </w:pPr>
       <w:rPr>
-        <w:rFonts w:ascii="Wingdings" w:hAnsi="Wingdings" w:cs="Wingdings" w:hint="default"/>
+        <w:rFonts w:hint="default" w:ascii="Wingdings" w:hAnsi="Wingdings" w:cs="Wingdings"/>
         <w:sz w:val="20"/>
       </w:rPr>
     </w:lvl>
@@ -22557,7 +23008,7 @@
         <w:ind w:left="720" w:hanging="360"/>
       </w:pPr>
       <w:rPr>
-        <w:rFonts w:ascii="Symbol" w:hAnsi="Symbol" w:cs="Symbol" w:hint="default"/>
+        <w:rFonts w:hint="default" w:ascii="Symbol" w:hAnsi="Symbol" w:cs="Symbol"/>
         <w:sz w:val="20"/>
       </w:rPr>
     </w:lvl>
@@ -22573,7 +23024,7 @@
         <w:ind w:left="1440" w:hanging="360"/>
       </w:pPr>
       <w:rPr>
-        <w:rFonts w:ascii="Courier New" w:hAnsi="Courier New" w:cs="Courier New" w:hint="default"/>
+        <w:rFonts w:hint="default" w:ascii="Courier New" w:hAnsi="Courier New" w:cs="Courier New"/>
         <w:sz w:val="20"/>
       </w:rPr>
     </w:lvl>
@@ -22589,7 +23040,7 @@
         <w:ind w:left="2160" w:hanging="360"/>
       </w:pPr>
       <w:rPr>
-        <w:rFonts w:ascii="Wingdings" w:hAnsi="Wingdings" w:cs="Wingdings" w:hint="default"/>
+        <w:rFonts w:hint="default" w:ascii="Wingdings" w:hAnsi="Wingdings" w:cs="Wingdings"/>
         <w:sz w:val="20"/>
       </w:rPr>
     </w:lvl>
@@ -22605,7 +23056,7 @@
         <w:ind w:left="2880" w:hanging="360"/>
       </w:pPr>
       <w:rPr>
-        <w:rFonts w:ascii="Wingdings" w:hAnsi="Wingdings" w:cs="Wingdings" w:hint="default"/>
+        <w:rFonts w:hint="default" w:ascii="Wingdings" w:hAnsi="Wingdings" w:cs="Wingdings"/>
         <w:sz w:val="20"/>
       </w:rPr>
     </w:lvl>
@@ -22621,7 +23072,7 @@
         <w:ind w:left="3600" w:hanging="360"/>
       </w:pPr>
       <w:rPr>
-        <w:rFonts w:ascii="Wingdings" w:hAnsi="Wingdings" w:cs="Wingdings" w:hint="default"/>
+        <w:rFonts w:hint="default" w:ascii="Wingdings" w:hAnsi="Wingdings" w:cs="Wingdings"/>
         <w:sz w:val="20"/>
       </w:rPr>
     </w:lvl>
@@ -22637,7 +23088,7 @@
         <w:ind w:left="4320" w:hanging="360"/>
       </w:pPr>
       <w:rPr>
-        <w:rFonts w:ascii="Wingdings" w:hAnsi="Wingdings" w:cs="Wingdings" w:hint="default"/>
+        <w:rFonts w:hint="default" w:ascii="Wingdings" w:hAnsi="Wingdings" w:cs="Wingdings"/>
         <w:sz w:val="20"/>
       </w:rPr>
     </w:lvl>
@@ -22653,7 +23104,7 @@
         <w:ind w:left="5040" w:hanging="360"/>
       </w:pPr>
       <w:rPr>
-        <w:rFonts w:ascii="Wingdings" w:hAnsi="Wingdings" w:cs="Wingdings" w:hint="default"/>
+        <w:rFonts w:hint="default" w:ascii="Wingdings" w:hAnsi="Wingdings" w:cs="Wingdings"/>
         <w:sz w:val="20"/>
       </w:rPr>
     </w:lvl>
@@ -22669,7 +23120,7 @@
         <w:ind w:left="5760" w:hanging="360"/>
       </w:pPr>
       <w:rPr>
-        <w:rFonts w:ascii="Wingdings" w:hAnsi="Wingdings" w:cs="Wingdings" w:hint="default"/>
+        <w:rFonts w:hint="default" w:ascii="Wingdings" w:hAnsi="Wingdings" w:cs="Wingdings"/>
         <w:sz w:val="20"/>
       </w:rPr>
     </w:lvl>
@@ -22685,7 +23136,7 @@
         <w:ind w:left="6480" w:hanging="360"/>
       </w:pPr>
       <w:rPr>
-        <w:rFonts w:ascii="Wingdings" w:hAnsi="Wingdings" w:cs="Wingdings" w:hint="default"/>
+        <w:rFonts w:hint="default" w:ascii="Wingdings" w:hAnsi="Wingdings" w:cs="Wingdings"/>
         <w:sz w:val="20"/>
       </w:rPr>
     </w:lvl>
@@ -22706,7 +23157,7 @@
         <w:ind w:left="720" w:hanging="360"/>
       </w:pPr>
       <w:rPr>
-        <w:rFonts w:ascii="Symbol" w:hAnsi="Symbol" w:cs="Symbol" w:hint="default"/>
+        <w:rFonts w:hint="default" w:ascii="Symbol" w:hAnsi="Symbol" w:cs="Symbol"/>
         <w:sz w:val="20"/>
       </w:rPr>
     </w:lvl>
@@ -22722,7 +23173,7 @@
         <w:ind w:left="1440" w:hanging="360"/>
       </w:pPr>
       <w:rPr>
-        <w:rFonts w:ascii="Times New Roman" w:hAnsi="Times New Roman" w:cs="Times New Roman" w:hint="default"/>
+        <w:rFonts w:hint="default" w:ascii="Times New Roman" w:hAnsi="Times New Roman" w:cs="Times New Roman"/>
         <w:sz w:val="20"/>
       </w:rPr>
     </w:lvl>
@@ -22738,7 +23189,7 @@
         <w:ind w:left="2160" w:hanging="360"/>
       </w:pPr>
       <w:rPr>
-        <w:rFonts w:ascii="Wingdings" w:hAnsi="Wingdings" w:cs="Wingdings" w:hint="default"/>
+        <w:rFonts w:hint="default" w:ascii="Wingdings" w:hAnsi="Wingdings" w:cs="Wingdings"/>
         <w:sz w:val="20"/>
       </w:rPr>
     </w:lvl>
@@ -22754,7 +23205,7 @@
         <w:ind w:left="2880" w:hanging="360"/>
       </w:pPr>
       <w:rPr>
-        <w:rFonts w:ascii="Wingdings" w:hAnsi="Wingdings" w:cs="Wingdings" w:hint="default"/>
+        <w:rFonts w:hint="default" w:ascii="Wingdings" w:hAnsi="Wingdings" w:cs="Wingdings"/>
         <w:sz w:val="20"/>
       </w:rPr>
     </w:lvl>
@@ -22770,7 +23221,7 @@
         <w:ind w:left="3600" w:hanging="360"/>
       </w:pPr>
       <w:rPr>
-        <w:rFonts w:ascii="Wingdings" w:hAnsi="Wingdings" w:cs="Wingdings" w:hint="default"/>
+        <w:rFonts w:hint="default" w:ascii="Wingdings" w:hAnsi="Wingdings" w:cs="Wingdings"/>
         <w:sz w:val="20"/>
       </w:rPr>
     </w:lvl>
@@ -22786,7 +23237,7 @@
         <w:ind w:left="4320" w:hanging="360"/>
       </w:pPr>
       <w:rPr>
-        <w:rFonts w:ascii="Wingdings" w:hAnsi="Wingdings" w:cs="Wingdings" w:hint="default"/>
+        <w:rFonts w:hint="default" w:ascii="Wingdings" w:hAnsi="Wingdings" w:cs="Wingdings"/>
         <w:sz w:val="20"/>
       </w:rPr>
     </w:lvl>
@@ -22802,7 +23253,7 @@
         <w:ind w:left="5040" w:hanging="360"/>
       </w:pPr>
       <w:rPr>
-        <w:rFonts w:ascii="Wingdings" w:hAnsi="Wingdings" w:cs="Wingdings" w:hint="default"/>
+        <w:rFonts w:hint="default" w:ascii="Wingdings" w:hAnsi="Wingdings" w:cs="Wingdings"/>
         <w:sz w:val="20"/>
       </w:rPr>
     </w:lvl>
@@ -22818,7 +23269,7 @@
         <w:ind w:left="5760" w:hanging="360"/>
       </w:pPr>
       <w:rPr>
-        <w:rFonts w:ascii="Wingdings" w:hAnsi="Wingdings" w:cs="Wingdings" w:hint="default"/>
+        <w:rFonts w:hint="default" w:ascii="Wingdings" w:hAnsi="Wingdings" w:cs="Wingdings"/>
         <w:sz w:val="20"/>
       </w:rPr>
     </w:lvl>
@@ -22834,7 +23285,7 @@
         <w:ind w:left="6480" w:hanging="360"/>
       </w:pPr>
       <w:rPr>
-        <w:rFonts w:ascii="Wingdings" w:hAnsi="Wingdings" w:cs="Wingdings" w:hint="default"/>
+        <w:rFonts w:hint="default" w:ascii="Wingdings" w:hAnsi="Wingdings" w:cs="Wingdings"/>
         <w:sz w:val="20"/>
       </w:rPr>
     </w:lvl>
@@ -23081,7 +23532,7 @@
         <w:ind w:left="720" w:hanging="360"/>
       </w:pPr>
       <w:rPr>
-        <w:rFonts w:ascii="Symbol" w:hAnsi="Symbol" w:cs="Symbol" w:hint="default"/>
+        <w:rFonts w:hint="default" w:ascii="Symbol" w:hAnsi="Symbol" w:cs="Symbol"/>
         <w:sz w:val="20"/>
       </w:rPr>
     </w:lvl>
@@ -23109,7 +23560,7 @@
         <w:ind w:left="2160" w:hanging="360"/>
       </w:pPr>
       <w:rPr>
-        <w:rFonts w:ascii="Wingdings" w:hAnsi="Wingdings" w:cs="Wingdings" w:hint="default"/>
+        <w:rFonts w:hint="default" w:ascii="Wingdings" w:hAnsi="Wingdings" w:cs="Wingdings"/>
         <w:sz w:val="20"/>
       </w:rPr>
     </w:lvl>
@@ -23125,7 +23576,7 @@
         <w:ind w:left="2880" w:hanging="360"/>
       </w:pPr>
       <w:rPr>
-        <w:rFonts w:ascii="Wingdings" w:hAnsi="Wingdings" w:cs="Wingdings" w:hint="default"/>
+        <w:rFonts w:hint="default" w:ascii="Wingdings" w:hAnsi="Wingdings" w:cs="Wingdings"/>
         <w:sz w:val="20"/>
       </w:rPr>
     </w:lvl>
@@ -23141,7 +23592,7 @@
         <w:ind w:left="3600" w:hanging="360"/>
       </w:pPr>
       <w:rPr>
-        <w:rFonts w:ascii="Wingdings" w:hAnsi="Wingdings" w:cs="Wingdings" w:hint="default"/>
+        <w:rFonts w:hint="default" w:ascii="Wingdings" w:hAnsi="Wingdings" w:cs="Wingdings"/>
         <w:sz w:val="20"/>
       </w:rPr>
     </w:lvl>
@@ -23157,7 +23608,7 @@
         <w:ind w:left="4320" w:hanging="360"/>
       </w:pPr>
       <w:rPr>
-        <w:rFonts w:ascii="Wingdings" w:hAnsi="Wingdings" w:cs="Wingdings" w:hint="default"/>
+        <w:rFonts w:hint="default" w:ascii="Wingdings" w:hAnsi="Wingdings" w:cs="Wingdings"/>
         <w:sz w:val="20"/>
       </w:rPr>
     </w:lvl>
@@ -23173,7 +23624,7 @@
         <w:ind w:left="5040" w:hanging="360"/>
       </w:pPr>
       <w:rPr>
-        <w:rFonts w:ascii="Wingdings" w:hAnsi="Wingdings" w:cs="Wingdings" w:hint="default"/>
+        <w:rFonts w:hint="default" w:ascii="Wingdings" w:hAnsi="Wingdings" w:cs="Wingdings"/>
         <w:sz w:val="20"/>
       </w:rPr>
     </w:lvl>
@@ -23189,7 +23640,7 @@
         <w:ind w:left="5760" w:hanging="360"/>
       </w:pPr>
       <w:rPr>
-        <w:rFonts w:ascii="Wingdings" w:hAnsi="Wingdings" w:cs="Wingdings" w:hint="default"/>
+        <w:rFonts w:hint="default" w:ascii="Wingdings" w:hAnsi="Wingdings" w:cs="Wingdings"/>
         <w:sz w:val="20"/>
       </w:rPr>
     </w:lvl>
@@ -23205,7 +23656,7 @@
         <w:ind w:left="6480" w:hanging="360"/>
       </w:pPr>
       <w:rPr>
-        <w:rFonts w:ascii="Wingdings" w:hAnsi="Wingdings" w:cs="Wingdings" w:hint="default"/>
+        <w:rFonts w:hint="default" w:ascii="Wingdings" w:hAnsi="Wingdings" w:cs="Wingdings"/>
         <w:sz w:val="20"/>
       </w:rPr>
     </w:lvl>
@@ -23226,7 +23677,7 @@
         <w:ind w:left="720" w:hanging="360"/>
       </w:pPr>
       <w:rPr>
-        <w:rFonts w:ascii="Symbol" w:hAnsi="Symbol" w:cs="Symbol" w:hint="default"/>
+        <w:rFonts w:hint="default" w:ascii="Symbol" w:hAnsi="Symbol" w:cs="Symbol"/>
         <w:sz w:val="20"/>
       </w:rPr>
     </w:lvl>
@@ -23242,7 +23693,7 @@
         <w:ind w:left="1440" w:hanging="360"/>
       </w:pPr>
       <w:rPr>
-        <w:rFonts w:ascii="Courier New" w:hAnsi="Courier New" w:cs="Courier New" w:hint="default"/>
+        <w:rFonts w:hint="default" w:ascii="Courier New" w:hAnsi="Courier New" w:cs="Courier New"/>
         <w:sz w:val="20"/>
       </w:rPr>
     </w:lvl>
@@ -23258,7 +23709,7 @@
         <w:ind w:left="2160" w:hanging="360"/>
       </w:pPr>
       <w:rPr>
-        <w:rFonts w:ascii="Wingdings" w:hAnsi="Wingdings" w:cs="Wingdings" w:hint="default"/>
+        <w:rFonts w:hint="default" w:ascii="Wingdings" w:hAnsi="Wingdings" w:cs="Wingdings"/>
         <w:sz w:val="20"/>
       </w:rPr>
     </w:lvl>
@@ -23274,7 +23725,7 @@
         <w:ind w:left="2880" w:hanging="360"/>
       </w:pPr>
       <w:rPr>
-        <w:rFonts w:ascii="Wingdings" w:hAnsi="Wingdings" w:cs="Wingdings" w:hint="default"/>
+        <w:rFonts w:hint="default" w:ascii="Wingdings" w:hAnsi="Wingdings" w:cs="Wingdings"/>
         <w:sz w:val="20"/>
       </w:rPr>
     </w:lvl>
@@ -23290,7 +23741,7 @@
         <w:ind w:left="3600" w:hanging="360"/>
       </w:pPr>
       <w:rPr>
-        <w:rFonts w:ascii="Wingdings" w:hAnsi="Wingdings" w:cs="Wingdings" w:hint="default"/>
+        <w:rFonts w:hint="default" w:ascii="Wingdings" w:hAnsi="Wingdings" w:cs="Wingdings"/>
         <w:sz w:val="20"/>
       </w:rPr>
     </w:lvl>
@@ -23306,7 +23757,7 @@
         <w:ind w:left="4320" w:hanging="360"/>
       </w:pPr>
       <w:rPr>
-        <w:rFonts w:ascii="Wingdings" w:hAnsi="Wingdings" w:cs="Wingdings" w:hint="default"/>
+        <w:rFonts w:hint="default" w:ascii="Wingdings" w:hAnsi="Wingdings" w:cs="Wingdings"/>
         <w:sz w:val="20"/>
       </w:rPr>
     </w:lvl>
@@ -23322,7 +23773,7 @@
         <w:ind w:left="5040" w:hanging="360"/>
       </w:pPr>
       <w:rPr>
-        <w:rFonts w:ascii="Wingdings" w:hAnsi="Wingdings" w:cs="Wingdings" w:hint="default"/>
+        <w:rFonts w:hint="default" w:ascii="Wingdings" w:hAnsi="Wingdings" w:cs="Wingdings"/>
         <w:sz w:val="20"/>
       </w:rPr>
     </w:lvl>
@@ -23338,7 +23789,7 @@
         <w:ind w:left="5760" w:hanging="360"/>
       </w:pPr>
       <w:rPr>
-        <w:rFonts w:ascii="Wingdings" w:hAnsi="Wingdings" w:cs="Wingdings" w:hint="default"/>
+        <w:rFonts w:hint="default" w:ascii="Wingdings" w:hAnsi="Wingdings" w:cs="Wingdings"/>
         <w:sz w:val="20"/>
       </w:rPr>
     </w:lvl>
@@ -23354,11 +23805,14 @@
         <w:ind w:left="6480" w:hanging="360"/>
       </w:pPr>
       <w:rPr>
-        <w:rFonts w:ascii="Wingdings" w:hAnsi="Wingdings" w:cs="Wingdings" w:hint="default"/>
+        <w:rFonts w:hint="default" w:ascii="Wingdings" w:hAnsi="Wingdings" w:cs="Wingdings"/>
         <w:sz w:val="20"/>
       </w:rPr>
     </w:lvl>
   </w:abstractNum>
+  <w:num w:numId="106">
+    <w:abstractNumId w:val="80"/>
+  </w:num>
   <w:num w:numId="1" w16cid:durableId="406878037">
     <w:abstractNumId w:val="55"/>
   </w:num>
@@ -23685,11 +24139,11 @@
 </file>
 
 <file path=word/styles.xml><?xml version="1.0" encoding="utf-8"?>
-<w:styles xmlns:mc="http://schemas.openxmlformats.org/markup-compatibility/2006" xmlns:r="http://schemas.openxmlformats.org/officeDocument/2006/relationships" xmlns:w="http://schemas.openxmlformats.org/wordprocessingml/2006/main" xmlns:w14="http://schemas.microsoft.com/office/word/2010/wordml" xmlns:w15="http://schemas.microsoft.com/office/word/2012/wordml" xmlns:w16cex="http://schemas.microsoft.com/office/word/2018/wordml/cex" xmlns:w16cid="http://schemas.microsoft.com/office/word/2016/wordml/cid" xmlns:w16="http://schemas.microsoft.com/office/word/2018/wordml" xmlns:w16du="http://schemas.microsoft.com/office/word/2023/wordml/word16du" xmlns:w16sdtdh="http://schemas.microsoft.com/office/word/2020/wordml/sdtdatahash" xmlns:w16sdtfl="http://schemas.microsoft.com/office/word/2024/wordml/sdtformatlock" xmlns:w16se="http://schemas.microsoft.com/office/word/2015/wordml/symex" mc:Ignorable="w14 w15 w16se w16cid w16 w16cex w16sdtdh w16sdtfl w16du">
+<w:styles xmlns:wp14="http://schemas.microsoft.com/office/word/2010/wordprocessingDrawing" xmlns:mc="http://schemas.openxmlformats.org/markup-compatibility/2006" xmlns:r="http://schemas.openxmlformats.org/officeDocument/2006/relationships" xmlns:w="http://schemas.openxmlformats.org/wordprocessingml/2006/main" xmlns:w14="http://schemas.microsoft.com/office/word/2010/wordml" xmlns:w15="http://schemas.microsoft.com/office/word/2012/wordml" xmlns:w16cex="http://schemas.microsoft.com/office/word/2018/wordml/cex" xmlns:w16cid="http://schemas.microsoft.com/office/word/2016/wordml/cid" xmlns:w16="http://schemas.microsoft.com/office/word/2018/wordml" xmlns:w16du="http://schemas.microsoft.com/office/word/2023/wordml/word16du" xmlns:w16sdtdh="http://schemas.microsoft.com/office/word/2020/wordml/sdtdatahash" xmlns:w16sdtfl="http://schemas.microsoft.com/office/word/2024/wordml/sdtformatlock" xmlns:w16se="http://schemas.microsoft.com/office/word/2015/wordml/symex" mc:Ignorable="w14 w15 w16se w16cid w16 w16cex w16sdtdh w16sdtfl w16du wp14">
   <w:docDefaults>
     <w:rPrDefault>
       <w:rPr>
-        <w:rFonts w:ascii="Liberation Serif" w:eastAsia="Noto Serif CJK SC" w:hAnsi="Liberation Serif" w:cs="FreeSans"/>
+        <w:rFonts w:ascii="Liberation Serif" w:hAnsi="Liberation Serif" w:eastAsia="Noto Serif CJK SC" w:cs="FreeSans"/>
         <w:kern w:val="2"/>
         <w:sz w:val="24"/>
         <w:szCs w:val="24"/>
@@ -23701,14 +24155,14 @@
   <w:latentStyles w:defLockedState="0" w:defUIPriority="99" w:defSemiHidden="0" w:defUnhideWhenUsed="0" w:defQFormat="0" w:count="376">
     <w:lsdException w:name="Normal" w:uiPriority="0" w:qFormat="1"/>
     <w:lsdException w:name="heading 1" w:uiPriority="9" w:qFormat="1"/>
-    <w:lsdException w:name="heading 2" w:semiHidden="1" w:uiPriority="9" w:unhideWhenUsed="1" w:qFormat="1"/>
-    <w:lsdException w:name="heading 3" w:semiHidden="1" w:uiPriority="9" w:unhideWhenUsed="1" w:qFormat="1"/>
-    <w:lsdException w:name="heading 4" w:semiHidden="1" w:uiPriority="9" w:unhideWhenUsed="1" w:qFormat="1"/>
-    <w:lsdException w:name="heading 5" w:semiHidden="1" w:uiPriority="9" w:unhideWhenUsed="1" w:qFormat="1"/>
-    <w:lsdException w:name="heading 6" w:semiHidden="1" w:uiPriority="9" w:unhideWhenUsed="1" w:qFormat="1"/>
-    <w:lsdException w:name="heading 7" w:semiHidden="1" w:uiPriority="9" w:unhideWhenUsed="1" w:qFormat="1"/>
-    <w:lsdException w:name="heading 8" w:semiHidden="1" w:uiPriority="9" w:unhideWhenUsed="1" w:qFormat="1"/>
-    <w:lsdException w:name="heading 9" w:semiHidden="1" w:uiPriority="9" w:unhideWhenUsed="1" w:qFormat="1"/>
+    <w:lsdException w:name="heading 2" w:uiPriority="9" w:semiHidden="1" w:unhideWhenUsed="1" w:qFormat="1"/>
+    <w:lsdException w:name="heading 3" w:uiPriority="9" w:semiHidden="1" w:unhideWhenUsed="1" w:qFormat="1"/>
+    <w:lsdException w:name="heading 4" w:uiPriority="9" w:semiHidden="1" w:unhideWhenUsed="1" w:qFormat="1"/>
+    <w:lsdException w:name="heading 5" w:uiPriority="9" w:semiHidden="1" w:unhideWhenUsed="1" w:qFormat="1"/>
+    <w:lsdException w:name="heading 6" w:uiPriority="9" w:semiHidden="1" w:unhideWhenUsed="1" w:qFormat="1"/>
+    <w:lsdException w:name="heading 7" w:uiPriority="9" w:semiHidden="1" w:unhideWhenUsed="1" w:qFormat="1"/>
+    <w:lsdException w:name="heading 8" w:uiPriority="9" w:semiHidden="1" w:unhideWhenUsed="1" w:qFormat="1"/>
+    <w:lsdException w:name="heading 9" w:uiPriority="9" w:semiHidden="1" w:unhideWhenUsed="1" w:qFormat="1"/>
     <w:lsdException w:name="index 1" w:semiHidden="1" w:unhideWhenUsed="1"/>
     <w:lsdException w:name="index 2" w:semiHidden="1" w:unhideWhenUsed="1"/>
     <w:lsdException w:name="index 3" w:semiHidden="1" w:unhideWhenUsed="1"/>
@@ -23718,22 +24172,22 @@
     <w:lsdException w:name="index 7" w:semiHidden="1" w:unhideWhenUsed="1"/>
     <w:lsdException w:name="index 8" w:semiHidden="1" w:unhideWhenUsed="1"/>
     <w:lsdException w:name="index 9" w:semiHidden="1" w:unhideWhenUsed="1"/>
-    <w:lsdException w:name="toc 1" w:semiHidden="1" w:uiPriority="39" w:unhideWhenUsed="1"/>
-    <w:lsdException w:name="toc 2" w:semiHidden="1" w:uiPriority="39" w:unhideWhenUsed="1"/>
-    <w:lsdException w:name="toc 3" w:semiHidden="1" w:uiPriority="39" w:unhideWhenUsed="1"/>
-    <w:lsdException w:name="toc 4" w:semiHidden="1" w:uiPriority="39" w:unhideWhenUsed="1"/>
-    <w:lsdException w:name="toc 5" w:semiHidden="1" w:uiPriority="39" w:unhideWhenUsed="1"/>
-    <w:lsdException w:name="toc 6" w:semiHidden="1" w:uiPriority="39" w:unhideWhenUsed="1"/>
-    <w:lsdException w:name="toc 7" w:semiHidden="1" w:uiPriority="39" w:unhideWhenUsed="1"/>
-    <w:lsdException w:name="toc 8" w:semiHidden="1" w:uiPriority="39" w:unhideWhenUsed="1"/>
-    <w:lsdException w:name="toc 9" w:semiHidden="1" w:uiPriority="39" w:unhideWhenUsed="1"/>
+    <w:lsdException w:name="toc 1" w:uiPriority="39" w:semiHidden="1" w:unhideWhenUsed="1"/>
+    <w:lsdException w:name="toc 2" w:uiPriority="39" w:semiHidden="1" w:unhideWhenUsed="1"/>
+    <w:lsdException w:name="toc 3" w:uiPriority="39" w:semiHidden="1" w:unhideWhenUsed="1"/>
+    <w:lsdException w:name="toc 4" w:uiPriority="39" w:semiHidden="1" w:unhideWhenUsed="1"/>
+    <w:lsdException w:name="toc 5" w:uiPriority="39" w:semiHidden="1" w:unhideWhenUsed="1"/>
+    <w:lsdException w:name="toc 6" w:uiPriority="39" w:semiHidden="1" w:unhideWhenUsed="1"/>
+    <w:lsdException w:name="toc 7" w:uiPriority="39" w:semiHidden="1" w:unhideWhenUsed="1"/>
+    <w:lsdException w:name="toc 8" w:uiPriority="39" w:semiHidden="1" w:unhideWhenUsed="1"/>
+    <w:lsdException w:name="toc 9" w:uiPriority="39" w:semiHidden="1" w:unhideWhenUsed="1"/>
     <w:lsdException w:name="Normal Indent" w:semiHidden="1" w:unhideWhenUsed="1"/>
     <w:lsdException w:name="footnote text" w:semiHidden="1" w:unhideWhenUsed="1"/>
     <w:lsdException w:name="annotation text" w:semiHidden="1" w:unhideWhenUsed="1"/>
     <w:lsdException w:name="header" w:semiHidden="1" w:unhideWhenUsed="1"/>
     <w:lsdException w:name="footer" w:semiHidden="1" w:unhideWhenUsed="1"/>
     <w:lsdException w:name="index heading" w:semiHidden="1" w:unhideWhenUsed="1"/>
-    <w:lsdException w:name="caption" w:semiHidden="1" w:uiPriority="35" w:unhideWhenUsed="1" w:qFormat="1"/>
+    <w:lsdException w:name="caption" w:uiPriority="35" w:semiHidden="1" w:unhideWhenUsed="1" w:qFormat="1"/>
     <w:lsdException w:name="table of figures" w:semiHidden="1" w:unhideWhenUsed="1"/>
     <w:lsdException w:name="envelope address" w:semiHidden="1" w:unhideWhenUsed="1"/>
     <w:lsdException w:name="envelope return" w:semiHidden="1" w:unhideWhenUsed="1"/>
@@ -23764,7 +24218,7 @@
     <w:lsdException w:name="Title" w:uiPriority="10" w:qFormat="1"/>
     <w:lsdException w:name="Closing" w:semiHidden="1" w:unhideWhenUsed="1"/>
     <w:lsdException w:name="Signature" w:semiHidden="1" w:unhideWhenUsed="1"/>
-    <w:lsdException w:name="Default Paragraph Font" w:semiHidden="1" w:uiPriority="1" w:unhideWhenUsed="1"/>
+    <w:lsdException w:name="Default Paragraph Font" w:uiPriority="1" w:semiHidden="1" w:unhideWhenUsed="1"/>
     <w:lsdException w:name="Body Text" w:semiHidden="1" w:unhideWhenUsed="1"/>
     <w:lsdException w:name="Body Text Indent" w:semiHidden="1" w:unhideWhenUsed="1"/>
     <w:lsdException w:name="List Continue" w:semiHidden="1" w:unhideWhenUsed="1"/>
@@ -23964,8 +24418,8 @@
     <w:lsdException w:name="Subtle Reference" w:uiPriority="31" w:qFormat="1"/>
     <w:lsdException w:name="Intense Reference" w:uiPriority="32" w:qFormat="1"/>
     <w:lsdException w:name="Book Title" w:uiPriority="33" w:qFormat="1"/>
-    <w:lsdException w:name="Bibliography" w:semiHidden="1" w:uiPriority="37" w:unhideWhenUsed="1"/>
-    <w:lsdException w:name="TOC Heading" w:semiHidden="1" w:uiPriority="39" w:unhideWhenUsed="1" w:qFormat="1"/>
+    <w:lsdException w:name="Bibliography" w:uiPriority="37" w:semiHidden="1" w:unhideWhenUsed="1"/>
+    <w:lsdException w:name="TOC Heading" w:uiPriority="39" w:semiHidden="1" w:unhideWhenUsed="1" w:qFormat="1"/>
     <w:lsdException w:name="Plain Table 1" w:uiPriority="41"/>
     <w:lsdException w:name="Plain Table 2" w:uiPriority="42"/>
     <w:lsdException w:name="Plain Table 3" w:uiPriority="43"/>
@@ -24076,7 +24530,7 @@
     <w:lsdException w:name="Unresolved Mention" w:semiHidden="1" w:unhideWhenUsed="1"/>
     <w:lsdException w:name="Smart Link" w:semiHidden="1" w:unhideWhenUsed="1"/>
   </w:latentStyles>
-  <w:style w:type="paragraph" w:default="1" w:styleId="Normalny">
+  <w:style w:type="paragraph" w:styleId="Normalny" w:default="1">
     <w:name w:val="Normal"/>
     <w:qFormat/>
     <w:pPr>
@@ -24145,12 +24599,12 @@
       <w:bCs/>
     </w:rPr>
   </w:style>
-  <w:style w:type="character" w:default="1" w:styleId="Domylnaczcionkaakapitu">
+  <w:style w:type="character" w:styleId="Domylnaczcionkaakapitu" w:default="1">
     <w:name w:val="Default Paragraph Font"/>
     <w:uiPriority w:val="1"/>
     <w:unhideWhenUsed/>
   </w:style>
-  <w:style w:type="table" w:default="1" w:styleId="Standardowy">
+  <w:style w:type="table" w:styleId="Standardowy" w:default="1">
     <w:name w:val="Normal Table"/>
     <w:uiPriority w:val="99"/>
     <w:semiHidden/>
@@ -24165,776 +24619,776 @@
       </w:tblCellMar>
     </w:tblPr>
   </w:style>
-  <w:style w:type="numbering" w:default="1" w:styleId="Bezlisty">
+  <w:style w:type="numbering" w:styleId="Bezlisty" w:default="1">
     <w:name w:val="No List"/>
     <w:uiPriority w:val="99"/>
     <w:semiHidden/>
     <w:unhideWhenUsed/>
   </w:style>
-  <w:style w:type="character" w:customStyle="1" w:styleId="Bullets">
+  <w:style w:type="character" w:styleId="Bullets" w:customStyle="1">
     <w:name w:val="Bullets"/>
     <w:qFormat/>
     <w:rPr>
-      <w:rFonts w:ascii="OpenSymbol" w:eastAsia="OpenSymbol" w:hAnsi="OpenSymbol" w:cs="OpenSymbol"/>
-    </w:rPr>
-  </w:style>
-  <w:style w:type="character" w:customStyle="1" w:styleId="WWCharLFO2LVL1">
+      <w:rFonts w:ascii="OpenSymbol" w:hAnsi="OpenSymbol" w:eastAsia="OpenSymbol" w:cs="OpenSymbol"/>
+    </w:rPr>
+  </w:style>
+  <w:style w:type="character" w:styleId="WWCharLFO2LVL1" w:customStyle="1">
     <w:name w:val="WW_CharLFO2LVL1"/>
     <w:qFormat/>
     <w:rPr>
-      <w:rFonts w:ascii="OpenSymbol" w:eastAsia="OpenSymbol" w:hAnsi="OpenSymbol" w:cs="OpenSymbol"/>
-    </w:rPr>
-  </w:style>
-  <w:style w:type="character" w:customStyle="1" w:styleId="WWCharLFO2LVL2">
+      <w:rFonts w:ascii="OpenSymbol" w:hAnsi="OpenSymbol" w:eastAsia="OpenSymbol" w:cs="OpenSymbol"/>
+    </w:rPr>
+  </w:style>
+  <w:style w:type="character" w:styleId="WWCharLFO2LVL2" w:customStyle="1">
     <w:name w:val="WW_CharLFO2LVL2"/>
     <w:qFormat/>
     <w:rPr>
-      <w:rFonts w:ascii="OpenSymbol" w:eastAsia="OpenSymbol" w:hAnsi="OpenSymbol" w:cs="OpenSymbol"/>
-    </w:rPr>
-  </w:style>
-  <w:style w:type="character" w:customStyle="1" w:styleId="WWCharLFO2LVL3">
+      <w:rFonts w:ascii="OpenSymbol" w:hAnsi="OpenSymbol" w:eastAsia="OpenSymbol" w:cs="OpenSymbol"/>
+    </w:rPr>
+  </w:style>
+  <w:style w:type="character" w:styleId="WWCharLFO2LVL3" w:customStyle="1">
     <w:name w:val="WW_CharLFO2LVL3"/>
     <w:qFormat/>
     <w:rPr>
-      <w:rFonts w:ascii="OpenSymbol" w:eastAsia="OpenSymbol" w:hAnsi="OpenSymbol" w:cs="OpenSymbol"/>
-    </w:rPr>
-  </w:style>
-  <w:style w:type="character" w:customStyle="1" w:styleId="WWCharLFO2LVL4">
+      <w:rFonts w:ascii="OpenSymbol" w:hAnsi="OpenSymbol" w:eastAsia="OpenSymbol" w:cs="OpenSymbol"/>
+    </w:rPr>
+  </w:style>
+  <w:style w:type="character" w:styleId="WWCharLFO2LVL4" w:customStyle="1">
     <w:name w:val="WW_CharLFO2LVL4"/>
     <w:qFormat/>
     <w:rPr>
-      <w:rFonts w:ascii="OpenSymbol" w:eastAsia="OpenSymbol" w:hAnsi="OpenSymbol" w:cs="OpenSymbol"/>
-    </w:rPr>
-  </w:style>
-  <w:style w:type="character" w:customStyle="1" w:styleId="WWCharLFO2LVL5">
+      <w:rFonts w:ascii="OpenSymbol" w:hAnsi="OpenSymbol" w:eastAsia="OpenSymbol" w:cs="OpenSymbol"/>
+    </w:rPr>
+  </w:style>
+  <w:style w:type="character" w:styleId="WWCharLFO2LVL5" w:customStyle="1">
     <w:name w:val="WW_CharLFO2LVL5"/>
     <w:qFormat/>
     <w:rPr>
-      <w:rFonts w:ascii="OpenSymbol" w:eastAsia="OpenSymbol" w:hAnsi="OpenSymbol" w:cs="OpenSymbol"/>
-    </w:rPr>
-  </w:style>
-  <w:style w:type="character" w:customStyle="1" w:styleId="WWCharLFO2LVL6">
+      <w:rFonts w:ascii="OpenSymbol" w:hAnsi="OpenSymbol" w:eastAsia="OpenSymbol" w:cs="OpenSymbol"/>
+    </w:rPr>
+  </w:style>
+  <w:style w:type="character" w:styleId="WWCharLFO2LVL6" w:customStyle="1">
     <w:name w:val="WW_CharLFO2LVL6"/>
     <w:qFormat/>
     <w:rPr>
-      <w:rFonts w:ascii="OpenSymbol" w:eastAsia="OpenSymbol" w:hAnsi="OpenSymbol" w:cs="OpenSymbol"/>
-    </w:rPr>
-  </w:style>
-  <w:style w:type="character" w:customStyle="1" w:styleId="WWCharLFO2LVL7">
+      <w:rFonts w:ascii="OpenSymbol" w:hAnsi="OpenSymbol" w:eastAsia="OpenSymbol" w:cs="OpenSymbol"/>
+    </w:rPr>
+  </w:style>
+  <w:style w:type="character" w:styleId="WWCharLFO2LVL7" w:customStyle="1">
     <w:name w:val="WW_CharLFO2LVL7"/>
     <w:qFormat/>
     <w:rPr>
-      <w:rFonts w:ascii="OpenSymbol" w:eastAsia="OpenSymbol" w:hAnsi="OpenSymbol" w:cs="OpenSymbol"/>
-    </w:rPr>
-  </w:style>
-  <w:style w:type="character" w:customStyle="1" w:styleId="WWCharLFO2LVL8">
+      <w:rFonts w:ascii="OpenSymbol" w:hAnsi="OpenSymbol" w:eastAsia="OpenSymbol" w:cs="OpenSymbol"/>
+    </w:rPr>
+  </w:style>
+  <w:style w:type="character" w:styleId="WWCharLFO2LVL8" w:customStyle="1">
     <w:name w:val="WW_CharLFO2LVL8"/>
     <w:qFormat/>
     <w:rPr>
-      <w:rFonts w:ascii="OpenSymbol" w:eastAsia="OpenSymbol" w:hAnsi="OpenSymbol" w:cs="OpenSymbol"/>
-    </w:rPr>
-  </w:style>
-  <w:style w:type="character" w:customStyle="1" w:styleId="WWCharLFO2LVL9">
+      <w:rFonts w:ascii="OpenSymbol" w:hAnsi="OpenSymbol" w:eastAsia="OpenSymbol" w:cs="OpenSymbol"/>
+    </w:rPr>
+  </w:style>
+  <w:style w:type="character" w:styleId="WWCharLFO2LVL9" w:customStyle="1">
     <w:name w:val="WW_CharLFO2LVL9"/>
     <w:qFormat/>
     <w:rPr>
-      <w:rFonts w:ascii="OpenSymbol" w:eastAsia="OpenSymbol" w:hAnsi="OpenSymbol" w:cs="OpenSymbol"/>
-    </w:rPr>
-  </w:style>
-  <w:style w:type="character" w:customStyle="1" w:styleId="WWCharLFO3LVL1">
+      <w:rFonts w:ascii="OpenSymbol" w:hAnsi="OpenSymbol" w:eastAsia="OpenSymbol" w:cs="OpenSymbol"/>
+    </w:rPr>
+  </w:style>
+  <w:style w:type="character" w:styleId="WWCharLFO3LVL1" w:customStyle="1">
     <w:name w:val="WW_CharLFO3LVL1"/>
     <w:qFormat/>
     <w:rPr>
-      <w:rFonts w:ascii="OpenSymbol" w:eastAsia="OpenSymbol" w:hAnsi="OpenSymbol" w:cs="OpenSymbol"/>
-    </w:rPr>
-  </w:style>
-  <w:style w:type="character" w:customStyle="1" w:styleId="WWCharLFO3LVL2">
+      <w:rFonts w:ascii="OpenSymbol" w:hAnsi="OpenSymbol" w:eastAsia="OpenSymbol" w:cs="OpenSymbol"/>
+    </w:rPr>
+  </w:style>
+  <w:style w:type="character" w:styleId="WWCharLFO3LVL2" w:customStyle="1">
     <w:name w:val="WW_CharLFO3LVL2"/>
     <w:qFormat/>
     <w:rPr>
-      <w:rFonts w:ascii="OpenSymbol" w:eastAsia="OpenSymbol" w:hAnsi="OpenSymbol" w:cs="OpenSymbol"/>
-    </w:rPr>
-  </w:style>
-  <w:style w:type="character" w:customStyle="1" w:styleId="WWCharLFO3LVL3">
+      <w:rFonts w:ascii="OpenSymbol" w:hAnsi="OpenSymbol" w:eastAsia="OpenSymbol" w:cs="OpenSymbol"/>
+    </w:rPr>
+  </w:style>
+  <w:style w:type="character" w:styleId="WWCharLFO3LVL3" w:customStyle="1">
     <w:name w:val="WW_CharLFO3LVL3"/>
     <w:qFormat/>
     <w:rPr>
-      <w:rFonts w:ascii="OpenSymbol" w:eastAsia="OpenSymbol" w:hAnsi="OpenSymbol" w:cs="OpenSymbol"/>
-    </w:rPr>
-  </w:style>
-  <w:style w:type="character" w:customStyle="1" w:styleId="WWCharLFO3LVL4">
+      <w:rFonts w:ascii="OpenSymbol" w:hAnsi="OpenSymbol" w:eastAsia="OpenSymbol" w:cs="OpenSymbol"/>
+    </w:rPr>
+  </w:style>
+  <w:style w:type="character" w:styleId="WWCharLFO3LVL4" w:customStyle="1">
     <w:name w:val="WW_CharLFO3LVL4"/>
     <w:qFormat/>
     <w:rPr>
-      <w:rFonts w:ascii="OpenSymbol" w:eastAsia="OpenSymbol" w:hAnsi="OpenSymbol" w:cs="OpenSymbol"/>
-    </w:rPr>
-  </w:style>
-  <w:style w:type="character" w:customStyle="1" w:styleId="WWCharLFO3LVL5">
+      <w:rFonts w:ascii="OpenSymbol" w:hAnsi="OpenSymbol" w:eastAsia="OpenSymbol" w:cs="OpenSymbol"/>
+    </w:rPr>
+  </w:style>
+  <w:style w:type="character" w:styleId="WWCharLFO3LVL5" w:customStyle="1">
     <w:name w:val="WW_CharLFO3LVL5"/>
     <w:qFormat/>
     <w:rPr>
-      <w:rFonts w:ascii="OpenSymbol" w:eastAsia="OpenSymbol" w:hAnsi="OpenSymbol" w:cs="OpenSymbol"/>
-    </w:rPr>
-  </w:style>
-  <w:style w:type="character" w:customStyle="1" w:styleId="WWCharLFO3LVL6">
+      <w:rFonts w:ascii="OpenSymbol" w:hAnsi="OpenSymbol" w:eastAsia="OpenSymbol" w:cs="OpenSymbol"/>
+    </w:rPr>
+  </w:style>
+  <w:style w:type="character" w:styleId="WWCharLFO3LVL6" w:customStyle="1">
     <w:name w:val="WW_CharLFO3LVL6"/>
     <w:qFormat/>
     <w:rPr>
-      <w:rFonts w:ascii="OpenSymbol" w:eastAsia="OpenSymbol" w:hAnsi="OpenSymbol" w:cs="OpenSymbol"/>
-    </w:rPr>
-  </w:style>
-  <w:style w:type="character" w:customStyle="1" w:styleId="WWCharLFO3LVL7">
+      <w:rFonts w:ascii="OpenSymbol" w:hAnsi="OpenSymbol" w:eastAsia="OpenSymbol" w:cs="OpenSymbol"/>
+    </w:rPr>
+  </w:style>
+  <w:style w:type="character" w:styleId="WWCharLFO3LVL7" w:customStyle="1">
     <w:name w:val="WW_CharLFO3LVL7"/>
     <w:qFormat/>
     <w:rPr>
-      <w:rFonts w:ascii="OpenSymbol" w:eastAsia="OpenSymbol" w:hAnsi="OpenSymbol" w:cs="OpenSymbol"/>
-    </w:rPr>
-  </w:style>
-  <w:style w:type="character" w:customStyle="1" w:styleId="WWCharLFO3LVL8">
+      <w:rFonts w:ascii="OpenSymbol" w:hAnsi="OpenSymbol" w:eastAsia="OpenSymbol" w:cs="OpenSymbol"/>
+    </w:rPr>
+  </w:style>
+  <w:style w:type="character" w:styleId="WWCharLFO3LVL8" w:customStyle="1">
     <w:name w:val="WW_CharLFO3LVL8"/>
     <w:qFormat/>
     <w:rPr>
-      <w:rFonts w:ascii="OpenSymbol" w:eastAsia="OpenSymbol" w:hAnsi="OpenSymbol" w:cs="OpenSymbol"/>
-    </w:rPr>
-  </w:style>
-  <w:style w:type="character" w:customStyle="1" w:styleId="WWCharLFO3LVL9">
+      <w:rFonts w:ascii="OpenSymbol" w:hAnsi="OpenSymbol" w:eastAsia="OpenSymbol" w:cs="OpenSymbol"/>
+    </w:rPr>
+  </w:style>
+  <w:style w:type="character" w:styleId="WWCharLFO3LVL9" w:customStyle="1">
     <w:name w:val="WW_CharLFO3LVL9"/>
     <w:qFormat/>
     <w:rPr>
-      <w:rFonts w:ascii="OpenSymbol" w:eastAsia="OpenSymbol" w:hAnsi="OpenSymbol" w:cs="OpenSymbol"/>
-    </w:rPr>
-  </w:style>
-  <w:style w:type="character" w:customStyle="1" w:styleId="WWCharLFO4LVL1">
+      <w:rFonts w:ascii="OpenSymbol" w:hAnsi="OpenSymbol" w:eastAsia="OpenSymbol" w:cs="OpenSymbol"/>
+    </w:rPr>
+  </w:style>
+  <w:style w:type="character" w:styleId="WWCharLFO4LVL1" w:customStyle="1">
     <w:name w:val="WW_CharLFO4LVL1"/>
     <w:qFormat/>
     <w:rPr>
-      <w:rFonts w:ascii="OpenSymbol" w:eastAsia="OpenSymbol" w:hAnsi="OpenSymbol" w:cs="OpenSymbol"/>
-    </w:rPr>
-  </w:style>
-  <w:style w:type="character" w:customStyle="1" w:styleId="WWCharLFO4LVL2">
+      <w:rFonts w:ascii="OpenSymbol" w:hAnsi="OpenSymbol" w:eastAsia="OpenSymbol" w:cs="OpenSymbol"/>
+    </w:rPr>
+  </w:style>
+  <w:style w:type="character" w:styleId="WWCharLFO4LVL2" w:customStyle="1">
     <w:name w:val="WW_CharLFO4LVL2"/>
     <w:qFormat/>
     <w:rPr>
-      <w:rFonts w:ascii="OpenSymbol" w:eastAsia="OpenSymbol" w:hAnsi="OpenSymbol" w:cs="OpenSymbol"/>
-    </w:rPr>
-  </w:style>
-  <w:style w:type="character" w:customStyle="1" w:styleId="WWCharLFO4LVL3">
+      <w:rFonts w:ascii="OpenSymbol" w:hAnsi="OpenSymbol" w:eastAsia="OpenSymbol" w:cs="OpenSymbol"/>
+    </w:rPr>
+  </w:style>
+  <w:style w:type="character" w:styleId="WWCharLFO4LVL3" w:customStyle="1">
     <w:name w:val="WW_CharLFO4LVL3"/>
     <w:qFormat/>
     <w:rPr>
-      <w:rFonts w:ascii="OpenSymbol" w:eastAsia="OpenSymbol" w:hAnsi="OpenSymbol" w:cs="OpenSymbol"/>
-    </w:rPr>
-  </w:style>
-  <w:style w:type="character" w:customStyle="1" w:styleId="WWCharLFO4LVL4">
+      <w:rFonts w:ascii="OpenSymbol" w:hAnsi="OpenSymbol" w:eastAsia="OpenSymbol" w:cs="OpenSymbol"/>
+    </w:rPr>
+  </w:style>
+  <w:style w:type="character" w:styleId="WWCharLFO4LVL4" w:customStyle="1">
     <w:name w:val="WW_CharLFO4LVL4"/>
     <w:qFormat/>
     <w:rPr>
-      <w:rFonts w:ascii="OpenSymbol" w:eastAsia="OpenSymbol" w:hAnsi="OpenSymbol" w:cs="OpenSymbol"/>
-    </w:rPr>
-  </w:style>
-  <w:style w:type="character" w:customStyle="1" w:styleId="WWCharLFO4LVL5">
+      <w:rFonts w:ascii="OpenSymbol" w:hAnsi="OpenSymbol" w:eastAsia="OpenSymbol" w:cs="OpenSymbol"/>
+    </w:rPr>
+  </w:style>
+  <w:style w:type="character" w:styleId="WWCharLFO4LVL5" w:customStyle="1">
     <w:name w:val="WW_CharLFO4LVL5"/>
     <w:qFormat/>
     <w:rPr>
-      <w:rFonts w:ascii="OpenSymbol" w:eastAsia="OpenSymbol" w:hAnsi="OpenSymbol" w:cs="OpenSymbol"/>
-    </w:rPr>
-  </w:style>
-  <w:style w:type="character" w:customStyle="1" w:styleId="WWCharLFO4LVL6">
+      <w:rFonts w:ascii="OpenSymbol" w:hAnsi="OpenSymbol" w:eastAsia="OpenSymbol" w:cs="OpenSymbol"/>
+    </w:rPr>
+  </w:style>
+  <w:style w:type="character" w:styleId="WWCharLFO4LVL6" w:customStyle="1">
     <w:name w:val="WW_CharLFO4LVL6"/>
     <w:qFormat/>
     <w:rPr>
-      <w:rFonts w:ascii="OpenSymbol" w:eastAsia="OpenSymbol" w:hAnsi="OpenSymbol" w:cs="OpenSymbol"/>
-    </w:rPr>
-  </w:style>
-  <w:style w:type="character" w:customStyle="1" w:styleId="WWCharLFO4LVL7">
+      <w:rFonts w:ascii="OpenSymbol" w:hAnsi="OpenSymbol" w:eastAsia="OpenSymbol" w:cs="OpenSymbol"/>
+    </w:rPr>
+  </w:style>
+  <w:style w:type="character" w:styleId="WWCharLFO4LVL7" w:customStyle="1">
     <w:name w:val="WW_CharLFO4LVL7"/>
     <w:qFormat/>
     <w:rPr>
-      <w:rFonts w:ascii="OpenSymbol" w:eastAsia="OpenSymbol" w:hAnsi="OpenSymbol" w:cs="OpenSymbol"/>
-    </w:rPr>
-  </w:style>
-  <w:style w:type="character" w:customStyle="1" w:styleId="WWCharLFO4LVL8">
+      <w:rFonts w:ascii="OpenSymbol" w:hAnsi="OpenSymbol" w:eastAsia="OpenSymbol" w:cs="OpenSymbol"/>
+    </w:rPr>
+  </w:style>
+  <w:style w:type="character" w:styleId="WWCharLFO4LVL8" w:customStyle="1">
     <w:name w:val="WW_CharLFO4LVL8"/>
     <w:qFormat/>
     <w:rPr>
-      <w:rFonts w:ascii="OpenSymbol" w:eastAsia="OpenSymbol" w:hAnsi="OpenSymbol" w:cs="OpenSymbol"/>
-    </w:rPr>
-  </w:style>
-  <w:style w:type="character" w:customStyle="1" w:styleId="WWCharLFO4LVL9">
+      <w:rFonts w:ascii="OpenSymbol" w:hAnsi="OpenSymbol" w:eastAsia="OpenSymbol" w:cs="OpenSymbol"/>
+    </w:rPr>
+  </w:style>
+  <w:style w:type="character" w:styleId="WWCharLFO4LVL9" w:customStyle="1">
     <w:name w:val="WW_CharLFO4LVL9"/>
     <w:qFormat/>
     <w:rPr>
-      <w:rFonts w:ascii="OpenSymbol" w:eastAsia="OpenSymbol" w:hAnsi="OpenSymbol" w:cs="OpenSymbol"/>
-    </w:rPr>
-  </w:style>
-  <w:style w:type="character" w:customStyle="1" w:styleId="WWCharLFO5LVL1">
+      <w:rFonts w:ascii="OpenSymbol" w:hAnsi="OpenSymbol" w:eastAsia="OpenSymbol" w:cs="OpenSymbol"/>
+    </w:rPr>
+  </w:style>
+  <w:style w:type="character" w:styleId="WWCharLFO5LVL1" w:customStyle="1">
     <w:name w:val="WW_CharLFO5LVL1"/>
     <w:qFormat/>
     <w:rPr>
-      <w:rFonts w:ascii="OpenSymbol" w:eastAsia="OpenSymbol" w:hAnsi="OpenSymbol" w:cs="OpenSymbol"/>
-    </w:rPr>
-  </w:style>
-  <w:style w:type="character" w:customStyle="1" w:styleId="WWCharLFO5LVL2">
+      <w:rFonts w:ascii="OpenSymbol" w:hAnsi="OpenSymbol" w:eastAsia="OpenSymbol" w:cs="OpenSymbol"/>
+    </w:rPr>
+  </w:style>
+  <w:style w:type="character" w:styleId="WWCharLFO5LVL2" w:customStyle="1">
     <w:name w:val="WW_CharLFO5LVL2"/>
     <w:qFormat/>
     <w:rPr>
-      <w:rFonts w:ascii="OpenSymbol" w:eastAsia="OpenSymbol" w:hAnsi="OpenSymbol" w:cs="OpenSymbol"/>
-    </w:rPr>
-  </w:style>
-  <w:style w:type="character" w:customStyle="1" w:styleId="WWCharLFO5LVL3">
+      <w:rFonts w:ascii="OpenSymbol" w:hAnsi="OpenSymbol" w:eastAsia="OpenSymbol" w:cs="OpenSymbol"/>
+    </w:rPr>
+  </w:style>
+  <w:style w:type="character" w:styleId="WWCharLFO5LVL3" w:customStyle="1">
     <w:name w:val="WW_CharLFO5LVL3"/>
     <w:qFormat/>
     <w:rPr>
-      <w:rFonts w:ascii="OpenSymbol" w:eastAsia="OpenSymbol" w:hAnsi="OpenSymbol" w:cs="OpenSymbol"/>
-    </w:rPr>
-  </w:style>
-  <w:style w:type="character" w:customStyle="1" w:styleId="WWCharLFO5LVL4">
+      <w:rFonts w:ascii="OpenSymbol" w:hAnsi="OpenSymbol" w:eastAsia="OpenSymbol" w:cs="OpenSymbol"/>
+    </w:rPr>
+  </w:style>
+  <w:style w:type="character" w:styleId="WWCharLFO5LVL4" w:customStyle="1">
     <w:name w:val="WW_CharLFO5LVL4"/>
     <w:qFormat/>
     <w:rPr>
-      <w:rFonts w:ascii="OpenSymbol" w:eastAsia="OpenSymbol" w:hAnsi="OpenSymbol" w:cs="OpenSymbol"/>
-    </w:rPr>
-  </w:style>
-  <w:style w:type="character" w:customStyle="1" w:styleId="WWCharLFO5LVL5">
+      <w:rFonts w:ascii="OpenSymbol" w:hAnsi="OpenSymbol" w:eastAsia="OpenSymbol" w:cs="OpenSymbol"/>
+    </w:rPr>
+  </w:style>
+  <w:style w:type="character" w:styleId="WWCharLFO5LVL5" w:customStyle="1">
     <w:name w:val="WW_CharLFO5LVL5"/>
     <w:qFormat/>
     <w:rPr>
-      <w:rFonts w:ascii="OpenSymbol" w:eastAsia="OpenSymbol" w:hAnsi="OpenSymbol" w:cs="OpenSymbol"/>
-    </w:rPr>
-  </w:style>
-  <w:style w:type="character" w:customStyle="1" w:styleId="WWCharLFO5LVL6">
+      <w:rFonts w:ascii="OpenSymbol" w:hAnsi="OpenSymbol" w:eastAsia="OpenSymbol" w:cs="OpenSymbol"/>
+    </w:rPr>
+  </w:style>
+  <w:style w:type="character" w:styleId="WWCharLFO5LVL6" w:customStyle="1">
     <w:name w:val="WW_CharLFO5LVL6"/>
     <w:qFormat/>
     <w:rPr>
-      <w:rFonts w:ascii="OpenSymbol" w:eastAsia="OpenSymbol" w:hAnsi="OpenSymbol" w:cs="OpenSymbol"/>
-    </w:rPr>
-  </w:style>
-  <w:style w:type="character" w:customStyle="1" w:styleId="WWCharLFO5LVL7">
+      <w:rFonts w:ascii="OpenSymbol" w:hAnsi="OpenSymbol" w:eastAsia="OpenSymbol" w:cs="OpenSymbol"/>
+    </w:rPr>
+  </w:style>
+  <w:style w:type="character" w:styleId="WWCharLFO5LVL7" w:customStyle="1">
     <w:name w:val="WW_CharLFO5LVL7"/>
     <w:qFormat/>
     <w:rPr>
-      <w:rFonts w:ascii="OpenSymbol" w:eastAsia="OpenSymbol" w:hAnsi="OpenSymbol" w:cs="OpenSymbol"/>
-    </w:rPr>
-  </w:style>
-  <w:style w:type="character" w:customStyle="1" w:styleId="WWCharLFO5LVL8">
+      <w:rFonts w:ascii="OpenSymbol" w:hAnsi="OpenSymbol" w:eastAsia="OpenSymbol" w:cs="OpenSymbol"/>
+    </w:rPr>
+  </w:style>
+  <w:style w:type="character" w:styleId="WWCharLFO5LVL8" w:customStyle="1">
     <w:name w:val="WW_CharLFO5LVL8"/>
     <w:qFormat/>
     <w:rPr>
-      <w:rFonts w:ascii="OpenSymbol" w:eastAsia="OpenSymbol" w:hAnsi="OpenSymbol" w:cs="OpenSymbol"/>
-    </w:rPr>
-  </w:style>
-  <w:style w:type="character" w:customStyle="1" w:styleId="WWCharLFO5LVL9">
+      <w:rFonts w:ascii="OpenSymbol" w:hAnsi="OpenSymbol" w:eastAsia="OpenSymbol" w:cs="OpenSymbol"/>
+    </w:rPr>
+  </w:style>
+  <w:style w:type="character" w:styleId="WWCharLFO5LVL9" w:customStyle="1">
     <w:name w:val="WW_CharLFO5LVL9"/>
     <w:qFormat/>
     <w:rPr>
-      <w:rFonts w:ascii="OpenSymbol" w:eastAsia="OpenSymbol" w:hAnsi="OpenSymbol" w:cs="OpenSymbol"/>
-    </w:rPr>
-  </w:style>
-  <w:style w:type="character" w:customStyle="1" w:styleId="WWCharLFO6LVL1">
+      <w:rFonts w:ascii="OpenSymbol" w:hAnsi="OpenSymbol" w:eastAsia="OpenSymbol" w:cs="OpenSymbol"/>
+    </w:rPr>
+  </w:style>
+  <w:style w:type="character" w:styleId="WWCharLFO6LVL1" w:customStyle="1">
     <w:name w:val="WW_CharLFO6LVL1"/>
     <w:qFormat/>
     <w:rPr>
-      <w:rFonts w:ascii="OpenSymbol" w:eastAsia="OpenSymbol" w:hAnsi="OpenSymbol" w:cs="OpenSymbol"/>
-    </w:rPr>
-  </w:style>
-  <w:style w:type="character" w:customStyle="1" w:styleId="WWCharLFO6LVL2">
+      <w:rFonts w:ascii="OpenSymbol" w:hAnsi="OpenSymbol" w:eastAsia="OpenSymbol" w:cs="OpenSymbol"/>
+    </w:rPr>
+  </w:style>
+  <w:style w:type="character" w:styleId="WWCharLFO6LVL2" w:customStyle="1">
     <w:name w:val="WW_CharLFO6LVL2"/>
     <w:qFormat/>
     <w:rPr>
-      <w:rFonts w:ascii="OpenSymbol" w:eastAsia="OpenSymbol" w:hAnsi="OpenSymbol" w:cs="OpenSymbol"/>
-    </w:rPr>
-  </w:style>
-  <w:style w:type="character" w:customStyle="1" w:styleId="WWCharLFO6LVL3">
+      <w:rFonts w:ascii="OpenSymbol" w:hAnsi="OpenSymbol" w:eastAsia="OpenSymbol" w:cs="OpenSymbol"/>
+    </w:rPr>
+  </w:style>
+  <w:style w:type="character" w:styleId="WWCharLFO6LVL3" w:customStyle="1">
     <w:name w:val="WW_CharLFO6LVL3"/>
     <w:qFormat/>
     <w:rPr>
-      <w:rFonts w:ascii="OpenSymbol" w:eastAsia="OpenSymbol" w:hAnsi="OpenSymbol" w:cs="OpenSymbol"/>
-    </w:rPr>
-  </w:style>
-  <w:style w:type="character" w:customStyle="1" w:styleId="WWCharLFO6LVL4">
+      <w:rFonts w:ascii="OpenSymbol" w:hAnsi="OpenSymbol" w:eastAsia="OpenSymbol" w:cs="OpenSymbol"/>
+    </w:rPr>
+  </w:style>
+  <w:style w:type="character" w:styleId="WWCharLFO6LVL4" w:customStyle="1">
     <w:name w:val="WW_CharLFO6LVL4"/>
     <w:qFormat/>
     <w:rPr>
-      <w:rFonts w:ascii="OpenSymbol" w:eastAsia="OpenSymbol" w:hAnsi="OpenSymbol" w:cs="OpenSymbol"/>
-    </w:rPr>
-  </w:style>
-  <w:style w:type="character" w:customStyle="1" w:styleId="WWCharLFO6LVL5">
+      <w:rFonts w:ascii="OpenSymbol" w:hAnsi="OpenSymbol" w:eastAsia="OpenSymbol" w:cs="OpenSymbol"/>
+    </w:rPr>
+  </w:style>
+  <w:style w:type="character" w:styleId="WWCharLFO6LVL5" w:customStyle="1">
     <w:name w:val="WW_CharLFO6LVL5"/>
     <w:qFormat/>
     <w:rPr>
-      <w:rFonts w:ascii="OpenSymbol" w:eastAsia="OpenSymbol" w:hAnsi="OpenSymbol" w:cs="OpenSymbol"/>
-    </w:rPr>
-  </w:style>
-  <w:style w:type="character" w:customStyle="1" w:styleId="WWCharLFO6LVL6">
+      <w:rFonts w:ascii="OpenSymbol" w:hAnsi="OpenSymbol" w:eastAsia="OpenSymbol" w:cs="OpenSymbol"/>
+    </w:rPr>
+  </w:style>
+  <w:style w:type="character" w:styleId="WWCharLFO6LVL6" w:customStyle="1">
     <w:name w:val="WW_CharLFO6LVL6"/>
     <w:qFormat/>
     <w:rPr>
-      <w:rFonts w:ascii="OpenSymbol" w:eastAsia="OpenSymbol" w:hAnsi="OpenSymbol" w:cs="OpenSymbol"/>
-    </w:rPr>
-  </w:style>
-  <w:style w:type="character" w:customStyle="1" w:styleId="WWCharLFO6LVL7">
+      <w:rFonts w:ascii="OpenSymbol" w:hAnsi="OpenSymbol" w:eastAsia="OpenSymbol" w:cs="OpenSymbol"/>
+    </w:rPr>
+  </w:style>
+  <w:style w:type="character" w:styleId="WWCharLFO6LVL7" w:customStyle="1">
     <w:name w:val="WW_CharLFO6LVL7"/>
     <w:qFormat/>
     <w:rPr>
-      <w:rFonts w:ascii="OpenSymbol" w:eastAsia="OpenSymbol" w:hAnsi="OpenSymbol" w:cs="OpenSymbol"/>
-    </w:rPr>
-  </w:style>
-  <w:style w:type="character" w:customStyle="1" w:styleId="WWCharLFO6LVL8">
+      <w:rFonts w:ascii="OpenSymbol" w:hAnsi="OpenSymbol" w:eastAsia="OpenSymbol" w:cs="OpenSymbol"/>
+    </w:rPr>
+  </w:style>
+  <w:style w:type="character" w:styleId="WWCharLFO6LVL8" w:customStyle="1">
     <w:name w:val="WW_CharLFO6LVL8"/>
     <w:qFormat/>
     <w:rPr>
-      <w:rFonts w:ascii="OpenSymbol" w:eastAsia="OpenSymbol" w:hAnsi="OpenSymbol" w:cs="OpenSymbol"/>
-    </w:rPr>
-  </w:style>
-  <w:style w:type="character" w:customStyle="1" w:styleId="WWCharLFO6LVL9">
+      <w:rFonts w:ascii="OpenSymbol" w:hAnsi="OpenSymbol" w:eastAsia="OpenSymbol" w:cs="OpenSymbol"/>
+    </w:rPr>
+  </w:style>
+  <w:style w:type="character" w:styleId="WWCharLFO6LVL9" w:customStyle="1">
     <w:name w:val="WW_CharLFO6LVL9"/>
     <w:qFormat/>
     <w:rPr>
-      <w:rFonts w:ascii="OpenSymbol" w:eastAsia="OpenSymbol" w:hAnsi="OpenSymbol" w:cs="OpenSymbol"/>
-    </w:rPr>
-  </w:style>
-  <w:style w:type="character" w:customStyle="1" w:styleId="WWCharLFO7LVL1">
+      <w:rFonts w:ascii="OpenSymbol" w:hAnsi="OpenSymbol" w:eastAsia="OpenSymbol" w:cs="OpenSymbol"/>
+    </w:rPr>
+  </w:style>
+  <w:style w:type="character" w:styleId="WWCharLFO7LVL1" w:customStyle="1">
     <w:name w:val="WW_CharLFO7LVL1"/>
     <w:qFormat/>
     <w:rPr>
-      <w:rFonts w:ascii="OpenSymbol" w:eastAsia="OpenSymbol" w:hAnsi="OpenSymbol" w:cs="OpenSymbol"/>
-    </w:rPr>
-  </w:style>
-  <w:style w:type="character" w:customStyle="1" w:styleId="WWCharLFO7LVL2">
+      <w:rFonts w:ascii="OpenSymbol" w:hAnsi="OpenSymbol" w:eastAsia="OpenSymbol" w:cs="OpenSymbol"/>
+    </w:rPr>
+  </w:style>
+  <w:style w:type="character" w:styleId="WWCharLFO7LVL2" w:customStyle="1">
     <w:name w:val="WW_CharLFO7LVL2"/>
     <w:qFormat/>
     <w:rPr>
-      <w:rFonts w:ascii="OpenSymbol" w:eastAsia="OpenSymbol" w:hAnsi="OpenSymbol" w:cs="OpenSymbol"/>
-    </w:rPr>
-  </w:style>
-  <w:style w:type="character" w:customStyle="1" w:styleId="WWCharLFO7LVL3">
+      <w:rFonts w:ascii="OpenSymbol" w:hAnsi="OpenSymbol" w:eastAsia="OpenSymbol" w:cs="OpenSymbol"/>
+    </w:rPr>
+  </w:style>
+  <w:style w:type="character" w:styleId="WWCharLFO7LVL3" w:customStyle="1">
     <w:name w:val="WW_CharLFO7LVL3"/>
     <w:qFormat/>
     <w:rPr>
-      <w:rFonts w:ascii="OpenSymbol" w:eastAsia="OpenSymbol" w:hAnsi="OpenSymbol" w:cs="OpenSymbol"/>
-    </w:rPr>
-  </w:style>
-  <w:style w:type="character" w:customStyle="1" w:styleId="WWCharLFO7LVL4">
+      <w:rFonts w:ascii="OpenSymbol" w:hAnsi="OpenSymbol" w:eastAsia="OpenSymbol" w:cs="OpenSymbol"/>
+    </w:rPr>
+  </w:style>
+  <w:style w:type="character" w:styleId="WWCharLFO7LVL4" w:customStyle="1">
     <w:name w:val="WW_CharLFO7LVL4"/>
     <w:qFormat/>
     <w:rPr>
-      <w:rFonts w:ascii="OpenSymbol" w:eastAsia="OpenSymbol" w:hAnsi="OpenSymbol" w:cs="OpenSymbol"/>
-    </w:rPr>
-  </w:style>
-  <w:style w:type="character" w:customStyle="1" w:styleId="WWCharLFO7LVL5">
+      <w:rFonts w:ascii="OpenSymbol" w:hAnsi="OpenSymbol" w:eastAsia="OpenSymbol" w:cs="OpenSymbol"/>
+    </w:rPr>
+  </w:style>
+  <w:style w:type="character" w:styleId="WWCharLFO7LVL5" w:customStyle="1">
     <w:name w:val="WW_CharLFO7LVL5"/>
     <w:qFormat/>
     <w:rPr>
-      <w:rFonts w:ascii="OpenSymbol" w:eastAsia="OpenSymbol" w:hAnsi="OpenSymbol" w:cs="OpenSymbol"/>
-    </w:rPr>
-  </w:style>
-  <w:style w:type="character" w:customStyle="1" w:styleId="WWCharLFO7LVL6">
+      <w:rFonts w:ascii="OpenSymbol" w:hAnsi="OpenSymbol" w:eastAsia="OpenSymbol" w:cs="OpenSymbol"/>
+    </w:rPr>
+  </w:style>
+  <w:style w:type="character" w:styleId="WWCharLFO7LVL6" w:customStyle="1">
     <w:name w:val="WW_CharLFO7LVL6"/>
     <w:qFormat/>
     <w:rPr>
-      <w:rFonts w:ascii="OpenSymbol" w:eastAsia="OpenSymbol" w:hAnsi="OpenSymbol" w:cs="OpenSymbol"/>
-    </w:rPr>
-  </w:style>
-  <w:style w:type="character" w:customStyle="1" w:styleId="WWCharLFO7LVL7">
+      <w:rFonts w:ascii="OpenSymbol" w:hAnsi="OpenSymbol" w:eastAsia="OpenSymbol" w:cs="OpenSymbol"/>
+    </w:rPr>
+  </w:style>
+  <w:style w:type="character" w:styleId="WWCharLFO7LVL7" w:customStyle="1">
     <w:name w:val="WW_CharLFO7LVL7"/>
     <w:qFormat/>
     <w:rPr>
-      <w:rFonts w:ascii="OpenSymbol" w:eastAsia="OpenSymbol" w:hAnsi="OpenSymbol" w:cs="OpenSymbol"/>
-    </w:rPr>
-  </w:style>
-  <w:style w:type="character" w:customStyle="1" w:styleId="WWCharLFO7LVL8">
+      <w:rFonts w:ascii="OpenSymbol" w:hAnsi="OpenSymbol" w:eastAsia="OpenSymbol" w:cs="OpenSymbol"/>
+    </w:rPr>
+  </w:style>
+  <w:style w:type="character" w:styleId="WWCharLFO7LVL8" w:customStyle="1">
     <w:name w:val="WW_CharLFO7LVL8"/>
     <w:qFormat/>
     <w:rPr>
-      <w:rFonts w:ascii="OpenSymbol" w:eastAsia="OpenSymbol" w:hAnsi="OpenSymbol" w:cs="OpenSymbol"/>
-    </w:rPr>
-  </w:style>
-  <w:style w:type="character" w:customStyle="1" w:styleId="WWCharLFO7LVL9">
+      <w:rFonts w:ascii="OpenSymbol" w:hAnsi="OpenSymbol" w:eastAsia="OpenSymbol" w:cs="OpenSymbol"/>
+    </w:rPr>
+  </w:style>
+  <w:style w:type="character" w:styleId="WWCharLFO7LVL9" w:customStyle="1">
     <w:name w:val="WW_CharLFO7LVL9"/>
     <w:qFormat/>
     <w:rPr>
-      <w:rFonts w:ascii="OpenSymbol" w:eastAsia="OpenSymbol" w:hAnsi="OpenSymbol" w:cs="OpenSymbol"/>
-    </w:rPr>
-  </w:style>
-  <w:style w:type="character" w:customStyle="1" w:styleId="WWCharLFO8LVL1">
+      <w:rFonts w:ascii="OpenSymbol" w:hAnsi="OpenSymbol" w:eastAsia="OpenSymbol" w:cs="OpenSymbol"/>
+    </w:rPr>
+  </w:style>
+  <w:style w:type="character" w:styleId="WWCharLFO8LVL1" w:customStyle="1">
     <w:name w:val="WW_CharLFO8LVL1"/>
     <w:qFormat/>
     <w:rPr>
-      <w:rFonts w:ascii="OpenSymbol" w:eastAsia="OpenSymbol" w:hAnsi="OpenSymbol" w:cs="OpenSymbol"/>
-    </w:rPr>
-  </w:style>
-  <w:style w:type="character" w:customStyle="1" w:styleId="WWCharLFO8LVL2">
+      <w:rFonts w:ascii="OpenSymbol" w:hAnsi="OpenSymbol" w:eastAsia="OpenSymbol" w:cs="OpenSymbol"/>
+    </w:rPr>
+  </w:style>
+  <w:style w:type="character" w:styleId="WWCharLFO8LVL2" w:customStyle="1">
     <w:name w:val="WW_CharLFO8LVL2"/>
     <w:qFormat/>
     <w:rPr>
-      <w:rFonts w:ascii="OpenSymbol" w:eastAsia="OpenSymbol" w:hAnsi="OpenSymbol" w:cs="OpenSymbol"/>
-    </w:rPr>
-  </w:style>
-  <w:style w:type="character" w:customStyle="1" w:styleId="WWCharLFO8LVL3">
+      <w:rFonts w:ascii="OpenSymbol" w:hAnsi="OpenSymbol" w:eastAsia="OpenSymbol" w:cs="OpenSymbol"/>
+    </w:rPr>
+  </w:style>
+  <w:style w:type="character" w:styleId="WWCharLFO8LVL3" w:customStyle="1">
     <w:name w:val="WW_CharLFO8LVL3"/>
     <w:qFormat/>
     <w:rPr>
-      <w:rFonts w:ascii="OpenSymbol" w:eastAsia="OpenSymbol" w:hAnsi="OpenSymbol" w:cs="OpenSymbol"/>
-    </w:rPr>
-  </w:style>
-  <w:style w:type="character" w:customStyle="1" w:styleId="WWCharLFO8LVL4">
+      <w:rFonts w:ascii="OpenSymbol" w:hAnsi="OpenSymbol" w:eastAsia="OpenSymbol" w:cs="OpenSymbol"/>
+    </w:rPr>
+  </w:style>
+  <w:style w:type="character" w:styleId="WWCharLFO8LVL4" w:customStyle="1">
     <w:name w:val="WW_CharLFO8LVL4"/>
     <w:qFormat/>
     <w:rPr>
-      <w:rFonts w:ascii="OpenSymbol" w:eastAsia="OpenSymbol" w:hAnsi="OpenSymbol" w:cs="OpenSymbol"/>
-    </w:rPr>
-  </w:style>
-  <w:style w:type="character" w:customStyle="1" w:styleId="WWCharLFO8LVL5">
+      <w:rFonts w:ascii="OpenSymbol" w:hAnsi="OpenSymbol" w:eastAsia="OpenSymbol" w:cs="OpenSymbol"/>
+    </w:rPr>
+  </w:style>
+  <w:style w:type="character" w:styleId="WWCharLFO8LVL5" w:customStyle="1">
     <w:name w:val="WW_CharLFO8LVL5"/>
     <w:qFormat/>
     <w:rPr>
-      <w:rFonts w:ascii="OpenSymbol" w:eastAsia="OpenSymbol" w:hAnsi="OpenSymbol" w:cs="OpenSymbol"/>
-    </w:rPr>
-  </w:style>
-  <w:style w:type="character" w:customStyle="1" w:styleId="WWCharLFO8LVL6">
+      <w:rFonts w:ascii="OpenSymbol" w:hAnsi="OpenSymbol" w:eastAsia="OpenSymbol" w:cs="OpenSymbol"/>
+    </w:rPr>
+  </w:style>
+  <w:style w:type="character" w:styleId="WWCharLFO8LVL6" w:customStyle="1">
     <w:name w:val="WW_CharLFO8LVL6"/>
     <w:qFormat/>
     <w:rPr>
-      <w:rFonts w:ascii="OpenSymbol" w:eastAsia="OpenSymbol" w:hAnsi="OpenSymbol" w:cs="OpenSymbol"/>
-    </w:rPr>
-  </w:style>
-  <w:style w:type="character" w:customStyle="1" w:styleId="WWCharLFO8LVL7">
+      <w:rFonts w:ascii="OpenSymbol" w:hAnsi="OpenSymbol" w:eastAsia="OpenSymbol" w:cs="OpenSymbol"/>
+    </w:rPr>
+  </w:style>
+  <w:style w:type="character" w:styleId="WWCharLFO8LVL7" w:customStyle="1">
     <w:name w:val="WW_CharLFO8LVL7"/>
     <w:qFormat/>
     <w:rPr>
-      <w:rFonts w:ascii="OpenSymbol" w:eastAsia="OpenSymbol" w:hAnsi="OpenSymbol" w:cs="OpenSymbol"/>
-    </w:rPr>
-  </w:style>
-  <w:style w:type="character" w:customStyle="1" w:styleId="WWCharLFO8LVL8">
+      <w:rFonts w:ascii="OpenSymbol" w:hAnsi="OpenSymbol" w:eastAsia="OpenSymbol" w:cs="OpenSymbol"/>
+    </w:rPr>
+  </w:style>
+  <w:style w:type="character" w:styleId="WWCharLFO8LVL8" w:customStyle="1">
     <w:name w:val="WW_CharLFO8LVL8"/>
     <w:qFormat/>
     <w:rPr>
-      <w:rFonts w:ascii="OpenSymbol" w:eastAsia="OpenSymbol" w:hAnsi="OpenSymbol" w:cs="OpenSymbol"/>
-    </w:rPr>
-  </w:style>
-  <w:style w:type="character" w:customStyle="1" w:styleId="WWCharLFO8LVL9">
+      <w:rFonts w:ascii="OpenSymbol" w:hAnsi="OpenSymbol" w:eastAsia="OpenSymbol" w:cs="OpenSymbol"/>
+    </w:rPr>
+  </w:style>
+  <w:style w:type="character" w:styleId="WWCharLFO8LVL9" w:customStyle="1">
     <w:name w:val="WW_CharLFO8LVL9"/>
     <w:qFormat/>
     <w:rPr>
-      <w:rFonts w:ascii="OpenSymbol" w:eastAsia="OpenSymbol" w:hAnsi="OpenSymbol" w:cs="OpenSymbol"/>
-    </w:rPr>
-  </w:style>
-  <w:style w:type="character" w:customStyle="1" w:styleId="WWCharLFO9LVL1">
+      <w:rFonts w:ascii="OpenSymbol" w:hAnsi="OpenSymbol" w:eastAsia="OpenSymbol" w:cs="OpenSymbol"/>
+    </w:rPr>
+  </w:style>
+  <w:style w:type="character" w:styleId="WWCharLFO9LVL1" w:customStyle="1">
     <w:name w:val="WW_CharLFO9LVL1"/>
     <w:qFormat/>
     <w:rPr>
-      <w:rFonts w:ascii="OpenSymbol" w:eastAsia="OpenSymbol" w:hAnsi="OpenSymbol" w:cs="OpenSymbol"/>
-    </w:rPr>
-  </w:style>
-  <w:style w:type="character" w:customStyle="1" w:styleId="WWCharLFO9LVL2">
+      <w:rFonts w:ascii="OpenSymbol" w:hAnsi="OpenSymbol" w:eastAsia="OpenSymbol" w:cs="OpenSymbol"/>
+    </w:rPr>
+  </w:style>
+  <w:style w:type="character" w:styleId="WWCharLFO9LVL2" w:customStyle="1">
     <w:name w:val="WW_CharLFO9LVL2"/>
     <w:qFormat/>
     <w:rPr>
-      <w:rFonts w:ascii="OpenSymbol" w:eastAsia="OpenSymbol" w:hAnsi="OpenSymbol" w:cs="OpenSymbol"/>
-    </w:rPr>
-  </w:style>
-  <w:style w:type="character" w:customStyle="1" w:styleId="WWCharLFO9LVL3">
+      <w:rFonts w:ascii="OpenSymbol" w:hAnsi="OpenSymbol" w:eastAsia="OpenSymbol" w:cs="OpenSymbol"/>
+    </w:rPr>
+  </w:style>
+  <w:style w:type="character" w:styleId="WWCharLFO9LVL3" w:customStyle="1">
     <w:name w:val="WW_CharLFO9LVL3"/>
     <w:qFormat/>
     <w:rPr>
-      <w:rFonts w:ascii="OpenSymbol" w:eastAsia="OpenSymbol" w:hAnsi="OpenSymbol" w:cs="OpenSymbol"/>
-    </w:rPr>
-  </w:style>
-  <w:style w:type="character" w:customStyle="1" w:styleId="WWCharLFO9LVL4">
+      <w:rFonts w:ascii="OpenSymbol" w:hAnsi="OpenSymbol" w:eastAsia="OpenSymbol" w:cs="OpenSymbol"/>
+    </w:rPr>
+  </w:style>
+  <w:style w:type="character" w:styleId="WWCharLFO9LVL4" w:customStyle="1">
     <w:name w:val="WW_CharLFO9LVL4"/>
     <w:qFormat/>
     <w:rPr>
-      <w:rFonts w:ascii="OpenSymbol" w:eastAsia="OpenSymbol" w:hAnsi="OpenSymbol" w:cs="OpenSymbol"/>
-    </w:rPr>
-  </w:style>
-  <w:style w:type="character" w:customStyle="1" w:styleId="WWCharLFO9LVL5">
+      <w:rFonts w:ascii="OpenSymbol" w:hAnsi="OpenSymbol" w:eastAsia="OpenSymbol" w:cs="OpenSymbol"/>
+    </w:rPr>
+  </w:style>
+  <w:style w:type="character" w:styleId="WWCharLFO9LVL5" w:customStyle="1">
     <w:name w:val="WW_CharLFO9LVL5"/>
     <w:qFormat/>
     <w:rPr>
-      <w:rFonts w:ascii="OpenSymbol" w:eastAsia="OpenSymbol" w:hAnsi="OpenSymbol" w:cs="OpenSymbol"/>
-    </w:rPr>
-  </w:style>
-  <w:style w:type="character" w:customStyle="1" w:styleId="WWCharLFO9LVL6">
+      <w:rFonts w:ascii="OpenSymbol" w:hAnsi="OpenSymbol" w:eastAsia="OpenSymbol" w:cs="OpenSymbol"/>
+    </w:rPr>
+  </w:style>
+  <w:style w:type="character" w:styleId="WWCharLFO9LVL6" w:customStyle="1">
     <w:name w:val="WW_CharLFO9LVL6"/>
     <w:qFormat/>
     <w:rPr>
-      <w:rFonts w:ascii="OpenSymbol" w:eastAsia="OpenSymbol" w:hAnsi="OpenSymbol" w:cs="OpenSymbol"/>
-    </w:rPr>
-  </w:style>
-  <w:style w:type="character" w:customStyle="1" w:styleId="WWCharLFO9LVL7">
+      <w:rFonts w:ascii="OpenSymbol" w:hAnsi="OpenSymbol" w:eastAsia="OpenSymbol" w:cs="OpenSymbol"/>
+    </w:rPr>
+  </w:style>
+  <w:style w:type="character" w:styleId="WWCharLFO9LVL7" w:customStyle="1">
     <w:name w:val="WW_CharLFO9LVL7"/>
     <w:qFormat/>
     <w:rPr>
-      <w:rFonts w:ascii="OpenSymbol" w:eastAsia="OpenSymbol" w:hAnsi="OpenSymbol" w:cs="OpenSymbol"/>
-    </w:rPr>
-  </w:style>
-  <w:style w:type="character" w:customStyle="1" w:styleId="WWCharLFO9LVL8">
+      <w:rFonts w:ascii="OpenSymbol" w:hAnsi="OpenSymbol" w:eastAsia="OpenSymbol" w:cs="OpenSymbol"/>
+    </w:rPr>
+  </w:style>
+  <w:style w:type="character" w:styleId="WWCharLFO9LVL8" w:customStyle="1">
     <w:name w:val="WW_CharLFO9LVL8"/>
     <w:qFormat/>
     <w:rPr>
-      <w:rFonts w:ascii="OpenSymbol" w:eastAsia="OpenSymbol" w:hAnsi="OpenSymbol" w:cs="OpenSymbol"/>
-    </w:rPr>
-  </w:style>
-  <w:style w:type="character" w:customStyle="1" w:styleId="WWCharLFO9LVL9">
+      <w:rFonts w:ascii="OpenSymbol" w:hAnsi="OpenSymbol" w:eastAsia="OpenSymbol" w:cs="OpenSymbol"/>
+    </w:rPr>
+  </w:style>
+  <w:style w:type="character" w:styleId="WWCharLFO9LVL9" w:customStyle="1">
     <w:name w:val="WW_CharLFO9LVL9"/>
     <w:qFormat/>
     <w:rPr>
-      <w:rFonts w:ascii="OpenSymbol" w:eastAsia="OpenSymbol" w:hAnsi="OpenSymbol" w:cs="OpenSymbol"/>
-    </w:rPr>
-  </w:style>
-  <w:style w:type="character" w:customStyle="1" w:styleId="WWCharLFO10LVL1">
+      <w:rFonts w:ascii="OpenSymbol" w:hAnsi="OpenSymbol" w:eastAsia="OpenSymbol" w:cs="OpenSymbol"/>
+    </w:rPr>
+  </w:style>
+  <w:style w:type="character" w:styleId="WWCharLFO10LVL1" w:customStyle="1">
     <w:name w:val="WW_CharLFO10LVL1"/>
     <w:qFormat/>
     <w:rPr>
-      <w:rFonts w:ascii="OpenSymbol" w:eastAsia="OpenSymbol" w:hAnsi="OpenSymbol" w:cs="OpenSymbol"/>
-    </w:rPr>
-  </w:style>
-  <w:style w:type="character" w:customStyle="1" w:styleId="WWCharLFO10LVL2">
+      <w:rFonts w:ascii="OpenSymbol" w:hAnsi="OpenSymbol" w:eastAsia="OpenSymbol" w:cs="OpenSymbol"/>
+    </w:rPr>
+  </w:style>
+  <w:style w:type="character" w:styleId="WWCharLFO10LVL2" w:customStyle="1">
     <w:name w:val="WW_CharLFO10LVL2"/>
     <w:qFormat/>
     <w:rPr>
-      <w:rFonts w:ascii="OpenSymbol" w:eastAsia="OpenSymbol" w:hAnsi="OpenSymbol" w:cs="OpenSymbol"/>
-    </w:rPr>
-  </w:style>
-  <w:style w:type="character" w:customStyle="1" w:styleId="WWCharLFO10LVL3">
+      <w:rFonts w:ascii="OpenSymbol" w:hAnsi="OpenSymbol" w:eastAsia="OpenSymbol" w:cs="OpenSymbol"/>
+    </w:rPr>
+  </w:style>
+  <w:style w:type="character" w:styleId="WWCharLFO10LVL3" w:customStyle="1">
     <w:name w:val="WW_CharLFO10LVL3"/>
     <w:qFormat/>
     <w:rPr>
-      <w:rFonts w:ascii="OpenSymbol" w:eastAsia="OpenSymbol" w:hAnsi="OpenSymbol" w:cs="OpenSymbol"/>
-    </w:rPr>
-  </w:style>
-  <w:style w:type="character" w:customStyle="1" w:styleId="WWCharLFO10LVL4">
+      <w:rFonts w:ascii="OpenSymbol" w:hAnsi="OpenSymbol" w:eastAsia="OpenSymbol" w:cs="OpenSymbol"/>
+    </w:rPr>
+  </w:style>
+  <w:style w:type="character" w:styleId="WWCharLFO10LVL4" w:customStyle="1">
     <w:name w:val="WW_CharLFO10LVL4"/>
     <w:qFormat/>
     <w:rPr>
-      <w:rFonts w:ascii="OpenSymbol" w:eastAsia="OpenSymbol" w:hAnsi="OpenSymbol" w:cs="OpenSymbol"/>
-    </w:rPr>
-  </w:style>
-  <w:style w:type="character" w:customStyle="1" w:styleId="WWCharLFO10LVL5">
+      <w:rFonts w:ascii="OpenSymbol" w:hAnsi="OpenSymbol" w:eastAsia="OpenSymbol" w:cs="OpenSymbol"/>
+    </w:rPr>
+  </w:style>
+  <w:style w:type="character" w:styleId="WWCharLFO10LVL5" w:customStyle="1">
     <w:name w:val="WW_CharLFO10LVL5"/>
     <w:qFormat/>
     <w:rPr>
-      <w:rFonts w:ascii="OpenSymbol" w:eastAsia="OpenSymbol" w:hAnsi="OpenSymbol" w:cs="OpenSymbol"/>
-    </w:rPr>
-  </w:style>
-  <w:style w:type="character" w:customStyle="1" w:styleId="WWCharLFO10LVL6">
+      <w:rFonts w:ascii="OpenSymbol" w:hAnsi="OpenSymbol" w:eastAsia="OpenSymbol" w:cs="OpenSymbol"/>
+    </w:rPr>
+  </w:style>
+  <w:style w:type="character" w:styleId="WWCharLFO10LVL6" w:customStyle="1">
     <w:name w:val="WW_CharLFO10LVL6"/>
     <w:qFormat/>
     <w:rPr>
-      <w:rFonts w:ascii="OpenSymbol" w:eastAsia="OpenSymbol" w:hAnsi="OpenSymbol" w:cs="OpenSymbol"/>
-    </w:rPr>
-  </w:style>
-  <w:style w:type="character" w:customStyle="1" w:styleId="WWCharLFO10LVL7">
+      <w:rFonts w:ascii="OpenSymbol" w:hAnsi="OpenSymbol" w:eastAsia="OpenSymbol" w:cs="OpenSymbol"/>
+    </w:rPr>
+  </w:style>
+  <w:style w:type="character" w:styleId="WWCharLFO10LVL7" w:customStyle="1">
     <w:name w:val="WW_CharLFO10LVL7"/>
     <w:qFormat/>
     <w:rPr>
-      <w:rFonts w:ascii="OpenSymbol" w:eastAsia="OpenSymbol" w:hAnsi="OpenSymbol" w:cs="OpenSymbol"/>
-    </w:rPr>
-  </w:style>
-  <w:style w:type="character" w:customStyle="1" w:styleId="WWCharLFO10LVL8">
+      <w:rFonts w:ascii="OpenSymbol" w:hAnsi="OpenSymbol" w:eastAsia="OpenSymbol" w:cs="OpenSymbol"/>
+    </w:rPr>
+  </w:style>
+  <w:style w:type="character" w:styleId="WWCharLFO10LVL8" w:customStyle="1">
     <w:name w:val="WW_CharLFO10LVL8"/>
     <w:qFormat/>
     <w:rPr>
-      <w:rFonts w:ascii="OpenSymbol" w:eastAsia="OpenSymbol" w:hAnsi="OpenSymbol" w:cs="OpenSymbol"/>
-    </w:rPr>
-  </w:style>
-  <w:style w:type="character" w:customStyle="1" w:styleId="WWCharLFO10LVL9">
+      <w:rFonts w:ascii="OpenSymbol" w:hAnsi="OpenSymbol" w:eastAsia="OpenSymbol" w:cs="OpenSymbol"/>
+    </w:rPr>
+  </w:style>
+  <w:style w:type="character" w:styleId="WWCharLFO10LVL9" w:customStyle="1">
     <w:name w:val="WW_CharLFO10LVL9"/>
     <w:qFormat/>
     <w:rPr>
-      <w:rFonts w:ascii="OpenSymbol" w:eastAsia="OpenSymbol" w:hAnsi="OpenSymbol" w:cs="OpenSymbol"/>
-    </w:rPr>
-  </w:style>
-  <w:style w:type="character" w:customStyle="1" w:styleId="WWCharLFO11LVL1">
+      <w:rFonts w:ascii="OpenSymbol" w:hAnsi="OpenSymbol" w:eastAsia="OpenSymbol" w:cs="OpenSymbol"/>
+    </w:rPr>
+  </w:style>
+  <w:style w:type="character" w:styleId="WWCharLFO11LVL1" w:customStyle="1">
     <w:name w:val="WW_CharLFO11LVL1"/>
     <w:qFormat/>
     <w:rPr>
-      <w:rFonts w:ascii="OpenSymbol" w:eastAsia="OpenSymbol" w:hAnsi="OpenSymbol" w:cs="OpenSymbol"/>
-    </w:rPr>
-  </w:style>
-  <w:style w:type="character" w:customStyle="1" w:styleId="WWCharLFO11LVL2">
+      <w:rFonts w:ascii="OpenSymbol" w:hAnsi="OpenSymbol" w:eastAsia="OpenSymbol" w:cs="OpenSymbol"/>
+    </w:rPr>
+  </w:style>
+  <w:style w:type="character" w:styleId="WWCharLFO11LVL2" w:customStyle="1">
     <w:name w:val="WW_CharLFO11LVL2"/>
     <w:qFormat/>
     <w:rPr>
-      <w:rFonts w:ascii="OpenSymbol" w:eastAsia="OpenSymbol" w:hAnsi="OpenSymbol" w:cs="OpenSymbol"/>
-    </w:rPr>
-  </w:style>
-  <w:style w:type="character" w:customStyle="1" w:styleId="WWCharLFO11LVL3">
+      <w:rFonts w:ascii="OpenSymbol" w:hAnsi="OpenSymbol" w:eastAsia="OpenSymbol" w:cs="OpenSymbol"/>
+    </w:rPr>
+  </w:style>
+  <w:style w:type="character" w:styleId="WWCharLFO11LVL3" w:customStyle="1">
     <w:name w:val="WW_CharLFO11LVL3"/>
     <w:qFormat/>
     <w:rPr>
-      <w:rFonts w:ascii="OpenSymbol" w:eastAsia="OpenSymbol" w:hAnsi="OpenSymbol" w:cs="OpenSymbol"/>
-    </w:rPr>
-  </w:style>
-  <w:style w:type="character" w:customStyle="1" w:styleId="WWCharLFO11LVL4">
+      <w:rFonts w:ascii="OpenSymbol" w:hAnsi="OpenSymbol" w:eastAsia="OpenSymbol" w:cs="OpenSymbol"/>
+    </w:rPr>
+  </w:style>
+  <w:style w:type="character" w:styleId="WWCharLFO11LVL4" w:customStyle="1">
     <w:name w:val="WW_CharLFO11LVL4"/>
     <w:qFormat/>
     <w:rPr>
-      <w:rFonts w:ascii="OpenSymbol" w:eastAsia="OpenSymbol" w:hAnsi="OpenSymbol" w:cs="OpenSymbol"/>
-    </w:rPr>
-  </w:style>
-  <w:style w:type="character" w:customStyle="1" w:styleId="WWCharLFO11LVL5">
+      <w:rFonts w:ascii="OpenSymbol" w:hAnsi="OpenSymbol" w:eastAsia="OpenSymbol" w:cs="OpenSymbol"/>
+    </w:rPr>
+  </w:style>
+  <w:style w:type="character" w:styleId="WWCharLFO11LVL5" w:customStyle="1">
     <w:name w:val="WW_CharLFO11LVL5"/>
     <w:qFormat/>
     <w:rPr>
-      <w:rFonts w:ascii="OpenSymbol" w:eastAsia="OpenSymbol" w:hAnsi="OpenSymbol" w:cs="OpenSymbol"/>
-    </w:rPr>
-  </w:style>
-  <w:style w:type="character" w:customStyle="1" w:styleId="WWCharLFO11LVL6">
+      <w:rFonts w:ascii="OpenSymbol" w:hAnsi="OpenSymbol" w:eastAsia="OpenSymbol" w:cs="OpenSymbol"/>
+    </w:rPr>
+  </w:style>
+  <w:style w:type="character" w:styleId="WWCharLFO11LVL6" w:customStyle="1">
     <w:name w:val="WW_CharLFO11LVL6"/>
     <w:qFormat/>
     <w:rPr>
-      <w:rFonts w:ascii="OpenSymbol" w:eastAsia="OpenSymbol" w:hAnsi="OpenSymbol" w:cs="OpenSymbol"/>
-    </w:rPr>
-  </w:style>
-  <w:style w:type="character" w:customStyle="1" w:styleId="WWCharLFO11LVL7">
+      <w:rFonts w:ascii="OpenSymbol" w:hAnsi="OpenSymbol" w:eastAsia="OpenSymbol" w:cs="OpenSymbol"/>
+    </w:rPr>
+  </w:style>
+  <w:style w:type="character" w:styleId="WWCharLFO11LVL7" w:customStyle="1">
     <w:name w:val="WW_CharLFO11LVL7"/>
     <w:qFormat/>
     <w:rPr>
-      <w:rFonts w:ascii="OpenSymbol" w:eastAsia="OpenSymbol" w:hAnsi="OpenSymbol" w:cs="OpenSymbol"/>
-    </w:rPr>
-  </w:style>
-  <w:style w:type="character" w:customStyle="1" w:styleId="WWCharLFO11LVL8">
+      <w:rFonts w:ascii="OpenSymbol" w:hAnsi="OpenSymbol" w:eastAsia="OpenSymbol" w:cs="OpenSymbol"/>
+    </w:rPr>
+  </w:style>
+  <w:style w:type="character" w:styleId="WWCharLFO11LVL8" w:customStyle="1">
     <w:name w:val="WW_CharLFO11LVL8"/>
     <w:qFormat/>
     <w:rPr>
-      <w:rFonts w:ascii="OpenSymbol" w:eastAsia="OpenSymbol" w:hAnsi="OpenSymbol" w:cs="OpenSymbol"/>
-    </w:rPr>
-  </w:style>
-  <w:style w:type="character" w:customStyle="1" w:styleId="WWCharLFO11LVL9">
+      <w:rFonts w:ascii="OpenSymbol" w:hAnsi="OpenSymbol" w:eastAsia="OpenSymbol" w:cs="OpenSymbol"/>
+    </w:rPr>
+  </w:style>
+  <w:style w:type="character" w:styleId="WWCharLFO11LVL9" w:customStyle="1">
     <w:name w:val="WW_CharLFO11LVL9"/>
     <w:qFormat/>
     <w:rPr>
-      <w:rFonts w:ascii="OpenSymbol" w:eastAsia="OpenSymbol" w:hAnsi="OpenSymbol" w:cs="OpenSymbol"/>
-    </w:rPr>
-  </w:style>
-  <w:style w:type="character" w:customStyle="1" w:styleId="WWCharLFO12LVL1">
+      <w:rFonts w:ascii="OpenSymbol" w:hAnsi="OpenSymbol" w:eastAsia="OpenSymbol" w:cs="OpenSymbol"/>
+    </w:rPr>
+  </w:style>
+  <w:style w:type="character" w:styleId="WWCharLFO12LVL1" w:customStyle="1">
     <w:name w:val="WW_CharLFO12LVL1"/>
     <w:qFormat/>
     <w:rPr>
-      <w:rFonts w:ascii="OpenSymbol" w:eastAsia="OpenSymbol" w:hAnsi="OpenSymbol" w:cs="OpenSymbol"/>
-    </w:rPr>
-  </w:style>
-  <w:style w:type="character" w:customStyle="1" w:styleId="WWCharLFO12LVL2">
+      <w:rFonts w:ascii="OpenSymbol" w:hAnsi="OpenSymbol" w:eastAsia="OpenSymbol" w:cs="OpenSymbol"/>
+    </w:rPr>
+  </w:style>
+  <w:style w:type="character" w:styleId="WWCharLFO12LVL2" w:customStyle="1">
     <w:name w:val="WW_CharLFO12LVL2"/>
     <w:qFormat/>
     <w:rPr>
-      <w:rFonts w:ascii="OpenSymbol" w:eastAsia="OpenSymbol" w:hAnsi="OpenSymbol" w:cs="OpenSymbol"/>
-    </w:rPr>
-  </w:style>
-  <w:style w:type="character" w:customStyle="1" w:styleId="WWCharLFO12LVL3">
+      <w:rFonts w:ascii="OpenSymbol" w:hAnsi="OpenSymbol" w:eastAsia="OpenSymbol" w:cs="OpenSymbol"/>
+    </w:rPr>
+  </w:style>
+  <w:style w:type="character" w:styleId="WWCharLFO12LVL3" w:customStyle="1">
     <w:name w:val="WW_CharLFO12LVL3"/>
     <w:qFormat/>
     <w:rPr>
-      <w:rFonts w:ascii="OpenSymbol" w:eastAsia="OpenSymbol" w:hAnsi="OpenSymbol" w:cs="OpenSymbol"/>
-    </w:rPr>
-  </w:style>
-  <w:style w:type="character" w:customStyle="1" w:styleId="WWCharLFO12LVL4">
+      <w:rFonts w:ascii="OpenSymbol" w:hAnsi="OpenSymbol" w:eastAsia="OpenSymbol" w:cs="OpenSymbol"/>
+    </w:rPr>
+  </w:style>
+  <w:style w:type="character" w:styleId="WWCharLFO12LVL4" w:customStyle="1">
     <w:name w:val="WW_CharLFO12LVL4"/>
     <w:qFormat/>
     <w:rPr>
-      <w:rFonts w:ascii="OpenSymbol" w:eastAsia="OpenSymbol" w:hAnsi="OpenSymbol" w:cs="OpenSymbol"/>
-    </w:rPr>
-  </w:style>
-  <w:style w:type="character" w:customStyle="1" w:styleId="WWCharLFO12LVL5">
+      <w:rFonts w:ascii="OpenSymbol" w:hAnsi="OpenSymbol" w:eastAsia="OpenSymbol" w:cs="OpenSymbol"/>
+    </w:rPr>
+  </w:style>
+  <w:style w:type="character" w:styleId="WWCharLFO12LVL5" w:customStyle="1">
     <w:name w:val="WW_CharLFO12LVL5"/>
     <w:qFormat/>
     <w:rPr>
-      <w:rFonts w:ascii="OpenSymbol" w:eastAsia="OpenSymbol" w:hAnsi="OpenSymbol" w:cs="OpenSymbol"/>
-    </w:rPr>
-  </w:style>
-  <w:style w:type="character" w:customStyle="1" w:styleId="WWCharLFO12LVL6">
+      <w:rFonts w:ascii="OpenSymbol" w:hAnsi="OpenSymbol" w:eastAsia="OpenSymbol" w:cs="OpenSymbol"/>
+    </w:rPr>
+  </w:style>
+  <w:style w:type="character" w:styleId="WWCharLFO12LVL6" w:customStyle="1">
     <w:name w:val="WW_CharLFO12LVL6"/>
     <w:qFormat/>
     <w:rPr>
-      <w:rFonts w:ascii="OpenSymbol" w:eastAsia="OpenSymbol" w:hAnsi="OpenSymbol" w:cs="OpenSymbol"/>
-    </w:rPr>
-  </w:style>
-  <w:style w:type="character" w:customStyle="1" w:styleId="WWCharLFO12LVL7">
+      <w:rFonts w:ascii="OpenSymbol" w:hAnsi="OpenSymbol" w:eastAsia="OpenSymbol" w:cs="OpenSymbol"/>
+    </w:rPr>
+  </w:style>
+  <w:style w:type="character" w:styleId="WWCharLFO12LVL7" w:customStyle="1">
     <w:name w:val="WW_CharLFO12LVL7"/>
     <w:qFormat/>
     <w:rPr>
-      <w:rFonts w:ascii="OpenSymbol" w:eastAsia="OpenSymbol" w:hAnsi="OpenSymbol" w:cs="OpenSymbol"/>
-    </w:rPr>
-  </w:style>
-  <w:style w:type="character" w:customStyle="1" w:styleId="WWCharLFO12LVL8">
+      <w:rFonts w:ascii="OpenSymbol" w:hAnsi="OpenSymbol" w:eastAsia="OpenSymbol" w:cs="OpenSymbol"/>
+    </w:rPr>
+  </w:style>
+  <w:style w:type="character" w:styleId="WWCharLFO12LVL8" w:customStyle="1">
     <w:name w:val="WW_CharLFO12LVL8"/>
     <w:qFormat/>
     <w:rPr>
-      <w:rFonts w:ascii="OpenSymbol" w:eastAsia="OpenSymbol" w:hAnsi="OpenSymbol" w:cs="OpenSymbol"/>
-    </w:rPr>
-  </w:style>
-  <w:style w:type="character" w:customStyle="1" w:styleId="WWCharLFO12LVL9">
+      <w:rFonts w:ascii="OpenSymbol" w:hAnsi="OpenSymbol" w:eastAsia="OpenSymbol" w:cs="OpenSymbol"/>
+    </w:rPr>
+  </w:style>
+  <w:style w:type="character" w:styleId="WWCharLFO12LVL9" w:customStyle="1">
     <w:name w:val="WW_CharLFO12LVL9"/>
     <w:qFormat/>
     <w:rPr>
-      <w:rFonts w:ascii="OpenSymbol" w:eastAsia="OpenSymbol" w:hAnsi="OpenSymbol" w:cs="OpenSymbol"/>
-    </w:rPr>
-  </w:style>
-  <w:style w:type="character" w:customStyle="1" w:styleId="WWCharLFO13LVL1">
+      <w:rFonts w:ascii="OpenSymbol" w:hAnsi="OpenSymbol" w:eastAsia="OpenSymbol" w:cs="OpenSymbol"/>
+    </w:rPr>
+  </w:style>
+  <w:style w:type="character" w:styleId="WWCharLFO13LVL1" w:customStyle="1">
     <w:name w:val="WW_CharLFO13LVL1"/>
     <w:qFormat/>
     <w:rPr>
-      <w:rFonts w:ascii="OpenSymbol" w:eastAsia="OpenSymbol" w:hAnsi="OpenSymbol" w:cs="OpenSymbol"/>
-    </w:rPr>
-  </w:style>
-  <w:style w:type="character" w:customStyle="1" w:styleId="WWCharLFO13LVL2">
+      <w:rFonts w:ascii="OpenSymbol" w:hAnsi="OpenSymbol" w:eastAsia="OpenSymbol" w:cs="OpenSymbol"/>
+    </w:rPr>
+  </w:style>
+  <w:style w:type="character" w:styleId="WWCharLFO13LVL2" w:customStyle="1">
     <w:name w:val="WW_CharLFO13LVL2"/>
     <w:qFormat/>
     <w:rPr>
-      <w:rFonts w:ascii="OpenSymbol" w:eastAsia="OpenSymbol" w:hAnsi="OpenSymbol" w:cs="OpenSymbol"/>
-    </w:rPr>
-  </w:style>
-  <w:style w:type="character" w:customStyle="1" w:styleId="WWCharLFO13LVL3">
+      <w:rFonts w:ascii="OpenSymbol" w:hAnsi="OpenSymbol" w:eastAsia="OpenSymbol" w:cs="OpenSymbol"/>
+    </w:rPr>
+  </w:style>
+  <w:style w:type="character" w:styleId="WWCharLFO13LVL3" w:customStyle="1">
     <w:name w:val="WW_CharLFO13LVL3"/>
     <w:qFormat/>
     <w:rPr>
-      <w:rFonts w:ascii="OpenSymbol" w:eastAsia="OpenSymbol" w:hAnsi="OpenSymbol" w:cs="OpenSymbol"/>
-    </w:rPr>
-  </w:style>
-  <w:style w:type="character" w:customStyle="1" w:styleId="WWCharLFO13LVL4">
+      <w:rFonts w:ascii="OpenSymbol" w:hAnsi="OpenSymbol" w:eastAsia="OpenSymbol" w:cs="OpenSymbol"/>
+    </w:rPr>
+  </w:style>
+  <w:style w:type="character" w:styleId="WWCharLFO13LVL4" w:customStyle="1">
     <w:name w:val="WW_CharLFO13LVL4"/>
     <w:qFormat/>
     <w:rPr>
-      <w:rFonts w:ascii="OpenSymbol" w:eastAsia="OpenSymbol" w:hAnsi="OpenSymbol" w:cs="OpenSymbol"/>
-    </w:rPr>
-  </w:style>
-  <w:style w:type="character" w:customStyle="1" w:styleId="WWCharLFO13LVL5">
+      <w:rFonts w:ascii="OpenSymbol" w:hAnsi="OpenSymbol" w:eastAsia="OpenSymbol" w:cs="OpenSymbol"/>
+    </w:rPr>
+  </w:style>
+  <w:style w:type="character" w:styleId="WWCharLFO13LVL5" w:customStyle="1">
     <w:name w:val="WW_CharLFO13LVL5"/>
     <w:qFormat/>
     <w:rPr>
-      <w:rFonts w:ascii="OpenSymbol" w:eastAsia="OpenSymbol" w:hAnsi="OpenSymbol" w:cs="OpenSymbol"/>
-    </w:rPr>
-  </w:style>
-  <w:style w:type="character" w:customStyle="1" w:styleId="WWCharLFO13LVL6">
+      <w:rFonts w:ascii="OpenSymbol" w:hAnsi="OpenSymbol" w:eastAsia="OpenSymbol" w:cs="OpenSymbol"/>
+    </w:rPr>
+  </w:style>
+  <w:style w:type="character" w:styleId="WWCharLFO13LVL6" w:customStyle="1">
     <w:name w:val="WW_CharLFO13LVL6"/>
     <w:qFormat/>
     <w:rPr>
-      <w:rFonts w:ascii="OpenSymbol" w:eastAsia="OpenSymbol" w:hAnsi="OpenSymbol" w:cs="OpenSymbol"/>
-    </w:rPr>
-  </w:style>
-  <w:style w:type="character" w:customStyle="1" w:styleId="WWCharLFO13LVL7">
+      <w:rFonts w:ascii="OpenSymbol" w:hAnsi="OpenSymbol" w:eastAsia="OpenSymbol" w:cs="OpenSymbol"/>
+    </w:rPr>
+  </w:style>
+  <w:style w:type="character" w:styleId="WWCharLFO13LVL7" w:customStyle="1">
     <w:name w:val="WW_CharLFO13LVL7"/>
     <w:qFormat/>
     <w:rPr>
-      <w:rFonts w:ascii="OpenSymbol" w:eastAsia="OpenSymbol" w:hAnsi="OpenSymbol" w:cs="OpenSymbol"/>
-    </w:rPr>
-  </w:style>
-  <w:style w:type="character" w:customStyle="1" w:styleId="WWCharLFO13LVL8">
+      <w:rFonts w:ascii="OpenSymbol" w:hAnsi="OpenSymbol" w:eastAsia="OpenSymbol" w:cs="OpenSymbol"/>
+    </w:rPr>
+  </w:style>
+  <w:style w:type="character" w:styleId="WWCharLFO13LVL8" w:customStyle="1">
     <w:name w:val="WW_CharLFO13LVL8"/>
     <w:qFormat/>
     <w:rPr>
-      <w:rFonts w:ascii="OpenSymbol" w:eastAsia="OpenSymbol" w:hAnsi="OpenSymbol" w:cs="OpenSymbol"/>
-    </w:rPr>
-  </w:style>
-  <w:style w:type="character" w:customStyle="1" w:styleId="WWCharLFO13LVL9">
+      <w:rFonts w:ascii="OpenSymbol" w:hAnsi="OpenSymbol" w:eastAsia="OpenSymbol" w:cs="OpenSymbol"/>
+    </w:rPr>
+  </w:style>
+  <w:style w:type="character" w:styleId="WWCharLFO13LVL9" w:customStyle="1">
     <w:name w:val="WW_CharLFO13LVL9"/>
     <w:qFormat/>
     <w:rPr>
-      <w:rFonts w:ascii="OpenSymbol" w:eastAsia="OpenSymbol" w:hAnsi="OpenSymbol" w:cs="OpenSymbol"/>
-    </w:rPr>
-  </w:style>
-  <w:style w:type="character" w:customStyle="1" w:styleId="WWCharLFO14LVL1">
+      <w:rFonts w:ascii="OpenSymbol" w:hAnsi="OpenSymbol" w:eastAsia="OpenSymbol" w:cs="OpenSymbol"/>
+    </w:rPr>
+  </w:style>
+  <w:style w:type="character" w:styleId="WWCharLFO14LVL1" w:customStyle="1">
     <w:name w:val="WW_CharLFO14LVL1"/>
     <w:qFormat/>
     <w:rPr>
@@ -24942,14 +25396,14 @@
       <w:sz w:val="20"/>
     </w:rPr>
   </w:style>
-  <w:style w:type="character" w:customStyle="1" w:styleId="WWCharLFO14LVL2">
+  <w:style w:type="character" w:styleId="WWCharLFO14LVL2" w:customStyle="1">
     <w:name w:val="WW_CharLFO14LVL2"/>
     <w:qFormat/>
     <w:rPr>
       <w:sz w:val="20"/>
     </w:rPr>
   </w:style>
-  <w:style w:type="character" w:customStyle="1" w:styleId="WWCharLFO14LVL3">
+  <w:style w:type="character" w:styleId="WWCharLFO14LVL3" w:customStyle="1">
     <w:name w:val="WW_CharLFO14LVL3"/>
     <w:qFormat/>
     <w:rPr>
@@ -24957,7 +25411,7 @@
       <w:sz w:val="20"/>
     </w:rPr>
   </w:style>
-  <w:style w:type="character" w:customStyle="1" w:styleId="WWCharLFO14LVL4">
+  <w:style w:type="character" w:styleId="WWCharLFO14LVL4" w:customStyle="1">
     <w:name w:val="WW_CharLFO14LVL4"/>
     <w:qFormat/>
     <w:rPr>
@@ -24965,7 +25419,7 @@
       <w:sz w:val="20"/>
     </w:rPr>
   </w:style>
-  <w:style w:type="character" w:customStyle="1" w:styleId="WWCharLFO14LVL5">
+  <w:style w:type="character" w:styleId="WWCharLFO14LVL5" w:customStyle="1">
     <w:name w:val="WW_CharLFO14LVL5"/>
     <w:qFormat/>
     <w:rPr>
@@ -24973,7 +25427,7 @@
       <w:sz w:val="20"/>
     </w:rPr>
   </w:style>
-  <w:style w:type="character" w:customStyle="1" w:styleId="WWCharLFO14LVL6">
+  <w:style w:type="character" w:styleId="WWCharLFO14LVL6" w:customStyle="1">
     <w:name w:val="WW_CharLFO14LVL6"/>
     <w:qFormat/>
     <w:rPr>
@@ -24981,7 +25435,7 @@
       <w:sz w:val="20"/>
     </w:rPr>
   </w:style>
-  <w:style w:type="character" w:customStyle="1" w:styleId="WWCharLFO14LVL7">
+  <w:style w:type="character" w:styleId="WWCharLFO14LVL7" w:customStyle="1">
     <w:name w:val="WW_CharLFO14LVL7"/>
     <w:qFormat/>
     <w:rPr>
@@ -24989,7 +25443,7 @@
       <w:sz w:val="20"/>
     </w:rPr>
   </w:style>
-  <w:style w:type="character" w:customStyle="1" w:styleId="WWCharLFO14LVL8">
+  <w:style w:type="character" w:styleId="WWCharLFO14LVL8" w:customStyle="1">
     <w:name w:val="WW_CharLFO14LVL8"/>
     <w:qFormat/>
     <w:rPr>
@@ -24997,7 +25451,7 @@
       <w:sz w:val="20"/>
     </w:rPr>
   </w:style>
-  <w:style w:type="character" w:customStyle="1" w:styleId="WWCharLFO14LVL9">
+  <w:style w:type="character" w:styleId="WWCharLFO14LVL9" w:customStyle="1">
     <w:name w:val="WW_CharLFO14LVL9"/>
     <w:qFormat/>
     <w:rPr>
@@ -25005,7 +25459,7 @@
       <w:sz w:val="20"/>
     </w:rPr>
   </w:style>
-  <w:style w:type="character" w:customStyle="1" w:styleId="WWCharLFO15LVL1">
+  <w:style w:type="character" w:styleId="WWCharLFO15LVL1" w:customStyle="1">
     <w:name w:val="WW_CharLFO15LVL1"/>
     <w:qFormat/>
     <w:rPr>
@@ -25013,14 +25467,14 @@
       <w:sz w:val="20"/>
     </w:rPr>
   </w:style>
-  <w:style w:type="character" w:customStyle="1" w:styleId="WWCharLFO15LVL2">
+  <w:style w:type="character" w:styleId="WWCharLFO15LVL2" w:customStyle="1">
     <w:name w:val="WW_CharLFO15LVL2"/>
     <w:qFormat/>
     <w:rPr>
       <w:sz w:val="20"/>
     </w:rPr>
   </w:style>
-  <w:style w:type="character" w:customStyle="1" w:styleId="WWCharLFO15LVL3">
+  <w:style w:type="character" w:styleId="WWCharLFO15LVL3" w:customStyle="1">
     <w:name w:val="WW_CharLFO15LVL3"/>
     <w:qFormat/>
     <w:rPr>
@@ -25028,7 +25482,7 @@
       <w:sz w:val="20"/>
     </w:rPr>
   </w:style>
-  <w:style w:type="character" w:customStyle="1" w:styleId="WWCharLFO15LVL4">
+  <w:style w:type="character" w:styleId="WWCharLFO15LVL4" w:customStyle="1">
     <w:name w:val="WW_CharLFO15LVL4"/>
     <w:qFormat/>
     <w:rPr>
@@ -25036,7 +25490,7 @@
       <w:sz w:val="20"/>
     </w:rPr>
   </w:style>
-  <w:style w:type="character" w:customStyle="1" w:styleId="WWCharLFO15LVL5">
+  <w:style w:type="character" w:styleId="WWCharLFO15LVL5" w:customStyle="1">
     <w:name w:val="WW_CharLFO15LVL5"/>
     <w:qFormat/>
     <w:rPr>
@@ -25044,7 +25498,7 @@
       <w:sz w:val="20"/>
     </w:rPr>
   </w:style>
-  <w:style w:type="character" w:customStyle="1" w:styleId="WWCharLFO15LVL6">
+  <w:style w:type="character" w:styleId="WWCharLFO15LVL6" w:customStyle="1">
     <w:name w:val="WW_CharLFO15LVL6"/>
     <w:qFormat/>
     <w:rPr>
@@ -25052,7 +25506,7 @@
       <w:sz w:val="20"/>
     </w:rPr>
   </w:style>
-  <w:style w:type="character" w:customStyle="1" w:styleId="WWCharLFO15LVL7">
+  <w:style w:type="character" w:styleId="WWCharLFO15LVL7" w:customStyle="1">
     <w:name w:val="WW_CharLFO15LVL7"/>
     <w:qFormat/>
     <w:rPr>
@@ -25060,7 +25514,7 @@
       <w:sz w:val="20"/>
     </w:rPr>
   </w:style>
-  <w:style w:type="character" w:customStyle="1" w:styleId="WWCharLFO15LVL8">
+  <w:style w:type="character" w:styleId="WWCharLFO15LVL8" w:customStyle="1">
     <w:name w:val="WW_CharLFO15LVL8"/>
     <w:qFormat/>
     <w:rPr>
@@ -25068,7 +25522,7 @@
       <w:sz w:val="20"/>
     </w:rPr>
   </w:style>
-  <w:style w:type="character" w:customStyle="1" w:styleId="WWCharLFO15LVL9">
+  <w:style w:type="character" w:styleId="WWCharLFO15LVL9" w:customStyle="1">
     <w:name w:val="WW_CharLFO15LVL9"/>
     <w:qFormat/>
     <w:rPr>
@@ -25076,7 +25530,7 @@
       <w:sz w:val="20"/>
     </w:rPr>
   </w:style>
-  <w:style w:type="character" w:customStyle="1" w:styleId="WWCharLFO16LVL1">
+  <w:style w:type="character" w:styleId="WWCharLFO16LVL1" w:customStyle="1">
     <w:name w:val="WW_CharLFO16LVL1"/>
     <w:qFormat/>
     <w:rPr>
@@ -25084,14 +25538,14 @@
       <w:sz w:val="20"/>
     </w:rPr>
   </w:style>
-  <w:style w:type="character" w:customStyle="1" w:styleId="WWCharLFO16LVL2">
+  <w:style w:type="character" w:styleId="WWCharLFO16LVL2" w:customStyle="1">
     <w:name w:val="WW_CharLFO16LVL2"/>
     <w:qFormat/>
     <w:rPr>
       <w:sz w:val="20"/>
     </w:rPr>
   </w:style>
-  <w:style w:type="character" w:customStyle="1" w:styleId="WWCharLFO16LVL3">
+  <w:style w:type="character" w:styleId="WWCharLFO16LVL3" w:customStyle="1">
     <w:name w:val="WW_CharLFO16LVL3"/>
     <w:qFormat/>
     <w:rPr>
@@ -25099,7 +25553,7 @@
       <w:sz w:val="20"/>
     </w:rPr>
   </w:style>
-  <w:style w:type="character" w:customStyle="1" w:styleId="WWCharLFO16LVL4">
+  <w:style w:type="character" w:styleId="WWCharLFO16LVL4" w:customStyle="1">
     <w:name w:val="WW_CharLFO16LVL4"/>
     <w:qFormat/>
     <w:rPr>
@@ -25107,7 +25561,7 @@
       <w:sz w:val="20"/>
     </w:rPr>
   </w:style>
-  <w:style w:type="character" w:customStyle="1" w:styleId="WWCharLFO16LVL5">
+  <w:style w:type="character" w:styleId="WWCharLFO16LVL5" w:customStyle="1">
     <w:name w:val="WW_CharLFO16LVL5"/>
     <w:qFormat/>
     <w:rPr>
@@ -25115,7 +25569,7 @@
       <w:sz w:val="20"/>
     </w:rPr>
   </w:style>
-  <w:style w:type="character" w:customStyle="1" w:styleId="WWCharLFO16LVL6">
+  <w:style w:type="character" w:styleId="WWCharLFO16LVL6" w:customStyle="1">
     <w:name w:val="WW_CharLFO16LVL6"/>
     <w:qFormat/>
     <w:rPr>
@@ -25123,7 +25577,7 @@
       <w:sz w:val="20"/>
     </w:rPr>
   </w:style>
-  <w:style w:type="character" w:customStyle="1" w:styleId="WWCharLFO16LVL7">
+  <w:style w:type="character" w:styleId="WWCharLFO16LVL7" w:customStyle="1">
     <w:name w:val="WW_CharLFO16LVL7"/>
     <w:qFormat/>
     <w:rPr>
@@ -25131,7 +25585,7 @@
       <w:sz w:val="20"/>
     </w:rPr>
   </w:style>
-  <w:style w:type="character" w:customStyle="1" w:styleId="WWCharLFO16LVL8">
+  <w:style w:type="character" w:styleId="WWCharLFO16LVL8" w:customStyle="1">
     <w:name w:val="WW_CharLFO16LVL8"/>
     <w:qFormat/>
     <w:rPr>
@@ -25139,7 +25593,7 @@
       <w:sz w:val="20"/>
     </w:rPr>
   </w:style>
-  <w:style w:type="character" w:customStyle="1" w:styleId="WWCharLFO16LVL9">
+  <w:style w:type="character" w:styleId="WWCharLFO16LVL9" w:customStyle="1">
     <w:name w:val="WW_CharLFO16LVL9"/>
     <w:qFormat/>
     <w:rPr>
@@ -25147,7 +25601,7 @@
       <w:sz w:val="20"/>
     </w:rPr>
   </w:style>
-  <w:style w:type="character" w:customStyle="1" w:styleId="WWCharLFO17LVL1">
+  <w:style w:type="character" w:styleId="WWCharLFO17LVL1" w:customStyle="1">
     <w:name w:val="WW_CharLFO17LVL1"/>
     <w:qFormat/>
     <w:rPr>
@@ -25155,14 +25609,14 @@
       <w:sz w:val="20"/>
     </w:rPr>
   </w:style>
-  <w:style w:type="character" w:customStyle="1" w:styleId="WWCharLFO17LVL2">
+  <w:style w:type="character" w:styleId="WWCharLFO17LVL2" w:customStyle="1">
     <w:name w:val="WW_CharLFO17LVL2"/>
     <w:qFormat/>
     <w:rPr>
       <w:sz w:val="20"/>
     </w:rPr>
   </w:style>
-  <w:style w:type="character" w:customStyle="1" w:styleId="WWCharLFO17LVL3">
+  <w:style w:type="character" w:styleId="WWCharLFO17LVL3" w:customStyle="1">
     <w:name w:val="WW_CharLFO17LVL3"/>
     <w:qFormat/>
     <w:rPr>
@@ -25170,7 +25624,7 @@
       <w:sz w:val="20"/>
     </w:rPr>
   </w:style>
-  <w:style w:type="character" w:customStyle="1" w:styleId="WWCharLFO17LVL4">
+  <w:style w:type="character" w:styleId="WWCharLFO17LVL4" w:customStyle="1">
     <w:name w:val="WW_CharLFO17LVL4"/>
     <w:qFormat/>
     <w:rPr>
@@ -25178,7 +25632,7 @@
       <w:sz w:val="20"/>
     </w:rPr>
   </w:style>
-  <w:style w:type="character" w:customStyle="1" w:styleId="WWCharLFO17LVL5">
+  <w:style w:type="character" w:styleId="WWCharLFO17LVL5" w:customStyle="1">
     <w:name w:val="WW_CharLFO17LVL5"/>
     <w:qFormat/>
     <w:rPr>
@@ -25186,7 +25640,7 @@
       <w:sz w:val="20"/>
     </w:rPr>
   </w:style>
-  <w:style w:type="character" w:customStyle="1" w:styleId="WWCharLFO17LVL6">
+  <w:style w:type="character" w:styleId="WWCharLFO17LVL6" w:customStyle="1">
     <w:name w:val="WW_CharLFO17LVL6"/>
     <w:qFormat/>
     <w:rPr>
@@ -25194,7 +25648,7 @@
       <w:sz w:val="20"/>
     </w:rPr>
   </w:style>
-  <w:style w:type="character" w:customStyle="1" w:styleId="WWCharLFO17LVL7">
+  <w:style w:type="character" w:styleId="WWCharLFO17LVL7" w:customStyle="1">
     <w:name w:val="WW_CharLFO17LVL7"/>
     <w:qFormat/>
     <w:rPr>
@@ -25202,7 +25656,7 @@
       <w:sz w:val="20"/>
     </w:rPr>
   </w:style>
-  <w:style w:type="character" w:customStyle="1" w:styleId="WWCharLFO17LVL8">
+  <w:style w:type="character" w:styleId="WWCharLFO17LVL8" w:customStyle="1">
     <w:name w:val="WW_CharLFO17LVL8"/>
     <w:qFormat/>
     <w:rPr>
@@ -25210,7 +25664,7 @@
       <w:sz w:val="20"/>
     </w:rPr>
   </w:style>
-  <w:style w:type="character" w:customStyle="1" w:styleId="WWCharLFO17LVL9">
+  <w:style w:type="character" w:styleId="WWCharLFO17LVL9" w:customStyle="1">
     <w:name w:val="WW_CharLFO17LVL9"/>
     <w:qFormat/>
     <w:rPr>
@@ -25218,7 +25672,7 @@
       <w:sz w:val="20"/>
     </w:rPr>
   </w:style>
-  <w:style w:type="character" w:customStyle="1" w:styleId="WWCharLFO18LVL1">
+  <w:style w:type="character" w:styleId="WWCharLFO18LVL1" w:customStyle="1">
     <w:name w:val="WW_CharLFO18LVL1"/>
     <w:qFormat/>
     <w:rPr>
@@ -25226,14 +25680,14 @@
       <w:sz w:val="20"/>
     </w:rPr>
   </w:style>
-  <w:style w:type="character" w:customStyle="1" w:styleId="WWCharLFO18LVL2">
+  <w:style w:type="character" w:styleId="WWCharLFO18LVL2" w:customStyle="1">
     <w:name w:val="WW_CharLFO18LVL2"/>
     <w:qFormat/>
     <w:rPr>
       <w:sz w:val="20"/>
     </w:rPr>
   </w:style>
-  <w:style w:type="character" w:customStyle="1" w:styleId="WWCharLFO18LVL3">
+  <w:style w:type="character" w:styleId="WWCharLFO18LVL3" w:customStyle="1">
     <w:name w:val="WW_CharLFO18LVL3"/>
     <w:qFormat/>
     <w:rPr>
@@ -25241,7 +25695,7 @@
       <w:sz w:val="20"/>
     </w:rPr>
   </w:style>
-  <w:style w:type="character" w:customStyle="1" w:styleId="WWCharLFO18LVL4">
+  <w:style w:type="character" w:styleId="WWCharLFO18LVL4" w:customStyle="1">
     <w:name w:val="WW_CharLFO18LVL4"/>
     <w:qFormat/>
     <w:rPr>
@@ -25249,7 +25703,7 @@
       <w:sz w:val="20"/>
     </w:rPr>
   </w:style>
-  <w:style w:type="character" w:customStyle="1" w:styleId="WWCharLFO18LVL5">
+  <w:style w:type="character" w:styleId="WWCharLFO18LVL5" w:customStyle="1">
     <w:name w:val="WW_CharLFO18LVL5"/>
     <w:qFormat/>
     <w:rPr>
@@ -25257,7 +25711,7 @@
       <w:sz w:val="20"/>
     </w:rPr>
   </w:style>
-  <w:style w:type="character" w:customStyle="1" w:styleId="WWCharLFO18LVL6">
+  <w:style w:type="character" w:styleId="WWCharLFO18LVL6" w:customStyle="1">
     <w:name w:val="WW_CharLFO18LVL6"/>
     <w:qFormat/>
     <w:rPr>
@@ -25265,7 +25719,7 @@
       <w:sz w:val="20"/>
     </w:rPr>
   </w:style>
-  <w:style w:type="character" w:customStyle="1" w:styleId="WWCharLFO18LVL7">
+  <w:style w:type="character" w:styleId="WWCharLFO18LVL7" w:customStyle="1">
     <w:name w:val="WW_CharLFO18LVL7"/>
     <w:qFormat/>
     <w:rPr>
@@ -25273,7 +25727,7 @@
       <w:sz w:val="20"/>
     </w:rPr>
   </w:style>
-  <w:style w:type="character" w:customStyle="1" w:styleId="WWCharLFO18LVL8">
+  <w:style w:type="character" w:styleId="WWCharLFO18LVL8" w:customStyle="1">
     <w:name w:val="WW_CharLFO18LVL8"/>
     <w:qFormat/>
     <w:rPr>
@@ -25281,7 +25735,7 @@
       <w:sz w:val="20"/>
     </w:rPr>
   </w:style>
-  <w:style w:type="character" w:customStyle="1" w:styleId="WWCharLFO18LVL9">
+  <w:style w:type="character" w:styleId="WWCharLFO18LVL9" w:customStyle="1">
     <w:name w:val="WW_CharLFO18LVL9"/>
     <w:qFormat/>
     <w:rPr>
@@ -25289,7 +25743,7 @@
       <w:sz w:val="20"/>
     </w:rPr>
   </w:style>
-  <w:style w:type="character" w:customStyle="1" w:styleId="WWCharLFO19LVL1">
+  <w:style w:type="character" w:styleId="WWCharLFO19LVL1" w:customStyle="1">
     <w:name w:val="WW_CharLFO19LVL1"/>
     <w:qFormat/>
     <w:rPr>
@@ -25297,14 +25751,14 @@
       <w:sz w:val="20"/>
     </w:rPr>
   </w:style>
-  <w:style w:type="character" w:customStyle="1" w:styleId="WWCharLFO19LVL2">
+  <w:style w:type="character" w:styleId="WWCharLFO19LVL2" w:customStyle="1">
     <w:name w:val="WW_CharLFO19LVL2"/>
     <w:qFormat/>
     <w:rPr>
       <w:sz w:val="20"/>
     </w:rPr>
   </w:style>
-  <w:style w:type="character" w:customStyle="1" w:styleId="WWCharLFO19LVL3">
+  <w:style w:type="character" w:styleId="WWCharLFO19LVL3" w:customStyle="1">
     <w:name w:val="WW_CharLFO19LVL3"/>
     <w:qFormat/>
     <w:rPr>
@@ -25312,7 +25766,7 @@
       <w:sz w:val="20"/>
     </w:rPr>
   </w:style>
-  <w:style w:type="character" w:customStyle="1" w:styleId="WWCharLFO19LVL4">
+  <w:style w:type="character" w:styleId="WWCharLFO19LVL4" w:customStyle="1">
     <w:name w:val="WW_CharLFO19LVL4"/>
     <w:qFormat/>
     <w:rPr>
@@ -25320,7 +25774,7 @@
       <w:sz w:val="20"/>
     </w:rPr>
   </w:style>
-  <w:style w:type="character" w:customStyle="1" w:styleId="WWCharLFO19LVL5">
+  <w:style w:type="character" w:styleId="WWCharLFO19LVL5" w:customStyle="1">
     <w:name w:val="WW_CharLFO19LVL5"/>
     <w:qFormat/>
     <w:rPr>
@@ -25328,7 +25782,7 @@
       <w:sz w:val="20"/>
     </w:rPr>
   </w:style>
-  <w:style w:type="character" w:customStyle="1" w:styleId="WWCharLFO19LVL6">
+  <w:style w:type="character" w:styleId="WWCharLFO19LVL6" w:customStyle="1">
     <w:name w:val="WW_CharLFO19LVL6"/>
     <w:qFormat/>
     <w:rPr>
@@ -25336,7 +25790,7 @@
       <w:sz w:val="20"/>
     </w:rPr>
   </w:style>
-  <w:style w:type="character" w:customStyle="1" w:styleId="WWCharLFO19LVL7">
+  <w:style w:type="character" w:styleId="WWCharLFO19LVL7" w:customStyle="1">
     <w:name w:val="WW_CharLFO19LVL7"/>
     <w:qFormat/>
     <w:rPr>
@@ -25344,7 +25798,7 @@
       <w:sz w:val="20"/>
     </w:rPr>
   </w:style>
-  <w:style w:type="character" w:customStyle="1" w:styleId="WWCharLFO19LVL8">
+  <w:style w:type="character" w:styleId="WWCharLFO19LVL8" w:customStyle="1">
     <w:name w:val="WW_CharLFO19LVL8"/>
     <w:qFormat/>
     <w:rPr>
@@ -25352,7 +25806,7 @@
       <w:sz w:val="20"/>
     </w:rPr>
   </w:style>
-  <w:style w:type="character" w:customStyle="1" w:styleId="WWCharLFO19LVL9">
+  <w:style w:type="character" w:styleId="WWCharLFO19LVL9" w:customStyle="1">
     <w:name w:val="WW_CharLFO19LVL9"/>
     <w:qFormat/>
     <w:rPr>
@@ -25360,7 +25814,7 @@
       <w:sz w:val="20"/>
     </w:rPr>
   </w:style>
-  <w:style w:type="character" w:customStyle="1" w:styleId="WWCharLFO21LVL1">
+  <w:style w:type="character" w:styleId="WWCharLFO21LVL1" w:customStyle="1">
     <w:name w:val="WW_CharLFO21LVL1"/>
     <w:qFormat/>
     <w:rPr>
@@ -25368,14 +25822,14 @@
       <w:sz w:val="20"/>
     </w:rPr>
   </w:style>
-  <w:style w:type="character" w:customStyle="1" w:styleId="WWCharLFO21LVL2">
+  <w:style w:type="character" w:styleId="WWCharLFO21LVL2" w:customStyle="1">
     <w:name w:val="WW_CharLFO21LVL2"/>
     <w:qFormat/>
     <w:rPr>
       <w:sz w:val="20"/>
     </w:rPr>
   </w:style>
-  <w:style w:type="character" w:customStyle="1" w:styleId="WWCharLFO21LVL3">
+  <w:style w:type="character" w:styleId="WWCharLFO21LVL3" w:customStyle="1">
     <w:name w:val="WW_CharLFO21LVL3"/>
     <w:qFormat/>
     <w:rPr>
@@ -25383,7 +25837,7 @@
       <w:sz w:val="20"/>
     </w:rPr>
   </w:style>
-  <w:style w:type="character" w:customStyle="1" w:styleId="WWCharLFO21LVL4">
+  <w:style w:type="character" w:styleId="WWCharLFO21LVL4" w:customStyle="1">
     <w:name w:val="WW_CharLFO21LVL4"/>
     <w:qFormat/>
     <w:rPr>
@@ -25391,7 +25845,7 @@
       <w:sz w:val="20"/>
     </w:rPr>
   </w:style>
-  <w:style w:type="character" w:customStyle="1" w:styleId="WWCharLFO21LVL5">
+  <w:style w:type="character" w:styleId="WWCharLFO21LVL5" w:customStyle="1">
     <w:name w:val="WW_CharLFO21LVL5"/>
     <w:qFormat/>
     <w:rPr>
@@ -25399,7 +25853,7 @@
       <w:sz w:val="20"/>
     </w:rPr>
   </w:style>
-  <w:style w:type="character" w:customStyle="1" w:styleId="WWCharLFO21LVL6">
+  <w:style w:type="character" w:styleId="WWCharLFO21LVL6" w:customStyle="1">
     <w:name w:val="WW_CharLFO21LVL6"/>
     <w:qFormat/>
     <w:rPr>
@@ -25407,7 +25861,7 @@
       <w:sz w:val="20"/>
     </w:rPr>
   </w:style>
-  <w:style w:type="character" w:customStyle="1" w:styleId="WWCharLFO21LVL7">
+  <w:style w:type="character" w:styleId="WWCharLFO21LVL7" w:customStyle="1">
     <w:name w:val="WW_CharLFO21LVL7"/>
     <w:qFormat/>
     <w:rPr>
@@ -25415,7 +25869,7 @@
       <w:sz w:val="20"/>
     </w:rPr>
   </w:style>
-  <w:style w:type="character" w:customStyle="1" w:styleId="WWCharLFO21LVL8">
+  <w:style w:type="character" w:styleId="WWCharLFO21LVL8" w:customStyle="1">
     <w:name w:val="WW_CharLFO21LVL8"/>
     <w:qFormat/>
     <w:rPr>
@@ -25423,7 +25877,7 @@
       <w:sz w:val="20"/>
     </w:rPr>
   </w:style>
-  <w:style w:type="character" w:customStyle="1" w:styleId="WWCharLFO21LVL9">
+  <w:style w:type="character" w:styleId="WWCharLFO21LVL9" w:customStyle="1">
     <w:name w:val="WW_CharLFO21LVL9"/>
     <w:qFormat/>
     <w:rPr>
@@ -25431,7 +25885,7 @@
       <w:sz w:val="20"/>
     </w:rPr>
   </w:style>
-  <w:style w:type="character" w:customStyle="1" w:styleId="WWCharLFO23LVL1">
+  <w:style w:type="character" w:styleId="WWCharLFO23LVL1" w:customStyle="1">
     <w:name w:val="WW_CharLFO23LVL1"/>
     <w:qFormat/>
     <w:rPr>
@@ -25439,14 +25893,14 @@
       <w:sz w:val="20"/>
     </w:rPr>
   </w:style>
-  <w:style w:type="character" w:customStyle="1" w:styleId="WWCharLFO23LVL2">
+  <w:style w:type="character" w:styleId="WWCharLFO23LVL2" w:customStyle="1">
     <w:name w:val="WW_CharLFO23LVL2"/>
     <w:qFormat/>
     <w:rPr>
       <w:sz w:val="20"/>
     </w:rPr>
   </w:style>
-  <w:style w:type="character" w:customStyle="1" w:styleId="WWCharLFO23LVL3">
+  <w:style w:type="character" w:styleId="WWCharLFO23LVL3" w:customStyle="1">
     <w:name w:val="WW_CharLFO23LVL3"/>
     <w:qFormat/>
     <w:rPr>
@@ -25454,7 +25908,7 @@
       <w:sz w:val="20"/>
     </w:rPr>
   </w:style>
-  <w:style w:type="character" w:customStyle="1" w:styleId="WWCharLFO23LVL4">
+  <w:style w:type="character" w:styleId="WWCharLFO23LVL4" w:customStyle="1">
     <w:name w:val="WW_CharLFO23LVL4"/>
     <w:qFormat/>
     <w:rPr>
@@ -25462,7 +25916,7 @@
       <w:sz w:val="20"/>
     </w:rPr>
   </w:style>
-  <w:style w:type="character" w:customStyle="1" w:styleId="WWCharLFO23LVL5">
+  <w:style w:type="character" w:styleId="WWCharLFO23LVL5" w:customStyle="1">
     <w:name w:val="WW_CharLFO23LVL5"/>
     <w:qFormat/>
     <w:rPr>
@@ -25470,7 +25924,7 @@
       <w:sz w:val="20"/>
     </w:rPr>
   </w:style>
-  <w:style w:type="character" w:customStyle="1" w:styleId="WWCharLFO23LVL6">
+  <w:style w:type="character" w:styleId="WWCharLFO23LVL6" w:customStyle="1">
     <w:name w:val="WW_CharLFO23LVL6"/>
     <w:qFormat/>
     <w:rPr>
@@ -25478,7 +25932,7 @@
       <w:sz w:val="20"/>
     </w:rPr>
   </w:style>
-  <w:style w:type="character" w:customStyle="1" w:styleId="WWCharLFO23LVL7">
+  <w:style w:type="character" w:styleId="WWCharLFO23LVL7" w:customStyle="1">
     <w:name w:val="WW_CharLFO23LVL7"/>
     <w:qFormat/>
     <w:rPr>
@@ -25486,7 +25940,7 @@
       <w:sz w:val="20"/>
     </w:rPr>
   </w:style>
-  <w:style w:type="character" w:customStyle="1" w:styleId="WWCharLFO23LVL8">
+  <w:style w:type="character" w:styleId="WWCharLFO23LVL8" w:customStyle="1">
     <w:name w:val="WW_CharLFO23LVL8"/>
     <w:qFormat/>
     <w:rPr>
@@ -25494,7 +25948,7 @@
       <w:sz w:val="20"/>
     </w:rPr>
   </w:style>
-  <w:style w:type="character" w:customStyle="1" w:styleId="WWCharLFO23LVL9">
+  <w:style w:type="character" w:styleId="WWCharLFO23LVL9" w:customStyle="1">
     <w:name w:val="WW_CharLFO23LVL9"/>
     <w:qFormat/>
     <w:rPr>
@@ -25502,7 +25956,7 @@
       <w:sz w:val="20"/>
     </w:rPr>
   </w:style>
-  <w:style w:type="character" w:customStyle="1" w:styleId="WWCharLFO24LVL1">
+  <w:style w:type="character" w:styleId="WWCharLFO24LVL1" w:customStyle="1">
     <w:name w:val="WW_CharLFO24LVL1"/>
     <w:qFormat/>
     <w:rPr>
@@ -25510,14 +25964,14 @@
       <w:sz w:val="20"/>
     </w:rPr>
   </w:style>
-  <w:style w:type="character" w:customStyle="1" w:styleId="WWCharLFO24LVL2">
+  <w:style w:type="character" w:styleId="WWCharLFO24LVL2" w:customStyle="1">
     <w:name w:val="WW_CharLFO24LVL2"/>
     <w:qFormat/>
     <w:rPr>
       <w:sz w:val="20"/>
     </w:rPr>
   </w:style>
-  <w:style w:type="character" w:customStyle="1" w:styleId="WWCharLFO24LVL3">
+  <w:style w:type="character" w:styleId="WWCharLFO24LVL3" w:customStyle="1">
     <w:name w:val="WW_CharLFO24LVL3"/>
     <w:qFormat/>
     <w:rPr>
@@ -25525,7 +25979,7 @@
       <w:sz w:val="20"/>
     </w:rPr>
   </w:style>
-  <w:style w:type="character" w:customStyle="1" w:styleId="WWCharLFO24LVL4">
+  <w:style w:type="character" w:styleId="WWCharLFO24LVL4" w:customStyle="1">
     <w:name w:val="WW_CharLFO24LVL4"/>
     <w:qFormat/>
     <w:rPr>
@@ -25533,7 +25987,7 @@
       <w:sz w:val="20"/>
     </w:rPr>
   </w:style>
-  <w:style w:type="character" w:customStyle="1" w:styleId="WWCharLFO24LVL5">
+  <w:style w:type="character" w:styleId="WWCharLFO24LVL5" w:customStyle="1">
     <w:name w:val="WW_CharLFO24LVL5"/>
     <w:qFormat/>
     <w:rPr>
@@ -25541,7 +25995,7 @@
       <w:sz w:val="20"/>
     </w:rPr>
   </w:style>
-  <w:style w:type="character" w:customStyle="1" w:styleId="WWCharLFO24LVL6">
+  <w:style w:type="character" w:styleId="WWCharLFO24LVL6" w:customStyle="1">
     <w:name w:val="WW_CharLFO24LVL6"/>
     <w:qFormat/>
     <w:rPr>
@@ -25549,7 +26003,7 @@
       <w:sz w:val="20"/>
     </w:rPr>
   </w:style>
-  <w:style w:type="character" w:customStyle="1" w:styleId="WWCharLFO24LVL7">
+  <w:style w:type="character" w:styleId="WWCharLFO24LVL7" w:customStyle="1">
     <w:name w:val="WW_CharLFO24LVL7"/>
     <w:qFormat/>
     <w:rPr>
@@ -25557,7 +26011,7 @@
       <w:sz w:val="20"/>
     </w:rPr>
   </w:style>
-  <w:style w:type="character" w:customStyle="1" w:styleId="WWCharLFO24LVL8">
+  <w:style w:type="character" w:styleId="WWCharLFO24LVL8" w:customStyle="1">
     <w:name w:val="WW_CharLFO24LVL8"/>
     <w:qFormat/>
     <w:rPr>
@@ -25565,7 +26019,7 @@
       <w:sz w:val="20"/>
     </w:rPr>
   </w:style>
-  <w:style w:type="character" w:customStyle="1" w:styleId="WWCharLFO24LVL9">
+  <w:style w:type="character" w:styleId="WWCharLFO24LVL9" w:customStyle="1">
     <w:name w:val="WW_CharLFO24LVL9"/>
     <w:qFormat/>
     <w:rPr>
@@ -25573,7 +26027,7 @@
       <w:sz w:val="20"/>
     </w:rPr>
   </w:style>
-  <w:style w:type="character" w:customStyle="1" w:styleId="WWCharLFO25LVL1">
+  <w:style w:type="character" w:styleId="WWCharLFO25LVL1" w:customStyle="1">
     <w:name w:val="WW_CharLFO25LVL1"/>
     <w:qFormat/>
     <w:rPr>
@@ -25581,7 +26035,7 @@
       <w:sz w:val="20"/>
     </w:rPr>
   </w:style>
-  <w:style w:type="character" w:customStyle="1" w:styleId="WWCharLFO25LVL3">
+  <w:style w:type="character" w:styleId="WWCharLFO25LVL3" w:customStyle="1">
     <w:name w:val="WW_CharLFO25LVL3"/>
     <w:qFormat/>
     <w:rPr>
@@ -25589,7 +26043,7 @@
       <w:sz w:val="20"/>
     </w:rPr>
   </w:style>
-  <w:style w:type="character" w:customStyle="1" w:styleId="WWCharLFO25LVL4">
+  <w:style w:type="character" w:styleId="WWCharLFO25LVL4" w:customStyle="1">
     <w:name w:val="WW_CharLFO25LVL4"/>
     <w:qFormat/>
     <w:rPr>
@@ -25597,7 +26051,7 @@
       <w:sz w:val="20"/>
     </w:rPr>
   </w:style>
-  <w:style w:type="character" w:customStyle="1" w:styleId="WWCharLFO25LVL5">
+  <w:style w:type="character" w:styleId="WWCharLFO25LVL5" w:customStyle="1">
     <w:name w:val="WW_CharLFO25LVL5"/>
     <w:qFormat/>
     <w:rPr>
@@ -25605,7 +26059,7 @@
       <w:sz w:val="20"/>
     </w:rPr>
   </w:style>
-  <w:style w:type="character" w:customStyle="1" w:styleId="WWCharLFO25LVL6">
+  <w:style w:type="character" w:styleId="WWCharLFO25LVL6" w:customStyle="1">
     <w:name w:val="WW_CharLFO25LVL6"/>
     <w:qFormat/>
     <w:rPr>
@@ -25613,7 +26067,7 @@
       <w:sz w:val="20"/>
     </w:rPr>
   </w:style>
-  <w:style w:type="character" w:customStyle="1" w:styleId="WWCharLFO25LVL7">
+  <w:style w:type="character" w:styleId="WWCharLFO25LVL7" w:customStyle="1">
     <w:name w:val="WW_CharLFO25LVL7"/>
     <w:qFormat/>
     <w:rPr>
@@ -25621,7 +26075,7 @@
       <w:sz w:val="20"/>
     </w:rPr>
   </w:style>
-  <w:style w:type="character" w:customStyle="1" w:styleId="WWCharLFO25LVL8">
+  <w:style w:type="character" w:styleId="WWCharLFO25LVL8" w:customStyle="1">
     <w:name w:val="WW_CharLFO25LVL8"/>
     <w:qFormat/>
     <w:rPr>
@@ -25629,7 +26083,7 @@
       <w:sz w:val="20"/>
     </w:rPr>
   </w:style>
-  <w:style w:type="character" w:customStyle="1" w:styleId="WWCharLFO25LVL9">
+  <w:style w:type="character" w:styleId="WWCharLFO25LVL9" w:customStyle="1">
     <w:name w:val="WW_CharLFO25LVL9"/>
     <w:qFormat/>
     <w:rPr>
@@ -25637,7 +26091,7 @@
       <w:sz w:val="20"/>
     </w:rPr>
   </w:style>
-  <w:style w:type="character" w:customStyle="1" w:styleId="WWCharLFO26LVL1">
+  <w:style w:type="character" w:styleId="WWCharLFO26LVL1" w:customStyle="1">
     <w:name w:val="WW_CharLFO26LVL1"/>
     <w:qFormat/>
     <w:rPr>
@@ -25645,7 +26099,7 @@
       <w:sz w:val="20"/>
     </w:rPr>
   </w:style>
-  <w:style w:type="character" w:customStyle="1" w:styleId="WWCharLFO26LVL2">
+  <w:style w:type="character" w:styleId="WWCharLFO26LVL2" w:customStyle="1">
     <w:name w:val="WW_CharLFO26LVL2"/>
     <w:qFormat/>
     <w:rPr>
@@ -25653,7 +26107,7 @@
       <w:sz w:val="20"/>
     </w:rPr>
   </w:style>
-  <w:style w:type="character" w:customStyle="1" w:styleId="WWCharLFO26LVL3">
+  <w:style w:type="character" w:styleId="WWCharLFO26LVL3" w:customStyle="1">
     <w:name w:val="WW_CharLFO26LVL3"/>
     <w:qFormat/>
     <w:rPr>
@@ -25661,7 +26115,7 @@
       <w:sz w:val="20"/>
     </w:rPr>
   </w:style>
-  <w:style w:type="character" w:customStyle="1" w:styleId="WWCharLFO26LVL4">
+  <w:style w:type="character" w:styleId="WWCharLFO26LVL4" w:customStyle="1">
     <w:name w:val="WW_CharLFO26LVL4"/>
     <w:qFormat/>
     <w:rPr>
@@ -25669,7 +26123,7 @@
       <w:sz w:val="20"/>
     </w:rPr>
   </w:style>
-  <w:style w:type="character" w:customStyle="1" w:styleId="WWCharLFO26LVL5">
+  <w:style w:type="character" w:styleId="WWCharLFO26LVL5" w:customStyle="1">
     <w:name w:val="WW_CharLFO26LVL5"/>
     <w:qFormat/>
     <w:rPr>
@@ -25677,7 +26131,7 @@
       <w:sz w:val="20"/>
     </w:rPr>
   </w:style>
-  <w:style w:type="character" w:customStyle="1" w:styleId="WWCharLFO26LVL6">
+  <w:style w:type="character" w:styleId="WWCharLFO26LVL6" w:customStyle="1">
     <w:name w:val="WW_CharLFO26LVL6"/>
     <w:qFormat/>
     <w:rPr>
@@ -25685,7 +26139,7 @@
       <w:sz w:val="20"/>
     </w:rPr>
   </w:style>
-  <w:style w:type="character" w:customStyle="1" w:styleId="WWCharLFO26LVL7">
+  <w:style w:type="character" w:styleId="WWCharLFO26LVL7" w:customStyle="1">
     <w:name w:val="WW_CharLFO26LVL7"/>
     <w:qFormat/>
     <w:rPr>
@@ -25693,7 +26147,7 @@
       <w:sz w:val="20"/>
     </w:rPr>
   </w:style>
-  <w:style w:type="character" w:customStyle="1" w:styleId="WWCharLFO26LVL8">
+  <w:style w:type="character" w:styleId="WWCharLFO26LVL8" w:customStyle="1">
     <w:name w:val="WW_CharLFO26LVL8"/>
     <w:qFormat/>
     <w:rPr>
@@ -25701,7 +26155,7 @@
       <w:sz w:val="20"/>
     </w:rPr>
   </w:style>
-  <w:style w:type="character" w:customStyle="1" w:styleId="WWCharLFO26LVL9">
+  <w:style w:type="character" w:styleId="WWCharLFO26LVL9" w:customStyle="1">
     <w:name w:val="WW_CharLFO26LVL9"/>
     <w:qFormat/>
     <w:rPr>
@@ -25709,7 +26163,7 @@
       <w:sz w:val="20"/>
     </w:rPr>
   </w:style>
-  <w:style w:type="character" w:customStyle="1" w:styleId="WWCharLFO27LVL1">
+  <w:style w:type="character" w:styleId="WWCharLFO27LVL1" w:customStyle="1">
     <w:name w:val="WW_CharLFO27LVL1"/>
     <w:qFormat/>
     <w:rPr>
@@ -25717,7 +26171,7 @@
       <w:sz w:val="20"/>
     </w:rPr>
   </w:style>
-  <w:style w:type="character" w:customStyle="1" w:styleId="WWCharLFO27LVL2">
+  <w:style w:type="character" w:styleId="WWCharLFO27LVL2" w:customStyle="1">
     <w:name w:val="WW_CharLFO27LVL2"/>
     <w:qFormat/>
     <w:rPr>
@@ -25725,7 +26179,7 @@
       <w:sz w:val="20"/>
     </w:rPr>
   </w:style>
-  <w:style w:type="character" w:customStyle="1" w:styleId="WWCharLFO27LVL3">
+  <w:style w:type="character" w:styleId="WWCharLFO27LVL3" w:customStyle="1">
     <w:name w:val="WW_CharLFO27LVL3"/>
     <w:qFormat/>
     <w:rPr>
@@ -25733,7 +26187,7 @@
       <w:sz w:val="20"/>
     </w:rPr>
   </w:style>
-  <w:style w:type="character" w:customStyle="1" w:styleId="WWCharLFO27LVL4">
+  <w:style w:type="character" w:styleId="WWCharLFO27LVL4" w:customStyle="1">
     <w:name w:val="WW_CharLFO27LVL4"/>
     <w:qFormat/>
     <w:rPr>
@@ -25741,7 +26195,7 @@
       <w:sz w:val="20"/>
     </w:rPr>
   </w:style>
-  <w:style w:type="character" w:customStyle="1" w:styleId="WWCharLFO27LVL5">
+  <w:style w:type="character" w:styleId="WWCharLFO27LVL5" w:customStyle="1">
     <w:name w:val="WW_CharLFO27LVL5"/>
     <w:qFormat/>
     <w:rPr>
@@ -25749,7 +26203,7 @@
       <w:sz w:val="20"/>
     </w:rPr>
   </w:style>
-  <w:style w:type="character" w:customStyle="1" w:styleId="WWCharLFO27LVL6">
+  <w:style w:type="character" w:styleId="WWCharLFO27LVL6" w:customStyle="1">
     <w:name w:val="WW_CharLFO27LVL6"/>
     <w:qFormat/>
     <w:rPr>
@@ -25757,7 +26211,7 @@
       <w:sz w:val="20"/>
     </w:rPr>
   </w:style>
-  <w:style w:type="character" w:customStyle="1" w:styleId="WWCharLFO27LVL7">
+  <w:style w:type="character" w:styleId="WWCharLFO27LVL7" w:customStyle="1">
     <w:name w:val="WW_CharLFO27LVL7"/>
     <w:qFormat/>
     <w:rPr>
@@ -25765,7 +26219,7 @@
       <w:sz w:val="20"/>
     </w:rPr>
   </w:style>
-  <w:style w:type="character" w:customStyle="1" w:styleId="WWCharLFO27LVL8">
+  <w:style w:type="character" w:styleId="WWCharLFO27LVL8" w:customStyle="1">
     <w:name w:val="WW_CharLFO27LVL8"/>
     <w:qFormat/>
     <w:rPr>
@@ -25773,7 +26227,7 @@
       <w:sz w:val="20"/>
     </w:rPr>
   </w:style>
-  <w:style w:type="character" w:customStyle="1" w:styleId="WWCharLFO27LVL9">
+  <w:style w:type="character" w:styleId="WWCharLFO27LVL9" w:customStyle="1">
     <w:name w:val="WW_CharLFO27LVL9"/>
     <w:qFormat/>
     <w:rPr>
@@ -25781,7 +26235,7 @@
       <w:sz w:val="20"/>
     </w:rPr>
   </w:style>
-  <w:style w:type="character" w:customStyle="1" w:styleId="WWCharLFO28LVL1">
+  <w:style w:type="character" w:styleId="WWCharLFO28LVL1" w:customStyle="1">
     <w:name w:val="WW_CharLFO28LVL1"/>
     <w:qFormat/>
     <w:rPr>
@@ -25789,7 +26243,7 @@
       <w:sz w:val="20"/>
     </w:rPr>
   </w:style>
-  <w:style w:type="character" w:customStyle="1" w:styleId="WWCharLFO28LVL2">
+  <w:style w:type="character" w:styleId="WWCharLFO28LVL2" w:customStyle="1">
     <w:name w:val="WW_CharLFO28LVL2"/>
     <w:qFormat/>
     <w:rPr>
@@ -25797,7 +26251,7 @@
       <w:sz w:val="20"/>
     </w:rPr>
   </w:style>
-  <w:style w:type="character" w:customStyle="1" w:styleId="WWCharLFO28LVL3">
+  <w:style w:type="character" w:styleId="WWCharLFO28LVL3" w:customStyle="1">
     <w:name w:val="WW_CharLFO28LVL3"/>
     <w:qFormat/>
     <w:rPr>
@@ -25805,7 +26259,7 @@
       <w:sz w:val="20"/>
     </w:rPr>
   </w:style>
-  <w:style w:type="character" w:customStyle="1" w:styleId="WWCharLFO28LVL4">
+  <w:style w:type="character" w:styleId="WWCharLFO28LVL4" w:customStyle="1">
     <w:name w:val="WW_CharLFO28LVL4"/>
     <w:qFormat/>
     <w:rPr>
@@ -25813,7 +26267,7 @@
       <w:sz w:val="20"/>
     </w:rPr>
   </w:style>
-  <w:style w:type="character" w:customStyle="1" w:styleId="WWCharLFO28LVL5">
+  <w:style w:type="character" w:styleId="WWCharLFO28LVL5" w:customStyle="1">
     <w:name w:val="WW_CharLFO28LVL5"/>
     <w:qFormat/>
     <w:rPr>
@@ -25821,7 +26275,7 @@
       <w:sz w:val="20"/>
     </w:rPr>
   </w:style>
-  <w:style w:type="character" w:customStyle="1" w:styleId="WWCharLFO28LVL6">
+  <w:style w:type="character" w:styleId="WWCharLFO28LVL6" w:customStyle="1">
     <w:name w:val="WW_CharLFO28LVL6"/>
     <w:qFormat/>
     <w:rPr>
@@ -25829,7 +26283,7 @@
       <w:sz w:val="20"/>
     </w:rPr>
   </w:style>
-  <w:style w:type="character" w:customStyle="1" w:styleId="WWCharLFO28LVL7">
+  <w:style w:type="character" w:styleId="WWCharLFO28LVL7" w:customStyle="1">
     <w:name w:val="WW_CharLFO28LVL7"/>
     <w:qFormat/>
     <w:rPr>
@@ -25837,7 +26291,7 @@
       <w:sz w:val="20"/>
     </w:rPr>
   </w:style>
-  <w:style w:type="character" w:customStyle="1" w:styleId="WWCharLFO28LVL8">
+  <w:style w:type="character" w:styleId="WWCharLFO28LVL8" w:customStyle="1">
     <w:name w:val="WW_CharLFO28LVL8"/>
     <w:qFormat/>
     <w:rPr>
@@ -25845,7 +26299,7 @@
       <w:sz w:val="20"/>
     </w:rPr>
   </w:style>
-  <w:style w:type="character" w:customStyle="1" w:styleId="WWCharLFO28LVL9">
+  <w:style w:type="character" w:styleId="WWCharLFO28LVL9" w:customStyle="1">
     <w:name w:val="WW_CharLFO28LVL9"/>
     <w:qFormat/>
     <w:rPr>
@@ -25853,7 +26307,7 @@
       <w:sz w:val="20"/>
     </w:rPr>
   </w:style>
-  <w:style w:type="character" w:customStyle="1" w:styleId="WWCharLFO29LVL1">
+  <w:style w:type="character" w:styleId="WWCharLFO29LVL1" w:customStyle="1">
     <w:name w:val="WW_CharLFO29LVL1"/>
     <w:qFormat/>
     <w:rPr>
@@ -25861,7 +26315,7 @@
       <w:sz w:val="20"/>
     </w:rPr>
   </w:style>
-  <w:style w:type="character" w:customStyle="1" w:styleId="WWCharLFO29LVL2">
+  <w:style w:type="character" w:styleId="WWCharLFO29LVL2" w:customStyle="1">
     <w:name w:val="WW_CharLFO29LVL2"/>
     <w:qFormat/>
     <w:rPr>
@@ -25869,7 +26323,7 @@
       <w:sz w:val="20"/>
     </w:rPr>
   </w:style>
-  <w:style w:type="character" w:customStyle="1" w:styleId="WWCharLFO29LVL3">
+  <w:style w:type="character" w:styleId="WWCharLFO29LVL3" w:customStyle="1">
     <w:name w:val="WW_CharLFO29LVL3"/>
     <w:qFormat/>
     <w:rPr>
@@ -25877,7 +26331,7 @@
       <w:sz w:val="20"/>
     </w:rPr>
   </w:style>
-  <w:style w:type="character" w:customStyle="1" w:styleId="WWCharLFO29LVL4">
+  <w:style w:type="character" w:styleId="WWCharLFO29LVL4" w:customStyle="1">
     <w:name w:val="WW_CharLFO29LVL4"/>
     <w:qFormat/>
     <w:rPr>
@@ -25885,7 +26339,7 @@
       <w:sz w:val="20"/>
     </w:rPr>
   </w:style>
-  <w:style w:type="character" w:customStyle="1" w:styleId="WWCharLFO29LVL5">
+  <w:style w:type="character" w:styleId="WWCharLFO29LVL5" w:customStyle="1">
     <w:name w:val="WW_CharLFO29LVL5"/>
     <w:qFormat/>
     <w:rPr>
@@ -25893,7 +26347,7 @@
       <w:sz w:val="20"/>
     </w:rPr>
   </w:style>
-  <w:style w:type="character" w:customStyle="1" w:styleId="WWCharLFO29LVL6">
+  <w:style w:type="character" w:styleId="WWCharLFO29LVL6" w:customStyle="1">
     <w:name w:val="WW_CharLFO29LVL6"/>
     <w:qFormat/>
     <w:rPr>
@@ -25901,7 +26355,7 @@
       <w:sz w:val="20"/>
     </w:rPr>
   </w:style>
-  <w:style w:type="character" w:customStyle="1" w:styleId="WWCharLFO29LVL7">
+  <w:style w:type="character" w:styleId="WWCharLFO29LVL7" w:customStyle="1">
     <w:name w:val="WW_CharLFO29LVL7"/>
     <w:qFormat/>
     <w:rPr>
@@ -25909,7 +26363,7 @@
       <w:sz w:val="20"/>
     </w:rPr>
   </w:style>
-  <w:style w:type="character" w:customStyle="1" w:styleId="WWCharLFO29LVL8">
+  <w:style w:type="character" w:styleId="WWCharLFO29LVL8" w:customStyle="1">
     <w:name w:val="WW_CharLFO29LVL8"/>
     <w:qFormat/>
     <w:rPr>
@@ -25917,7 +26371,7 @@
       <w:sz w:val="20"/>
     </w:rPr>
   </w:style>
-  <w:style w:type="character" w:customStyle="1" w:styleId="WWCharLFO29LVL9">
+  <w:style w:type="character" w:styleId="WWCharLFO29LVL9" w:customStyle="1">
     <w:name w:val="WW_CharLFO29LVL9"/>
     <w:qFormat/>
     <w:rPr>
@@ -25925,7 +26379,7 @@
       <w:sz w:val="20"/>
     </w:rPr>
   </w:style>
-  <w:style w:type="character" w:customStyle="1" w:styleId="WWCharLFO30LVL1">
+  <w:style w:type="character" w:styleId="WWCharLFO30LVL1" w:customStyle="1">
     <w:name w:val="WW_CharLFO30LVL1"/>
     <w:qFormat/>
     <w:rPr>
@@ -25933,7 +26387,7 @@
       <w:bCs/>
     </w:rPr>
   </w:style>
-  <w:style w:type="character" w:customStyle="1" w:styleId="WWCharLFO31LVL1">
+  <w:style w:type="character" w:styleId="WWCharLFO31LVL1" w:customStyle="1">
     <w:name w:val="WW_CharLFO31LVL1"/>
     <w:qFormat/>
     <w:rPr>
@@ -25941,14 +26395,14 @@
       <w:sz w:val="20"/>
     </w:rPr>
   </w:style>
-  <w:style w:type="character" w:customStyle="1" w:styleId="WWCharLFO31LVL2">
+  <w:style w:type="character" w:styleId="WWCharLFO31LVL2" w:customStyle="1">
     <w:name w:val="WW_CharLFO31LVL2"/>
     <w:qFormat/>
     <w:rPr>
       <w:sz w:val="20"/>
     </w:rPr>
   </w:style>
-  <w:style w:type="character" w:customStyle="1" w:styleId="WWCharLFO31LVL3">
+  <w:style w:type="character" w:styleId="WWCharLFO31LVL3" w:customStyle="1">
     <w:name w:val="WW_CharLFO31LVL3"/>
     <w:qFormat/>
     <w:rPr>
@@ -25956,7 +26410,7 @@
       <w:sz w:val="20"/>
     </w:rPr>
   </w:style>
-  <w:style w:type="character" w:customStyle="1" w:styleId="WWCharLFO31LVL4">
+  <w:style w:type="character" w:styleId="WWCharLFO31LVL4" w:customStyle="1">
     <w:name w:val="WW_CharLFO31LVL4"/>
     <w:qFormat/>
     <w:rPr>
@@ -25964,7 +26418,7 @@
       <w:sz w:val="20"/>
     </w:rPr>
   </w:style>
-  <w:style w:type="character" w:customStyle="1" w:styleId="WWCharLFO31LVL5">
+  <w:style w:type="character" w:styleId="WWCharLFO31LVL5" w:customStyle="1">
     <w:name w:val="WW_CharLFO31LVL5"/>
     <w:qFormat/>
     <w:rPr>
@@ -25972,7 +26426,7 @@
       <w:sz w:val="20"/>
     </w:rPr>
   </w:style>
-  <w:style w:type="character" w:customStyle="1" w:styleId="WWCharLFO31LVL6">
+  <w:style w:type="character" w:styleId="WWCharLFO31LVL6" w:customStyle="1">
     <w:name w:val="WW_CharLFO31LVL6"/>
     <w:qFormat/>
     <w:rPr>
@@ -25980,7 +26434,7 @@
       <w:sz w:val="20"/>
     </w:rPr>
   </w:style>
-  <w:style w:type="character" w:customStyle="1" w:styleId="WWCharLFO31LVL7">
+  <w:style w:type="character" w:styleId="WWCharLFO31LVL7" w:customStyle="1">
     <w:name w:val="WW_CharLFO31LVL7"/>
     <w:qFormat/>
     <w:rPr>
@@ -25988,7 +26442,7 @@
       <w:sz w:val="20"/>
     </w:rPr>
   </w:style>
-  <w:style w:type="character" w:customStyle="1" w:styleId="WWCharLFO31LVL8">
+  <w:style w:type="character" w:styleId="WWCharLFO31LVL8" w:customStyle="1">
     <w:name w:val="WW_CharLFO31LVL8"/>
     <w:qFormat/>
     <w:rPr>
@@ -25996,7 +26450,7 @@
       <w:sz w:val="20"/>
     </w:rPr>
   </w:style>
-  <w:style w:type="character" w:customStyle="1" w:styleId="WWCharLFO31LVL9">
+  <w:style w:type="character" w:styleId="WWCharLFO31LVL9" w:customStyle="1">
     <w:name w:val="WW_CharLFO31LVL9"/>
     <w:qFormat/>
     <w:rPr>
@@ -26004,7 +26458,7 @@
       <w:sz w:val="20"/>
     </w:rPr>
   </w:style>
-  <w:style w:type="character" w:customStyle="1" w:styleId="WWCharLFO32LVL1">
+  <w:style w:type="character" w:styleId="WWCharLFO32LVL1" w:customStyle="1">
     <w:name w:val="WW_CharLFO32LVL1"/>
     <w:qFormat/>
     <w:rPr>
@@ -26012,14 +26466,14 @@
       <w:sz w:val="20"/>
     </w:rPr>
   </w:style>
-  <w:style w:type="character" w:customStyle="1" w:styleId="WWCharLFO32LVL2">
+  <w:style w:type="character" w:styleId="WWCharLFO32LVL2" w:customStyle="1">
     <w:name w:val="WW_CharLFO32LVL2"/>
     <w:qFormat/>
     <w:rPr>
       <w:sz w:val="20"/>
     </w:rPr>
   </w:style>
-  <w:style w:type="character" w:customStyle="1" w:styleId="WWCharLFO32LVL3">
+  <w:style w:type="character" w:styleId="WWCharLFO32LVL3" w:customStyle="1">
     <w:name w:val="WW_CharLFO32LVL3"/>
     <w:qFormat/>
     <w:rPr>
@@ -26027,7 +26481,7 @@
       <w:sz w:val="20"/>
     </w:rPr>
   </w:style>
-  <w:style w:type="character" w:customStyle="1" w:styleId="WWCharLFO32LVL4">
+  <w:style w:type="character" w:styleId="WWCharLFO32LVL4" w:customStyle="1">
     <w:name w:val="WW_CharLFO32LVL4"/>
     <w:qFormat/>
     <w:rPr>
@@ -26035,7 +26489,7 @@
       <w:sz w:val="20"/>
     </w:rPr>
   </w:style>
-  <w:style w:type="character" w:customStyle="1" w:styleId="WWCharLFO32LVL5">
+  <w:style w:type="character" w:styleId="WWCharLFO32LVL5" w:customStyle="1">
     <w:name w:val="WW_CharLFO32LVL5"/>
     <w:qFormat/>
     <w:rPr>
@@ -26043,7 +26497,7 @@
       <w:sz w:val="20"/>
     </w:rPr>
   </w:style>
-  <w:style w:type="character" w:customStyle="1" w:styleId="WWCharLFO32LVL6">
+  <w:style w:type="character" w:styleId="WWCharLFO32LVL6" w:customStyle="1">
     <w:name w:val="WW_CharLFO32LVL6"/>
     <w:qFormat/>
     <w:rPr>
@@ -26051,7 +26505,7 @@
       <w:sz w:val="20"/>
     </w:rPr>
   </w:style>
-  <w:style w:type="character" w:customStyle="1" w:styleId="WWCharLFO32LVL7">
+  <w:style w:type="character" w:styleId="WWCharLFO32LVL7" w:customStyle="1">
     <w:name w:val="WW_CharLFO32LVL7"/>
     <w:qFormat/>
     <w:rPr>
@@ -26059,7 +26513,7 @@
       <w:sz w:val="20"/>
     </w:rPr>
   </w:style>
-  <w:style w:type="character" w:customStyle="1" w:styleId="WWCharLFO32LVL8">
+  <w:style w:type="character" w:styleId="WWCharLFO32LVL8" w:customStyle="1">
     <w:name w:val="WW_CharLFO32LVL8"/>
     <w:qFormat/>
     <w:rPr>
@@ -26067,7 +26521,7 @@
       <w:sz w:val="20"/>
     </w:rPr>
   </w:style>
-  <w:style w:type="character" w:customStyle="1" w:styleId="WWCharLFO32LVL9">
+  <w:style w:type="character" w:styleId="WWCharLFO32LVL9" w:customStyle="1">
     <w:name w:val="WW_CharLFO32LVL9"/>
     <w:qFormat/>
     <w:rPr>
@@ -26075,7 +26529,7 @@
       <w:sz w:val="20"/>
     </w:rPr>
   </w:style>
-  <w:style w:type="character" w:customStyle="1" w:styleId="WWCharLFO33LVL1">
+  <w:style w:type="character" w:styleId="WWCharLFO33LVL1" w:customStyle="1">
     <w:name w:val="WW_CharLFO33LVL1"/>
     <w:qFormat/>
     <w:rPr>
@@ -26083,14 +26537,14 @@
       <w:sz w:val="20"/>
     </w:rPr>
   </w:style>
-  <w:style w:type="character" w:customStyle="1" w:styleId="WWCharLFO33LVL2">
+  <w:style w:type="character" w:styleId="WWCharLFO33LVL2" w:customStyle="1">
     <w:name w:val="WW_CharLFO33LVL2"/>
     <w:qFormat/>
     <w:rPr>
       <w:sz w:val="20"/>
     </w:rPr>
   </w:style>
-  <w:style w:type="character" w:customStyle="1" w:styleId="WWCharLFO33LVL3">
+  <w:style w:type="character" w:styleId="WWCharLFO33LVL3" w:customStyle="1">
     <w:name w:val="WW_CharLFO33LVL3"/>
     <w:qFormat/>
     <w:rPr>
@@ -26098,7 +26552,7 @@
       <w:sz w:val="20"/>
     </w:rPr>
   </w:style>
-  <w:style w:type="character" w:customStyle="1" w:styleId="WWCharLFO33LVL4">
+  <w:style w:type="character" w:styleId="WWCharLFO33LVL4" w:customStyle="1">
     <w:name w:val="WW_CharLFO33LVL4"/>
     <w:qFormat/>
     <w:rPr>
@@ -26106,7 +26560,7 @@
       <w:sz w:val="20"/>
     </w:rPr>
   </w:style>
-  <w:style w:type="character" w:customStyle="1" w:styleId="WWCharLFO33LVL5">
+  <w:style w:type="character" w:styleId="WWCharLFO33LVL5" w:customStyle="1">
     <w:name w:val="WW_CharLFO33LVL5"/>
     <w:qFormat/>
     <w:rPr>
@@ -26114,7 +26568,7 @@
       <w:sz w:val="20"/>
     </w:rPr>
   </w:style>
-  <w:style w:type="character" w:customStyle="1" w:styleId="WWCharLFO33LVL6">
+  <w:style w:type="character" w:styleId="WWCharLFO33LVL6" w:customStyle="1">
     <w:name w:val="WW_CharLFO33LVL6"/>
     <w:qFormat/>
     <w:rPr>
@@ -26122,7 +26576,7 @@
       <w:sz w:val="20"/>
     </w:rPr>
   </w:style>
-  <w:style w:type="character" w:customStyle="1" w:styleId="WWCharLFO33LVL7">
+  <w:style w:type="character" w:styleId="WWCharLFO33LVL7" w:customStyle="1">
     <w:name w:val="WW_CharLFO33LVL7"/>
     <w:qFormat/>
     <w:rPr>
@@ -26130,7 +26584,7 @@
       <w:sz w:val="20"/>
     </w:rPr>
   </w:style>
-  <w:style w:type="character" w:customStyle="1" w:styleId="WWCharLFO33LVL8">
+  <w:style w:type="character" w:styleId="WWCharLFO33LVL8" w:customStyle="1">
     <w:name w:val="WW_CharLFO33LVL8"/>
     <w:qFormat/>
     <w:rPr>
@@ -26138,7 +26592,7 @@
       <w:sz w:val="20"/>
     </w:rPr>
   </w:style>
-  <w:style w:type="character" w:customStyle="1" w:styleId="WWCharLFO33LVL9">
+  <w:style w:type="character" w:styleId="WWCharLFO33LVL9" w:customStyle="1">
     <w:name w:val="WW_CharLFO33LVL9"/>
     <w:qFormat/>
     <w:rPr>
@@ -26146,7 +26600,7 @@
       <w:sz w:val="20"/>
     </w:rPr>
   </w:style>
-  <w:style w:type="character" w:customStyle="1" w:styleId="WWCharLFO34LVL1">
+  <w:style w:type="character" w:styleId="WWCharLFO34LVL1" w:customStyle="1">
     <w:name w:val="WW_CharLFO34LVL1"/>
     <w:qFormat/>
     <w:rPr>
@@ -26154,14 +26608,14 @@
       <w:sz w:val="20"/>
     </w:rPr>
   </w:style>
-  <w:style w:type="character" w:customStyle="1" w:styleId="WWCharLFO34LVL2">
+  <w:style w:type="character" w:styleId="WWCharLFO34LVL2" w:customStyle="1">
     <w:name w:val="WW_CharLFO34LVL2"/>
     <w:qFormat/>
     <w:rPr>
       <w:sz w:val="20"/>
     </w:rPr>
   </w:style>
-  <w:style w:type="character" w:customStyle="1" w:styleId="WWCharLFO34LVL3">
+  <w:style w:type="character" w:styleId="WWCharLFO34LVL3" w:customStyle="1">
     <w:name w:val="WW_CharLFO34LVL3"/>
     <w:qFormat/>
     <w:rPr>
@@ -26169,7 +26623,7 @@
       <w:sz w:val="20"/>
     </w:rPr>
   </w:style>
-  <w:style w:type="character" w:customStyle="1" w:styleId="WWCharLFO34LVL4">
+  <w:style w:type="character" w:styleId="WWCharLFO34LVL4" w:customStyle="1">
     <w:name w:val="WW_CharLFO34LVL4"/>
     <w:qFormat/>
     <w:rPr>
@@ -26177,7 +26631,7 @@
       <w:sz w:val="20"/>
     </w:rPr>
   </w:style>
-  <w:style w:type="character" w:customStyle="1" w:styleId="WWCharLFO34LVL5">
+  <w:style w:type="character" w:styleId="WWCharLFO34LVL5" w:customStyle="1">
     <w:name w:val="WW_CharLFO34LVL5"/>
     <w:qFormat/>
     <w:rPr>
@@ -26185,7 +26639,7 @@
       <w:sz w:val="20"/>
     </w:rPr>
   </w:style>
-  <w:style w:type="character" w:customStyle="1" w:styleId="WWCharLFO34LVL6">
+  <w:style w:type="character" w:styleId="WWCharLFO34LVL6" w:customStyle="1">
     <w:name w:val="WW_CharLFO34LVL6"/>
     <w:qFormat/>
     <w:rPr>
@@ -26193,7 +26647,7 @@
       <w:sz w:val="20"/>
     </w:rPr>
   </w:style>
-  <w:style w:type="character" w:customStyle="1" w:styleId="WWCharLFO34LVL7">
+  <w:style w:type="character" w:styleId="WWCharLFO34LVL7" w:customStyle="1">
     <w:name w:val="WW_CharLFO34LVL7"/>
     <w:qFormat/>
     <w:rPr>
@@ -26201,7 +26655,7 @@
       <w:sz w:val="20"/>
     </w:rPr>
   </w:style>
-  <w:style w:type="character" w:customStyle="1" w:styleId="WWCharLFO34LVL8">
+  <w:style w:type="character" w:styleId="WWCharLFO34LVL8" w:customStyle="1">
     <w:name w:val="WW_CharLFO34LVL8"/>
     <w:qFormat/>
     <w:rPr>
@@ -26209,7 +26663,7 @@
       <w:sz w:val="20"/>
     </w:rPr>
   </w:style>
-  <w:style w:type="character" w:customStyle="1" w:styleId="WWCharLFO34LVL9">
+  <w:style w:type="character" w:styleId="WWCharLFO34LVL9" w:customStyle="1">
     <w:name w:val="WW_CharLFO34LVL9"/>
     <w:qFormat/>
     <w:rPr>
@@ -26217,7 +26671,7 @@
       <w:sz w:val="20"/>
     </w:rPr>
   </w:style>
-  <w:style w:type="character" w:customStyle="1" w:styleId="WWCharLFO35LVL1">
+  <w:style w:type="character" w:styleId="WWCharLFO35LVL1" w:customStyle="1">
     <w:name w:val="WW_CharLFO35LVL1"/>
     <w:qFormat/>
     <w:rPr>
@@ -26225,14 +26679,14 @@
       <w:sz w:val="20"/>
     </w:rPr>
   </w:style>
-  <w:style w:type="character" w:customStyle="1" w:styleId="WWCharLFO35LVL2">
+  <w:style w:type="character" w:styleId="WWCharLFO35LVL2" w:customStyle="1">
     <w:name w:val="WW_CharLFO35LVL2"/>
     <w:qFormat/>
     <w:rPr>
       <w:sz w:val="20"/>
     </w:rPr>
   </w:style>
-  <w:style w:type="character" w:customStyle="1" w:styleId="WWCharLFO35LVL3">
+  <w:style w:type="character" w:styleId="WWCharLFO35LVL3" w:customStyle="1">
     <w:name w:val="WW_CharLFO35LVL3"/>
     <w:qFormat/>
     <w:rPr>
@@ -26240,7 +26694,7 @@
       <w:sz w:val="20"/>
     </w:rPr>
   </w:style>
-  <w:style w:type="character" w:customStyle="1" w:styleId="WWCharLFO35LVL4">
+  <w:style w:type="character" w:styleId="WWCharLFO35LVL4" w:customStyle="1">
     <w:name w:val="WW_CharLFO35LVL4"/>
     <w:qFormat/>
     <w:rPr>
@@ -26248,7 +26702,7 @@
       <w:sz w:val="20"/>
     </w:rPr>
   </w:style>
-  <w:style w:type="character" w:customStyle="1" w:styleId="WWCharLFO35LVL5">
+  <w:style w:type="character" w:styleId="WWCharLFO35LVL5" w:customStyle="1">
     <w:name w:val="WW_CharLFO35LVL5"/>
     <w:qFormat/>
     <w:rPr>
@@ -26256,7 +26710,7 @@
       <w:sz w:val="20"/>
     </w:rPr>
   </w:style>
-  <w:style w:type="character" w:customStyle="1" w:styleId="WWCharLFO35LVL6">
+  <w:style w:type="character" w:styleId="WWCharLFO35LVL6" w:customStyle="1">
     <w:name w:val="WW_CharLFO35LVL6"/>
     <w:qFormat/>
     <w:rPr>
@@ -26264,7 +26718,7 @@
       <w:sz w:val="20"/>
     </w:rPr>
   </w:style>
-  <w:style w:type="character" w:customStyle="1" w:styleId="WWCharLFO35LVL7">
+  <w:style w:type="character" w:styleId="WWCharLFO35LVL7" w:customStyle="1">
     <w:name w:val="WW_CharLFO35LVL7"/>
     <w:qFormat/>
     <w:rPr>
@@ -26272,7 +26726,7 @@
       <w:sz w:val="20"/>
     </w:rPr>
   </w:style>
-  <w:style w:type="character" w:customStyle="1" w:styleId="WWCharLFO35LVL8">
+  <w:style w:type="character" w:styleId="WWCharLFO35LVL8" w:customStyle="1">
     <w:name w:val="WW_CharLFO35LVL8"/>
     <w:qFormat/>
     <w:rPr>
@@ -26280,7 +26734,7 @@
       <w:sz w:val="20"/>
     </w:rPr>
   </w:style>
-  <w:style w:type="character" w:customStyle="1" w:styleId="WWCharLFO35LVL9">
+  <w:style w:type="character" w:styleId="WWCharLFO35LVL9" w:customStyle="1">
     <w:name w:val="WW_CharLFO35LVL9"/>
     <w:qFormat/>
     <w:rPr>
@@ -26288,7 +26742,7 @@
       <w:sz w:val="20"/>
     </w:rPr>
   </w:style>
-  <w:style w:type="character" w:customStyle="1" w:styleId="WWCharLFO70LVL1">
+  <w:style w:type="character" w:styleId="WWCharLFO70LVL1" w:customStyle="1">
     <w:name w:val="WW_CharLFO70LVL1"/>
     <w:qFormat/>
     <w:rPr>
@@ -26296,7 +26750,7 @@
       <w:sz w:val="20"/>
     </w:rPr>
   </w:style>
-  <w:style w:type="character" w:customStyle="1" w:styleId="WWCharLFO70LVL2">
+  <w:style w:type="character" w:styleId="WWCharLFO70LVL2" w:customStyle="1">
     <w:name w:val="WW_CharLFO70LVL2"/>
     <w:qFormat/>
     <w:rPr>
@@ -26304,7 +26758,7 @@
       <w:sz w:val="20"/>
     </w:rPr>
   </w:style>
-  <w:style w:type="character" w:customStyle="1" w:styleId="WWCharLFO70LVL3">
+  <w:style w:type="character" w:styleId="WWCharLFO70LVL3" w:customStyle="1">
     <w:name w:val="WW_CharLFO70LVL3"/>
     <w:qFormat/>
     <w:rPr>
@@ -26312,7 +26766,7 @@
       <w:sz w:val="20"/>
     </w:rPr>
   </w:style>
-  <w:style w:type="character" w:customStyle="1" w:styleId="WWCharLFO70LVL4">
+  <w:style w:type="character" w:styleId="WWCharLFO70LVL4" w:customStyle="1">
     <w:name w:val="WW_CharLFO70LVL4"/>
     <w:qFormat/>
     <w:rPr>
@@ -26320,7 +26774,7 @@
       <w:sz w:val="20"/>
     </w:rPr>
   </w:style>
-  <w:style w:type="character" w:customStyle="1" w:styleId="WWCharLFO70LVL5">
+  <w:style w:type="character" w:styleId="WWCharLFO70LVL5" w:customStyle="1">
     <w:name w:val="WW_CharLFO70LVL5"/>
     <w:qFormat/>
     <w:rPr>
@@ -26328,7 +26782,7 @@
       <w:sz w:val="20"/>
     </w:rPr>
   </w:style>
-  <w:style w:type="character" w:customStyle="1" w:styleId="WWCharLFO70LVL6">
+  <w:style w:type="character" w:styleId="WWCharLFO70LVL6" w:customStyle="1">
     <w:name w:val="WW_CharLFO70LVL6"/>
     <w:qFormat/>
     <w:rPr>
@@ -26336,7 +26790,7 @@
       <w:sz w:val="20"/>
     </w:rPr>
   </w:style>
-  <w:style w:type="character" w:customStyle="1" w:styleId="WWCharLFO70LVL7">
+  <w:style w:type="character" w:styleId="WWCharLFO70LVL7" w:customStyle="1">
     <w:name w:val="WW_CharLFO70LVL7"/>
     <w:qFormat/>
     <w:rPr>
@@ -26344,7 +26798,7 @@
       <w:sz w:val="20"/>
     </w:rPr>
   </w:style>
-  <w:style w:type="character" w:customStyle="1" w:styleId="WWCharLFO70LVL8">
+  <w:style w:type="character" w:styleId="WWCharLFO70LVL8" w:customStyle="1">
     <w:name w:val="WW_CharLFO70LVL8"/>
     <w:qFormat/>
     <w:rPr>
@@ -26352,7 +26806,7 @@
       <w:sz w:val="20"/>
     </w:rPr>
   </w:style>
-  <w:style w:type="character" w:customStyle="1" w:styleId="WWCharLFO70LVL9">
+  <w:style w:type="character" w:styleId="WWCharLFO70LVL9" w:customStyle="1">
     <w:name w:val="WW_CharLFO70LVL9"/>
     <w:qFormat/>
     <w:rPr>
@@ -26360,7 +26814,7 @@
       <w:sz w:val="20"/>
     </w:rPr>
   </w:style>
-  <w:style w:type="character" w:customStyle="1" w:styleId="WWCharLFO71LVL1">
+  <w:style w:type="character" w:styleId="WWCharLFO71LVL1" w:customStyle="1">
     <w:name w:val="WW_CharLFO71LVL1"/>
     <w:qFormat/>
     <w:rPr>
@@ -26368,7 +26822,7 @@
       <w:sz w:val="20"/>
     </w:rPr>
   </w:style>
-  <w:style w:type="character" w:customStyle="1" w:styleId="WWCharLFO71LVL2">
+  <w:style w:type="character" w:styleId="WWCharLFO71LVL2" w:customStyle="1">
     <w:name w:val="WW_CharLFO71LVL2"/>
     <w:qFormat/>
     <w:rPr>
@@ -26376,7 +26830,7 @@
       <w:sz w:val="20"/>
     </w:rPr>
   </w:style>
-  <w:style w:type="character" w:customStyle="1" w:styleId="WWCharLFO71LVL3">
+  <w:style w:type="character" w:styleId="WWCharLFO71LVL3" w:customStyle="1">
     <w:name w:val="WW_CharLFO71LVL3"/>
     <w:qFormat/>
     <w:rPr>
@@ -26384,7 +26838,7 @@
       <w:sz w:val="20"/>
     </w:rPr>
   </w:style>
-  <w:style w:type="character" w:customStyle="1" w:styleId="WWCharLFO71LVL4">
+  <w:style w:type="character" w:styleId="WWCharLFO71LVL4" w:customStyle="1">
     <w:name w:val="WW_CharLFO71LVL4"/>
     <w:qFormat/>
     <w:rPr>
@@ -26392,7 +26846,7 @@
       <w:sz w:val="20"/>
     </w:rPr>
   </w:style>
-  <w:style w:type="character" w:customStyle="1" w:styleId="WWCharLFO71LVL5">
+  <w:style w:type="character" w:styleId="WWCharLFO71LVL5" w:customStyle="1">
     <w:name w:val="WW_CharLFO71LVL5"/>
     <w:qFormat/>
     <w:rPr>
@@ -26400,7 +26854,7 @@
       <w:sz w:val="20"/>
     </w:rPr>
   </w:style>
-  <w:style w:type="character" w:customStyle="1" w:styleId="WWCharLFO71LVL6">
+  <w:style w:type="character" w:styleId="WWCharLFO71LVL6" w:customStyle="1">
     <w:name w:val="WW_CharLFO71LVL6"/>
     <w:qFormat/>
     <w:rPr>
@@ -26408,7 +26862,7 @@
       <w:sz w:val="20"/>
     </w:rPr>
   </w:style>
-  <w:style w:type="character" w:customStyle="1" w:styleId="WWCharLFO71LVL7">
+  <w:style w:type="character" w:styleId="WWCharLFO71LVL7" w:customStyle="1">
     <w:name w:val="WW_CharLFO71LVL7"/>
     <w:qFormat/>
     <w:rPr>
@@ -26416,7 +26870,7 @@
       <w:sz w:val="20"/>
     </w:rPr>
   </w:style>
-  <w:style w:type="character" w:customStyle="1" w:styleId="WWCharLFO71LVL8">
+  <w:style w:type="character" w:styleId="WWCharLFO71LVL8" w:customStyle="1">
     <w:name w:val="WW_CharLFO71LVL8"/>
     <w:qFormat/>
     <w:rPr>
@@ -26424,7 +26878,7 @@
       <w:sz w:val="20"/>
     </w:rPr>
   </w:style>
-  <w:style w:type="character" w:customStyle="1" w:styleId="WWCharLFO71LVL9">
+  <w:style w:type="character" w:styleId="WWCharLFO71LVL9" w:customStyle="1">
     <w:name w:val="WW_CharLFO71LVL9"/>
     <w:qFormat/>
     <w:rPr>
@@ -26439,7 +26893,7 @@
       <w:u w:val="single"/>
     </w:rPr>
   </w:style>
-  <w:style w:type="paragraph" w:customStyle="1" w:styleId="Heading">
+  <w:style w:type="paragraph" w:styleId="Heading" w:customStyle="1">
     <w:name w:val="Heading"/>
     <w:basedOn w:val="Standard"/>
     <w:next w:val="Textbody"/>
@@ -26449,7 +26903,7 @@
       <w:spacing w:before="240" w:after="120"/>
     </w:pPr>
     <w:rPr>
-      <w:rFonts w:ascii="Liberation Sans" w:eastAsia="Noto Sans CJK SC" w:hAnsi="Liberation Sans" w:cs="Liberation Sans"/>
+      <w:rFonts w:ascii="Liberation Sans" w:hAnsi="Liberation Sans" w:eastAsia="Noto Sans CJK SC" w:cs="Liberation Sans"/>
       <w:sz w:val="28"/>
       <w:szCs w:val="28"/>
     </w:rPr>
@@ -26479,7 +26933,7 @@
       <w:iCs/>
     </w:rPr>
   </w:style>
-  <w:style w:type="paragraph" w:customStyle="1" w:styleId="Index">
+  <w:style w:type="paragraph" w:styleId="Index" w:customStyle="1">
     <w:name w:val="Index"/>
     <w:basedOn w:val="Standard"/>
     <w:qFormat/>
@@ -26487,14 +26941,14 @@
       <w:suppressLineNumbers/>
     </w:pPr>
   </w:style>
-  <w:style w:type="paragraph" w:customStyle="1" w:styleId="Standard">
+  <w:style w:type="paragraph" w:styleId="Standard" w:customStyle="1">
     <w:name w:val="Standard"/>
     <w:qFormat/>
     <w:pPr>
       <w:suppressAutoHyphens/>
     </w:pPr>
   </w:style>
-  <w:style w:type="paragraph" w:customStyle="1" w:styleId="Textbody">
+  <w:style w:type="paragraph" w:styleId="Textbody" w:customStyle="1">
     <w:name w:val="Text body"/>
     <w:basedOn w:val="Standard"/>
     <w:qFormat/>
@@ -26513,16 +26967,16 @@
       <w:contextualSpacing/>
     </w:pPr>
     <w:rPr>
-      <w:rFonts w:ascii="Aptos" w:eastAsia="Aptos" w:hAnsi="Aptos"/>
+      <w:rFonts w:ascii="Aptos" w:hAnsi="Aptos" w:eastAsia="Aptos"/>
       <w:lang w:val="pl-PL" w:eastAsia="en-US" w:bidi="ar-SA"/>
     </w:rPr>
   </w:style>
-  <w:style w:type="paragraph" w:customStyle="1" w:styleId="PreformattedText">
+  <w:style w:type="paragraph" w:styleId="PreformattedText" w:customStyle="1">
     <w:name w:val="Preformatted Text"/>
     <w:basedOn w:val="Normalny"/>
     <w:qFormat/>
     <w:rPr>
-      <w:rFonts w:ascii="Liberation Mono" w:eastAsia="Noto Sans Mono CJK SC" w:hAnsi="Liberation Mono" w:cs="Liberation Mono"/>
+      <w:rFonts w:ascii="Liberation Mono" w:hAnsi="Liberation Mono" w:eastAsia="Noto Sans Mono CJK SC" w:cs="Liberation Mono"/>
       <w:sz w:val="20"/>
       <w:szCs w:val="20"/>
     </w:rPr>
@@ -26543,7 +26997,7 @@
 </file>
 
 <file path=word/theme/theme1.xml><?xml version="1.0" encoding="utf-8"?>
-<a:theme xmlns:a="http://schemas.openxmlformats.org/drawingml/2006/main" name="Motyw pakietu Office">
+<a:theme xmlns:a="http://schemas.openxmlformats.org/drawingml/2006/main" xmlns:thm15="http://schemas.microsoft.com/office/thememl/2012/main" name="Motyw pakietu Office">
   <a:themeElements>
     <a:clrScheme name="Pakiet Office">
       <a:dk1>
